--- a/preschool-teaching/output/05 3.3b Nota Pembelajaran (Kertas Penerangan)/CU C01-C05/3.3b-10 Nota Pembelajaran C03-W01 Prepare learning environment (P851).docx
+++ b/preschool-teaching/output/05 3.3b Nota Pembelajaran (Kertas Penerangan)/CU C01-C05/3.3b-10 Nota Pembelajaran C03-W01 Prepare learning environment (P851).docx
@@ -524,8 +524,27 @@
             <w:vAlign w:val="center"/>
           </w:tcPr>
           <w:p>
+            <w:r/>
             <w:r>
+              <w:rPr>
+                <w:b/>
+              </w:rPr>
               <w:t>P851-002-4:2025-C03-W01 / Prepare learning environment</w:t>
+            </w:r>
+          </w:p>
+          <w:p>
+            <w:r>
+              <w:t>P851-002-4:2025-C03-W02 / Handle pupil's attendance</w:t>
+            </w:r>
+          </w:p>
+          <w:p>
+            <w:r>
+              <w:t>P851-002-4:2025-C03-W03 / Record classroom inventory</w:t>
+            </w:r>
+          </w:p>
+          <w:p>
+            <w:r>
+              <w:t>P851-002-4:2025-C03-W04 / Control pupil's behaviour</w:t>
             </w:r>
           </w:p>
         </w:tc>
@@ -1027,12 +1046,40 @@
           <w:b/>
           <w:sz w:val="26"/>
         </w:rPr>
-        <w:t>4. Rumusan</w:t>
+        <w:t>4. Fleksibiliti dan Penyesuaian Jadual</w:t>
       </w:r>
     </w:p>
     <w:p>
       <w:r>
-        <w:t>Kandungan NPC menentukan struktur dan pengagihan masa jadual waktu harian, yang menjadi asas kepada perancangan susun atur dan aktiviti bilik darjah sepanjang hari.</w:t>
+        <w:t>Jadual waktu bukan dokumen statik — guru perlu menyesuaikannya mengikut cuaca (contoh: aktiviti luar ditukar kepada aktiviti dalam bilik semasa hujan lebat), tema mingguan yang memerlukan lebih masa hands-on, atau keperluan khas murid berkeperluan tambahan. Sebarang perubahan jadual perlu dimaklumkan kepada rakan sekerja dan direkodkan supaya susunan aktiviti kekal konsisten dari hari ke hari, membolehkan murid membina rutin yang boleh diramal (*predictable routine*) yang penting untuk rasa selamat kanak-kanak prasekolah.</w:t>
+      </w:r>
+    </w:p>
+    <w:p>
+      <w:r>
+        <w:rPr>
+          <w:b/>
+          <w:sz w:val="26"/>
+        </w:rPr>
+        <w:t>5. Kaitan Jadual dengan Peralihan Aktiviti (Transitions)</w:t>
+      </w:r>
+    </w:p>
+    <w:p>
+      <w:r>
+        <w:t>Peralihan antara satu slot jadual ke slot seterusnya (contoh: daripada sesi pembelajaran teras kepada waktu rehat) perlu dirancang dengan isyarat jelas seperti lagu peralihan atau loceng kecil, supaya murid bersedia secara mental dan mengurangkan gangguan tingkah laku akibat perubahan aktiviti yang mengejut.</w:t>
+      </w:r>
+    </w:p>
+    <w:p>
+      <w:r>
+        <w:rPr>
+          <w:b/>
+          <w:sz w:val="26"/>
+        </w:rPr>
+        <w:t>6. Rumusan</w:t>
+      </w:r>
+    </w:p>
+    <w:p>
+      <w:r>
+        <w:t>Kandungan NPC menentukan struktur dan pengagihan masa jadual waktu harian, yang menjadi asas kepada perancangan susun atur dan aktiviti bilik darjah sepanjang hari; fleksibiliti dan pengurusan peralihan yang baik memastikan jadual ini kekal relevan dan lancar dilaksanakan.</w:t>
       </w:r>
     </w:p>
     <w:p>
@@ -1246,12 +1293,40 @@
           <w:b/>
           <w:sz w:val="26"/>
         </w:rPr>
-        <w:t>4. Rumusan</w:t>
+        <w:t>4. Latihan Kebakaran dan Kesediaan Kecemasan</w:t>
       </w:r>
     </w:p>
     <w:p>
       <w:r>
-        <w:t>Susun atur yang teratur dengan laluan kecemasan yang jelas memastikan pergerakan lancar dan keselamatan murid pada setiap masa, termasuk semasa situasi kecemasan.</w:t>
+        <w:t>Selain melabel laluan kecemasan, tadika mesti menjalankan latihan kebakaran (*fire drill*) sekurang-kurangnya sekali setiap semester supaya murid dan guru biasa dengan prosedur pengungsian sebenar. Guru bertanggungjawab mengira semula bilangan murid (*headcount*) di titik pertemuan (*assembly point*) selepas setiap pengungsian untuk memastikan tiada murid tertinggal.</w:t>
+      </w:r>
+    </w:p>
+    <w:p>
+      <w:r>
+        <w:rPr>
+          <w:b/>
+          <w:sz w:val="26"/>
+        </w:rPr>
+        <w:t>5. Pertimbangan Ergonomik dan Keselamatan Perabot</w:t>
+      </w:r>
+    </w:p>
+    <w:p>
+      <w:r>
+        <w:t>Susun atur turut mengambil kira ketinggian dan saiz perabot yang bersesuaian dengan umur murid, sudut perabot yang dibundarkan atau dilindungi pelindung sudut, serta berat perabot yang stabil dan tidak mudah tumbang apabila dipanjat murid — aspek ini disemak semasa pemeriksaan HSE berkala.</w:t>
+      </w:r>
+    </w:p>
+    <w:p>
+      <w:r>
+        <w:rPr>
+          <w:b/>
+          <w:sz w:val="26"/>
+        </w:rPr>
+        <w:t>6. Rumusan</w:t>
+      </w:r>
+    </w:p>
+    <w:p>
+      <w:r>
+        <w:t>Susun atur yang teratur dengan laluan kecemasan yang jelas, digabungkan dengan latihan kebakaran berkala dan perabot yang selamat dari segi ergonomik, memastikan pergerakan lancar dan keselamatan murid pada setiap masa, termasuk semasa situasi kecemasan.</w:t>
       </w:r>
     </w:p>
     <w:p>
@@ -1371,12 +1446,26 @@
           <w:b/>
           <w:sz w:val="26"/>
         </w:rPr>
-        <w:t>5. Rumusan</w:t>
+        <w:t>5. Penglibatan Murid dalam Penyediaan Persekitaran</w:t>
       </w:r>
     </w:p>
     <w:p>
       <w:r>
-        <w:t>Penyediaan persekitaran yang menggabungkan paparan interaktif, sumber tersusun, kawasan bersih dan selamat, serta kesesuaian dengan pendekatan pembelajaran membentuk bilik darjah yang benar-benar kondusif.</w:t>
+        <w:t>Murid boleh dilibatkan secara langsung dalam menyediakan sebahagian persekitaran, contohnya menampal hasil kerja seni mereka sendiri atau menyusun buku di rak bacaan — ini membina rasa kepunyaan (*sense of ownership*) terhadap bilik darjah dan secara tidak langsung mengajar tanggungjawab menjaga kemas kawasan.</w:t>
+      </w:r>
+    </w:p>
+    <w:p>
+      <w:r>
+        <w:rPr>
+          <w:b/>
+          <w:sz w:val="26"/>
+        </w:rPr>
+        <w:t>6. Rumusan</w:t>
+      </w:r>
+    </w:p>
+    <w:p>
+      <w:r>
+        <w:t>Penyediaan persekitaran yang menggabungkan paparan interaktif, sumber tersusun, kawasan bersih dan selamat, kesesuaian dengan pendekatan pembelajaran, serta penglibatan murid sendiri membentuk bilik darjah yang benar-benar kondusif dan menyeronokkan.</w:t>
       </w:r>
     </w:p>
     <w:p>
@@ -1488,12 +1577,40 @@
           <w:b/>
           <w:sz w:val="26"/>
         </w:rPr>
-        <w:t>5. Rumusan</w:t>
+        <w:t>5. Memilih Strategi Mengikut Konteks Tadika</w:t>
       </w:r>
     </w:p>
     <w:p>
       <w:r>
-        <w:t>Setiap strategi pembelajaran membawa keperluan reka bentuk persekitaran yang berbeza; guru perlu memilih dan menyesuaikan susun atur bilik darjah mengikut strategi yang digunakan pada sesuatu tempoh.</w:t>
+        <w:t>Pemilihan strategi bergantung kepada faktor seperti bilangan murid dalam kelas, saiz fizikal bilik darjah, dan tahap pengalaman guru — tadika dengan bilik darjah kecil mungkin lebih sesuai menggunakan *thematic approach* yang tidak memerlukan banyak sudut tetap, manakala tadika dengan ruang luas boleh mengamalkan *learning centre* sepenuhnya.</w:t>
+      </w:r>
+    </w:p>
+    <w:p>
+      <w:r>
+        <w:rPr>
+          <w:b/>
+          <w:sz w:val="26"/>
+        </w:rPr>
+        <w:t>6. Menggabungkan Lebih Daripada Satu Strategi</w:t>
+      </w:r>
+    </w:p>
+    <w:p>
+      <w:r>
+        <w:t>Dalam amalan sebenar, guru sering menggabungkan lebih daripada satu strategi dalam tempoh yang sama — contohnya bilik darjah kekal mengamalkan susun atur *learning centre* sepanjang tahun sebagai struktur asas, sambil mengendalikan satu *project approach* jangka pendek (dua hingga tiga minggu) di dalam salah satu sudut tersebut, dengan pendokumentasian proses dipamerkan di papan buletin berdekatan.</w:t>
+      </w:r>
+    </w:p>
+    <w:p>
+      <w:r>
+        <w:rPr>
+          <w:b/>
+          <w:sz w:val="26"/>
+        </w:rPr>
+        <w:t>7. Rumusan</w:t>
+      </w:r>
+    </w:p>
+    <w:p>
+      <w:r>
+        <w:t>Setiap strategi pembelajaran — *thematic*, *project approach*, *learning centre* dan *documentation* — membawa keperluan reka bentuk persekitaran yang berbeza; guru perlu memilih dan menyesuaikan susun atur bilik darjah mengikut strategi yang digunakan pada sesuatu tempoh serta konteks tadika sendiri.</w:t>
       </w:r>
     </w:p>
     <w:p>
@@ -1707,12 +1824,26 @@
           <w:b/>
           <w:sz w:val="26"/>
         </w:rPr>
-        <w:t>4. Rumusan</w:t>
+        <w:t>4. Kekerapan Penilaian dan Tindakan Susulan</w:t>
       </w:r>
     </w:p>
     <w:p>
       <w:r>
-        <w:t>Gabungan senarai semak objektif, pemerhatian berterusan, dan maklum balas rakan sekerja membolehkan penilaian menyeluruh dan penambahbaikan berterusan terhadap persekitaran pembelajaran.</w:t>
+        <w:t>Penilaian persekitaran menggunakan ketiga-tiga alat ini sebaik-baiknya dijalankan secara berkala — checklist fizikal boleh disemak mingguan, manakala pemerhatian tingkah laku murid dijalankan berterusan sepanjang sesi. Setiap dapatan penilaian direkodkan dalam borang ringkas dan tindakan penambahbaikan (contoh: menukar kedudukan sudut yang sering sesak) dilaksanakan dalam tempoh munasabah, bukan sekadar dicatat tanpa susulan.</w:t>
+      </w:r>
+    </w:p>
+    <w:p>
+      <w:r>
+        <w:rPr>
+          <w:b/>
+          <w:sz w:val="26"/>
+        </w:rPr>
+        <w:t>5. Rumusan</w:t>
+      </w:r>
+    </w:p>
+    <w:p>
+      <w:r>
+        <w:t>Gabungan senarai semak objektif, pemerhatian berterusan, dan maklum balas rakan sekerja — disertai kekerapan penilaian yang konsisten dan tindakan susulan yang jelas — membolehkan penilaian menyeluruh dan penambahbaikan berterusan terhadap persekitaran pembelajaran.</w:t>
       </w:r>
     </w:p>
     <w:p>
@@ -1810,12 +1941,40 @@
           <w:b/>
           <w:sz w:val="26"/>
         </w:rPr>
-        <w:t>4. Rumusan</w:t>
+        <w:t>4. Dokumentasi Pematuhan HSE</w:t>
       </w:r>
     </w:p>
     <w:p>
       <w:r>
-        <w:t>Pematuhan piawaian dan polisi HSE bukan sahaja keperluan perundangan tetapi asas kepada tanggungjawab profesional guru dalam memastikan bilik darjah sentiasa selamat untuk murid.</w:t>
+        <w:t>Setiap pemeriksaan HSE, sama ada harian atau berkala, perlu direkodkan dalam borang atau log HSE tadika, termasuk tarikh pemeriksaan, penemuan, dan tindakan pembaikan yang diambil. Rekod ini menjadi bukti pematuhan semasa audit dalaman tadika atau semakan oleh pihak berkuasa seperti Jabatan Bomba dan Penyelamat atau Kementerian Pendidikan Malaysia.</w:t>
+      </w:r>
+    </w:p>
+    <w:p>
+      <w:r>
+        <w:rPr>
+          <w:b/>
+          <w:sz w:val="26"/>
+        </w:rPr>
+        <w:t>5. Latihan HSE untuk Guru</w:t>
+      </w:r>
+    </w:p>
+    <w:p>
+      <w:r>
+        <w:t>Guru baharu perlu menerima taklimat HSE semasa induksi, merangkumi lokasi peralatan kecemasan, prosedur pelaporan bahaya, dan cara menggunakan kotak pertolongan cemas dengan betul. Latihan penyegaran (*refresher training*) tahunan turut disyorkan supaya semua guru sentiasa peka dengan sebarang perubahan polisi atau susun atur premis.</w:t>
+      </w:r>
+    </w:p>
+    <w:p>
+      <w:r>
+        <w:rPr>
+          <w:b/>
+          <w:sz w:val="26"/>
+        </w:rPr>
+        <w:t>6. Rumusan</w:t>
+      </w:r>
+    </w:p>
+    <w:p>
+      <w:r>
+        <w:t>Pematuhan piawaian dan polisi HSE — disokong dengan dokumentasi pemeriksaan yang kemas kini — bukan sahaja keperluan perundangan tetapi asas kepada tanggungjawab profesional guru dalam memastikan bilik darjah sentiasa selamat untuk murid.</w:t>
       </w:r>
     </w:p>
     <w:p>

--- a/preschool-teaching/output/05 3.3b Nota Pembelajaran (Kertas Penerangan)/CU C01-C05/3.3b-10 Nota Pembelajaran C03-W01 Prepare learning environment (P851).docx
+++ b/preschool-teaching/output/05 3.3b Nota Pembelajaran (Kertas Penerangan)/CU C01-C05/3.3b-10 Nota Pembelajaran C03-W01 Prepare learning environment (P851).docx
@@ -742,6 +742,7 @@
         <w:t>Nota Pembelajaran ini bertujuan untuk membimbing Bakat memahami dan menguasai proses menyediakan persekitaran pembelajaran prasekolah yang selamat, kondusif dan merangsang perkembangan holistik kanak-kanak, merangkumi kandungan *National Preschool Curriculum* (NPC), susun atur bilik darjah, kaedah menyediakan persekitaran pembelajaran, strategi pembelajaran, alat penilaian keberkesanan persekitaran, serta piawaian *Health, Safety and Environment* (HSE). Kefahaman ini penting kerana persekitaran fizikal bilik darjah adalah "guru ketiga" (*the third teacher*) dalam falsafah pendidikan awal kanak-kanak — ia secara langsung mempengaruhi tumpuan, keselamatan dan penglibatan pembelajaran murid. Selepas melalui nota ini, Bakat akan berupaya untuk:</w:t>
       </w:r>
     </w:p>
+    <w:p/>
     <w:p>
       <w:pPr>
         <w:pStyle w:val="ListParagraph"/>
@@ -750,6 +751,7 @@
         <w:t>• Mengenal pasti kandungan jadual waktu NPC dan kaitannya dengan penyediaan persekitaran.</w:t>
       </w:r>
     </w:p>
+    <w:p/>
     <w:p>
       <w:pPr>
         <w:pStyle w:val="ListParagraph"/>
@@ -758,6 +760,7 @@
         <w:t>• Merancang susun atur bilik darjah yang selamat dan sesuai dengan pendekatan pembelajaran yang dipilih.</w:t>
       </w:r>
     </w:p>
+    <w:p/>
     <w:p>
       <w:pPr>
         <w:pStyle w:val="ListParagraph"/>
@@ -766,6 +769,7 @@
         <w:t>• Menyediakan sudut/ruang pembelajaran (*learning corners*) mengikut strategi pembelajaran yang bersesuaian.</w:t>
       </w:r>
     </w:p>
+    <w:p/>
     <w:p>
       <w:pPr>
         <w:pStyle w:val="ListParagraph"/>
@@ -774,6 +778,7 @@
         <w:t>• Menilai keberkesanan persekitaran pembelajaran menggunakan alat penilaian yang sah.</w:t>
       </w:r>
     </w:p>
+    <w:p/>
     <w:p>
       <w:pPr>
         <w:pStyle w:val="ListParagraph"/>
@@ -782,6 +787,78 @@
         <w:t>• Mematuhi piawaian dan polisi HSE dalam penyediaan bilik darjah.</w:t>
       </w:r>
     </w:p>
+    <w:p>
+      <w:r>
+        <w:t>Setiap bab turut disertai definisi dan latar belakang teori/perundangan berkaitan, prosedur langkah demi langkah, kajian kes tadika, senarai kesilapan lazim dan cara mengelak, senarai semak sedia cetak, serta aktiviti pengukuhan yang mengaitkan kandungan secara langsung dengan Kemahiran Berkaitan CU ini.</w:t>
+      </w:r>
+    </w:p>
+    <w:p>
+      <w:pPr>
+        <w:keepNext/>
+      </w:pPr>
+      <w:r>
+        <w:rPr>
+          <w:b/>
+          <w:sz w:val="24"/>
+        </w:rPr>
+        <w:t>Kandungan nota ini:</w:t>
+      </w:r>
+    </w:p>
+    <w:p/>
+    <w:p>
+      <w:pPr>
+        <w:pStyle w:val="ListParagraph"/>
+      </w:pPr>
+      <w:r>
+        <w:t>• Bab 1: National Preschool Curriculum content (timetable scheduling)</w:t>
+      </w:r>
+    </w:p>
+    <w:p/>
+    <w:p>
+      <w:pPr>
+        <w:pStyle w:val="ListParagraph"/>
+      </w:pPr>
+      <w:r>
+        <w:t>• Bab 2: Classroom environment layout (Classroom layout; Emergency exit)</w:t>
+      </w:r>
+    </w:p>
+    <w:p/>
+    <w:p>
+      <w:pPr>
+        <w:pStyle w:val="ListParagraph"/>
+      </w:pPr>
+      <w:r>
+        <w:t>• Bab 3: Prepare learning environment (Set up interactive display; Resources organisation; Clean, safe and secure area; Type of learning approaches)</w:t>
+      </w:r>
+    </w:p>
+    <w:p/>
+    <w:p>
+      <w:pPr>
+        <w:pStyle w:val="ListParagraph"/>
+      </w:pPr>
+      <w:r>
+        <w:t>• Bab 4: Learning strategies (Thematic; Project approach; Learning centre; Documentation)</w:t>
+      </w:r>
+    </w:p>
+    <w:p/>
+    <w:p>
+      <w:pPr>
+        <w:pStyle w:val="ListParagraph"/>
+      </w:pPr>
+      <w:r>
+        <w:t>• Bab 5: Evaluation tools (Checklist — lighting, air ventilation and temperature; Observation; Feedback from colleagues)</w:t>
+      </w:r>
+    </w:p>
+    <w:p/>
+    <w:p>
+      <w:pPr>
+        <w:pStyle w:val="ListParagraph"/>
+      </w:pPr>
+      <w:r>
+        <w:t>• Bab 6: Health, Safety and Environment (HSE) standard and policy</w:t>
+      </w:r>
+    </w:p>
+    <w:p/>
     <w:p/>
     <w:p>
       <w:r>
@@ -792,57 +869,94 @@
       </w:r>
     </w:p>
     <w:p>
+      <w:pPr>
+        <w:pageBreakBefore/>
+        <w:shd w:val="clear" w:color="auto" w:fill="D9D9D9"/>
+      </w:pPr>
       <w:r>
         <w:rPr>
+          <w:rFonts w:ascii="Arial" w:hAnsi="Arial"/>
           <w:b/>
-          <w:sz w:val="36"/>
+          <w:sz w:val="28"/>
         </w:rPr>
         <w:t>Bab 1: National Preschool Curriculum content (timetable scheduling)</w:t>
       </w:r>
     </w:p>
+    <w:tbl>
+      <w:tblPr>
+        <w:tblStyle w:val="TableGrid"/>
+        <w:tblW w:type="auto" w:w="0"/>
+        <w:tblLook w:firstColumn="1" w:firstRow="1" w:lastColumn="0" w:lastRow="0" w:noHBand="0" w:noVBand="1" w:val="04A0"/>
+      </w:tblPr>
+      <w:tblGrid>
+        <w:gridCol w:w="9313"/>
+      </w:tblGrid>
+      <w:tr>
+        <w:tc>
+          <w:tcPr>
+            <w:tcW w:type="dxa" w:w="9313"/>
+            <w:shd w:val="clear" w:color="auto" w:fill="F2F2F2"/>
+          </w:tcPr>
+          <w:p>
+            <w:r>
+              <w:rPr>
+                <w:rFonts w:ascii="Arial" w:hAnsi="Arial"/>
+                <w:b/>
+                <w:sz w:val="24"/>
+              </w:rPr>
+              <w:t>Objektif Pembelajaran</w:t>
+            </w:r>
+          </w:p>
+          <w:p>
+            <w:r>
+              <w:rPr>
+                <w:rFonts w:ascii="Arial" w:hAnsi="Arial"/>
+                <w:sz w:val="22"/>
+              </w:rPr>
+              <w:t>Selepas mempelajari topik ini, pelatih dapat:</w:t>
+            </w:r>
+          </w:p>
+          <w:p/>
+          <w:p>
+            <w:r>
+              <w:rPr>
+                <w:rFonts w:ascii="Arial" w:hAnsi="Arial"/>
+                <w:sz w:val="22"/>
+              </w:rPr>
+              <w:t>• Menjelaskan kandungan *Kurikulum Standard Prasekolah Kebangsaan* (KSPK) yang berkaitan dengan penjadualan waktu.</w:t>
+            </w:r>
+          </w:p>
+          <w:p/>
+          <w:p>
+            <w:r>
+              <w:rPr>
+                <w:rFonts w:ascii="Arial" w:hAnsi="Arial"/>
+                <w:sz w:val="22"/>
+              </w:rPr>
+              <w:t>• Mengenal pasti komponen jadual waktu harian prasekolah.</w:t>
+            </w:r>
+          </w:p>
+          <w:p/>
+          <w:p>
+            <w:r>
+              <w:rPr>
+                <w:rFonts w:ascii="Arial" w:hAnsi="Arial"/>
+                <w:sz w:val="22"/>
+              </w:rPr>
+              <w:t>• Menentukan jadual waktu terkini mengikut rancangan pengajaran.</w:t>
+            </w:r>
+          </w:p>
+        </w:tc>
+      </w:tr>
+    </w:tbl>
     <w:p>
+      <w:pPr>
+        <w:keepNext/>
+      </w:pPr>
       <w:r>
         <w:rPr>
           <w:b/>
-          <w:sz w:val="26"/>
-        </w:rPr>
-        <w:t>Objektif Pembelajaran</w:t>
-      </w:r>
-    </w:p>
-    <w:p>
-      <w:r>
-        <w:t>Selepas mempelajari topik ini, pelatih dapat:</w:t>
-      </w:r>
-    </w:p>
-    <w:p>
-      <w:pPr>
-        <w:pStyle w:val="ListParagraph"/>
-      </w:pPr>
-      <w:r>
-        <w:t>• Menjelaskan kandungan *Kurikulum Standard Prasekolah Kebangsaan* (KSPK) yang berkaitan dengan penjadualan waktu.</w:t>
-      </w:r>
-    </w:p>
-    <w:p>
-      <w:pPr>
-        <w:pStyle w:val="ListParagraph"/>
-      </w:pPr>
-      <w:r>
-        <w:t>• Mengenal pasti komponen jadual waktu harian prasekolah.</w:t>
-      </w:r>
-    </w:p>
-    <w:p>
-      <w:pPr>
-        <w:pStyle w:val="ListParagraph"/>
-      </w:pPr>
-      <w:r>
-        <w:t>• Menentukan jadual waktu terkini mengikut rancangan pengajaran.</w:t>
-      </w:r>
-    </w:p>
-    <w:p>
-      <w:r>
-        <w:rPr>
-          <w:b/>
-          <w:sz w:val="26"/>
+          <w:sz w:val="24"/>
         </w:rPr>
         <w:t>1. Kandungan KSPK dan Jadual Waktu</w:t>
       </w:r>
@@ -853,10 +967,13 @@
       </w:r>
     </w:p>
     <w:p>
+      <w:pPr>
+        <w:keepNext/>
+      </w:pPr>
       <w:r>
         <w:rPr>
           <w:b/>
-          <w:sz w:val="26"/>
+          <w:sz w:val="24"/>
         </w:rPr>
         <w:t>2. Struktur Jadual Waktu Harian Tadika</w:t>
       </w:r>
@@ -872,12 +989,21 @@
         <w:gridCol w:w="4656"/>
       </w:tblGrid>
       <w:tr>
+        <w:trPr>
+          <w:tblHeader w:val="true"/>
+        </w:trPr>
         <w:tc>
           <w:tcPr>
             <w:tcW w:type="dxa" w:w="4656"/>
+            <w:shd w:val="clear" w:color="auto" w:fill="D9D9D9"/>
           </w:tcPr>
           <w:p>
             <w:r>
+              <w:rPr>
+                <w:rFonts w:ascii="Arial" w:hAnsi="Arial"/>
+                <w:b/>
+                <w:sz w:val="20"/>
+              </w:rPr>
               <w:t>Slot Masa</w:t>
             </w:r>
           </w:p>
@@ -885,9 +1011,15 @@
         <w:tc>
           <w:tcPr>
             <w:tcW w:type="dxa" w:w="4656"/>
+            <w:shd w:val="clear" w:color="auto" w:fill="D9D9D9"/>
           </w:tcPr>
           <w:p>
             <w:r>
+              <w:rPr>
+                <w:rFonts w:ascii="Arial" w:hAnsi="Arial"/>
+                <w:b/>
+                <w:sz w:val="20"/>
+              </w:rPr>
               <w:t>Aktiviti Biasa</w:t>
             </w:r>
           </w:p>
@@ -900,6 +1032,10 @@
           </w:tcPr>
           <w:p>
             <w:r>
+              <w:rPr>
+                <w:rFonts w:ascii="Arial" w:hAnsi="Arial"/>
+                <w:sz w:val="20"/>
+              </w:rPr>
               <w:t>7.30–8.00 pagi</w:t>
             </w:r>
           </w:p>
@@ -910,6 +1046,10 @@
           </w:tcPr>
           <w:p>
             <w:r>
+              <w:rPr>
+                <w:rFonts w:ascii="Arial" w:hAnsi="Arial"/>
+                <w:sz w:val="20"/>
+              </w:rPr>
               <w:t>Ketibaan &amp; pemeriksaan kesihatan</w:t>
             </w:r>
           </w:p>
@@ -922,6 +1062,10 @@
           </w:tcPr>
           <w:p>
             <w:r>
+              <w:rPr>
+                <w:rFonts w:ascii="Arial" w:hAnsi="Arial"/>
+                <w:sz w:val="20"/>
+              </w:rPr>
               <w:t>8.00–8.30 pagi</w:t>
             </w:r>
           </w:p>
@@ -932,6 +1076,10 @@
           </w:tcPr>
           <w:p>
             <w:r>
+              <w:rPr>
+                <w:rFonts w:ascii="Arial" w:hAnsi="Arial"/>
+                <w:sz w:val="20"/>
+              </w:rPr>
               <w:t>Perhimpunan &amp; rutin pagi</w:t>
             </w:r>
           </w:p>
@@ -944,6 +1092,10 @@
           </w:tcPr>
           <w:p>
             <w:r>
+              <w:rPr>
+                <w:rFonts w:ascii="Arial" w:hAnsi="Arial"/>
+                <w:sz w:val="20"/>
+              </w:rPr>
               <w:t>8.30–10.00 pagi</w:t>
             </w:r>
           </w:p>
@@ -954,6 +1106,10 @@
           </w:tcPr>
           <w:p>
             <w:r>
+              <w:rPr>
+                <w:rFonts w:ascii="Arial" w:hAnsi="Arial"/>
+                <w:sz w:val="20"/>
+              </w:rPr>
               <w:t>Sesi pembelajaran teras (Bahasa/Matematik)</w:t>
             </w:r>
           </w:p>
@@ -966,6 +1122,10 @@
           </w:tcPr>
           <w:p>
             <w:r>
+              <w:rPr>
+                <w:rFonts w:ascii="Arial" w:hAnsi="Arial"/>
+                <w:sz w:val="20"/>
+              </w:rPr>
               <w:t>10.00–10.30 pagi</w:t>
             </w:r>
           </w:p>
@@ -976,6 +1136,10 @@
           </w:tcPr>
           <w:p>
             <w:r>
+              <w:rPr>
+                <w:rFonts w:ascii="Arial" w:hAnsi="Arial"/>
+                <w:sz w:val="20"/>
+              </w:rPr>
               <w:t>Rehat</w:t>
             </w:r>
           </w:p>
@@ -988,6 +1152,10 @@
           </w:tcPr>
           <w:p>
             <w:r>
+              <w:rPr>
+                <w:rFonts w:ascii="Arial" w:hAnsi="Arial"/>
+                <w:sz w:val="20"/>
+              </w:rPr>
               <w:t>10.30–12.00 tengah hari</w:t>
             </w:r>
           </w:p>
@@ -998,6 +1166,10 @@
           </w:tcPr>
           <w:p>
             <w:r>
+              <w:rPr>
+                <w:rFonts w:ascii="Arial" w:hAnsi="Arial"/>
+                <w:sz w:val="20"/>
+              </w:rPr>
               <w:t>Sudut pembelajaran / aktiviti kreatif</w:t>
             </w:r>
           </w:p>
@@ -1010,6 +1182,10 @@
           </w:tcPr>
           <w:p>
             <w:r>
+              <w:rPr>
+                <w:rFonts w:ascii="Arial" w:hAnsi="Arial"/>
+                <w:sz w:val="20"/>
+              </w:rPr>
               <w:t>12.00–1.00 petang</w:t>
             </w:r>
           </w:p>
@@ -1020,6 +1196,10 @@
           </w:tcPr>
           <w:p>
             <w:r>
+              <w:rPr>
+                <w:rFonts w:ascii="Arial" w:hAnsi="Arial"/>
+                <w:sz w:val="20"/>
+              </w:rPr>
               <w:t>Makan tengah hari &amp; bersedia pulang</w:t>
             </w:r>
           </w:p>
@@ -1027,10 +1207,13 @@
       </w:tr>
     </w:tbl>
     <w:p>
+      <w:pPr>
+        <w:keepNext/>
+      </w:pPr>
       <w:r>
         <w:rPr>
           <w:b/>
-          <w:sz w:val="26"/>
+          <w:sz w:val="24"/>
         </w:rPr>
         <w:t>3. Papar Jadual Waktu</w:t>
       </w:r>
@@ -1041,10 +1224,13 @@
       </w:r>
     </w:p>
     <w:p>
+      <w:pPr>
+        <w:keepNext/>
+      </w:pPr>
       <w:r>
         <w:rPr>
           <w:b/>
-          <w:sz w:val="26"/>
+          <w:sz w:val="24"/>
         </w:rPr>
         <w:t>4. Fleksibiliti dan Penyesuaian Jadual</w:t>
       </w:r>
@@ -1055,10 +1241,13 @@
       </w:r>
     </w:p>
     <w:p>
+      <w:pPr>
+        <w:keepNext/>
+      </w:pPr>
       <w:r>
         <w:rPr>
           <w:b/>
-          <w:sz w:val="26"/>
+          <w:sz w:val="24"/>
         </w:rPr>
         <w:t>5. Kaitan Jadual dengan Peralihan Aktiviti (Transitions)</w:t>
       </w:r>
@@ -1069,71 +1258,723 @@
       </w:r>
     </w:p>
     <w:p>
+      <w:pPr>
+        <w:keepNext/>
+      </w:pPr>
       <w:r>
         <w:rPr>
           <w:b/>
-          <w:sz w:val="26"/>
+          <w:sz w:val="24"/>
         </w:rPr>
-        <w:t>6. Rumusan</w:t>
+        <w:t>6. Definisi dan Konsep Asas: Pendekatan Berpusatkan Pembelajaran</w:t>
       </w:r>
     </w:p>
     <w:p>
       <w:r>
-        <w:t>Kandungan NPC menentukan struktur dan pengagihan masa jadual waktu harian, yang menjadi asas kepada perancangan susun atur dan aktiviti bilik darjah sepanjang hari; fleksibiliti dan pengurusan peralihan yang baik memastikan jadual ini kekal relevan dan lancar dilaksanakan.</w:t>
+        <w:t>Sebagai rumusan komponen teras WA1 mengikut skema jawapan penilaian pengetahuan CU ini, dua daripada empat komponen yang wajib disediakan Bakat semasa menyediakan persekitaran pembelajaran ialah: jadual waktu (*timetable*) yang dikemas kini dan dipamerkan, serta Susun atur bilik darjah dengan laluan kecemasan yang jelas — kedua-dua komponen ini dihuraikan lanjut dalam Bab 1 dan Bab 2 nota ini. Konsep jadual waktu prasekolah tidak boleh dipisahkan daripada falsafah *Kurikulum Standard Prasekolah Kebangsaan (KSPK) 2017 Semakan* yang menganjurkan pendekatan berpusatkan murid dan pembelajaran melalui bermain (*play-based learning*) sebagai teras penyampaian kurikulum. Berbeza daripada pendekatan tradisional yang menumpukan kepada arahan guru semata-mata, KSPK 2017 Semakan menegaskan bahawa jadual waktu perlu memberi ruang yang mencukupi untuk murid meneroka, membuat pilihan dan belajar mengikut minat sendiri dalam persekitaran yang dirancang guru. Ini bermakna jadual waktu bukan sekadar senarai masa aktiviti, tetapi cerminan falsafah pedagogi tadika tersebut — sejauh mana ia menyeimbangkan aktiviti berstruktur (*teacher-directed*) dengan aktiviti pilihan murid sendiri (*child-initiated*). Guru Tahap 4 perlu memahami bahawa reka bentuk jadual yang baik turut mengambil kira tempoh tumpuan (*attention span*) kanak-kanak prasekolah yang secara purata hanya antara 10 hingga 15 minit bagi aktiviti berstruktur, justeru slot masa perlu pendek dan pelbagai berbanding sesi panjang yang membosankan.</w:t>
+      </w:r>
+    </w:p>
+    <w:p>
+      <w:pPr>
+        <w:keepNext/>
+      </w:pPr>
+      <w:r>
+        <w:rPr>
+          <w:b/>
+          <w:sz w:val="24"/>
+        </w:rPr>
+        <w:t>7. Prosedur Langkah Demi Langkah: Menyediakan Jadual Waktu Harian</w:t>
       </w:r>
     </w:p>
     <w:p>
       <w:r>
+        <w:t>Penyediaan jadual waktu baharu pada awal sesi persekolahan mengikut turutan berikut: (i) kenal pasti bilangan jam operasi tadika dan waktu rasmi ketibaan/penjemputan murid; (ii) peruntukkan slot masa bagi setiap tunjang KSPK memastikan agihan yang seimbang sepanjang minggu, bukan sekadar sepanjang sehari; (iii) selitkan slot rehat, makan dan solat/aktiviti keagamaan mengikut keperluan komuniti tadika; (iv) semak jadual bersama rakan sekelas pengajar (jika lebih daripada satu kelas) untuk mengelakkan pertindihan penggunaan ruang kongsi seperti dewan atau taman permainan; (v) dapatkan pengesahan daripada pengetua/prinsipal sebelum jadual dicetak dan dipamerkan secara rasmi; dan (vi) edarkan salinan jadual kepada ibu bapa melalui buku rekod atau papan notis supaya mereka turut memahami susunan harian anak mereka.</w:t>
+      </w:r>
+    </w:p>
+    <w:p>
+      <w:pPr>
+        <w:keepNext/>
+      </w:pPr>
+      <w:r>
         <w:rPr>
           <w:b/>
-          <w:sz w:val="36"/>
+          <w:sz w:val="24"/>
+        </w:rPr>
+        <w:t>8. Jadual: Agihan Masa Mengikut Enam Tunjang KSPK (Contoh Mingguan)</w:t>
+      </w:r>
+    </w:p>
+    <w:tbl>
+      <w:tblPr>
+        <w:tblStyle w:val="TableGrid"/>
+        <w:tblW w:type="auto" w:w="0"/>
+        <w:tblLook w:firstColumn="1" w:firstRow="1" w:lastColumn="0" w:lastRow="0" w:noHBand="0" w:noVBand="1" w:val="04A0"/>
+      </w:tblPr>
+      <w:tblGrid>
+        <w:gridCol w:w="3104"/>
+        <w:gridCol w:w="3104"/>
+        <w:gridCol w:w="3104"/>
+      </w:tblGrid>
+      <w:tr>
+        <w:trPr>
+          <w:tblHeader w:val="true"/>
+        </w:trPr>
+        <w:tc>
+          <w:tcPr>
+            <w:tcW w:type="dxa" w:w="3104"/>
+            <w:shd w:val="clear" w:color="auto" w:fill="D9D9D9"/>
+          </w:tcPr>
+          <w:p>
+            <w:r>
+              <w:rPr>
+                <w:rFonts w:ascii="Arial" w:hAnsi="Arial"/>
+                <w:b/>
+                <w:sz w:val="20"/>
+              </w:rPr>
+              <w:t>Tunjang KSPK</w:t>
+            </w:r>
+          </w:p>
+        </w:tc>
+        <w:tc>
+          <w:tcPr>
+            <w:tcW w:type="dxa" w:w="3104"/>
+            <w:shd w:val="clear" w:color="auto" w:fill="D9D9D9"/>
+          </w:tcPr>
+          <w:p>
+            <w:r>
+              <w:rPr>
+                <w:rFonts w:ascii="Arial" w:hAnsi="Arial"/>
+                <w:b/>
+                <w:sz w:val="20"/>
+              </w:rPr>
+              <w:t>Peruntukan Masa Mingguan (Anggaran)</w:t>
+            </w:r>
+          </w:p>
+        </w:tc>
+        <w:tc>
+          <w:tcPr>
+            <w:tcW w:type="dxa" w:w="3104"/>
+            <w:shd w:val="clear" w:color="auto" w:fill="D9D9D9"/>
+          </w:tcPr>
+          <w:p>
+            <w:r>
+              <w:rPr>
+                <w:rFonts w:ascii="Arial" w:hAnsi="Arial"/>
+                <w:b/>
+                <w:sz w:val="20"/>
+              </w:rPr>
+              <w:t>Contoh Aktiviti</w:t>
+            </w:r>
+          </w:p>
+        </w:tc>
+      </w:tr>
+      <w:tr>
+        <w:tc>
+          <w:tcPr>
+            <w:tcW w:type="dxa" w:w="3104"/>
+          </w:tcPr>
+          <w:p>
+            <w:r>
+              <w:rPr>
+                <w:rFonts w:ascii="Arial" w:hAnsi="Arial"/>
+                <w:sz w:val="20"/>
+              </w:rPr>
+              <w:t>Komunikasi</w:t>
+            </w:r>
+          </w:p>
+        </w:tc>
+        <w:tc>
+          <w:tcPr>
+            <w:tcW w:type="dxa" w:w="3104"/>
+          </w:tcPr>
+          <w:p>
+            <w:r>
+              <w:rPr>
+                <w:rFonts w:ascii="Arial" w:hAnsi="Arial"/>
+                <w:sz w:val="20"/>
+              </w:rPr>
+              <w:t>5 jam</w:t>
+            </w:r>
+          </w:p>
+        </w:tc>
+        <w:tc>
+          <w:tcPr>
+            <w:tcW w:type="dxa" w:w="3104"/>
+          </w:tcPr>
+          <w:p>
+            <w:r>
+              <w:rPr>
+                <w:rFonts w:ascii="Arial" w:hAnsi="Arial"/>
+                <w:sz w:val="20"/>
+              </w:rPr>
+              <w:t>Bercerita, lisan Bahasa Melayu/Inggeris</w:t>
+            </w:r>
+          </w:p>
+        </w:tc>
+      </w:tr>
+      <w:tr>
+        <w:tc>
+          <w:tcPr>
+            <w:tcW w:type="dxa" w:w="3104"/>
+          </w:tcPr>
+          <w:p>
+            <w:r>
+              <w:rPr>
+                <w:rFonts w:ascii="Arial" w:hAnsi="Arial"/>
+                <w:sz w:val="20"/>
+              </w:rPr>
+              <w:t>Kerohanian, Sikap dan Nilai</w:t>
+            </w:r>
+          </w:p>
+        </w:tc>
+        <w:tc>
+          <w:tcPr>
+            <w:tcW w:type="dxa" w:w="3104"/>
+          </w:tcPr>
+          <w:p>
+            <w:r>
+              <w:rPr>
+                <w:rFonts w:ascii="Arial" w:hAnsi="Arial"/>
+                <w:sz w:val="20"/>
+              </w:rPr>
+              <w:t>3 jam</w:t>
+            </w:r>
+          </w:p>
+        </w:tc>
+        <w:tc>
+          <w:tcPr>
+            <w:tcW w:type="dxa" w:w="3104"/>
+          </w:tcPr>
+          <w:p>
+            <w:r>
+              <w:rPr>
+                <w:rFonts w:ascii="Arial" w:hAnsi="Arial"/>
+                <w:sz w:val="20"/>
+              </w:rPr>
+              <w:t>Doa, nilai murni, adab</w:t>
+            </w:r>
+          </w:p>
+        </w:tc>
+      </w:tr>
+      <w:tr>
+        <w:tc>
+          <w:tcPr>
+            <w:tcW w:type="dxa" w:w="3104"/>
+          </w:tcPr>
+          <w:p>
+            <w:r>
+              <w:rPr>
+                <w:rFonts w:ascii="Arial" w:hAnsi="Arial"/>
+                <w:sz w:val="20"/>
+              </w:rPr>
+              <w:t>Kemanusiaan</w:t>
+            </w:r>
+          </w:p>
+        </w:tc>
+        <w:tc>
+          <w:tcPr>
+            <w:tcW w:type="dxa" w:w="3104"/>
+          </w:tcPr>
+          <w:p>
+            <w:r>
+              <w:rPr>
+                <w:rFonts w:ascii="Arial" w:hAnsi="Arial"/>
+                <w:sz w:val="20"/>
+              </w:rPr>
+              <w:t>2 jam</w:t>
+            </w:r>
+          </w:p>
+        </w:tc>
+        <w:tc>
+          <w:tcPr>
+            <w:tcW w:type="dxa" w:w="3104"/>
+          </w:tcPr>
+          <w:p>
+            <w:r>
+              <w:rPr>
+                <w:rFonts w:ascii="Arial" w:hAnsi="Arial"/>
+                <w:sz w:val="20"/>
+              </w:rPr>
+              <w:t>Pengenalan alam sekitar, budaya</w:t>
+            </w:r>
+          </w:p>
+        </w:tc>
+      </w:tr>
+      <w:tr>
+        <w:tc>
+          <w:tcPr>
+            <w:tcW w:type="dxa" w:w="3104"/>
+          </w:tcPr>
+          <w:p>
+            <w:r>
+              <w:rPr>
+                <w:rFonts w:ascii="Arial" w:hAnsi="Arial"/>
+                <w:sz w:val="20"/>
+              </w:rPr>
+              <w:t>Keterampilan Diri</w:t>
+            </w:r>
+          </w:p>
+        </w:tc>
+        <w:tc>
+          <w:tcPr>
+            <w:tcW w:type="dxa" w:w="3104"/>
+          </w:tcPr>
+          <w:p>
+            <w:r>
+              <w:rPr>
+                <w:rFonts w:ascii="Arial" w:hAnsi="Arial"/>
+                <w:sz w:val="20"/>
+              </w:rPr>
+              <w:t>3 jam</w:t>
+            </w:r>
+          </w:p>
+        </w:tc>
+        <w:tc>
+          <w:tcPr>
+            <w:tcW w:type="dxa" w:w="3104"/>
+          </w:tcPr>
+          <w:p>
+            <w:r>
+              <w:rPr>
+                <w:rFonts w:ascii="Arial" w:hAnsi="Arial"/>
+                <w:sz w:val="20"/>
+              </w:rPr>
+              <w:t>Kemahiran hidup, *self-help skills*</w:t>
+            </w:r>
+          </w:p>
+        </w:tc>
+      </w:tr>
+      <w:tr>
+        <w:tc>
+          <w:tcPr>
+            <w:tcW w:type="dxa" w:w="3104"/>
+          </w:tcPr>
+          <w:p>
+            <w:r>
+              <w:rPr>
+                <w:rFonts w:ascii="Arial" w:hAnsi="Arial"/>
+                <w:sz w:val="20"/>
+              </w:rPr>
+              <w:t>Sains dan Teknologi</w:t>
+            </w:r>
+          </w:p>
+        </w:tc>
+        <w:tc>
+          <w:tcPr>
+            <w:tcW w:type="dxa" w:w="3104"/>
+          </w:tcPr>
+          <w:p>
+            <w:r>
+              <w:rPr>
+                <w:rFonts w:ascii="Arial" w:hAnsi="Arial"/>
+                <w:sz w:val="20"/>
+              </w:rPr>
+              <w:t>4 jam</w:t>
+            </w:r>
+          </w:p>
+        </w:tc>
+        <w:tc>
+          <w:tcPr>
+            <w:tcW w:type="dxa" w:w="3104"/>
+          </w:tcPr>
+          <w:p>
+            <w:r>
+              <w:rPr>
+                <w:rFonts w:ascii="Arial" w:hAnsi="Arial"/>
+                <w:sz w:val="20"/>
+              </w:rPr>
+              <w:t>Eksperimen mudah, ICT asas</w:t>
+            </w:r>
+          </w:p>
+        </w:tc>
+      </w:tr>
+      <w:tr>
+        <w:tc>
+          <w:tcPr>
+            <w:tcW w:type="dxa" w:w="3104"/>
+          </w:tcPr>
+          <w:p>
+            <w:r>
+              <w:rPr>
+                <w:rFonts w:ascii="Arial" w:hAnsi="Arial"/>
+                <w:sz w:val="20"/>
+              </w:rPr>
+              <w:t>Perkembangan Fizikal dan Estetika</w:t>
+            </w:r>
+          </w:p>
+        </w:tc>
+        <w:tc>
+          <w:tcPr>
+            <w:tcW w:type="dxa" w:w="3104"/>
+          </w:tcPr>
+          <w:p>
+            <w:r>
+              <w:rPr>
+                <w:rFonts w:ascii="Arial" w:hAnsi="Arial"/>
+                <w:sz w:val="20"/>
+              </w:rPr>
+              <w:t>5 jam</w:t>
+            </w:r>
+          </w:p>
+        </w:tc>
+        <w:tc>
+          <w:tcPr>
+            <w:tcW w:type="dxa" w:w="3104"/>
+          </w:tcPr>
+          <w:p>
+            <w:r>
+              <w:rPr>
+                <w:rFonts w:ascii="Arial" w:hAnsi="Arial"/>
+                <w:sz w:val="20"/>
+              </w:rPr>
+              <w:t>Seni, muzik, aktiviti fizikal</w:t>
+            </w:r>
+          </w:p>
+        </w:tc>
+      </w:tr>
+    </w:tbl>
+    <w:tbl>
+      <w:tblPr>
+        <w:tblStyle w:val="TableGrid"/>
+        <w:tblW w:type="auto" w:w="0"/>
+        <w:tblLook w:firstColumn="1" w:firstRow="1" w:lastColumn="0" w:lastRow="0" w:noHBand="0" w:noVBand="1" w:val="04A0"/>
+      </w:tblPr>
+      <w:tblGrid>
+        <w:gridCol w:w="9313"/>
+      </w:tblGrid>
+      <w:tr>
+        <w:tc>
+          <w:tcPr>
+            <w:tcW w:type="dxa" w:w="9313"/>
+            <w:shd w:val="clear" w:color="auto" w:fill="F2F2F2"/>
+          </w:tcPr>
+          <w:p>
+            <w:r>
+              <w:rPr>
+                <w:rFonts w:ascii="Arial" w:hAnsi="Arial"/>
+                <w:b/>
+                <w:sz w:val="24"/>
+              </w:rPr>
+              <w:t>9. Kajian Kes Tadika: Jadual Waktu Tidak Dikemas Kini</w:t>
+            </w:r>
+          </w:p>
+          <w:p>
+            <w:r>
+              <w:rPr>
+                <w:rFonts w:ascii="Arial" w:hAnsi="Arial"/>
+                <w:sz w:val="22"/>
+              </w:rPr>
+              <w:t>Sebuah tadika swasta di kawasan pinggir bandar menerima teguran semasa pemeriksaan kualiti dalaman kerana jadual waktu yang dipamerkan di papan buletin bilik darjah masih menunjukkan susunan sesi lama walaupun guru telah menukar strategi pengajaran kepada pendekatan *project approach* sejak dua bulan sebelumnya. Penyelia mendapati murid dan ibu bapa keliru kerana jadual sebenar yang dijalankan tidak sepadan dengan jadual yang dipamerkan, menyebabkan sesetengah ibu bapa menghantar anak lewat kerana menyangka sesi pagi bermula lebih lewat. Selepas insiden ini, tadika tersebut memperkenalkan amalan menyemak dan mengemas kini jadual waktu setiap kali berlaku perubahan strategi pengajaran, serta menandatangani log kemas kini ringkas pada penjuru papan buletin sebagai bukti semakan terkini.</w:t>
+            </w:r>
+          </w:p>
+        </w:tc>
+      </w:tr>
+    </w:tbl>
+    <w:p>
+      <w:pPr>
+        <w:keepNext/>
+      </w:pPr>
+      <w:r>
+        <w:rPr>
+          <w:b/>
+          <w:sz w:val="24"/>
+        </w:rPr>
+        <w:t>10. Kesilapan Lazim dan Cara Mengelak</w:t>
+      </w:r>
+    </w:p>
+    <w:p>
+      <w:r>
+        <w:t>Kesilapan lazim guru baharu ialah menyediakan jadual yang terlalu padat tanpa ruang peralihan, menyebabkan murid keletihan dan tingkah laku negatif meningkat menjelang tengah hari; cara mengelak ialah menyelitkan sekurang-kurangnya 5 hingga 10 minit peralihan antara setiap slot utama. Kesilapan kedua ialah jadual yang tidak fleksibel langsung terhadap cuaca atau keperluan murid berkeperluan tambahan; cara mengelak ialah menyediakan pelan alternatif dalaman untuk setiap aktiviti luar. Kesilapan ketiga ialah jadual dipamerkan tetapi tidak pernah dikemas kini walaupun strategi pengajaran berubah; cara mengelak ialah menjadikan semakan jadual sebagai agenda tetap dalam mesyuarat mingguan guru.</w:t>
+      </w:r>
+    </w:p>
+    <w:tbl>
+      <w:tblPr>
+        <w:tblStyle w:val="TableGrid"/>
+        <w:tblW w:type="auto" w:w="0"/>
+        <w:tblLook w:firstColumn="1" w:firstRow="1" w:lastColumn="0" w:lastRow="0" w:noHBand="0" w:noVBand="1" w:val="04A0"/>
+      </w:tblPr>
+      <w:tblGrid>
+        <w:gridCol w:w="9313"/>
+      </w:tblGrid>
+      <w:tr>
+        <w:tc>
+          <w:tcPr>
+            <w:tcW w:type="dxa" w:w="9313"/>
+            <w:shd w:val="clear" w:color="auto" w:fill="F2F2F2"/>
+          </w:tcPr>
+          <w:p>
+            <w:r>
+              <w:rPr>
+                <w:rFonts w:ascii="Arial" w:hAnsi="Arial"/>
+                <w:b/>
+                <w:sz w:val="24"/>
+              </w:rPr>
+              <w:t>11. Senarai Semak Jadual Waktu (Sedia untuk Difotokopi)</w:t>
+            </w:r>
+          </w:p>
+          <w:p>
+            <w:r>
+              <w:rPr>
+                <w:rFonts w:ascii="Arial" w:hAnsi="Arial"/>
+                <w:sz w:val="22"/>
+              </w:rPr>
+              <w:t>☐ Jadual waktu mengagihkan masa merentas semua enam tunjang KSPK secara seimbang.</w:t>
+            </w:r>
+          </w:p>
+          <w:p>
+            <w:r>
+              <w:rPr>
+                <w:rFonts w:ascii="Arial" w:hAnsi="Arial"/>
+                <w:sz w:val="22"/>
+              </w:rPr>
+              <w:t>☐ Slot rehat dan makan diperuntukkan mengikut waktu operasi tadika.</w:t>
+            </w:r>
+          </w:p>
+          <w:p>
+            <w:r>
+              <w:rPr>
+                <w:rFonts w:ascii="Arial" w:hAnsi="Arial"/>
+                <w:sz w:val="22"/>
+              </w:rPr>
+              <w:t>☐ Jadual dipamerkan di lokasi jelas dilihat guru, murid dan ibu bapa.</w:t>
+            </w:r>
+          </w:p>
+          <w:p>
+            <w:r>
+              <w:rPr>
+                <w:rFonts w:ascii="Arial" w:hAnsi="Arial"/>
+                <w:sz w:val="22"/>
+              </w:rPr>
+              <w:t>☐ Jadual terkini mengikut strategi pengajaran semasa (bukan versi lapuk).</w:t>
+            </w:r>
+          </w:p>
+          <w:p>
+            <w:r>
+              <w:rPr>
+                <w:rFonts w:ascii="Arial" w:hAnsi="Arial"/>
+                <w:sz w:val="22"/>
+              </w:rPr>
+              <w:t>☐ Isyarat peralihan (lagu/loceng) disediakan antara slot.</w:t>
+            </w:r>
+          </w:p>
+          <w:p>
+            <w:r>
+              <w:rPr>
+                <w:rFonts w:ascii="Arial" w:hAnsi="Arial"/>
+                <w:sz w:val="22"/>
+              </w:rPr>
+              <w:t>☐ Salinan jadual diedarkan/dimaklumkan kepada ibu bapa.</w:t>
+            </w:r>
+          </w:p>
+          <w:p>
+            <w:r>
+              <w:rPr>
+                <w:rFonts w:ascii="Arial" w:hAnsi="Arial"/>
+                <w:sz w:val="22"/>
+              </w:rPr>
+              <w:t>☐ Sebarang perubahan jadual direkodkan dan dimaklumkan kepada rakan sekerja.</w:t>
+            </w:r>
+          </w:p>
+        </w:tc>
+      </w:tr>
+    </w:tbl>
+    <w:tbl>
+      <w:tblPr>
+        <w:tblStyle w:val="TableGrid"/>
+        <w:tblW w:type="auto" w:w="0"/>
+        <w:tblLook w:firstColumn="1" w:firstRow="1" w:lastColumn="0" w:lastRow="0" w:noHBand="0" w:noVBand="1" w:val="04A0"/>
+      </w:tblPr>
+      <w:tblGrid>
+        <w:gridCol w:w="9313"/>
+      </w:tblGrid>
+      <w:tr>
+        <w:tc>
+          <w:tcPr>
+            <w:tcW w:type="dxa" w:w="9313"/>
+            <w:shd w:val="clear" w:color="auto" w:fill="F2F2F2"/>
+          </w:tcPr>
+          <w:p>
+            <w:r>
+              <w:rPr>
+                <w:rFonts w:ascii="Arial" w:hAnsi="Arial"/>
+                <w:b/>
+                <w:sz w:val="24"/>
+              </w:rPr>
+              <w:t>12. Aktiviti Pengukuhan</w:t>
+            </w:r>
+          </w:p>
+          <w:p>
+            <w:r>
+              <w:rPr>
+                <w:rFonts w:ascii="Arial" w:hAnsi="Arial"/>
+                <w:sz w:val="22"/>
+              </w:rPr>
+              <w:t>(i) Bina satu jadual waktu harian penuh (7.30 pagi – 1.00 petang) untuk kelas prasekolah rekaan anda, pastikan agihan mengikut enam tunjang KSPK seimbang — ini melatih Kemahiran Berkaitan 1.1 "Identify current timetable".</w:t>
+            </w:r>
+          </w:p>
+          <w:p>
+            <w:r>
+              <w:rPr>
+                <w:rFonts w:ascii="Arial" w:hAnsi="Arial"/>
+                <w:sz w:val="22"/>
+              </w:rPr>
+              <w:t>(ii) Bincangkan dalam kumpulan kecil bagaimana jadual waktu perlu disesuaikan semasa Ramadan atau cuaca hujan lebat berterusan, dan bentangkan pelan alternatif.</w:t>
+            </w:r>
+          </w:p>
+          <w:p>
+            <w:r>
+              <w:rPr>
+                <w:rFonts w:ascii="Arial" w:hAnsi="Arial"/>
+                <w:sz w:val="22"/>
+              </w:rPr>
+              <w:t>(iii) Semak satu jadual waktu sedia ada (rekaan atau sebenar) menggunakan Senarai Semak di atas dan cadangkan sekurang-kurangnya dua penambahbaikan.</w:t>
+            </w:r>
+          </w:p>
+        </w:tc>
+      </w:tr>
+    </w:tbl>
+    <w:p>
+      <w:pPr>
+        <w:keepNext/>
+      </w:pPr>
+      <w:r>
+        <w:rPr>
+          <w:b/>
+          <w:sz w:val="24"/>
+        </w:rPr>
+        <w:t>13. Perkaitan dengan Kriteria Prestasi (Performance Criteria)</w:t>
+      </w:r>
+    </w:p>
+    <w:p>
+      <w:r>
+        <w:t>Topik ini secara langsung menyokong Kriteria Prestasi 1.1 CU ini: "Up-to date timetable confirmed according to lesson plan." Ini bermakna dalam sesi penilaian sebenar (PA/pentaksiran amali), Bakat dinilai bukan sekadar sama ada jadual wujud, tetapi sama ada jadual tersebut disahkan (*confirmed*) selaras dengan rancangan pengajaran (RPH/RPT) semasa — proses pengesahan ini termasuk menyemak jadual bersama pengetua/prinsipal, membandingkan slot masa dengan RPH mingguan, dan memastikan tiada percanggahan antara apa yang dirancang dengan apa yang dipamerkan. Penilai/pentaksir turut menyemak aspek psikomotor berkaitan iaitu "Timetable is displayed in a clearly visible area" — justeru lokasi pameran jadual (paras mata, tiada halangan pandangan, kekal utuh tanpa koyak) turut menjadi sebahagian kriteria pemarkahan, bukan hanya kandungan jadual itu sendiri. Guru pelatih digalakkan menyimpan salinan setiap versi jadual yang pernah digunakan sepanjang semester sebagai bukti proses pengesahan dan kemas kini yang berterusan, memandangkan ini turut menyokong domain kognitif "National Preschool Curriculum content explained" semasa penilaian bertulis.</w:t>
+      </w:r>
+    </w:p>
+    <w:tbl>
+      <w:tblPr>
+        <w:tblStyle w:val="TableGrid"/>
+        <w:tblW w:type="auto" w:w="0"/>
+        <w:tblLook w:firstColumn="1" w:firstRow="1" w:lastColumn="0" w:lastRow="0" w:noHBand="0" w:noVBand="1" w:val="04A0"/>
+      </w:tblPr>
+      <w:tblGrid>
+        <w:gridCol w:w="9313"/>
+      </w:tblGrid>
+      <w:tr>
+        <w:tc>
+          <w:tcPr>
+            <w:tcW w:type="dxa" w:w="9313"/>
+            <w:shd w:val="clear" w:color="auto" w:fill="F2F2F2"/>
+          </w:tcPr>
+          <w:p>
+            <w:r>
+              <w:rPr>
+                <w:rFonts w:ascii="Arial" w:hAnsi="Arial"/>
+                <w:b/>
+                <w:sz w:val="24"/>
+              </w:rPr>
+              <w:t>14. Rumusan</w:t>
+            </w:r>
+          </w:p>
+          <w:p>
+            <w:r>
+              <w:rPr>
+                <w:rFonts w:ascii="Arial" w:hAnsi="Arial"/>
+                <w:sz w:val="22"/>
+              </w:rPr>
+              <w:t>Kandungan NPC menentukan struktur dan pengagihan masa jadual waktu harian, yang menjadi asas kepada perancangan susun atur dan aktiviti bilik darjah sepanjang hari; fleksibiliti dan pengurusan peralihan yang baik memastikan jadual ini kekal relevan dan lancar dilaksanakan.</w:t>
+            </w:r>
+          </w:p>
+        </w:tc>
+      </w:tr>
+    </w:tbl>
+    <w:p>
+      <w:pPr>
+        <w:pageBreakBefore/>
+        <w:shd w:val="clear" w:color="auto" w:fill="D9D9D9"/>
+      </w:pPr>
+      <w:r>
+        <w:rPr>
+          <w:rFonts w:ascii="Arial" w:hAnsi="Arial"/>
+          <w:b/>
+          <w:sz w:val="28"/>
         </w:rPr>
         <w:t>Bab 2: Classroom environment layout (Classroom layout; Emergency exit)</w:t>
       </w:r>
     </w:p>
+    <w:tbl>
+      <w:tblPr>
+        <w:tblStyle w:val="TableGrid"/>
+        <w:tblW w:type="auto" w:w="0"/>
+        <w:tblLook w:firstColumn="1" w:firstRow="1" w:lastColumn="0" w:lastRow="0" w:noHBand="0" w:noVBand="1" w:val="04A0"/>
+      </w:tblPr>
+      <w:tblGrid>
+        <w:gridCol w:w="9313"/>
+      </w:tblGrid>
+      <w:tr>
+        <w:tc>
+          <w:tcPr>
+            <w:tcW w:type="dxa" w:w="9313"/>
+            <w:shd w:val="clear" w:color="auto" w:fill="F2F2F2"/>
+          </w:tcPr>
+          <w:p>
+            <w:r>
+              <w:rPr>
+                <w:rFonts w:ascii="Arial" w:hAnsi="Arial"/>
+                <w:b/>
+                <w:sz w:val="24"/>
+              </w:rPr>
+              <w:t>Objektif Pembelajaran</w:t>
+            </w:r>
+          </w:p>
+          <w:p>
+            <w:r>
+              <w:rPr>
+                <w:rFonts w:ascii="Arial" w:hAnsi="Arial"/>
+                <w:sz w:val="22"/>
+              </w:rPr>
+              <w:t>Selepas mempelajari topik ini, pelatih dapat:</w:t>
+            </w:r>
+          </w:p>
+          <w:p/>
+          <w:p>
+            <w:r>
+              <w:rPr>
+                <w:rFonts w:ascii="Arial" w:hAnsi="Arial"/>
+                <w:sz w:val="22"/>
+              </w:rPr>
+              <w:t>• Menerangkan prinsip susun atur bilik darjah prasekolah yang selamat dan kondusif.</w:t>
+            </w:r>
+          </w:p>
+          <w:p/>
+          <w:p>
+            <w:r>
+              <w:rPr>
+                <w:rFonts w:ascii="Arial" w:hAnsi="Arial"/>
+                <w:sz w:val="22"/>
+              </w:rPr>
+              <w:t>• Mengenal pasti keperluan laluan kecemasan (*emergency exit*) dalam bilik darjah.</w:t>
+            </w:r>
+          </w:p>
+          <w:p/>
+          <w:p>
+            <w:r>
+              <w:rPr>
+                <w:rFonts w:ascii="Arial" w:hAnsi="Arial"/>
+                <w:sz w:val="22"/>
+              </w:rPr>
+              <w:t>• Merancang susun atur bilik darjah mengikut aktiviti pembelajaran.</w:t>
+            </w:r>
+          </w:p>
+        </w:tc>
+      </w:tr>
+    </w:tbl>
     <w:p>
+      <w:pPr>
+        <w:keepNext/>
+      </w:pPr>
       <w:r>
         <w:rPr>
           <w:b/>
-          <w:sz w:val="26"/>
-        </w:rPr>
-        <w:t>Objektif Pembelajaran</w:t>
-      </w:r>
-    </w:p>
-    <w:p>
-      <w:r>
-        <w:t>Selepas mempelajari topik ini, pelatih dapat:</w:t>
-      </w:r>
-    </w:p>
-    <w:p>
-      <w:pPr>
-        <w:pStyle w:val="ListParagraph"/>
-      </w:pPr>
-      <w:r>
-        <w:t>• Menerangkan prinsip susun atur bilik darjah prasekolah yang selamat dan kondusif.</w:t>
-      </w:r>
-    </w:p>
-    <w:p>
-      <w:pPr>
-        <w:pStyle w:val="ListParagraph"/>
-      </w:pPr>
-      <w:r>
-        <w:t>• Mengenal pasti keperluan laluan kecemasan (*emergency exit*) dalam bilik darjah.</w:t>
-      </w:r>
-    </w:p>
-    <w:p>
-      <w:pPr>
-        <w:pStyle w:val="ListParagraph"/>
-      </w:pPr>
-      <w:r>
-        <w:t>• Merancang susun atur bilik darjah mengikut aktiviti pembelajaran.</w:t>
-      </w:r>
-    </w:p>
-    <w:p>
-      <w:r>
-        <w:rPr>
-          <w:b/>
-          <w:sz w:val="26"/>
+          <w:sz w:val="24"/>
         </w:rPr>
         <w:t>1. Prinsip Susun Atur Bilik Darjah</w:t>
       </w:r>
@@ -1144,10 +1985,13 @@
       </w:r>
     </w:p>
     <w:p>
+      <w:pPr>
+        <w:keepNext/>
+      </w:pPr>
       <w:r>
         <w:rPr>
           <w:b/>
-          <w:sz w:val="26"/>
+          <w:sz w:val="24"/>
         </w:rPr>
         <w:t>2. Laluan Kecemasan</w:t>
       </w:r>
@@ -1158,10 +2002,13 @@
       </w:r>
     </w:p>
     <w:p>
+      <w:pPr>
+        <w:keepNext/>
+      </w:pPr>
       <w:r>
         <w:rPr>
           <w:b/>
-          <w:sz w:val="26"/>
+          <w:sz w:val="24"/>
         </w:rPr>
         <w:t>3. Contoh Susun Atur Tadika</w:t>
       </w:r>
@@ -1177,12 +2024,21 @@
         <w:gridCol w:w="4656"/>
       </w:tblGrid>
       <w:tr>
+        <w:trPr>
+          <w:tblHeader w:val="true"/>
+        </w:trPr>
         <w:tc>
           <w:tcPr>
             <w:tcW w:type="dxa" w:w="4656"/>
+            <w:shd w:val="clear" w:color="auto" w:fill="D9D9D9"/>
           </w:tcPr>
           <w:p>
             <w:r>
+              <w:rPr>
+                <w:rFonts w:ascii="Arial" w:hAnsi="Arial"/>
+                <w:b/>
+                <w:sz w:val="20"/>
+              </w:rPr>
               <w:t>Zon</w:t>
             </w:r>
           </w:p>
@@ -1190,9 +2046,15 @@
         <w:tc>
           <w:tcPr>
             <w:tcW w:type="dxa" w:w="4656"/>
+            <w:shd w:val="clear" w:color="auto" w:fill="D9D9D9"/>
           </w:tcPr>
           <w:p>
             <w:r>
+              <w:rPr>
+                <w:rFonts w:ascii="Arial" w:hAnsi="Arial"/>
+                <w:b/>
+                <w:sz w:val="20"/>
+              </w:rPr>
               <w:t>Kandungan</w:t>
             </w:r>
           </w:p>
@@ -1205,6 +2067,10 @@
           </w:tcPr>
           <w:p>
             <w:r>
+              <w:rPr>
+                <w:rFonts w:ascii="Arial" w:hAnsi="Arial"/>
+                <w:sz w:val="20"/>
+              </w:rPr>
               <w:t>Zon Tenang</w:t>
             </w:r>
           </w:p>
@@ -1215,6 +2081,10 @@
           </w:tcPr>
           <w:p>
             <w:r>
+              <w:rPr>
+                <w:rFonts w:ascii="Arial" w:hAnsi="Arial"/>
+                <w:sz w:val="20"/>
+              </w:rPr>
               <w:t>Sudut bacaan, bantal, rak buku rendah</w:t>
             </w:r>
           </w:p>
@@ -1227,6 +2097,10 @@
           </w:tcPr>
           <w:p>
             <w:r>
+              <w:rPr>
+                <w:rFonts w:ascii="Arial" w:hAnsi="Arial"/>
+                <w:sz w:val="20"/>
+              </w:rPr>
               <w:t>Zon Aktif</w:t>
             </w:r>
           </w:p>
@@ -1237,6 +2111,10 @@
           </w:tcPr>
           <w:p>
             <w:r>
+              <w:rPr>
+                <w:rFonts w:ascii="Arial" w:hAnsi="Arial"/>
+                <w:sz w:val="20"/>
+              </w:rPr>
               <w:t>Blok binaan, ruang permainan fizikal</w:t>
             </w:r>
           </w:p>
@@ -1249,6 +2127,10 @@
           </w:tcPr>
           <w:p>
             <w:r>
+              <w:rPr>
+                <w:rFonts w:ascii="Arial" w:hAnsi="Arial"/>
+                <w:sz w:val="20"/>
+              </w:rPr>
               <w:t>Zon Kreatif</w:t>
             </w:r>
           </w:p>
@@ -1259,6 +2141,10 @@
           </w:tcPr>
           <w:p>
             <w:r>
+              <w:rPr>
+                <w:rFonts w:ascii="Arial" w:hAnsi="Arial"/>
+                <w:sz w:val="20"/>
+              </w:rPr>
               <w:t>Meja seni, bahan lukisan</w:t>
             </w:r>
           </w:p>
@@ -1271,6 +2157,10 @@
           </w:tcPr>
           <w:p>
             <w:r>
+              <w:rPr>
+                <w:rFonts w:ascii="Arial" w:hAnsi="Arial"/>
+                <w:sz w:val="20"/>
+              </w:rPr>
               <w:t>Zon Peribadi</w:t>
             </w:r>
           </w:p>
@@ -1281,6 +2171,10 @@
           </w:tcPr>
           <w:p>
             <w:r>
+              <w:rPr>
+                <w:rFonts w:ascii="Arial" w:hAnsi="Arial"/>
+                <w:sz w:val="20"/>
+              </w:rPr>
               <w:t>Loker/rak beg dan kasut murid</w:t>
             </w:r>
           </w:p>
@@ -1288,10 +2182,13 @@
       </w:tr>
     </w:tbl>
     <w:p>
+      <w:pPr>
+        <w:keepNext/>
+      </w:pPr>
       <w:r>
         <w:rPr>
           <w:b/>
-          <w:sz w:val="26"/>
+          <w:sz w:val="24"/>
         </w:rPr>
         <w:t>4. Latihan Kebakaran dan Kesediaan Kecemasan</w:t>
       </w:r>
@@ -1302,10 +2199,13 @@
       </w:r>
     </w:p>
     <w:p>
+      <w:pPr>
+        <w:keepNext/>
+      </w:pPr>
       <w:r>
         <w:rPr>
           <w:b/>
-          <w:sz w:val="26"/>
+          <w:sz w:val="24"/>
         </w:rPr>
         <w:t>5. Pertimbangan Ergonomik dan Keselamatan Perabot</w:t>
       </w:r>
@@ -1316,79 +2216,426 @@
       </w:r>
     </w:p>
     <w:p>
+      <w:pPr>
+        <w:keepNext/>
+      </w:pPr>
       <w:r>
         <w:rPr>
           <w:b/>
-          <w:sz w:val="26"/>
+          <w:sz w:val="24"/>
         </w:rPr>
-        <w:t>6. Rumusan</w:t>
+        <w:t>6. Definisi dan Konsep Asas: Prinsip Reka Bentuk Ruang Selamat</w:t>
       </w:r>
     </w:p>
     <w:p>
       <w:r>
-        <w:t>Susun atur yang teratur dengan laluan kecemasan yang jelas, digabungkan dengan latihan kebakaran berkala dan perabot yang selamat dari segi ergonomik, memastikan pergerakan lancar dan keselamatan murid pada setiap masa, termasuk semasa situasi kecemasan.</w:t>
+        <w:t>Teori susun atur bilik darjah kanak-kanak awal berakar daripada prinsip *environment as the third teacher*, turut disokong oleh keperluan di bawah *Occupational Safety and Health Act 1994* (Akta 514) yang mewajibkan penyedia tempat kerja/pembelajaran menyediakan persekitaran yang selamat bagi pekerja dan orang lain yang berada di premis, termasuk kanak-kanak. Di samping itu, keperluan laluan kecemasan tertakluk kepada *Fire Services Act 1988* yang memberi kuasa kepada Jabatan Bomba dan Penyelamat Malaysia (JBPM) untuk menetapkan piawaian jalan keluar kecemasan bagi premis awam termasuk pusat jagaan kanak-kanak dan tadika. Memahami asas perundangan ini penting kerana ia menjelaskan bahawa susun atur bukan sekadar pilihan estetik guru, tetapi keperluan yang disemak semasa permohonan dan pembaharuan pendaftaran tadika di bawah KPM/JKM.</w:t>
+      </w:r>
+    </w:p>
+    <w:p>
+      <w:pPr>
+        <w:keepNext/>
+      </w:pPr>
+      <w:r>
+        <w:rPr>
+          <w:b/>
+          <w:sz w:val="24"/>
+        </w:rPr>
+        <w:t>7. Prosedur Langkah Demi Langkah: Merancang Susun Atur Bilik Darjah Baharu</w:t>
       </w:r>
     </w:p>
     <w:p>
       <w:r>
+        <w:t>(i) Ukur dimensi sebenar bilik darjah dan tandakan lokasi pintu, tingkap dan soket elektrik sedia ada; (ii) kenal pasti dan tandakan laluan kecemasan berdasarkan pelan bangunan rasmi tadika; (iii) bahagikan ruang kepada zon mengikut tahap bunyi dan pergerakan (zon tenang berhampiran zon aktif perlu dielakkan); (iv) letakkan perabot tinggi/rak berat jauh daripada laluan utama dan laluan kecemasan; (v) uji pandangan terbuka (*line of sight*) guru dari kedudukan kerja biasa ke setiap sudut bilik darjah; (vi) jalankan simulasi pengungsian ringkas sebelum sesi persekolahan bermula untuk mengesahkan laluan benar-benar boleh dilalui tanpa halangan.</w:t>
+      </w:r>
+    </w:p>
+    <w:tbl>
+      <w:tblPr>
+        <w:tblStyle w:val="TableGrid"/>
+        <w:tblW w:type="auto" w:w="0"/>
+        <w:tblLook w:firstColumn="1" w:firstRow="1" w:lastColumn="0" w:lastRow="0" w:noHBand="0" w:noVBand="1" w:val="04A0"/>
+      </w:tblPr>
+      <w:tblGrid>
+        <w:gridCol w:w="9313"/>
+      </w:tblGrid>
+      <w:tr>
+        <w:tc>
+          <w:tcPr>
+            <w:tcW w:type="dxa" w:w="9313"/>
+            <w:shd w:val="clear" w:color="auto" w:fill="F2F2F2"/>
+          </w:tcPr>
+          <w:p>
+            <w:r>
+              <w:rPr>
+                <w:rFonts w:ascii="Arial" w:hAnsi="Arial"/>
+                <w:b/>
+                <w:sz w:val="24"/>
+              </w:rPr>
+              <w:t>8. Kajian Kes Tadika: Susun Atur Menghalang Laluan Kecemasan</w:t>
+            </w:r>
+          </w:p>
+          <w:p>
+            <w:r>
+              <w:rPr>
+                <w:rFonts w:ascii="Arial" w:hAnsi="Arial"/>
+                <w:sz w:val="22"/>
+              </w:rPr>
+              <w:t>Semasa pemeriksaan mengejut oleh pegawai bomba di sebuah tadika komuniti, didapati sebuah rak buku besar telah dialihkan berhampiran pintu kecemasan bagi menampung bahan bacaan tambahan tanpa kelulusan pengetua. Pegawai bomba mengarahkan rak tersebut dialihkan serta-merta dan memberi amaran bertulis kerana ia melanggar keperluan laluan bebas halangan. Susulan insiden ini, tadika memperkenalkan peraturan dalaman bahawa sebarang perubahan susun atur perabot mesti mendapat kelulusan pengetua terlebih dahulu, dan semua guru diberi taklimat semula mengenai lokasi tepat laluan kecemasan pada setiap permulaan semester.</w:t>
+            </w:r>
+          </w:p>
+        </w:tc>
+      </w:tr>
+    </w:tbl>
+    <w:p>
+      <w:pPr>
+        <w:keepNext/>
+      </w:pPr>
+      <w:r>
         <w:rPr>
           <w:b/>
-          <w:sz w:val="36"/>
+          <w:sz w:val="24"/>
+        </w:rPr>
+        <w:t>9. Kesilapan Lazim dan Cara Mengelak</w:t>
+      </w:r>
+    </w:p>
+    <w:p>
+      <w:r>
+        <w:t>Kesilapan lazim pertama ialah menganggap laluan kecemasan hanya perlu jelas semasa pemeriksaan rasmi sahaja; cara mengelak ialah menjadikan pemeriksaan laluan sebagai sebahagian rutin harian guru sebelum murid tiba. Kesilapan kedua ialah meletakkan perabot besar berdasarkan estetika semata-mata tanpa mempertimbangkan berat dan risiko tumbang apabila dipanjat murid; cara mengelak ialah memilih perabot rendah dan stabil khusus direka untuk kanak-kanak prasekolah. Kesilapan ketiga ialah tiada zon transisi antara zon aktif dan zon tenang, menyebabkan gangguan bunyi; cara mengelak ialah menggunakan rak buku rendah atau permaidani sebagai pemisah visual lembut tanpa menghalang pandangan guru.</w:t>
+      </w:r>
+    </w:p>
+    <w:tbl>
+      <w:tblPr>
+        <w:tblStyle w:val="TableGrid"/>
+        <w:tblW w:type="auto" w:w="0"/>
+        <w:tblLook w:firstColumn="1" w:firstRow="1" w:lastColumn="0" w:lastRow="0" w:noHBand="0" w:noVBand="1" w:val="04A0"/>
+      </w:tblPr>
+      <w:tblGrid>
+        <w:gridCol w:w="9313"/>
+      </w:tblGrid>
+      <w:tr>
+        <w:tc>
+          <w:tcPr>
+            <w:tcW w:type="dxa" w:w="9313"/>
+            <w:shd w:val="clear" w:color="auto" w:fill="F2F2F2"/>
+          </w:tcPr>
+          <w:p>
+            <w:r>
+              <w:rPr>
+                <w:rFonts w:ascii="Arial" w:hAnsi="Arial"/>
+                <w:b/>
+                <w:sz w:val="24"/>
+              </w:rPr>
+              <w:t>10. Senarai Semak Susun Atur dan Laluan Kecemasan (Sedia untuk Difotokopi)</w:t>
+            </w:r>
+          </w:p>
+          <w:p>
+            <w:r>
+              <w:rPr>
+                <w:rFonts w:ascii="Arial" w:hAnsi="Arial"/>
+                <w:sz w:val="22"/>
+              </w:rPr>
+              <w:t>☐ Sekurang-kurangnya satu laluan kecemasan bebas halangan dikenal pasti dan dilabel.</w:t>
+            </w:r>
+          </w:p>
+          <w:p>
+            <w:r>
+              <w:rPr>
+                <w:rFonts w:ascii="Arial" w:hAnsi="Arial"/>
+                <w:sz w:val="22"/>
+              </w:rPr>
+              <w:t>☐ Peta laluan keluar dipamerkan mengikut keperluan JBPM.</w:t>
+            </w:r>
+          </w:p>
+          <w:p>
+            <w:r>
+              <w:rPr>
+                <w:rFonts w:ascii="Arial" w:hAnsi="Arial"/>
+                <w:sz w:val="22"/>
+              </w:rPr>
+              <w:t>☐ Perabot berat/tinggi diletakkan jauh daripada laluan kecemasan dan laluan utama.</w:t>
+            </w:r>
+          </w:p>
+          <w:p>
+            <w:r>
+              <w:rPr>
+                <w:rFonts w:ascii="Arial" w:hAnsi="Arial"/>
+                <w:sz w:val="22"/>
+              </w:rPr>
+              <w:t>☐ Zon aktif dan zon tenang diasingkan secara jelas.</w:t>
+            </w:r>
+          </w:p>
+          <w:p>
+            <w:r>
+              <w:rPr>
+                <w:rFonts w:ascii="Arial" w:hAnsi="Arial"/>
+                <w:sz w:val="22"/>
+              </w:rPr>
+              <w:t>☐ Guru mempunyai pandangan terbuka ke seluruh bilik darjah dari kedudukan kerja biasa.</w:t>
+            </w:r>
+          </w:p>
+          <w:p>
+            <w:r>
+              <w:rPr>
+                <w:rFonts w:ascii="Arial" w:hAnsi="Arial"/>
+                <w:sz w:val="22"/>
+              </w:rPr>
+              <w:t>☐ Latihan kebakaran dijalankan sekurang-kurangnya sekali setiap semester dengan rekod headcount.</w:t>
+            </w:r>
+          </w:p>
+          <w:p>
+            <w:r>
+              <w:rPr>
+                <w:rFonts w:ascii="Arial" w:hAnsi="Arial"/>
+                <w:sz w:val="22"/>
+              </w:rPr>
+              <w:t>☐ Sudut perabot dibundarkan/dilindungi pelindung sudut.</w:t>
+            </w:r>
+          </w:p>
+        </w:tc>
+      </w:tr>
+    </w:tbl>
+    <w:tbl>
+      <w:tblPr>
+        <w:tblStyle w:val="TableGrid"/>
+        <w:tblW w:type="auto" w:w="0"/>
+        <w:tblLook w:firstColumn="1" w:firstRow="1" w:lastColumn="0" w:lastRow="0" w:noHBand="0" w:noVBand="1" w:val="04A0"/>
+      </w:tblPr>
+      <w:tblGrid>
+        <w:gridCol w:w="9313"/>
+      </w:tblGrid>
+      <w:tr>
+        <w:tc>
+          <w:tcPr>
+            <w:tcW w:type="dxa" w:w="9313"/>
+            <w:shd w:val="clear" w:color="auto" w:fill="F2F2F2"/>
+          </w:tcPr>
+          <w:p>
+            <w:r>
+              <w:rPr>
+                <w:rFonts w:ascii="Arial" w:hAnsi="Arial"/>
+                <w:b/>
+                <w:sz w:val="24"/>
+              </w:rPr>
+              <w:t>11. Aktiviti Pengukuhan</w:t>
+            </w:r>
+          </w:p>
+          <w:p>
+            <w:r>
+              <w:rPr>
+                <w:rFonts w:ascii="Arial" w:hAnsi="Arial"/>
+                <w:sz w:val="22"/>
+              </w:rPr>
+              <w:t>(i) Lakarkan pelan susun atur bilik darjah prasekolah rekaan anda lengkap dengan zon, laluan kecemasan dan kedudukan guru, kemudian bandingkan dengan rakan sekelas.</w:t>
+            </w:r>
+          </w:p>
+          <w:p>
+            <w:r>
+              <w:rPr>
+                <w:rFonts w:ascii="Arial" w:hAnsi="Arial"/>
+                <w:sz w:val="22"/>
+              </w:rPr>
+              <w:t>(ii) Jalankan simulasi latihan kebakaran ringkas dalam kumpulan dan catat masa yang diambil untuk pengungsian penuh serta headcount di titik pertemuan.</w:t>
+            </w:r>
+          </w:p>
+          <w:p>
+            <w:r>
+              <w:rPr>
+                <w:rFonts w:ascii="Arial" w:hAnsi="Arial"/>
+                <w:sz w:val="22"/>
+              </w:rPr>
+              <w:t>(iii) Kenal pasti tiga potensi bahaya ergonomik dalam gambar/pelan bilik darjah sebenar dan cadangkan pembetulan — ini melatih Kemahiran Berkaitan 1.2 "Plan learning environment".</w:t>
+            </w:r>
+          </w:p>
+        </w:tc>
+      </w:tr>
+    </w:tbl>
+    <w:p>
+      <w:pPr>
+        <w:keepNext/>
+      </w:pPr>
+      <w:r>
+        <w:rPr>
+          <w:b/>
+          <w:sz w:val="24"/>
+        </w:rPr>
+        <w:t>12. Perkaitan dengan Kriteria Prestasi (Performance Criteria)</w:t>
+      </w:r>
+    </w:p>
+    <w:p>
+      <w:r>
+        <w:t>Susun atur bilik darjah menyokong Kriteria Prestasi 1.4 CU ini secara menyeluruh: "Classroom environment effectiveness aligned according to pupil's movement and conducive which includes well-ventilated, hygiene, furniture age appropriate and free from hazard, learning corners, pupil to space area ratio." Perhatikan bahawa kriteria ini menggabungkan pelbagai elemen serentak — pergerakan murid, pengudaraan, kebersihan, kesesuaian perabot mengikut umur, bebas bahaya, sudut pembelajaran, dan nisbah ruang kepada murid — bermakna susun atur yang baik tidak boleh dinilai daripada satu aspek sahaja (contohnya hanya laluan kecemasan) tetapi mesti dilihat secara holistik. Nisbah ruang kepada murid (*pupil to space area ratio*) khususnya sering diabaikan guru baharu; sebagai panduan am, ruang lantai bebas (tidak termasuk kawasan perabot) perlu mencukupi untuk membolehkan murid bergerak, duduk berpusingan (*circle time*) dan menjalankan aktiviti fizikal ringan tanpa berselisih. Domain afektif pula menilai "Ensure safety of the teaching tools" dan "Ensure safety of the learning area" — justeru guru turut perlu menunjukkan sikap proaktif memeriksa keselamatan peralatan dan kawasan, bukan sekadar reaktif apabila insiden berlaku.</w:t>
+      </w:r>
+    </w:p>
+    <w:p>
+      <w:pPr>
+        <w:keepNext/>
+      </w:pPr>
+      <w:r>
+        <w:rPr>
+          <w:b/>
+          <w:sz w:val="24"/>
+        </w:rPr>
+        <w:t>13. Pertimbangan Tambahan: Susun Atur Semasa Latihan Kecemasan Bukan Kebakaran</w:t>
+      </w:r>
+    </w:p>
+    <w:p>
+      <w:r>
+        <w:t>Selain kebakaran, tadika turut perlu mempertimbangkan prosedur kecemasan lain seperti gempa bumi ringan, ancaman keselamatan luaran, atau kejadian kesihatan awam yang memerlukan murid berkumpul di dalam bilik (*lockdown*) berbanding keluar bangunan. Susun atur bilik darjah yang baik perlu membolehkan kedua-dua jenis tindak balas — laluan keluar yang jelas untuk pengungsian, dan kawasan "berkumpul di dalam" yang jauh daripada tingkap besar serta boleh dilihat oleh guru untuk situasi memerlukan murid kekal di dalam bilik. Sesetengah tadika turut menyediakan poster ringkas bergambar di dinding yang menunjukkan tindakan murid perlu ambil bagi setiap jenis kecemasan, disesuaikan dengan bahasa dan visual mesra kanak-kanak supaya murid dapat memahami tanpa rasa cemas berlebihan. Latihan berkala untuk pelbagai senario ini, bukan hanya kebakaran, membina kesediaan menyeluruh guru dan murid terhadap sebarang situasi kecemasan yang mungkin timbul.</w:t>
+      </w:r>
+    </w:p>
+    <w:p>
+      <w:pPr>
+        <w:keepNext/>
+      </w:pPr>
+      <w:r>
+        <w:rPr>
+          <w:b/>
+          <w:sz w:val="24"/>
+        </w:rPr>
+        <w:t>14. Nota Tambahan: Penyelarasan dengan Pengurusan Fasiliti Tadika</w:t>
+      </w:r>
+    </w:p>
+    <w:p>
+      <w:r>
+        <w:t>Guru kelas tidak bertindak bersendirian dalam menguruskan susun atur dan laluan kecemasan — ia memerlukan penyelarasan berterusan dengan pihak pengurusan fasiliti tadika (pengetua, penyelia bangunan, atau kontraktor penyelenggaraan). Sebarang cadangan perubahan struktur seperti menambah pintu, menukar kedudukan tingkap keselamatan, atau memasang peralatan tetap baharu perlu melalui saluran kelulusan rasmi tadika terlebih dahulu, bukan keputusan guru kelas seorang diri, memandangkan perubahan sedemikian boleh menjejaskan pematuhan pelan bangunan yang telah diluluskan pihak berkuasa tempatan.</w:t>
+      </w:r>
+    </w:p>
+    <w:tbl>
+      <w:tblPr>
+        <w:tblStyle w:val="TableGrid"/>
+        <w:tblW w:type="auto" w:w="0"/>
+        <w:tblLook w:firstColumn="1" w:firstRow="1" w:lastColumn="0" w:lastRow="0" w:noHBand="0" w:noVBand="1" w:val="04A0"/>
+      </w:tblPr>
+      <w:tblGrid>
+        <w:gridCol w:w="9313"/>
+      </w:tblGrid>
+      <w:tr>
+        <w:tc>
+          <w:tcPr>
+            <w:tcW w:type="dxa" w:w="9313"/>
+            <w:shd w:val="clear" w:color="auto" w:fill="F2F2F2"/>
+          </w:tcPr>
+          <w:p>
+            <w:r>
+              <w:rPr>
+                <w:rFonts w:ascii="Arial" w:hAnsi="Arial"/>
+                <w:b/>
+                <w:sz w:val="24"/>
+              </w:rPr>
+              <w:t>15. Rumusan</w:t>
+            </w:r>
+          </w:p>
+          <w:p>
+            <w:r>
+              <w:rPr>
+                <w:rFonts w:ascii="Arial" w:hAnsi="Arial"/>
+                <w:sz w:val="22"/>
+              </w:rPr>
+              <w:t>Susun atur yang teratur dengan laluan kecemasan yang jelas, digabungkan dengan latihan kebakaran berkala dan perabot yang selamat dari segi ergonomik, memastikan pergerakan lancar dan keselamatan murid pada setiap masa, termasuk semasa situasi kecemasan.</w:t>
+            </w:r>
+          </w:p>
+        </w:tc>
+      </w:tr>
+    </w:tbl>
+    <w:p>
+      <w:pPr>
+        <w:pageBreakBefore/>
+        <w:shd w:val="clear" w:color="auto" w:fill="D9D9D9"/>
+      </w:pPr>
+      <w:r>
+        <w:rPr>
+          <w:rFonts w:ascii="Arial" w:hAnsi="Arial"/>
+          <w:b/>
+          <w:sz w:val="28"/>
         </w:rPr>
         <w:t>Bab 3: Prepare learning environment (Set up interactive display; Resources organisation; Clean, safe and secure area; Type of learning approaches)</w:t>
       </w:r>
     </w:p>
+    <w:tbl>
+      <w:tblPr>
+        <w:tblStyle w:val="TableGrid"/>
+        <w:tblW w:type="auto" w:w="0"/>
+        <w:tblLook w:firstColumn="1" w:firstRow="1" w:lastColumn="0" w:lastRow="0" w:noHBand="0" w:noVBand="1" w:val="04A0"/>
+      </w:tblPr>
+      <w:tblGrid>
+        <w:gridCol w:w="9313"/>
+      </w:tblGrid>
+      <w:tr>
+        <w:tc>
+          <w:tcPr>
+            <w:tcW w:type="dxa" w:w="9313"/>
+            <w:shd w:val="clear" w:color="auto" w:fill="F2F2F2"/>
+          </w:tcPr>
+          <w:p>
+            <w:r>
+              <w:rPr>
+                <w:rFonts w:ascii="Arial" w:hAnsi="Arial"/>
+                <w:b/>
+                <w:sz w:val="24"/>
+              </w:rPr>
+              <w:t>Objektif Pembelajaran</w:t>
+            </w:r>
+          </w:p>
+          <w:p>
+            <w:r>
+              <w:rPr>
+                <w:rFonts w:ascii="Arial" w:hAnsi="Arial"/>
+                <w:sz w:val="22"/>
+              </w:rPr>
+              <w:t>Selepas mempelajari topik ini, pelatih dapat:</w:t>
+            </w:r>
+          </w:p>
+          <w:p/>
+          <w:p>
+            <w:r>
+              <w:rPr>
+                <w:rFonts w:ascii="Arial" w:hAnsi="Arial"/>
+                <w:sz w:val="22"/>
+              </w:rPr>
+              <w:t>• Menyediakan paparan interaktif (*interactive display*) yang sesuai dengan tema pembelajaran.</w:t>
+            </w:r>
+          </w:p>
+          <w:p/>
+          <w:p>
+            <w:r>
+              <w:rPr>
+                <w:rFonts w:ascii="Arial" w:hAnsi="Arial"/>
+                <w:sz w:val="22"/>
+              </w:rPr>
+              <w:t>• Mengatur sumber pembelajaran secara sistematik dan mudah dicapai murid.</w:t>
+            </w:r>
+          </w:p>
+          <w:p/>
+          <w:p>
+            <w:r>
+              <w:rPr>
+                <w:rFonts w:ascii="Arial" w:hAnsi="Arial"/>
+                <w:sz w:val="22"/>
+              </w:rPr>
+              <w:t>• Memastikan kawasan pembelajaran bersih, selamat dan terjamin.</w:t>
+            </w:r>
+          </w:p>
+          <w:p/>
+          <w:p>
+            <w:r>
+              <w:rPr>
+                <w:rFonts w:ascii="Arial" w:hAnsi="Arial"/>
+                <w:sz w:val="22"/>
+              </w:rPr>
+              <w:t>• Mengaitkan penyediaan persekitaran dengan jenis pendekatan pembelajaran yang dipilih.</w:t>
+            </w:r>
+          </w:p>
+        </w:tc>
+      </w:tr>
+    </w:tbl>
     <w:p>
+      <w:pPr>
+        <w:keepNext/>
+      </w:pPr>
       <w:r>
         <w:rPr>
           <w:b/>
-          <w:sz w:val="26"/>
-        </w:rPr>
-        <w:t>Objektif Pembelajaran</w:t>
-      </w:r>
-    </w:p>
-    <w:p>
-      <w:r>
-        <w:t>Selepas mempelajari topik ini, pelatih dapat:</w:t>
-      </w:r>
-    </w:p>
-    <w:p>
-      <w:pPr>
-        <w:pStyle w:val="ListParagraph"/>
-      </w:pPr>
-      <w:r>
-        <w:t>• Menyediakan paparan interaktif (*interactive display*) yang sesuai dengan tema pembelajaran.</w:t>
-      </w:r>
-    </w:p>
-    <w:p>
-      <w:pPr>
-        <w:pStyle w:val="ListParagraph"/>
-      </w:pPr>
-      <w:r>
-        <w:t>• Mengatur sumber pembelajaran secara sistematik dan mudah dicapai murid.</w:t>
-      </w:r>
-    </w:p>
-    <w:p>
-      <w:pPr>
-        <w:pStyle w:val="ListParagraph"/>
-      </w:pPr>
-      <w:r>
-        <w:t>• Memastikan kawasan pembelajaran bersih, selamat dan terjamin.</w:t>
-      </w:r>
-    </w:p>
-    <w:p>
-      <w:pPr>
-        <w:pStyle w:val="ListParagraph"/>
-      </w:pPr>
-      <w:r>
-        <w:t>• Mengaitkan penyediaan persekitaran dengan jenis pendekatan pembelajaran yang dipilih.</w:t>
-      </w:r>
-    </w:p>
-    <w:p>
-      <w:r>
-        <w:rPr>
-          <w:b/>
-          <w:sz w:val="26"/>
+          <w:sz w:val="24"/>
         </w:rPr>
         <w:t>1. Paparan Interaktif</w:t>
       </w:r>
@@ -1399,10 +2646,13 @@
       </w:r>
     </w:p>
     <w:p>
+      <w:pPr>
+        <w:keepNext/>
+      </w:pPr>
       <w:r>
         <w:rPr>
           <w:b/>
-          <w:sz w:val="26"/>
+          <w:sz w:val="24"/>
         </w:rPr>
         <w:t>2. Pengurusan Sumber</w:t>
       </w:r>
@@ -1413,10 +2663,13 @@
       </w:r>
     </w:p>
     <w:p>
+      <w:pPr>
+        <w:keepNext/>
+      </w:pPr>
       <w:r>
         <w:rPr>
           <w:b/>
-          <w:sz w:val="26"/>
+          <w:sz w:val="24"/>
         </w:rPr>
         <w:t>3. Kebersihan dan Keselamatan Kawasan</w:t>
       </w:r>
@@ -1427,10 +2680,13 @@
       </w:r>
     </w:p>
     <w:p>
+      <w:pPr>
+        <w:keepNext/>
+      </w:pPr>
       <w:r>
         <w:rPr>
           <w:b/>
-          <w:sz w:val="26"/>
+          <w:sz w:val="24"/>
         </w:rPr>
         <w:t>4. Jenis Pendekatan Pembelajaran</w:t>
       </w:r>
@@ -1441,10 +2697,13 @@
       </w:r>
     </w:p>
     <w:p>
+      <w:pPr>
+        <w:keepNext/>
+      </w:pPr>
       <w:r>
         <w:rPr>
           <w:b/>
-          <w:sz w:val="26"/>
+          <w:sz w:val="24"/>
         </w:rPr>
         <w:t>5. Penglibatan Murid dalam Penyediaan Persekitaran</w:t>
       </w:r>
@@ -1455,71 +2714,658 @@
       </w:r>
     </w:p>
     <w:p>
+      <w:pPr>
+        <w:keepNext/>
+      </w:pPr>
       <w:r>
         <w:rPr>
           <w:b/>
-          <w:sz w:val="26"/>
+          <w:sz w:val="24"/>
         </w:rPr>
-        <w:t>6. Rumusan</w:t>
+        <w:t>6. Definisi dan Konsep Asas: Persekitaran Responsif dan Prinsip Kebersihan</w:t>
       </w:r>
     </w:p>
     <w:p>
       <w:r>
-        <w:t>Penyediaan persekitaran yang menggabungkan paparan interaktif, sumber tersusun, kawasan bersih dan selamat, kesesuaian dengan pendekatan pembelajaran, serta penglibatan murid sendiri membentuk bilik darjah yang benar-benar kondusif dan menyeronokkan.</w:t>
+        <w:t>Dua lagi komponen dalam skema jawapan penilaian pengetahuan CU ini turut berkait terus dengan Bab ini: Paparan interaktif (interactive display) mengikut tema, dan Sudut/ruang pembelajaran (learning corners) mengikut strategi pembelajaran — kedua-duanya dihuraikan lanjut di bawah. Konsep "kawasan bersih, selamat dan terjamin" dalam WA ini selari dengan keperluan pendaftaran tadika di bawah garis panduan KPM/JKM yang mensyaratkan pemeriksaan kebersihan dan keselamatan premis sebagai syarat kelulusan dan pembaharuan lesen operasi. Prinsip pengurusan sumber pembelajaran turut berakar daripada pendekatan pendidikan awal kanak-kanak yang menekankan kebolehcapaian bahan oleh murid sendiri (*child-accessible materials*) bagi memupuk kemahiran berdikari sejak usia awal — bukan sekadar kemas untuk tujuan visual guru. Paparan interaktif pula menyokong prinsip pembelajaran aktif di mana murid bukan sekadar melihat maklumat tetapi turut serta secara fizikal mengubah suai paparan tersebut (contohnya menampal carta cuaca), selari dengan falsafah "belajar sambil buat" yang digariskan dalam KSPK.</w:t>
+      </w:r>
+    </w:p>
+    <w:p>
+      <w:pPr>
+        <w:keepNext/>
+      </w:pPr>
+      <w:r>
+        <w:rPr>
+          <w:b/>
+          <w:sz w:val="24"/>
+        </w:rPr>
+        <w:t>7. Prosedur Langkah Demi Langkah: Menyediakan Persekitaran Pembelajaran Mengikut Tema Baharu</w:t>
       </w:r>
     </w:p>
     <w:p>
       <w:r>
+        <w:t>(i) Tentukan tema mingguan berdasarkan Rancangan Pengajaran Tahunan (RPT); (ii) sediakan paparan interaktif pada paras mata murid berkaitan tema tersebut sebelum sesi bermula; (iii) susun semula bahan di rak sumber mengikut kategori tema jika perlu, pastikan label bergambar kekal jelas; (iv) jalankan pemeriksaan kebersihan dan keselamatan kawasan (lantai, sudut tajam, objek kecil) sebelum murid tiba; (v) libatkan murid pada hari pertama tema untuk menyumbang kepada paparan (contoh menampal gambar); (vi) semak semula pada penghujung minggu sama ada persekitaran tersebut masih relevan atau perlu ditukar untuk tema seterusnya.</w:t>
+      </w:r>
+    </w:p>
+    <w:p>
+      <w:pPr>
+        <w:keepNext/>
+      </w:pPr>
+      <w:r>
         <w:rPr>
           <w:b/>
-          <w:sz w:val="36"/>
+          <w:sz w:val="24"/>
+        </w:rPr>
+        <w:t>8. Jadual: Matriks Semakan Kebersihan dan Keselamatan Kawasan Pembelajaran</w:t>
+      </w:r>
+    </w:p>
+    <w:tbl>
+      <w:tblPr>
+        <w:tblStyle w:val="TableGrid"/>
+        <w:tblW w:type="auto" w:w="0"/>
+        <w:tblLook w:firstColumn="1" w:firstRow="1" w:lastColumn="0" w:lastRow="0" w:noHBand="0" w:noVBand="1" w:val="04A0"/>
+      </w:tblPr>
+      <w:tblGrid>
+        <w:gridCol w:w="3104"/>
+        <w:gridCol w:w="3104"/>
+        <w:gridCol w:w="3104"/>
+      </w:tblGrid>
+      <w:tr>
+        <w:trPr>
+          <w:tblHeader w:val="true"/>
+        </w:trPr>
+        <w:tc>
+          <w:tcPr>
+            <w:tcW w:type="dxa" w:w="3104"/>
+            <w:shd w:val="clear" w:color="auto" w:fill="D9D9D9"/>
+          </w:tcPr>
+          <w:p>
+            <w:r>
+              <w:rPr>
+                <w:rFonts w:ascii="Arial" w:hAnsi="Arial"/>
+                <w:b/>
+                <w:sz w:val="20"/>
+              </w:rPr>
+              <w:t>Kawasan</w:t>
+            </w:r>
+          </w:p>
+        </w:tc>
+        <w:tc>
+          <w:tcPr>
+            <w:tcW w:type="dxa" w:w="3104"/>
+            <w:shd w:val="clear" w:color="auto" w:fill="D9D9D9"/>
+          </w:tcPr>
+          <w:p>
+            <w:r>
+              <w:rPr>
+                <w:rFonts w:ascii="Arial" w:hAnsi="Arial"/>
+                <w:b/>
+                <w:sz w:val="20"/>
+              </w:rPr>
+              <w:t>Perkara Disemak</w:t>
+            </w:r>
+          </w:p>
+        </w:tc>
+        <w:tc>
+          <w:tcPr>
+            <w:tcW w:type="dxa" w:w="3104"/>
+            <w:shd w:val="clear" w:color="auto" w:fill="D9D9D9"/>
+          </w:tcPr>
+          <w:p>
+            <w:r>
+              <w:rPr>
+                <w:rFonts w:ascii="Arial" w:hAnsi="Arial"/>
+                <w:b/>
+                <w:sz w:val="20"/>
+              </w:rPr>
+              <w:t>Kekerapan</w:t>
+            </w:r>
+          </w:p>
+        </w:tc>
+      </w:tr>
+      <w:tr>
+        <w:tc>
+          <w:tcPr>
+            <w:tcW w:type="dxa" w:w="3104"/>
+          </w:tcPr>
+          <w:p>
+            <w:r>
+              <w:rPr>
+                <w:rFonts w:ascii="Arial" w:hAnsi="Arial"/>
+                <w:sz w:val="20"/>
+              </w:rPr>
+              <w:t>Lantai</w:t>
+            </w:r>
+          </w:p>
+        </w:tc>
+        <w:tc>
+          <w:tcPr>
+            <w:tcW w:type="dxa" w:w="3104"/>
+          </w:tcPr>
+          <w:p>
+            <w:r>
+              <w:rPr>
+                <w:rFonts w:ascii="Arial" w:hAnsi="Arial"/>
+                <w:sz w:val="20"/>
+              </w:rPr>
+              <w:t>Kering, bebas objek tajam/kecil</w:t>
+            </w:r>
+          </w:p>
+        </w:tc>
+        <w:tc>
+          <w:tcPr>
+            <w:tcW w:type="dxa" w:w="3104"/>
+          </w:tcPr>
+          <w:p>
+            <w:r>
+              <w:rPr>
+                <w:rFonts w:ascii="Arial" w:hAnsi="Arial"/>
+                <w:sz w:val="20"/>
+              </w:rPr>
+              <w:t>Harian</w:t>
+            </w:r>
+          </w:p>
+        </w:tc>
+      </w:tr>
+      <w:tr>
+        <w:tc>
+          <w:tcPr>
+            <w:tcW w:type="dxa" w:w="3104"/>
+          </w:tcPr>
+          <w:p>
+            <w:r>
+              <w:rPr>
+                <w:rFonts w:ascii="Arial" w:hAnsi="Arial"/>
+                <w:sz w:val="20"/>
+              </w:rPr>
+              <w:t>Sudut perabot</w:t>
+            </w:r>
+          </w:p>
+        </w:tc>
+        <w:tc>
+          <w:tcPr>
+            <w:tcW w:type="dxa" w:w="3104"/>
+          </w:tcPr>
+          <w:p>
+            <w:r>
+              <w:rPr>
+                <w:rFonts w:ascii="Arial" w:hAnsi="Arial"/>
+                <w:sz w:val="20"/>
+              </w:rPr>
+              <w:t>Dilindungi pelindung sudut</w:t>
+            </w:r>
+          </w:p>
+        </w:tc>
+        <w:tc>
+          <w:tcPr>
+            <w:tcW w:type="dxa" w:w="3104"/>
+          </w:tcPr>
+          <w:p>
+            <w:r>
+              <w:rPr>
+                <w:rFonts w:ascii="Arial" w:hAnsi="Arial"/>
+                <w:sz w:val="20"/>
+              </w:rPr>
+              <w:t>Mingguan</w:t>
+            </w:r>
+          </w:p>
+        </w:tc>
+      </w:tr>
+      <w:tr>
+        <w:tc>
+          <w:tcPr>
+            <w:tcW w:type="dxa" w:w="3104"/>
+          </w:tcPr>
+          <w:p>
+            <w:r>
+              <w:rPr>
+                <w:rFonts w:ascii="Arial" w:hAnsi="Arial"/>
+                <w:sz w:val="20"/>
+              </w:rPr>
+              <w:t>Rak sumber</w:t>
+            </w:r>
+          </w:p>
+        </w:tc>
+        <w:tc>
+          <w:tcPr>
+            <w:tcW w:type="dxa" w:w="3104"/>
+          </w:tcPr>
+          <w:p>
+            <w:r>
+              <w:rPr>
+                <w:rFonts w:ascii="Arial" w:hAnsi="Arial"/>
+                <w:sz w:val="20"/>
+              </w:rPr>
+              <w:t>Bahan tersusun, tiada bahagian pecah</w:t>
+            </w:r>
+          </w:p>
+        </w:tc>
+        <w:tc>
+          <w:tcPr>
+            <w:tcW w:type="dxa" w:w="3104"/>
+          </w:tcPr>
+          <w:p>
+            <w:r>
+              <w:rPr>
+                <w:rFonts w:ascii="Arial" w:hAnsi="Arial"/>
+                <w:sz w:val="20"/>
+              </w:rPr>
+              <w:t>Harian</w:t>
+            </w:r>
+          </w:p>
+        </w:tc>
+      </w:tr>
+      <w:tr>
+        <w:tc>
+          <w:tcPr>
+            <w:tcW w:type="dxa" w:w="3104"/>
+          </w:tcPr>
+          <w:p>
+            <w:r>
+              <w:rPr>
+                <w:rFonts w:ascii="Arial" w:hAnsi="Arial"/>
+                <w:sz w:val="20"/>
+              </w:rPr>
+              <w:t>Paparan interaktif</w:t>
+            </w:r>
+          </w:p>
+        </w:tc>
+        <w:tc>
+          <w:tcPr>
+            <w:tcW w:type="dxa" w:w="3104"/>
+          </w:tcPr>
+          <w:p>
+            <w:r>
+              <w:rPr>
+                <w:rFonts w:ascii="Arial" w:hAnsi="Arial"/>
+                <w:sz w:val="20"/>
+              </w:rPr>
+              <w:t>Relevan dengan tema semasa, tiada bahan koyak</w:t>
+            </w:r>
+          </w:p>
+        </w:tc>
+        <w:tc>
+          <w:tcPr>
+            <w:tcW w:type="dxa" w:w="3104"/>
+          </w:tcPr>
+          <w:p>
+            <w:r>
+              <w:rPr>
+                <w:rFonts w:ascii="Arial" w:hAnsi="Arial"/>
+                <w:sz w:val="20"/>
+              </w:rPr>
+              <w:t>Mingguan</w:t>
+            </w:r>
+          </w:p>
+        </w:tc>
+      </w:tr>
+      <w:tr>
+        <w:tc>
+          <w:tcPr>
+            <w:tcW w:type="dxa" w:w="3104"/>
+          </w:tcPr>
+          <w:p>
+            <w:r>
+              <w:rPr>
+                <w:rFonts w:ascii="Arial" w:hAnsi="Arial"/>
+                <w:sz w:val="20"/>
+              </w:rPr>
+              <w:t>Tong sampah</w:t>
+            </w:r>
+          </w:p>
+        </w:tc>
+        <w:tc>
+          <w:tcPr>
+            <w:tcW w:type="dxa" w:w="3104"/>
+          </w:tcPr>
+          <w:p>
+            <w:r>
+              <w:rPr>
+                <w:rFonts w:ascii="Arial" w:hAnsi="Arial"/>
+                <w:sz w:val="20"/>
+              </w:rPr>
+              <w:t>Ditutup dan dikosongkan</w:t>
+            </w:r>
+          </w:p>
+        </w:tc>
+        <w:tc>
+          <w:tcPr>
+            <w:tcW w:type="dxa" w:w="3104"/>
+          </w:tcPr>
+          <w:p>
+            <w:r>
+              <w:rPr>
+                <w:rFonts w:ascii="Arial" w:hAnsi="Arial"/>
+                <w:sz w:val="20"/>
+              </w:rPr>
+              <w:t>Harian</w:t>
+            </w:r>
+          </w:p>
+        </w:tc>
+      </w:tr>
+    </w:tbl>
+    <w:p>
+      <w:pPr>
+        <w:keepNext/>
+      </w:pPr>
+      <w:r>
+        <w:rPr>
+          <w:b/>
+          <w:sz w:val="24"/>
+        </w:rPr>
+        <w:t>9. Kesilapan Lazim dan Cara Mengelak</w:t>
+      </w:r>
+    </w:p>
+    <w:p>
+      <w:r>
+        <w:t>Kesilapan lazim ialah meletakkan bahan pembelajaran terlalu tinggi sehingga murid tidak dapat mencapai sendiri, yang bertentangan dengan matlamat memupuk kemahiran berdikari; cara mengelak ialah sentiasa menilai ketinggian rak dari sudut pandangan murid, bukan guru. Kesilapan kedua ialah paparan interaktif yang tidak pernah diubah sepanjang semester, menyebabkan murid hilang minat; cara mengelak ialah menetapkan jadual pusingan paparan mengikut tema mingguan/bulanan. Kesilapan ketiga ialah pemeriksaan kebersihan hanya dilakukan apabila ada aduan; cara mengelak ialah menjadikannya rutin harian berjadual sebelum dan selepas sesi.</w:t>
+      </w:r>
+    </w:p>
+    <w:tbl>
+      <w:tblPr>
+        <w:tblStyle w:val="TableGrid"/>
+        <w:tblW w:type="auto" w:w="0"/>
+        <w:tblLook w:firstColumn="1" w:firstRow="1" w:lastColumn="0" w:lastRow="0" w:noHBand="0" w:noVBand="1" w:val="04A0"/>
+      </w:tblPr>
+      <w:tblGrid>
+        <w:gridCol w:w="9313"/>
+      </w:tblGrid>
+      <w:tr>
+        <w:tc>
+          <w:tcPr>
+            <w:tcW w:type="dxa" w:w="9313"/>
+            <w:shd w:val="clear" w:color="auto" w:fill="F2F2F2"/>
+          </w:tcPr>
+          <w:p>
+            <w:r>
+              <w:rPr>
+                <w:rFonts w:ascii="Arial" w:hAnsi="Arial"/>
+                <w:b/>
+                <w:sz w:val="24"/>
+              </w:rPr>
+              <w:t>10. Senarai Semak Penyediaan Persekitaran (Sedia untuk Difotokopi)</w:t>
+            </w:r>
+          </w:p>
+          <w:p>
+            <w:r>
+              <w:rPr>
+                <w:rFonts w:ascii="Arial" w:hAnsi="Arial"/>
+                <w:sz w:val="22"/>
+              </w:rPr>
+              <w:t>☐ Paparan interaktif berkaitan tema semasa dan pada paras mata murid.</w:t>
+            </w:r>
+          </w:p>
+          <w:p>
+            <w:r>
+              <w:rPr>
+                <w:rFonts w:ascii="Arial" w:hAnsi="Arial"/>
+                <w:sz w:val="22"/>
+              </w:rPr>
+              <w:t>☐ Bahan pembelajaran berlabel gambar dan boleh dicapai murid sendiri.</w:t>
+            </w:r>
+          </w:p>
+          <w:p>
+            <w:r>
+              <w:rPr>
+                <w:rFonts w:ascii="Arial" w:hAnsi="Arial"/>
+                <w:sz w:val="22"/>
+              </w:rPr>
+              <w:t>☐ Kawasan bebas bahaya (sudut tajam dilindungi, lantai kering, tiada objek kecil).</w:t>
+            </w:r>
+          </w:p>
+          <w:p>
+            <w:r>
+              <w:rPr>
+                <w:rFonts w:ascii="Arial" w:hAnsi="Arial"/>
+                <w:sz w:val="22"/>
+              </w:rPr>
+              <w:t>☐ Susun atur sepadan dengan pendekatan pembelajaran yang dipilih (thematic/project/learning centre).</w:t>
+            </w:r>
+          </w:p>
+          <w:p>
+            <w:r>
+              <w:rPr>
+                <w:rFonts w:ascii="Arial" w:hAnsi="Arial"/>
+                <w:sz w:val="22"/>
+              </w:rPr>
+              <w:t>☐ Murid dilibatkan dalam sekurang-kurangnya satu aspek penyediaan persekitaran.</w:t>
+            </w:r>
+          </w:p>
+        </w:tc>
+      </w:tr>
+    </w:tbl>
+    <w:tbl>
+      <w:tblPr>
+        <w:tblStyle w:val="TableGrid"/>
+        <w:tblW w:type="auto" w:w="0"/>
+        <w:tblLook w:firstColumn="1" w:firstRow="1" w:lastColumn="0" w:lastRow="0" w:noHBand="0" w:noVBand="1" w:val="04A0"/>
+      </w:tblPr>
+      <w:tblGrid>
+        <w:gridCol w:w="9313"/>
+      </w:tblGrid>
+      <w:tr>
+        <w:tc>
+          <w:tcPr>
+            <w:tcW w:type="dxa" w:w="9313"/>
+            <w:shd w:val="clear" w:color="auto" w:fill="F2F2F2"/>
+          </w:tcPr>
+          <w:p>
+            <w:r>
+              <w:rPr>
+                <w:rFonts w:ascii="Arial" w:hAnsi="Arial"/>
+                <w:b/>
+                <w:sz w:val="24"/>
+              </w:rPr>
+              <w:t>11. Aktiviti Pengukuhan</w:t>
+            </w:r>
+          </w:p>
+          <w:p>
+            <w:r>
+              <w:rPr>
+                <w:rFonts w:ascii="Arial" w:hAnsi="Arial"/>
+                <w:sz w:val="22"/>
+              </w:rPr>
+              <w:t>(i) Reka satu paparan interaktif ringkas untuk tema "Kenderaan" dan terangkan bagaimana murid boleh berinteraksi dengannya secara aktif.</w:t>
+            </w:r>
+          </w:p>
+          <w:p>
+            <w:r>
+              <w:rPr>
+                <w:rFonts w:ascii="Arial" w:hAnsi="Arial"/>
+                <w:sz w:val="22"/>
+              </w:rPr>
+              <w:t>(ii) Jalankan pemeriksaan kebersihan dan keselamatan tapak (kelas sebenar/gambar) menggunakan Jadual Matriks di atas dan laporkan dapatan.</w:t>
+            </w:r>
+          </w:p>
+          <w:p>
+            <w:r>
+              <w:rPr>
+                <w:rFonts w:ascii="Arial" w:hAnsi="Arial"/>
+                <w:sz w:val="22"/>
+              </w:rPr>
+              <w:t>(iii) Bincangkan bagaimana penyediaan persekitaran perlu berbeza antara pendekatan *learning centre* dan *project-based* — ini melatih Kemahiran Berkaitan 1.3 "Create learning environment".</w:t>
+            </w:r>
+          </w:p>
+        </w:tc>
+      </w:tr>
+    </w:tbl>
+    <w:p>
+      <w:pPr>
+        <w:keepNext/>
+      </w:pPr>
+      <w:r>
+        <w:rPr>
+          <w:b/>
+          <w:sz w:val="24"/>
+        </w:rPr>
+        <w:t>12. Perkaitan dengan Kriteria Prestasi (Performance Criteria)</w:t>
+      </w:r>
+    </w:p>
+    <w:p>
+      <w:r>
+        <w:t>Bab ini menyokong Kriteria Prestasi 1.2 dan 1.3 CU ini: "Learning environment planned according to different learning approaches" dan "Learning environment set-up according to learning strategies." Ini bermakna penilaian bukan sekadar menyemak sama ada paparan interaktif dan sumber pembelajaran wujud, tetapi sama ada penyediaan tersebut *selaras* dengan pendekatan pembelajaran yang telah dirancang guru terlebih dahulu — contohnya jika guru merancang menggunakan pendekatan *learning centre*, penilai akan menyemak sama ada sudut-sudut pembelajaran benar-benar berfungsi secara berasingan dan boleh dikunjungi murid secara rotasi, bukan sekadar hiasan statik. Domain psikomotor turut menilai "Layout of learning environment according to the time table demonstrated" — justeru terdapat pergantungan langsung antara Bab 1 (jadual waktu), Bab 2 (susun atur) dan Bab 3 (penyediaan persekitaran harian): jadual menentukan bila sesuatu sudut/paparan digunakan, susun atur menentukan di mana, dan Bab ini menentukan bagaimana ia disediakan serta dikekalkan dalam keadaan bersih dan selamat sepanjang hari persekolahan.</w:t>
+      </w:r>
+    </w:p>
+    <w:p>
+      <w:pPr>
+        <w:keepNext/>
+      </w:pPr>
+      <w:r>
+        <w:rPr>
+          <w:b/>
+          <w:sz w:val="24"/>
+        </w:rPr>
+        <w:t>13. Pertimbangan Tambahan: Persekitaran Inklusif dan Murid Berkeperluan Tambahan</w:t>
+      </w:r>
+    </w:p>
+    <w:p>
+      <w:r>
+        <w:t>Penyediaan persekitaran pembelajaran perlu turut mempertimbangkan murid berkeperluan tambahan (*additional needs*) yang mungkin berada dalam kelas arus perdana tadika swasta. Ini termasuk memastikan laluan antara sudut cukup luas untuk murid yang menggunakan alat bantuan pergerakan, menyediakan bahan pembelajaran dengan tekstur atau warna kontras tinggi untuk murid dengan kecacatan penglihatan ringan, dan mengekalkan tahap bunyi latar yang tidak berlebihan untuk murid yang sensitif kepada deria pendengaran. Guru tidak semestinya memerlukan latihan pendidikan khas formal untuk melaksanakan penyesuaian asas ini — pemerhatian responsif terhadap keperluan murid individu, seperti yang digariskan dalam Attitude 1.1 CU ini "Responsive to pupils needs, interest and ability", sudah mencukupi sebagai titik permulaan, dengan rujukan lanjut kepada pengetua atau kaunselor tadika jika keperluan murid memerlukan penyesuaian lebih khusus. Penyediaan persekitaran inklusif turut memberi manfaat kepada semua murid dalam kelas, bukan hanya murid berkeperluan tambahan, kerana ruang yang lebih luas dan bahan yang lebih jelas secara amnya meningkatkan keselesaan dan penglibatan keseluruhan kelas.</w:t>
+      </w:r>
+    </w:p>
+    <w:p>
+      <w:pPr>
+        <w:keepNext/>
+      </w:pPr>
+      <w:r>
+        <w:rPr>
+          <w:b/>
+          <w:sz w:val="24"/>
+        </w:rPr>
+        <w:t>14. Pertimbangan Tambahan: Kos dan Kemampanan Bahan Persekitaran</w:t>
+      </w:r>
+    </w:p>
+    <w:p>
+      <w:r>
+        <w:t>Penyediaan persekitaran pembelajaran yang berkualiti tidak semestinya memerlukan perbelanjaan besar. Banyak bahan paparan interaktif dan sumber pembelajaran boleh dihasilkan menggunakan bahan kitar semula (kotak kadbod, tin bersih, kain lama) yang dihias semula, selaras dengan nilai 3R (*reduce, reuse, recycle*) yang turut ditekankan dalam Attitude/Environment CU C03 (rujuk Bab 3 Related Knowledge WA3 dalam CU yang sama). Guru boleh melibatkan ibu bapa menyumbang bahan terpakai yang sesuai seperti kotak susu untuk aktiviti seni, atau botol plastik untuk aktiviti sains ringkas, sekali gus mengurangkan kos operasi tadika sambil menanamkan nilai kelestarian kepada murid sejak usia awal. Walau bagaimanapun, guru perlu sentiasa memastikan bahan terpakai yang digunakan bersih, bebas bahan tajam atau toksik, dan sesuai dari segi saiz untuk mengelakkan risiko tercekik sebelum digunakan dalam bilik darjah.</w:t>
+      </w:r>
+    </w:p>
+    <w:tbl>
+      <w:tblPr>
+        <w:tblStyle w:val="TableGrid"/>
+        <w:tblW w:type="auto" w:w="0"/>
+        <w:tblLook w:firstColumn="1" w:firstRow="1" w:lastColumn="0" w:lastRow="0" w:noHBand="0" w:noVBand="1" w:val="04A0"/>
+      </w:tblPr>
+      <w:tblGrid>
+        <w:gridCol w:w="9313"/>
+      </w:tblGrid>
+      <w:tr>
+        <w:tc>
+          <w:tcPr>
+            <w:tcW w:type="dxa" w:w="9313"/>
+            <w:shd w:val="clear" w:color="auto" w:fill="F2F2F2"/>
+          </w:tcPr>
+          <w:p>
+            <w:r>
+              <w:rPr>
+                <w:rFonts w:ascii="Arial" w:hAnsi="Arial"/>
+                <w:b/>
+                <w:sz w:val="24"/>
+              </w:rPr>
+              <w:t>15. Rumusan</w:t>
+            </w:r>
+          </w:p>
+          <w:p>
+            <w:r>
+              <w:rPr>
+                <w:rFonts w:ascii="Arial" w:hAnsi="Arial"/>
+                <w:sz w:val="22"/>
+              </w:rPr>
+              <w:t>Penyediaan persekitaran yang menggabungkan paparan interaktif, sumber tersusun, kawasan bersih dan selamat, kesesuaian dengan pendekatan pembelajaran, serta penglibatan murid sendiri membentuk bilik darjah yang benar-benar kondusif dan menyeronokkan.</w:t>
+            </w:r>
+          </w:p>
+        </w:tc>
+      </w:tr>
+    </w:tbl>
+    <w:p>
+      <w:pPr>
+        <w:pageBreakBefore/>
+        <w:shd w:val="clear" w:color="auto" w:fill="D9D9D9"/>
+      </w:pPr>
+      <w:r>
+        <w:rPr>
+          <w:rFonts w:ascii="Arial" w:hAnsi="Arial"/>
+          <w:b/>
+          <w:sz w:val="28"/>
         </w:rPr>
         <w:t>Bab 4: Learning strategies (Thematic; Project approach; Learning centre; Documentation)</w:t>
       </w:r>
     </w:p>
+    <w:tbl>
+      <w:tblPr>
+        <w:tblStyle w:val="TableGrid"/>
+        <w:tblW w:type="auto" w:w="0"/>
+        <w:tblLook w:firstColumn="1" w:firstRow="1" w:lastColumn="0" w:lastRow="0" w:noHBand="0" w:noVBand="1" w:val="04A0"/>
+      </w:tblPr>
+      <w:tblGrid>
+        <w:gridCol w:w="9313"/>
+      </w:tblGrid>
+      <w:tr>
+        <w:tc>
+          <w:tcPr>
+            <w:tcW w:type="dxa" w:w="9313"/>
+            <w:shd w:val="clear" w:color="auto" w:fill="F2F2F2"/>
+          </w:tcPr>
+          <w:p>
+            <w:r>
+              <w:rPr>
+                <w:rFonts w:ascii="Arial" w:hAnsi="Arial"/>
+                <w:b/>
+                <w:sz w:val="24"/>
+              </w:rPr>
+              <w:t>Objektif Pembelajaran</w:t>
+            </w:r>
+          </w:p>
+          <w:p>
+            <w:r>
+              <w:rPr>
+                <w:rFonts w:ascii="Arial" w:hAnsi="Arial"/>
+                <w:sz w:val="22"/>
+              </w:rPr>
+              <w:t>Selepas mempelajari topik ini, pelatih dapat:</w:t>
+            </w:r>
+          </w:p>
+          <w:p/>
+          <w:p>
+            <w:r>
+              <w:rPr>
+                <w:rFonts w:ascii="Arial" w:hAnsi="Arial"/>
+                <w:sz w:val="22"/>
+              </w:rPr>
+              <w:t>• Membezakan empat strategi pembelajaran utama dalam KSPK.</w:t>
+            </w:r>
+          </w:p>
+          <w:p/>
+          <w:p>
+            <w:r>
+              <w:rPr>
+                <w:rFonts w:ascii="Arial" w:hAnsi="Arial"/>
+                <w:sz w:val="22"/>
+              </w:rPr>
+              <w:t>• Menjelaskan kesan setiap strategi terhadap reka bentuk persekitaran bilik darjah.</w:t>
+            </w:r>
+          </w:p>
+          <w:p/>
+          <w:p>
+            <w:r>
+              <w:rPr>
+                <w:rFonts w:ascii="Arial" w:hAnsi="Arial"/>
+                <w:sz w:val="22"/>
+              </w:rPr>
+              <w:t>• Mencadangkan strategi pembelajaran yang sesuai mengikut tema mingguan.</w:t>
+            </w:r>
+          </w:p>
+        </w:tc>
+      </w:tr>
+    </w:tbl>
     <w:p>
+      <w:pPr>
+        <w:keepNext/>
+      </w:pPr>
       <w:r>
         <w:rPr>
           <w:b/>
-          <w:sz w:val="26"/>
-        </w:rPr>
-        <w:t>Objektif Pembelajaran</w:t>
-      </w:r>
-    </w:p>
-    <w:p>
-      <w:r>
-        <w:t>Selepas mempelajari topik ini, pelatih dapat:</w:t>
-      </w:r>
-    </w:p>
-    <w:p>
-      <w:pPr>
-        <w:pStyle w:val="ListParagraph"/>
-      </w:pPr>
-      <w:r>
-        <w:t>• Membezakan empat strategi pembelajaran utama dalam KSPK.</w:t>
-      </w:r>
-    </w:p>
-    <w:p>
-      <w:pPr>
-        <w:pStyle w:val="ListParagraph"/>
-      </w:pPr>
-      <w:r>
-        <w:t>• Menjelaskan kesan setiap strategi terhadap reka bentuk persekitaran bilik darjah.</w:t>
-      </w:r>
-    </w:p>
-    <w:p>
-      <w:pPr>
-        <w:pStyle w:val="ListParagraph"/>
-      </w:pPr>
-      <w:r>
-        <w:t>• Mencadangkan strategi pembelajaran yang sesuai mengikut tema mingguan.</w:t>
-      </w:r>
-    </w:p>
-    <w:p>
-      <w:r>
-        <w:rPr>
-          <w:b/>
-          <w:sz w:val="26"/>
+          <w:sz w:val="24"/>
         </w:rPr>
         <w:t>1. Thematic Approach</w:t>
       </w:r>
@@ -1530,10 +3376,13 @@
       </w:r>
     </w:p>
     <w:p>
+      <w:pPr>
+        <w:keepNext/>
+      </w:pPr>
       <w:r>
         <w:rPr>
           <w:b/>
-          <w:sz w:val="26"/>
+          <w:sz w:val="24"/>
         </w:rPr>
         <w:t>2. Project Approach</w:t>
       </w:r>
@@ -1544,10 +3393,13 @@
       </w:r>
     </w:p>
     <w:p>
+      <w:pPr>
+        <w:keepNext/>
+      </w:pPr>
       <w:r>
         <w:rPr>
           <w:b/>
-          <w:sz w:val="26"/>
+          <w:sz w:val="24"/>
         </w:rPr>
         <w:t>3. Learning Centre</w:t>
       </w:r>
@@ -1558,10 +3410,13 @@
       </w:r>
     </w:p>
     <w:p>
+      <w:pPr>
+        <w:keepNext/>
+      </w:pPr>
       <w:r>
         <w:rPr>
           <w:b/>
-          <w:sz w:val="26"/>
+          <w:sz w:val="24"/>
         </w:rPr>
         <w:t>4. Documentation</w:t>
       </w:r>
@@ -1572,10 +3427,13 @@
       </w:r>
     </w:p>
     <w:p>
+      <w:pPr>
+        <w:keepNext/>
+      </w:pPr>
       <w:r>
         <w:rPr>
           <w:b/>
-          <w:sz w:val="26"/>
+          <w:sz w:val="24"/>
         </w:rPr>
         <w:t>5. Memilih Strategi Mengikut Konteks Tadika</w:t>
       </w:r>
@@ -1586,10 +3444,13 @@
       </w:r>
     </w:p>
     <w:p>
+      <w:pPr>
+        <w:keepNext/>
+      </w:pPr>
       <w:r>
         <w:rPr>
           <w:b/>
-          <w:sz w:val="26"/>
+          <w:sz w:val="24"/>
         </w:rPr>
         <w:t>6. Menggabungkan Lebih Daripada Satu Strategi</w:t>
       </w:r>
@@ -1600,71 +3461,415 @@
       </w:r>
     </w:p>
     <w:p>
+      <w:pPr>
+        <w:keepNext/>
+      </w:pPr>
       <w:r>
         <w:rPr>
           <w:b/>
-          <w:sz w:val="26"/>
+          <w:sz w:val="24"/>
         </w:rPr>
-        <w:t>7. Rumusan</w:t>
+        <w:t>7. Definisi dan Konsep Asas: Teori di Sebalik Empat Strategi</w:t>
       </w:r>
     </w:p>
     <w:p>
       <w:r>
-        <w:t>Setiap strategi pembelajaran — *thematic*, *project approach*, *learning centre* dan *documentation* — membawa keperluan reka bentuk persekitaran yang berbeza; guru perlu memilih dan menyesuaikan susun atur bilik darjah mengikut strategi yang digunakan pada sesuatu tempoh serta konteks tadika sendiri.</w:t>
+        <w:t>Keempat-empat strategi ini berakar daripada teori pembelajaran konstruktivis yang menegaskan kanak-kanak membina pengetahuan secara aktif melalui pengalaman langsung dan interaksi sosial, bukan menerima maklumat secara pasif. Pendekatan *learning centre* khususnya menyokong prinsip sokongan berperingkat (*scaffolding*) di mana murid boleh memilih sudut mengikut kesediaan dan minat sendiri sambil guru memberi sokongan mengikut keperluan. *Documentation* pula memandang rekod visual proses pembelajaran sebagai alat refleksi murid dan bukti akauntabiliti kepada ibu bapa — bukan sekadar hiasan dinding.</w:t>
+      </w:r>
+    </w:p>
+    <w:p>
+      <w:pPr>
+        <w:keepNext/>
+      </w:pPr>
+      <w:r>
+        <w:rPr>
+          <w:b/>
+          <w:sz w:val="24"/>
+        </w:rPr>
+        <w:t>8. Prosedur Langkah Demi Langkah: Melaksanakan Pendekatan Project Approach</w:t>
       </w:r>
     </w:p>
     <w:p>
       <w:r>
+        <w:t>(i) Kenal pasti minat murid melalui sesi sumbang saran ringkas (fasa mencetuskan minat); (ii) rancang skop penyiasatan bersama murid dan sediakan ruang paparan proses; (iii) jalankan aktiviti penyiasatan berperingkat sepanjang dua hingga tiga minggu, kemas kini paparan proses secara berkala; (iv) dokumentasikan setiap peringkat menggunakan foto atau hasil kerja murid; (v) adakan sesi refleksi/perkongsian hasil bersama murid lain dan ibu bapa pada penghujung projek; (vi) simpan dokumentasi lengkap sebagai rekod portfolio kelas.</w:t>
+      </w:r>
+    </w:p>
+    <w:tbl>
+      <w:tblPr>
+        <w:tblStyle w:val="TableGrid"/>
+        <w:tblW w:type="auto" w:w="0"/>
+        <w:tblLook w:firstColumn="1" w:firstRow="1" w:lastColumn="0" w:lastRow="0" w:noHBand="0" w:noVBand="1" w:val="04A0"/>
+      </w:tblPr>
+      <w:tblGrid>
+        <w:gridCol w:w="9313"/>
+      </w:tblGrid>
+      <w:tr>
+        <w:tc>
+          <w:tcPr>
+            <w:tcW w:type="dxa" w:w="9313"/>
+            <w:shd w:val="clear" w:color="auto" w:fill="F2F2F2"/>
+          </w:tcPr>
+          <w:p>
+            <w:r>
+              <w:rPr>
+                <w:rFonts w:ascii="Arial" w:hAnsi="Arial"/>
+                <w:b/>
+                <w:sz w:val="24"/>
+              </w:rPr>
+              <w:t>9. Kajian Kes Tadika: Menggabungkan Learning Centre dengan Project Approach</w:t>
+            </w:r>
+          </w:p>
+          <w:p>
+            <w:r>
+              <w:rPr>
+                <w:rFonts w:ascii="Arial" w:hAnsi="Arial"/>
+                <w:sz w:val="22"/>
+              </w:rPr>
+              <w:t>Sebuah tadika di kawasan perumahan menghadapi cabaran ruang terhad tetapi ingin memperkenalkan *project approach* tanpa mengorbankan struktur *learning centre* sedia ada. Guru kelas memilih untuk menjalankan projek "Kebun Sayur Mini" hanya dalam sudut sains sedia ada, dengan paparan proses (foto penanaman, lukisan pemerhatian pertumbuhan) digantung berhampiran sudut tersebut tanpa mengubah struktur sudut lain. Selepas tiga minggu, pentadbir tadika mendapati murid lebih terlibat berbanding tema biasa, dan mengarahkan pendekatan gabungan ini diteruskan untuk topik sains akan datang sebagai amalan standard tadika tersebut.</w:t>
+            </w:r>
+          </w:p>
+        </w:tc>
+      </w:tr>
+    </w:tbl>
+    <w:p>
+      <w:pPr>
+        <w:keepNext/>
+      </w:pPr>
+      <w:r>
         <w:rPr>
           <w:b/>
-          <w:sz w:val="36"/>
+          <w:sz w:val="24"/>
+        </w:rPr>
+        <w:t>10. Kesilapan Lazim dan Cara Mengelak</w:t>
+      </w:r>
+    </w:p>
+    <w:p>
+      <w:r>
+        <w:t>Kesilapan lazim pertama ialah mencampuradukkan terlalu banyak strategi serentak tanpa struktur jelas, menyebabkan murid keliru; cara mengelak ialah memastikan satu strategi asas (contoh *learning centre*) kekal sepanjang tahun sebagai rangka, dengan strategi lain diselitkan sementara. Kesilapan kedua ialah dokumentasi hanya dilakukan pada akhir projek, kehilangan rekod proses penting; cara mengelak ialah mendokumentasikan secara berterusan sepanjang setiap peringkat. Kesilapan ketiga ialah memilih strategi berdasarkan kemudahan guru semata-mata tanpa mempertimbangkan saiz kelas dan ruang fizikal; cara mengelak ialah menilai konteks tadika terlebih dahulu sebelum memilih strategi dominan.</w:t>
+      </w:r>
+    </w:p>
+    <w:tbl>
+      <w:tblPr>
+        <w:tblStyle w:val="TableGrid"/>
+        <w:tblW w:type="auto" w:w="0"/>
+        <w:tblLook w:firstColumn="1" w:firstRow="1" w:lastColumn="0" w:lastRow="0" w:noHBand="0" w:noVBand="1" w:val="04A0"/>
+      </w:tblPr>
+      <w:tblGrid>
+        <w:gridCol w:w="9313"/>
+      </w:tblGrid>
+      <w:tr>
+        <w:tc>
+          <w:tcPr>
+            <w:tcW w:type="dxa" w:w="9313"/>
+            <w:shd w:val="clear" w:color="auto" w:fill="F2F2F2"/>
+          </w:tcPr>
+          <w:p>
+            <w:r>
+              <w:rPr>
+                <w:rFonts w:ascii="Arial" w:hAnsi="Arial"/>
+                <w:b/>
+                <w:sz w:val="24"/>
+              </w:rPr>
+              <w:t>11. Senarai Semak Pemilihan Strategi Pembelajaran (Sedia untuk Difotokopi)</w:t>
+            </w:r>
+          </w:p>
+          <w:p>
+            <w:r>
+              <w:rPr>
+                <w:rFonts w:ascii="Arial" w:hAnsi="Arial"/>
+                <w:sz w:val="22"/>
+              </w:rPr>
+              <w:t>☐ Strategi dipilih selaras dengan saiz bilik darjah dan bilangan murid.</w:t>
+            </w:r>
+          </w:p>
+          <w:p>
+            <w:r>
+              <w:rPr>
+                <w:rFonts w:ascii="Arial" w:hAnsi="Arial"/>
+                <w:sz w:val="22"/>
+              </w:rPr>
+              <w:t>☐ Ruang paparan proses/dokumentasi disediakan jika menjalankan *project approach*.</w:t>
+            </w:r>
+          </w:p>
+          <w:p>
+            <w:r>
+              <w:rPr>
+                <w:rFonts w:ascii="Arial" w:hAnsi="Arial"/>
+                <w:sz w:val="22"/>
+              </w:rPr>
+              <w:t>☐ Sudut pembelajaran tetap kekal berfungsi jika mengamalkan *learning centre*.</w:t>
+            </w:r>
+          </w:p>
+          <w:p>
+            <w:r>
+              <w:rPr>
+                <w:rFonts w:ascii="Arial" w:hAnsi="Arial"/>
+                <w:sz w:val="22"/>
+              </w:rPr>
+              <w:t>☐ Dokumentasi (foto/hasil kerja/nota pemerhatian) dikemas kini secara berkala.</w:t>
+            </w:r>
+          </w:p>
+          <w:p>
+            <w:r>
+              <w:rPr>
+                <w:rFonts w:ascii="Arial" w:hAnsi="Arial"/>
+                <w:sz w:val="22"/>
+              </w:rPr>
+              <w:t>☐ Guru mempunyai pelan sokongan jika lebih daripada satu strategi digabungkan serentak.</w:t>
+            </w:r>
+          </w:p>
+        </w:tc>
+      </w:tr>
+    </w:tbl>
+    <w:tbl>
+      <w:tblPr>
+        <w:tblStyle w:val="TableGrid"/>
+        <w:tblW w:type="auto" w:w="0"/>
+        <w:tblLook w:firstColumn="1" w:firstRow="1" w:lastColumn="0" w:lastRow="0" w:noHBand="0" w:noVBand="1" w:val="04A0"/>
+      </w:tblPr>
+      <w:tblGrid>
+        <w:gridCol w:w="9313"/>
+      </w:tblGrid>
+      <w:tr>
+        <w:tc>
+          <w:tcPr>
+            <w:tcW w:type="dxa" w:w="9313"/>
+            <w:shd w:val="clear" w:color="auto" w:fill="F2F2F2"/>
+          </w:tcPr>
+          <w:p>
+            <w:r>
+              <w:rPr>
+                <w:rFonts w:ascii="Arial" w:hAnsi="Arial"/>
+                <w:b/>
+                <w:sz w:val="24"/>
+              </w:rPr>
+              <w:t>12. Aktiviti Pengukuhan</w:t>
+            </w:r>
+          </w:p>
+          <w:p>
+            <w:r>
+              <w:rPr>
+                <w:rFonts w:ascii="Arial" w:hAnsi="Arial"/>
+                <w:sz w:val="22"/>
+              </w:rPr>
+              <w:t>(i) Rancang satu mini-projek "Project Approach" selama dua minggu untuk tema pilihan anda, lengkap dengan fasa mencetuskan minat, penyiasatan dan refleksi.</w:t>
+            </w:r>
+          </w:p>
+          <w:p>
+            <w:r>
+              <w:rPr>
+                <w:rFonts w:ascii="Arial" w:hAnsi="Arial"/>
+                <w:sz w:val="22"/>
+              </w:rPr>
+              <w:t>(ii) Bandingkan dalam kumpulan bagaimana reka bentuk persekitaran berbeza antara *thematic approach* dan *learning centre* bagi tema yang sama.</w:t>
+            </w:r>
+          </w:p>
+          <w:p>
+            <w:r>
+              <w:rPr>
+                <w:rFonts w:ascii="Arial" w:hAnsi="Arial"/>
+                <w:sz w:val="22"/>
+              </w:rPr>
+              <w:t>(iii) Sediakan satu contoh papan dokumentasi (boleh berupa lakaran) untuk aktiviti kelas rekaan — ini melatih Kemahiran Berkaitan 1.3 "Create learning environment".</w:t>
+            </w:r>
+          </w:p>
+        </w:tc>
+      </w:tr>
+    </w:tbl>
+    <w:p>
+      <w:pPr>
+        <w:keepNext/>
+      </w:pPr>
+      <w:r>
+        <w:rPr>
+          <w:b/>
+          <w:sz w:val="24"/>
+        </w:rPr>
+        <w:t>13. Perkaitan dengan Kriteria Prestasi (Performance Criteria)</w:t>
+      </w:r>
+    </w:p>
+    <w:p>
+      <w:r>
+        <w:t>Strategi pembelajaran yang dipilih guru secara langsung membentuk bukti bagi Kriteria Prestasi 1.3 "Learning environment set-up according to learning strategies" — penilai akan bertanya guru untuk menjustifikasikan pilihan strategi berdasarkan konteks kelas sebenar (saiz kelas, tema semasa, tahap perkembangan murid), bukan sekadar menerangkan definisi keempat-empat strategi secara teori. Domain kognitif "Learning strategies explained" turut memerlukan guru mampu membezakan kesan reka bentuk fizikal antara strategi — contohnya menerangkan mengapa *thematic approach* memerlukan lebih ruang dinding berbanding lantai, manakala *learning centre* memerlukan lebih pembahagian ruang lantai berbanding dinding. Bagi tujuan pentaksiran amali, guru turut digalakkan menyediakan bukti dokumentasi (foto sebelum-selepas, nota pemerhatian ringkas) bagi menunjukkan strategi yang dipilih benar-benar dilaksanakan dan bukan sekadar dirancang di atas kertas.</w:t>
+      </w:r>
+    </w:p>
+    <w:p>
+      <w:pPr>
+        <w:keepNext/>
+      </w:pPr>
+      <w:r>
+        <w:rPr>
+          <w:b/>
+          <w:sz w:val="24"/>
+        </w:rPr>
+        <w:t>14. Pertimbangan Tambahan: Peranan Ibu Bapa dalam Strategi Pembelajaran</w:t>
+      </w:r>
+    </w:p>
+    <w:p>
+      <w:r>
+        <w:t>Keempat-empat strategi pembelajaran turut memberi peluang penglibatan ibu bapa yang berbeza-beza. Bagi *thematic approach*, ibu bapa boleh diminta menyumbang bahan berkaitan tema dari rumah (contoh gambar keluarga untuk tema "Keluarga Saya"). Bagi *project approach*, sesi perkongsian hasil pada penghujung projek adalah peluang semula jadi untuk menjemput ibu bapa melihat proses pembelajaran anak mereka secara langsung, bukan sekadar hasil akhir. Bagi *documentation*, papan pameran yang dikemas kini secara berkala membolehkan ibu bapa memahami kemajuan anak walaupun tanpa perbualan panjang dengan guru setiap hari — ini amat berguna bagi ibu bapa yang bekerja dan hanya sempat menghantar/mengambil anak secara ringkas. Penglibatan ibu bapa yang konsisten melalui strategi pembelajaran yang dipilih turut membina kepercayaan terhadap tadika secara keseluruhan, dan secara tidak langsung menyokong komunikasi dua hala yang menjadi asas hubungan baik antara rumah dan tadika sepanjang tahun persekolahan.</w:t>
+      </w:r>
+    </w:p>
+    <w:p>
+      <w:pPr>
+        <w:keepNext/>
+      </w:pPr>
+      <w:r>
+        <w:rPr>
+          <w:b/>
+          <w:sz w:val="24"/>
+        </w:rPr>
+        <w:t>15. Pertimbangan Tambahan: Peralihan Strategi Mengikut Peringkat Umur</w:t>
+      </w:r>
+    </w:p>
+    <w:p>
+      <w:r>
+        <w:t>Walaupun CU ini menumpukan pada prasekolah secara umum, guru Tahap 4 perlu peka bahawa kesesuaian keempat-empat strategi turut berbeza mengikut peringkat umur murid dalam julat prasekolah (biasanya 4 hingga 6 tahun). Murid yang lebih muda (4 tahun) secara amnya lebih sesuai dengan *thematic approach* yang menyediakan struktur jelas dan berulang, kerana tempoh tumpuan mereka yang lebih pendek memerlukan pengukuhan tema yang konsisten sepanjang minggu. Murid yang lebih matang (6 tahun, sebelum ke sekolah rendah) pula lebih mampu mengendalikan kerumitan *project approach* yang memerlukan perancangan jangka lebih panjang dan kemahiran membuat keputusan berkumpulan. *Learning centre* sesuai merentas kedua-dua peringkat umur ini asalkan bilangan dan kerumitan sudut disesuaikan — sudut untuk murid lebih muda perlu lebih ringkas dengan arahan visual jelas, manakala sudut untuk murid lebih matang boleh menggabungkan aktiviti yang memerlukan beberapa langkah berturutan.</w:t>
+      </w:r>
+    </w:p>
+    <w:p>
+      <w:pPr>
+        <w:keepNext/>
+      </w:pPr>
+      <w:r>
+        <w:rPr>
+          <w:b/>
+          <w:sz w:val="24"/>
+        </w:rPr>
+        <w:t>16. Nota Tambahan: Pemantauan Berterusan Selepas Pelaksanaan Strategi</w:t>
+      </w:r>
+    </w:p>
+    <w:p>
+      <w:r>
+        <w:t>Selepas strategi dipilih dan dilaksanakan, guru perlu terus memantau keberkesanannya sepanjang tempoh berjalan, bukan sekadar pada permulaan sahaja. Ini boleh dilakukan dengan menyelitkan semakan ringkas mingguan — adakah murid masih menunjukkan minat, adakah sudut/paparan masih relevan, adakah dokumentasi masih dikemas kini — sebagai sebahagian rutin guru, supaya sebarang kemerosotan penglibatan murid dapat dikesan awal dan strategi disesuaikan semula sebelum ia menjejaskan keseluruhan suasana pembelajaran kelas.</w:t>
+      </w:r>
+    </w:p>
+    <w:tbl>
+      <w:tblPr>
+        <w:tblStyle w:val="TableGrid"/>
+        <w:tblW w:type="auto" w:w="0"/>
+        <w:tblLook w:firstColumn="1" w:firstRow="1" w:lastColumn="0" w:lastRow="0" w:noHBand="0" w:noVBand="1" w:val="04A0"/>
+      </w:tblPr>
+      <w:tblGrid>
+        <w:gridCol w:w="9313"/>
+      </w:tblGrid>
+      <w:tr>
+        <w:tc>
+          <w:tcPr>
+            <w:tcW w:type="dxa" w:w="9313"/>
+            <w:shd w:val="clear" w:color="auto" w:fill="F2F2F2"/>
+          </w:tcPr>
+          <w:p>
+            <w:r>
+              <w:rPr>
+                <w:rFonts w:ascii="Arial" w:hAnsi="Arial"/>
+                <w:b/>
+                <w:sz w:val="24"/>
+              </w:rPr>
+              <w:t>17. Rumusan</w:t>
+            </w:r>
+          </w:p>
+          <w:p>
+            <w:r>
+              <w:rPr>
+                <w:rFonts w:ascii="Arial" w:hAnsi="Arial"/>
+                <w:sz w:val="22"/>
+              </w:rPr>
+              <w:t>Setiap strategi pembelajaran — *thematic*, *project approach*, *learning centre* dan *documentation* — membawa keperluan reka bentuk persekitaran yang berbeza; guru perlu memilih dan menyesuaikan susun atur bilik darjah mengikut strategi yang digunakan pada sesuatu tempoh serta konteks tadika sendiri.</w:t>
+            </w:r>
+          </w:p>
+        </w:tc>
+      </w:tr>
+    </w:tbl>
+    <w:p>
+      <w:pPr>
+        <w:pageBreakBefore/>
+        <w:shd w:val="clear" w:color="auto" w:fill="D9D9D9"/>
+      </w:pPr>
+      <w:r>
+        <w:rPr>
+          <w:rFonts w:ascii="Arial" w:hAnsi="Arial"/>
+          <w:b/>
+          <w:sz w:val="28"/>
         </w:rPr>
         <w:t>Bab 5: Evaluation tools (Checklist — lighting, air ventilation and temperature; Observation; Feedback from colleagues)</w:t>
       </w:r>
     </w:p>
+    <w:tbl>
+      <w:tblPr>
+        <w:tblStyle w:val="TableGrid"/>
+        <w:tblW w:type="auto" w:w="0"/>
+        <w:tblLook w:firstColumn="1" w:firstRow="1" w:lastColumn="0" w:lastRow="0" w:noHBand="0" w:noVBand="1" w:val="04A0"/>
+      </w:tblPr>
+      <w:tblGrid>
+        <w:gridCol w:w="9313"/>
+      </w:tblGrid>
+      <w:tr>
+        <w:tc>
+          <w:tcPr>
+            <w:tcW w:type="dxa" w:w="9313"/>
+            <w:shd w:val="clear" w:color="auto" w:fill="F2F2F2"/>
+          </w:tcPr>
+          <w:p>
+            <w:r>
+              <w:rPr>
+                <w:rFonts w:ascii="Arial" w:hAnsi="Arial"/>
+                <w:b/>
+                <w:sz w:val="24"/>
+              </w:rPr>
+              <w:t>Objektif Pembelajaran</w:t>
+            </w:r>
+          </w:p>
+          <w:p>
+            <w:r>
+              <w:rPr>
+                <w:rFonts w:ascii="Arial" w:hAnsi="Arial"/>
+                <w:sz w:val="22"/>
+              </w:rPr>
+              <w:t>Selepas mempelajari topik ini, pelatih dapat:</w:t>
+            </w:r>
+          </w:p>
+          <w:p/>
+          <w:p>
+            <w:r>
+              <w:rPr>
+                <w:rFonts w:ascii="Arial" w:hAnsi="Arial"/>
+                <w:sz w:val="22"/>
+              </w:rPr>
+              <w:t>• Menyenaraikan alat penilaian keberkesanan persekitaran pembelajaran.</w:t>
+            </w:r>
+          </w:p>
+          <w:p/>
+          <w:p>
+            <w:r>
+              <w:rPr>
+                <w:rFonts w:ascii="Arial" w:hAnsi="Arial"/>
+                <w:sz w:val="22"/>
+              </w:rPr>
+              <w:t>• Menggunakan senarai semak (*checklist*) untuk menilai pencahayaan, pengudaraan dan suhu bilik darjah.</w:t>
+            </w:r>
+          </w:p>
+          <w:p/>
+          <w:p>
+            <w:r>
+              <w:rPr>
+                <w:rFonts w:ascii="Arial" w:hAnsi="Arial"/>
+                <w:sz w:val="22"/>
+              </w:rPr>
+              <w:t>• Menggabungkan pemerhatian dan maklum balas rakan sekerja dalam penambahbaikan persekitaran.</w:t>
+            </w:r>
+          </w:p>
+        </w:tc>
+      </w:tr>
+    </w:tbl>
     <w:p>
+      <w:pPr>
+        <w:keepNext/>
+      </w:pPr>
       <w:r>
         <w:rPr>
           <w:b/>
-          <w:sz w:val="26"/>
-        </w:rPr>
-        <w:t>Objektif Pembelajaran</w:t>
-      </w:r>
-    </w:p>
-    <w:p>
-      <w:r>
-        <w:t>Selepas mempelajari topik ini, pelatih dapat:</w:t>
-      </w:r>
-    </w:p>
-    <w:p>
-      <w:pPr>
-        <w:pStyle w:val="ListParagraph"/>
-      </w:pPr>
-      <w:r>
-        <w:t>• Menyenaraikan alat penilaian keberkesanan persekitaran pembelajaran.</w:t>
-      </w:r>
-    </w:p>
-    <w:p>
-      <w:pPr>
-        <w:pStyle w:val="ListParagraph"/>
-      </w:pPr>
-      <w:r>
-        <w:t>• Menggunakan senarai semak (*checklist*) untuk menilai pencahayaan, pengudaraan dan suhu bilik darjah.</w:t>
-      </w:r>
-    </w:p>
-    <w:p>
-      <w:pPr>
-        <w:pStyle w:val="ListParagraph"/>
-      </w:pPr>
-      <w:r>
-        <w:t>• Menggabungkan pemerhatian dan maklum balas rakan sekerja dalam penambahbaikan persekitaran.</w:t>
-      </w:r>
-    </w:p>
-    <w:p>
-      <w:r>
-        <w:rPr>
-          <w:b/>
-          <w:sz w:val="26"/>
+          <w:sz w:val="24"/>
         </w:rPr>
         <w:t>1. Checklist Persekitaran Fizikal</w:t>
       </w:r>
@@ -1680,12 +3885,21 @@
         <w:gridCol w:w="4656"/>
       </w:tblGrid>
       <w:tr>
+        <w:trPr>
+          <w:tblHeader w:val="true"/>
+        </w:trPr>
         <w:tc>
           <w:tcPr>
             <w:tcW w:type="dxa" w:w="4656"/>
+            <w:shd w:val="clear" w:color="auto" w:fill="D9D9D9"/>
           </w:tcPr>
           <w:p>
             <w:r>
+              <w:rPr>
+                <w:rFonts w:ascii="Arial" w:hAnsi="Arial"/>
+                <w:b/>
+                <w:sz w:val="20"/>
+              </w:rPr>
               <w:t>Aspek</w:t>
             </w:r>
           </w:p>
@@ -1693,9 +3907,15 @@
         <w:tc>
           <w:tcPr>
             <w:tcW w:type="dxa" w:w="4656"/>
+            <w:shd w:val="clear" w:color="auto" w:fill="D9D9D9"/>
           </w:tcPr>
           <w:p>
             <w:r>
+              <w:rPr>
+                <w:rFonts w:ascii="Arial" w:hAnsi="Arial"/>
+                <w:b/>
+                <w:sz w:val="20"/>
+              </w:rPr>
               <w:t>Kriteria Semakan</w:t>
             </w:r>
           </w:p>
@@ -1708,6 +3928,10 @@
           </w:tcPr>
           <w:p>
             <w:r>
+              <w:rPr>
+                <w:rFonts w:ascii="Arial" w:hAnsi="Arial"/>
+                <w:sz w:val="20"/>
+              </w:rPr>
               <w:t>Pencahayaan</w:t>
             </w:r>
           </w:p>
@@ -1718,6 +3942,10 @@
           </w:tcPr>
           <w:p>
             <w:r>
+              <w:rPr>
+                <w:rFonts w:ascii="Arial" w:hAnsi="Arial"/>
+                <w:sz w:val="20"/>
+              </w:rPr>
               <w:t>Cukup terang tanpa silauan; lampu berfungsi</w:t>
             </w:r>
           </w:p>
@@ -1730,6 +3958,10 @@
           </w:tcPr>
           <w:p>
             <w:r>
+              <w:rPr>
+                <w:rFonts w:ascii="Arial" w:hAnsi="Arial"/>
+                <w:sz w:val="20"/>
+              </w:rPr>
               <w:t>Pengudaraan</w:t>
             </w:r>
           </w:p>
@@ -1740,6 +3972,10 @@
           </w:tcPr>
           <w:p>
             <w:r>
+              <w:rPr>
+                <w:rFonts w:ascii="Arial" w:hAnsi="Arial"/>
+                <w:sz w:val="20"/>
+              </w:rPr>
               <w:t>Pengaliran udara lancar; kipas/penghawa dingin berfungsi</w:t>
             </w:r>
           </w:p>
@@ -1752,6 +3988,10 @@
           </w:tcPr>
           <w:p>
             <w:r>
+              <w:rPr>
+                <w:rFonts w:ascii="Arial" w:hAnsi="Arial"/>
+                <w:sz w:val="20"/>
+              </w:rPr>
               <w:t>Suhu</w:t>
             </w:r>
           </w:p>
@@ -1762,6 +4002,10 @@
           </w:tcPr>
           <w:p>
             <w:r>
+              <w:rPr>
+                <w:rFonts w:ascii="Arial" w:hAnsi="Arial"/>
+                <w:sz w:val="20"/>
+              </w:rPr>
               <w:t>Selesa (anggaran 24–26°C)</w:t>
             </w:r>
           </w:p>
@@ -1774,6 +4018,10 @@
           </w:tcPr>
           <w:p>
             <w:r>
+              <w:rPr>
+                <w:rFonts w:ascii="Arial" w:hAnsi="Arial"/>
+                <w:sz w:val="20"/>
+              </w:rPr>
               <w:t>Bunyi</w:t>
             </w:r>
           </w:p>
@@ -1784,6 +4032,10 @@
           </w:tcPr>
           <w:p>
             <w:r>
+              <w:rPr>
+                <w:rFonts w:ascii="Arial" w:hAnsi="Arial"/>
+                <w:sz w:val="20"/>
+              </w:rPr>
               <w:t>Bebas daripada bunyi bising luaran berlebihan</w:t>
             </w:r>
           </w:p>
@@ -1791,10 +4043,13 @@
       </w:tr>
     </w:tbl>
     <w:p>
+      <w:pPr>
+        <w:keepNext/>
+      </w:pPr>
       <w:r>
         <w:rPr>
           <w:b/>
-          <w:sz w:val="26"/>
+          <w:sz w:val="24"/>
         </w:rPr>
         <w:t>2. Pemerhatian</w:t>
       </w:r>
@@ -1805,10 +4060,13 @@
       </w:r>
     </w:p>
     <w:p>
+      <w:pPr>
+        <w:keepNext/>
+      </w:pPr>
       <w:r>
         <w:rPr>
           <w:b/>
-          <w:sz w:val="26"/>
+          <w:sz w:val="24"/>
         </w:rPr>
         <w:t>3. Maklum Balas Rakan Sekerja</w:t>
       </w:r>
@@ -1819,10 +4077,13 @@
       </w:r>
     </w:p>
     <w:p>
+      <w:pPr>
+        <w:keepNext/>
+      </w:pPr>
       <w:r>
         <w:rPr>
           <w:b/>
-          <w:sz w:val="26"/>
+          <w:sz w:val="24"/>
         </w:rPr>
         <w:t>4. Kekerapan Penilaian dan Tindakan Susulan</w:t>
       </w:r>
@@ -1833,71 +4094,415 @@
       </w:r>
     </w:p>
     <w:p>
+      <w:pPr>
+        <w:keepNext/>
+      </w:pPr>
       <w:r>
         <w:rPr>
           <w:b/>
-          <w:sz w:val="26"/>
+          <w:sz w:val="24"/>
         </w:rPr>
-        <w:t>5. Rumusan</w:t>
+        <w:t>5. Definisi dan Konsep Asas: Kitaran Penilaian dan Penambahbaikan Berterusan</w:t>
       </w:r>
     </w:p>
     <w:p>
       <w:r>
-        <w:t>Gabungan senarai semak objektif, pemerhatian berterusan, dan maklum balas rakan sekerja — disertai kekerapan penilaian yang konsisten dan tindakan susulan yang jelas — membolehkan penilaian menyeluruh dan penambahbaikan berterusan terhadap persekitaran pembelajaran.</w:t>
+        <w:t>Penilaian keberkesanan persekitaran pembelajaran mengikut prinsip kitaran *Plan-Do-Check-Act (PDCA)* yang lazim digunakan dalam pengurusan kualiti, di mana penilaian bukan aktiviti sekali sahaja tetapi proses berterusan yang memaklumkan penambahbaikan seterusnya. Penggunaan checklist objektif (pencahayaan, pengudaraan, suhu) selaras dengan keperluan asas *Occupational Safety and Health Act 1994* berkenaan persekitaran kerja yang selesa dan selamat, manakala pemerhatian tingkah laku murid pula berasaskan pendekatan pedagogi responsif yang menjadikan reaksi murid sendiri sebagai penunjuk keberkesanan sebenar reka bentuk persekitaran, bukan sekadar andaian guru.</w:t>
+      </w:r>
+    </w:p>
+    <w:p>
+      <w:pPr>
+        <w:keepNext/>
+      </w:pPr>
+      <w:r>
+        <w:rPr>
+          <w:b/>
+          <w:sz w:val="24"/>
+        </w:rPr>
+        <w:t>6. Prosedur Langkah Demi Langkah: Menjalankan Penilaian Persekitaran Mingguan</w:t>
       </w:r>
     </w:p>
     <w:p>
       <w:r>
+        <w:t>(i) Jalankan pemeriksaan checklist fizikal (pencahayaan, pengudaraan, suhu, bunyi) pada hari tetap setiap minggu; (ii) catat sebarang isu dalam borang ringkas dengan tarikh; (iii) jalankan pemerhatian tingkah laku murid sepanjang minggu tersebut, catat pola seperti sudut yang sentiasa sesak atau kurang dikunjungi; (iv) dapatkan maklum balas ringkas daripada sekurang-kurangnya seorang rakan sekerja atau penyelia; (v) analisis gabungan ketiga-tiga dapatan dan kenal pasti tindakan penambahbaikan konkrit; (vi) laksanakan tindakan dalam tempoh munasabah (contoh dalam minggu berikutnya) dan catat hasilnya pada pusingan penilaian seterusnya.</w:t>
+      </w:r>
+    </w:p>
+    <w:tbl>
+      <w:tblPr>
+        <w:tblStyle w:val="TableGrid"/>
+        <w:tblW w:type="auto" w:w="0"/>
+        <w:tblLook w:firstColumn="1" w:firstRow="1" w:lastColumn="0" w:lastRow="0" w:noHBand="0" w:noVBand="1" w:val="04A0"/>
+      </w:tblPr>
+      <w:tblGrid>
+        <w:gridCol w:w="9313"/>
+      </w:tblGrid>
+      <w:tr>
+        <w:tc>
+          <w:tcPr>
+            <w:tcW w:type="dxa" w:w="9313"/>
+            <w:shd w:val="clear" w:color="auto" w:fill="F2F2F2"/>
+          </w:tcPr>
+          <w:p>
+            <w:r>
+              <w:rPr>
+                <w:rFonts w:ascii="Arial" w:hAnsi="Arial"/>
+                <w:b/>
+                <w:sz w:val="24"/>
+              </w:rPr>
+              <w:t>7. Kajian Kes Tadika: Sudut Sains Sentiasa Sesak</w:t>
+            </w:r>
+          </w:p>
+          <w:p>
+            <w:r>
+              <w:rPr>
+                <w:rFonts w:ascii="Arial" w:hAnsi="Arial"/>
+                <w:sz w:val="22"/>
+              </w:rPr>
+              <w:t>Melalui pemerhatian berterusan selama dua minggu, seorang guru mendapati sudut sains sentiasa dipenuhi lebih daripada lima murid serentak walaupun kapasiti selesa hanya tiga orang, menyebabkan pertengkaran kecil tentang giliran menggunakan bahan. Selepas mendapatkan maklum balas daripada rakan sekerja yang turut memerhati corak sama, guru tersebut memperkenalkan sistem token giliran (tiga token sahaja tersedia pada satu masa untuk sudut sains) dan memperluas kawasan sudut tersebut dengan mengalihkan sudut seni yang kurang popular ke lokasi lebih kecil. Selepas seminggu pelaksanaan, pemerhatian susulan menunjukkan pertengkaran berkurangan dan penglibatan murid di kedua-dua sudut menjadi lebih seimbang.</w:t>
+            </w:r>
+          </w:p>
+        </w:tc>
+      </w:tr>
+    </w:tbl>
+    <w:p>
+      <w:pPr>
+        <w:keepNext/>
+      </w:pPr>
+      <w:r>
         <w:rPr>
           <w:b/>
-          <w:sz w:val="36"/>
+          <w:sz w:val="24"/>
+        </w:rPr>
+        <w:t>8. Kesilapan Lazim dan Cara Mengelak</w:t>
+      </w:r>
+    </w:p>
+    <w:p>
+      <w:r>
+        <w:t>Kesilapan lazim pertama ialah menjalankan checklist fizikal tetapi tidak pernah bertindak atas dapatan yang direkodkan; cara mengelak ialah menetapkan tempoh tindakan susulan yang jelas bagi setiap isu yang dicatat. Kesilapan kedua ialah pemerhatian tingkah laku dijalankan secara tidak konsisten (hanya apabila teringat); cara mengelak ialah menjadikannya sebahagian rutin harian berjadual, contohnya semasa waktu sudut pembelajaran. Kesilapan ketiga ialah mengabaikan maklum balas rakan sekerja kerana dianggap kritikan peribadi; cara mengelak ialah membudayakan maklum balas profesional sebagai amalan biasa pasukan pengajar, bukan penilaian individu.</w:t>
+      </w:r>
+    </w:p>
+    <w:tbl>
+      <w:tblPr>
+        <w:tblStyle w:val="TableGrid"/>
+        <w:tblW w:type="auto" w:w="0"/>
+        <w:tblLook w:firstColumn="1" w:firstRow="1" w:lastColumn="0" w:lastRow="0" w:noHBand="0" w:noVBand="1" w:val="04A0"/>
+      </w:tblPr>
+      <w:tblGrid>
+        <w:gridCol w:w="9313"/>
+      </w:tblGrid>
+      <w:tr>
+        <w:tc>
+          <w:tcPr>
+            <w:tcW w:type="dxa" w:w="9313"/>
+            <w:shd w:val="clear" w:color="auto" w:fill="F2F2F2"/>
+          </w:tcPr>
+          <w:p>
+            <w:r>
+              <w:rPr>
+                <w:rFonts w:ascii="Arial" w:hAnsi="Arial"/>
+                <w:b/>
+                <w:sz w:val="24"/>
+              </w:rPr>
+              <w:t>9. Senarai Semak Penilaian Persekitaran Mingguan (Sedia untuk Difotokopi)</w:t>
+            </w:r>
+          </w:p>
+          <w:p>
+            <w:r>
+              <w:rPr>
+                <w:rFonts w:ascii="Arial" w:hAnsi="Arial"/>
+                <w:sz w:val="22"/>
+              </w:rPr>
+              <w:t>☐ Checklist fizikal (cahaya/udara/suhu/bunyi) disemak pada hari tetap.</w:t>
+            </w:r>
+          </w:p>
+          <w:p>
+            <w:r>
+              <w:rPr>
+                <w:rFonts w:ascii="Arial" w:hAnsi="Arial"/>
+                <w:sz w:val="22"/>
+              </w:rPr>
+              <w:t>☐ Isu yang dikesan direkodkan dengan tarikh dalam borang ringkas.</w:t>
+            </w:r>
+          </w:p>
+          <w:p>
+            <w:r>
+              <w:rPr>
+                <w:rFonts w:ascii="Arial" w:hAnsi="Arial"/>
+                <w:sz w:val="22"/>
+              </w:rPr>
+              <w:t>☐ Pemerhatian tingkah laku murid dijalankan sepanjang minggu.</w:t>
+            </w:r>
+          </w:p>
+          <w:p>
+            <w:r>
+              <w:rPr>
+                <w:rFonts w:ascii="Arial" w:hAnsi="Arial"/>
+                <w:sz w:val="22"/>
+              </w:rPr>
+              <w:t>☐ Maklum balas daripada sekurang-kurangnya seorang rakan sekerja/penyelia diperoleh.</w:t>
+            </w:r>
+          </w:p>
+          <w:p>
+            <w:r>
+              <w:rPr>
+                <w:rFonts w:ascii="Arial" w:hAnsi="Arial"/>
+                <w:sz w:val="22"/>
+              </w:rPr>
+              <w:t>☐ Tindakan penambahbaikan dilaksanakan dan hasilnya disemak pada pusingan seterusnya.</w:t>
+            </w:r>
+          </w:p>
+        </w:tc>
+      </w:tr>
+    </w:tbl>
+    <w:tbl>
+      <w:tblPr>
+        <w:tblStyle w:val="TableGrid"/>
+        <w:tblW w:type="auto" w:w="0"/>
+        <w:tblLook w:firstColumn="1" w:firstRow="1" w:lastColumn="0" w:lastRow="0" w:noHBand="0" w:noVBand="1" w:val="04A0"/>
+      </w:tblPr>
+      <w:tblGrid>
+        <w:gridCol w:w="9313"/>
+      </w:tblGrid>
+      <w:tr>
+        <w:tc>
+          <w:tcPr>
+            <w:tcW w:type="dxa" w:w="9313"/>
+            <w:shd w:val="clear" w:color="auto" w:fill="F2F2F2"/>
+          </w:tcPr>
+          <w:p>
+            <w:r>
+              <w:rPr>
+                <w:rFonts w:ascii="Arial" w:hAnsi="Arial"/>
+                <w:b/>
+                <w:sz w:val="24"/>
+              </w:rPr>
+              <w:t>10. Aktiviti Pengukuhan</w:t>
+            </w:r>
+          </w:p>
+          <w:p>
+            <w:r>
+              <w:rPr>
+                <w:rFonts w:ascii="Arial" w:hAnsi="Arial"/>
+                <w:sz w:val="22"/>
+              </w:rPr>
+              <w:t>(i) Bina satu borang checklist fizikal ringkas (cahaya, udara, suhu, bunyi) untuk bilik darjah rekaan anda.</w:t>
+            </w:r>
+          </w:p>
+          <w:p>
+            <w:r>
+              <w:rPr>
+                <w:rFonts w:ascii="Arial" w:hAnsi="Arial"/>
+                <w:sz w:val="22"/>
+              </w:rPr>
+              <w:t>(ii) Jalankan pemerhatian tingkah laku selama 15 minit terhadap satu video/gambar aktiviti kelas dan catat sekurang-kurangnya dua dapatan.</w:t>
+            </w:r>
+          </w:p>
+          <w:p>
+            <w:r>
+              <w:rPr>
+                <w:rFonts w:ascii="Arial" w:hAnsi="Arial"/>
+                <w:sz w:val="22"/>
+              </w:rPr>
+              <w:t>(iii) Bincangkan dalam kumpulan bagaimana anda akan mendapatkan dan memproses maklum balas rakan sekerja tanpa menimbulkan konflik — ini melatih Kemahiran Berkaitan 1.4 "Evaluate effectiveness of learning environment".</w:t>
+            </w:r>
+          </w:p>
+        </w:tc>
+      </w:tr>
+    </w:tbl>
+    <w:p>
+      <w:pPr>
+        <w:keepNext/>
+      </w:pPr>
+      <w:r>
+        <w:rPr>
+          <w:b/>
+          <w:sz w:val="24"/>
+        </w:rPr>
+        <w:t>11. Perkaitan dengan Kriteria Prestasi (Performance Criteria)</w:t>
+      </w:r>
+    </w:p>
+    <w:p>
+      <w:r>
+        <w:t>Alat penilaian yang dibincangkan dalam Bab ini adalah cara utama guru membuktikan Kriteria Prestasi 1.4 "Classroom environment effectiveness aligned according to pupil's movement and conducive..." secara berterusan sepanjang semester, bukan hanya semasa penyediaan awal. Domain psikomotor "Effectiveness of learning environment using layout plan demonstrated" bermakna guru perlu mampu menunjukkan pelan susun atur bertulis/lukisan berserta rekod penilaian sebenar (checklist yang telah diisi, nota pemerhatian) sebagai bukti fizikal semasa pentaksiran amali — bukan sekadar penerangan lisan. Guru turut digalakkan menyimpan trend penilaian merentas beberapa minggu (contohnya dalam bentuk graf ringkas bilangan isu dikesan setiap minggu) untuk menunjukkan penambahbaikan berterusan, kerana ini menyokong secara langsung falsafah kitaran PDCA yang mendasari keseluruhan proses penilaian persekitaran pembelajaran.</w:t>
+      </w:r>
+    </w:p>
+    <w:p>
+      <w:pPr>
+        <w:keepNext/>
+      </w:pPr>
+      <w:r>
+        <w:rPr>
+          <w:b/>
+          <w:sz w:val="24"/>
+        </w:rPr>
+        <w:t>12. Pertimbangan Tambahan: Menyimpan dan Menggunakan Rekod Penilaian</w:t>
+      </w:r>
+    </w:p>
+    <w:p>
+      <w:r>
+        <w:t>Rekod penilaian persekitaran yang dikumpul secara mingguan mempunyai nilai lebih besar daripada sekadar keperluan pematuhan segera — ia membentuk sejarah penambahbaikan berterusan yang boleh dirujuk semasa perancangan semula susun atur pada permulaan semester baharu, semasa mesyuarat penilaian prestasi guru, dan semasa menyediakan bukti untuk audit kualiti dalaman atau luaran tadika. Guru digalakkan menyimpan rekod ini dalam fail fizikal atau digital yang teratur mengikut minggu/bulan, berserta gambar ringkas sebelum dan selepas tindakan penambahbaikan diambil apabila berkaitan. Amalan ini turut memudahkan proses serah tugas (*handover*) sekiranya berlaku pertukaran guru kelas di pertengahan tahun, kerana guru baharu dapat memahami dengan cepat sejarah isu dan penyelesaian yang pernah dilaksanakan dalam bilik darjah tersebut tanpa perlu memulakan semula proses penilaian dari kosong.</w:t>
+      </w:r>
+    </w:p>
+    <w:p>
+      <w:pPr>
+        <w:keepNext/>
+      </w:pPr>
+      <w:r>
+        <w:rPr>
+          <w:b/>
+          <w:sz w:val="24"/>
+        </w:rPr>
+        <w:t>13. Pertimbangan Tambahan: Melibatkan Murid dalam Penilaian Ringkas</w:t>
+      </w:r>
+    </w:p>
+    <w:p>
+      <w:r>
+        <w:t>Selain checklist fizikal, pemerhatian guru dan maklum balas rakan sekerja, sesetengah tadika turut memperkenalkan bentuk penilaian ringkas yang melibatkan murid sendiri, seperti carta "muka gembira/sedih" di mana murid menampal gambar muka pada sudut yang paling mereka gemari pada hari tersebut. Walaupun kaedah ini tidak formal dan tidak menggantikan ketiga-tiga alat penilaian rasmi yang digariskan dalam CoCU, ia memberi perspektif tambahan yang berguna kerana murid sering menunjukkan keutamaan sebenar melalui tindakan mudah sebegini berbanding pemerhatian tidak langsung guru semata-mata. Guru perlu berhati-hati mentafsir data sebegini — sudut yang kerap dipilih tidak semestinya paling berkesan dari segi pembelajaran, tetapi mungkin sekadar paling menyeronokkan; justeru penilaian jenis ini sebaiknya digunakan sebagai pelengkap kepada, bukan pengganti bagi, ketiga-tiga alat penilaian rasmi yang telah dibincangkan.</w:t>
+      </w:r>
+    </w:p>
+    <w:p>
+      <w:pPr>
+        <w:keepNext/>
+      </w:pPr>
+      <w:r>
+        <w:rPr>
+          <w:b/>
+          <w:sz w:val="24"/>
+        </w:rPr>
+        <w:t>14. Nota Tambahan: Mengelakkan Bias Semasa Pemerhatian</w:t>
+      </w:r>
+    </w:p>
+    <w:p>
+      <w:r>
+        <w:t>Guru perlu sedar bahawa pemerhatian tingkah laku murid boleh terjejas oleh bias peribadi — contohnya cenderung memerhati murid yang lebih vokal atau bermasalah tingkah laku, sambil terlepas pandang murid yang lebih senyap tetapi turut menunjukkan tanda-tanda tidak terlibat dengan persekitaran yang disediakan. Cara mengatasi bias ini ialah menggunakan senarai semak pemerhatian berstruktur yang merangkumi semua murid secara bergilir sepanjang minggu, bukan hanya memerhati murid yang menarik perhatian guru secara semula jadi.</w:t>
+      </w:r>
+    </w:p>
+    <w:tbl>
+      <w:tblPr>
+        <w:tblStyle w:val="TableGrid"/>
+        <w:tblW w:type="auto" w:w="0"/>
+        <w:tblLook w:firstColumn="1" w:firstRow="1" w:lastColumn="0" w:lastRow="0" w:noHBand="0" w:noVBand="1" w:val="04A0"/>
+      </w:tblPr>
+      <w:tblGrid>
+        <w:gridCol w:w="9313"/>
+      </w:tblGrid>
+      <w:tr>
+        <w:tc>
+          <w:tcPr>
+            <w:tcW w:type="dxa" w:w="9313"/>
+            <w:shd w:val="clear" w:color="auto" w:fill="F2F2F2"/>
+          </w:tcPr>
+          <w:p>
+            <w:r>
+              <w:rPr>
+                <w:rFonts w:ascii="Arial" w:hAnsi="Arial"/>
+                <w:b/>
+                <w:sz w:val="24"/>
+              </w:rPr>
+              <w:t>15. Rumusan</w:t>
+            </w:r>
+          </w:p>
+          <w:p>
+            <w:r>
+              <w:rPr>
+                <w:rFonts w:ascii="Arial" w:hAnsi="Arial"/>
+                <w:sz w:val="22"/>
+              </w:rPr>
+              <w:t>Gabungan senarai semak objektif, pemerhatian berterusan, dan maklum balas rakan sekerja — disertai kekerapan penilaian yang konsisten dan tindakan susulan yang jelas — membolehkan penilaian menyeluruh dan penambahbaikan berterusan terhadap persekitaran pembelajaran.</w:t>
+            </w:r>
+          </w:p>
+        </w:tc>
+      </w:tr>
+    </w:tbl>
+    <w:p>
+      <w:pPr>
+        <w:pageBreakBefore/>
+        <w:shd w:val="clear" w:color="auto" w:fill="D9D9D9"/>
+      </w:pPr>
+      <w:r>
+        <w:rPr>
+          <w:rFonts w:ascii="Arial" w:hAnsi="Arial"/>
+          <w:b/>
+          <w:sz w:val="28"/>
         </w:rPr>
         <w:t>Bab 6: Health, Safety and Environment (HSE) standard and policy</w:t>
       </w:r>
     </w:p>
+    <w:tbl>
+      <w:tblPr>
+        <w:tblStyle w:val="TableGrid"/>
+        <w:tblW w:type="auto" w:w="0"/>
+        <w:tblLook w:firstColumn="1" w:firstRow="1" w:lastColumn="0" w:lastRow="0" w:noHBand="0" w:noVBand="1" w:val="04A0"/>
+      </w:tblPr>
+      <w:tblGrid>
+        <w:gridCol w:w="9313"/>
+      </w:tblGrid>
+      <w:tr>
+        <w:tc>
+          <w:tcPr>
+            <w:tcW w:type="dxa" w:w="9313"/>
+            <w:shd w:val="clear" w:color="auto" w:fill="F2F2F2"/>
+          </w:tcPr>
+          <w:p>
+            <w:r>
+              <w:rPr>
+                <w:rFonts w:ascii="Arial" w:hAnsi="Arial"/>
+                <w:b/>
+                <w:sz w:val="24"/>
+              </w:rPr>
+              <w:t>Objektif Pembelajaran</w:t>
+            </w:r>
+          </w:p>
+          <w:p>
+            <w:r>
+              <w:rPr>
+                <w:rFonts w:ascii="Arial" w:hAnsi="Arial"/>
+                <w:sz w:val="22"/>
+              </w:rPr>
+              <w:t>Selepas mempelajari topik ini, pelatih dapat:</w:t>
+            </w:r>
+          </w:p>
+          <w:p/>
+          <w:p>
+            <w:r>
+              <w:rPr>
+                <w:rFonts w:ascii="Arial" w:hAnsi="Arial"/>
+                <w:sz w:val="22"/>
+              </w:rPr>
+              <w:t>• Menjelaskan piawaian dan polisi HSE yang berkaitan dengan bilik darjah prasekolah.</w:t>
+            </w:r>
+          </w:p>
+          <w:p/>
+          <w:p>
+            <w:r>
+              <w:rPr>
+                <w:rFonts w:ascii="Arial" w:hAnsi="Arial"/>
+                <w:sz w:val="22"/>
+              </w:rPr>
+              <w:t>• Mengenal pasti tanggungjawab guru dalam mematuhi keperluan HSE.</w:t>
+            </w:r>
+          </w:p>
+          <w:p/>
+          <w:p>
+            <w:r>
+              <w:rPr>
+                <w:rFonts w:ascii="Arial" w:hAnsi="Arial"/>
+                <w:sz w:val="22"/>
+              </w:rPr>
+              <w:t>• Mengaitkan pematuhan HSE dengan akta dan garis panduan berkaitan.</w:t>
+            </w:r>
+          </w:p>
+        </w:tc>
+      </w:tr>
+    </w:tbl>
     <w:p>
+      <w:pPr>
+        <w:keepNext/>
+      </w:pPr>
       <w:r>
         <w:rPr>
           <w:b/>
-          <w:sz w:val="26"/>
-        </w:rPr>
-        <w:t>Objektif Pembelajaran</w:t>
-      </w:r>
-    </w:p>
-    <w:p>
-      <w:r>
-        <w:t>Selepas mempelajari topik ini, pelatih dapat:</w:t>
-      </w:r>
-    </w:p>
-    <w:p>
-      <w:pPr>
-        <w:pStyle w:val="ListParagraph"/>
-      </w:pPr>
-      <w:r>
-        <w:t>• Menjelaskan piawaian dan polisi HSE yang berkaitan dengan bilik darjah prasekolah.</w:t>
-      </w:r>
-    </w:p>
-    <w:p>
-      <w:pPr>
-        <w:pStyle w:val="ListParagraph"/>
-      </w:pPr>
-      <w:r>
-        <w:t>• Mengenal pasti tanggungjawab guru dalam mematuhi keperluan HSE.</w:t>
-      </w:r>
-    </w:p>
-    <w:p>
-      <w:pPr>
-        <w:pStyle w:val="ListParagraph"/>
-      </w:pPr>
-      <w:r>
-        <w:t>• Mengaitkan pematuhan HSE dengan akta dan garis panduan berkaitan.</w:t>
-      </w:r>
-    </w:p>
-    <w:p>
-      <w:r>
-        <w:rPr>
-          <w:b/>
-          <w:sz w:val="26"/>
+          <w:sz w:val="24"/>
         </w:rPr>
         <w:t>1. Rangka Kerja Polisi HSE</w:t>
       </w:r>
@@ -1908,10 +4513,13 @@
       </w:r>
     </w:p>
     <w:p>
+      <w:pPr>
+        <w:keepNext/>
+      </w:pPr>
       <w:r>
         <w:rPr>
           <w:b/>
-          <w:sz w:val="26"/>
+          <w:sz w:val="24"/>
         </w:rPr>
         <w:t>2. Keperluan Praktikal HSE</w:t>
       </w:r>
@@ -1922,10 +4530,13 @@
       </w:r>
     </w:p>
     <w:p>
+      <w:pPr>
+        <w:keepNext/>
+      </w:pPr>
       <w:r>
         <w:rPr>
           <w:b/>
-          <w:sz w:val="26"/>
+          <w:sz w:val="24"/>
         </w:rPr>
         <w:t>3. Tanggungjawab Guru</w:t>
       </w:r>
@@ -1936,10 +4547,13 @@
       </w:r>
     </w:p>
     <w:p>
+      <w:pPr>
+        <w:keepNext/>
+      </w:pPr>
       <w:r>
         <w:rPr>
           <w:b/>
-          <w:sz w:val="26"/>
+          <w:sz w:val="24"/>
         </w:rPr>
         <w:t>4. Dokumentasi Pematuhan HSE</w:t>
       </w:r>
@@ -1950,10 +4564,13 @@
       </w:r>
     </w:p>
     <w:p>
+      <w:pPr>
+        <w:keepNext/>
+      </w:pPr>
       <w:r>
         <w:rPr>
           <w:b/>
-          <w:sz w:val="26"/>
+          <w:sz w:val="24"/>
         </w:rPr>
         <w:t>5. Latihan HSE untuk Guru</w:t>
       </w:r>
@@ -1964,19 +4581,1154 @@
       </w:r>
     </w:p>
     <w:p>
+      <w:pPr>
+        <w:keepNext/>
+      </w:pPr>
       <w:r>
         <w:rPr>
           <w:b/>
-          <w:sz w:val="26"/>
+          <w:sz w:val="24"/>
         </w:rPr>
-        <w:t>6. Rumusan</w:t>
+        <w:t>6. Definisi dan Konsep Asas: Rangka Perundangan HSE Tadika</w:t>
       </w:r>
     </w:p>
     <w:p>
       <w:r>
-        <w:t>Pematuhan piawaian dan polisi HSE — disokong dengan dokumentasi pemeriksaan yang kemas kini — bukan sahaja keperluan perundangan tetapi asas kepada tanggungjawab profesional guru dalam memastikan bilik darjah sentiasa selamat untuk murid.</w:t>
+        <w:t>Pematuhan HSE di prasekolah beroperasi dalam rangka tiga lapisan: (i) *Occupational Safety and Health Act 1994* (Akta 514) yang mewajibkan penyedia tempat kerja/pembelajaran memastikan premis selamat bagi pekerja dan pihak lain termasuk kanak-kanak yang berada di premis; (ii) *Fire Services Act 1988* yang meletakkan kuasa kepada Jabatan Bomba dan Penyelamat Malaysia untuk menetapkan keperluan pencegahan dan pemadaman kebakaran bagi premis awam; dan (iii) garis panduan pendaftaran dan kualiti tadika oleh Kementerian Pendidikan Malaysia (KPM) dan Jabatan Kebajikan Masyarakat (JKM) yang menetapkan syarat fizikal minimum bagi kelulusan dan pembaharuan lesen operasi. Guru Tahap 4 perlu memahami bahawa ketiga-tiga lapisan ini saling melengkapi — kegagalan mematuhi mana-mana satu boleh menjejaskan kelulusan operasi tadika secara keseluruhan.</w:t>
       </w:r>
     </w:p>
+    <w:p>
+      <w:pPr>
+        <w:keepNext/>
+      </w:pPr>
+      <w:r>
+        <w:rPr>
+          <w:b/>
+          <w:sz w:val="24"/>
+        </w:rPr>
+        <w:t>7. Prosedur Langkah Demi Langkah: Menjalankan Pemeriksaan HSE Harian</w:t>
+      </w:r>
+    </w:p>
+    <w:p>
+      <w:r>
+        <w:t>(i) Semak fungsi peralatan kecemasan (pemadam api, kotak pertolongan cemas) pada awal sesi; (ii) periksa laluan kecemasan bebas halangan; (iii) semak keadaan perabot dan peralatan bagi sebarang kerosakan atau bahaya; (iv) pastikan bekalan air bersih berfungsi untuk mencuci tangan; (v) rekodkan dapatan pemeriksaan dalam log HSE harian, termasuk sebarang kerosakan; (vi) laporkan segera kepada pengetua/prinsipal sebarang bahaya yang memerlukan tindakan segera, dan susuli status pembaikan pada hari berikutnya.</w:t>
+      </w:r>
+    </w:p>
+    <w:tbl>
+      <w:tblPr>
+        <w:tblStyle w:val="TableGrid"/>
+        <w:tblW w:type="auto" w:w="0"/>
+        <w:tblLook w:firstColumn="1" w:firstRow="1" w:lastColumn="0" w:lastRow="0" w:noHBand="0" w:noVBand="1" w:val="04A0"/>
+      </w:tblPr>
+      <w:tblGrid>
+        <w:gridCol w:w="9313"/>
+      </w:tblGrid>
+      <w:tr>
+        <w:tc>
+          <w:tcPr>
+            <w:tcW w:type="dxa" w:w="9313"/>
+            <w:shd w:val="clear" w:color="auto" w:fill="F2F2F2"/>
+          </w:tcPr>
+          <w:p>
+            <w:r>
+              <w:rPr>
+                <w:rFonts w:ascii="Arial" w:hAnsi="Arial"/>
+                <w:b/>
+                <w:sz w:val="24"/>
+              </w:rPr>
+              <w:t>8. Kajian Kes Tadika: Kotak Pertolongan Cemas Luput Tanpa Disedari</w:t>
+            </w:r>
+          </w:p>
+          <w:p>
+            <w:r>
+              <w:rPr>
+                <w:rFonts w:ascii="Arial" w:hAnsi="Arial"/>
+                <w:sz w:val="22"/>
+              </w:rPr>
+              <w:t>Semasa pemeriksaan HSE bulanan oleh penyelia, didapati kotak pertolongan cemas di salah satu bilik darjah mengandungi ubat topikal yang telah luput tempoh selama tiga bulan tanpa disedari oleh guru kelas kerana pemeriksaan harian sebelum ini hanya menyemak kelengkapan fizikal kotak tanpa menyemak tarikh luput setiap item. Penyelia mengarahkan penggantian segera dan memperkenalkan senarai semak tambahan khusus untuk tarikh luput ubat sebagai sebahagian log HSE bulanan tadika, di samping pemeriksaan harian sedia ada.</w:t>
+            </w:r>
+          </w:p>
+        </w:tc>
+      </w:tr>
+    </w:tbl>
+    <w:p>
+      <w:pPr>
+        <w:keepNext/>
+      </w:pPr>
+      <w:r>
+        <w:rPr>
+          <w:b/>
+          <w:sz w:val="24"/>
+        </w:rPr>
+        <w:t>9. Kesilapan Lazim dan Cara Mengelak</w:t>
+      </w:r>
+    </w:p>
+    <w:p>
+      <w:r>
+        <w:t>Kesilapan lazim pertama ialah pemeriksaan HSE dilakukan secara tergesa-gesa tanpa rekod bertulis, menyebabkan tiada bukti pematuhan semasa audit; cara mengelak ialah sentiasa mengisi log HSE walaupun tiada isu dikesan (catat "tiada isu" berserta tarikh dan tandatangan). Kesilapan kedua ialah kerosakan yang dilaporkan tidak disusuli sehingga selesai; cara mengelak ialah menyimpan senarai tindakan terbuka dan menyemaknya setiap minggu. Kesilapan ketiga ialah guru baharu tidak menerima taklimat HSE yang mencukupi semasa induksi; cara mengelak ialah menjadikan taklimat HSE sebahagian wajib proses induksi sebelum guru baharu diberi tanggungjawab kelas sendiri.</w:t>
+      </w:r>
+    </w:p>
+    <w:tbl>
+      <w:tblPr>
+        <w:tblStyle w:val="TableGrid"/>
+        <w:tblW w:type="auto" w:w="0"/>
+        <w:tblLook w:firstColumn="1" w:firstRow="1" w:lastColumn="0" w:lastRow="0" w:noHBand="0" w:noVBand="1" w:val="04A0"/>
+      </w:tblPr>
+      <w:tblGrid>
+        <w:gridCol w:w="9313"/>
+      </w:tblGrid>
+      <w:tr>
+        <w:tc>
+          <w:tcPr>
+            <w:tcW w:type="dxa" w:w="9313"/>
+            <w:shd w:val="clear" w:color="auto" w:fill="F2F2F2"/>
+          </w:tcPr>
+          <w:p>
+            <w:r>
+              <w:rPr>
+                <w:rFonts w:ascii="Arial" w:hAnsi="Arial"/>
+                <w:b/>
+                <w:sz w:val="24"/>
+              </w:rPr>
+              <w:t>10. Senarai Semak Pematuhan HSE Harian (Sedia untuk Difotokopi)</w:t>
+            </w:r>
+          </w:p>
+          <w:p>
+            <w:r>
+              <w:rPr>
+                <w:rFonts w:ascii="Arial" w:hAnsi="Arial"/>
+                <w:sz w:val="22"/>
+              </w:rPr>
+              <w:t>☐ Pemadam api berfungsi dan mudah dicapai.</w:t>
+            </w:r>
+          </w:p>
+          <w:p>
+            <w:r>
+              <w:rPr>
+                <w:rFonts w:ascii="Arial" w:hAnsi="Arial"/>
+                <w:sz w:val="22"/>
+              </w:rPr>
+              <w:t>☐ Kotak pertolongan cemas lengkap dan tiada item luput tempoh.</w:t>
+            </w:r>
+          </w:p>
+          <w:p>
+            <w:r>
+              <w:rPr>
+                <w:rFonts w:ascii="Arial" w:hAnsi="Arial"/>
+                <w:sz w:val="22"/>
+              </w:rPr>
+              <w:t>☐ Laluan kecemasan bebas halangan.</w:t>
+            </w:r>
+          </w:p>
+          <w:p>
+            <w:r>
+              <w:rPr>
+                <w:rFonts w:ascii="Arial" w:hAnsi="Arial"/>
+                <w:sz w:val="22"/>
+              </w:rPr>
+              <w:t>☐ Bekalan air bersih untuk mencuci tangan berfungsi.</w:t>
+            </w:r>
+          </w:p>
+          <w:p>
+            <w:r>
+              <w:rPr>
+                <w:rFonts w:ascii="Arial" w:hAnsi="Arial"/>
+                <w:sz w:val="22"/>
+              </w:rPr>
+              <w:t>☐ Perabot dan peralatan bebas kerosakan/bahaya.</w:t>
+            </w:r>
+          </w:p>
+          <w:p>
+            <w:r>
+              <w:rPr>
+                <w:rFonts w:ascii="Arial" w:hAnsi="Arial"/>
+                <w:sz w:val="22"/>
+              </w:rPr>
+              <w:t>☐ Log HSE harian diisi dan ditandatangani.</w:t>
+            </w:r>
+          </w:p>
+          <w:p>
+            <w:r>
+              <w:rPr>
+                <w:rFonts w:ascii="Arial" w:hAnsi="Arial"/>
+                <w:sz w:val="22"/>
+              </w:rPr>
+              <w:t>☐ Sebarang kerosakan dilaporkan kepada pengetua/prinsipal.</w:t>
+            </w:r>
+          </w:p>
+        </w:tc>
+      </w:tr>
+    </w:tbl>
+    <w:tbl>
+      <w:tblPr>
+        <w:tblStyle w:val="TableGrid"/>
+        <w:tblW w:type="auto" w:w="0"/>
+        <w:tblLook w:firstColumn="1" w:firstRow="1" w:lastColumn="0" w:lastRow="0" w:noHBand="0" w:noVBand="1" w:val="04A0"/>
+      </w:tblPr>
+      <w:tblGrid>
+        <w:gridCol w:w="9313"/>
+      </w:tblGrid>
+      <w:tr>
+        <w:tc>
+          <w:tcPr>
+            <w:tcW w:type="dxa" w:w="9313"/>
+            <w:shd w:val="clear" w:color="auto" w:fill="F2F2F2"/>
+          </w:tcPr>
+          <w:p>
+            <w:r>
+              <w:rPr>
+                <w:rFonts w:ascii="Arial" w:hAnsi="Arial"/>
+                <w:b/>
+                <w:sz w:val="24"/>
+              </w:rPr>
+              <w:t>11. Aktiviti Pengukuhan</w:t>
+            </w:r>
+          </w:p>
+          <w:p>
+            <w:r>
+              <w:rPr>
+                <w:rFonts w:ascii="Arial" w:hAnsi="Arial"/>
+                <w:sz w:val="22"/>
+              </w:rPr>
+              <w:t>(i) Isi satu contoh log HSE harian penuh untuk bilik darjah rekaan anda menggunakan Senarai Semak di atas.</w:t>
+            </w:r>
+          </w:p>
+          <w:p>
+            <w:r>
+              <w:rPr>
+                <w:rFonts w:ascii="Arial" w:hAnsi="Arial"/>
+                <w:sz w:val="22"/>
+              </w:rPr>
+              <w:t>(ii) Bincangkan dalam kumpulan apakah tindakan segera yang perlu diambil jika mendapati pemadam api tidak berfungsi semasa pemeriksaan pagi.</w:t>
+            </w:r>
+          </w:p>
+          <w:p>
+            <w:r>
+              <w:rPr>
+                <w:rFonts w:ascii="Arial" w:hAnsi="Arial"/>
+                <w:sz w:val="22"/>
+              </w:rPr>
+              <w:t>(iii) Terangkan bagaimana Akta 514, *Fire Services Act 1988* dan garis panduan KPM/JKM saling berkaitan dalam konteks bilik darjah prasekolah — ini melatih sikap Keselamatan/Persekitaran "Ensure safety of the teaching tools" dan "Ensure safety of the learning area".</w:t>
+            </w:r>
+          </w:p>
+        </w:tc>
+      </w:tr>
+    </w:tbl>
+    <w:p>
+      <w:pPr>
+        <w:keepNext/>
+      </w:pPr>
+      <w:r>
+        <w:rPr>
+          <w:b/>
+          <w:sz w:val="24"/>
+        </w:rPr>
+        <w:t>12. Perkaitan dengan Kriteria Prestasi (Performance Criteria)</w:t>
+      </w:r>
+    </w:p>
+    <w:p>
+      <w:r>
+        <w:t>Piawaian HSE menjadi asas keseluruhan Kriteria Prestasi 1.4 CU ini — frasa "free from hazard" dalam kriteria tersebut tidak boleh dipisahkan daripada rangka HSE yang dibincangkan sepanjang Bab ini. Domain afektif "Ensure safety of the teaching tools demonstrated" dan "Ensure safety of the learning area demonstrated" bermakna penilai akan memerhati tingkah laku sebenar guru semasa sesi (bukan sekadar bertanya secara lisan) — contohnya sama ada guru secara automatik memeriksa peralatan sebelum digunakan murid, atau sama ada guru bertindak segera apabila mengesan bahaya kecil semasa sesi berlangsung. Oleh sebab pematuhan HSE turut menjadi syarat kelulusan pendaftaran dan pembaharuan lesen operasi tadika di peringkat institusi, guru pelatih perlu memahami bahawa kecuaian peribadi dalam pematuhan HSE bukan sahaja berisiko kepada keselamatan murid, tetapi juga boleh menjejaskan status akreditasi keseluruhan tadika tempat mereka berkhidmat.</w:t>
+      </w:r>
+    </w:p>
+    <w:p>
+      <w:pPr>
+        <w:keepNext/>
+      </w:pPr>
+      <w:r>
+        <w:rPr>
+          <w:b/>
+          <w:sz w:val="24"/>
+        </w:rPr>
+        <w:t>13. Pertimbangan Tambahan: HSE Semasa Aktiviti Luar Bilik Darjah</w:t>
+      </w:r>
+    </w:p>
+    <w:p>
+      <w:r>
+        <w:t>Piawaian HSE tidak terhad kepada dalam bilik darjah sahaja — ia turut merangkumi kawasan luar seperti taman permainan, kawasan berkumpul semasa perhimpunan, dan laluan antara bangunan yang dilalui murid sepanjang hari. Guru perlu memastikan peralatan taman permainan diperiksa secara berkala bagi kestabilan dan kehausan (contohnya bahagian besi berkarat atau tali yang lusuh), permukaan kawasan bermain bebas daripada bahaya seperti serpihan kaca atau lubang, dan sentiasa mengekalkan pengawasan aktif (*active supervision*) — bukan sekadar berada di kawasan tersebut tetapi benar-benar memerhati pergerakan setiap murid. Semasa cuaca panas, guru turut perlu memastikan murid mempunyai akses kepada air minuman dan tempat berteduh yang mencukupi bagi mengelakkan risiko terkena haba. Prinsip yang sama seperti pemeriksaan HSE dalaman — semak, rekod, laporkan, susul — terpakai secara konsisten bagi kawasan luar bilik darjah ini.</w:t>
+      </w:r>
+    </w:p>
+    <w:p>
+      <w:pPr>
+        <w:keepNext/>
+      </w:pPr>
+      <w:r>
+        <w:rPr>
+          <w:b/>
+          <w:sz w:val="24"/>
+        </w:rPr>
+        <w:t>14. Pertimbangan Tambahan: Menguruskan Isu Kesihatan Berjangkit di Bilik Darjah</w:t>
+      </w:r>
+    </w:p>
+    <w:p>
+      <w:r>
+        <w:t>Sebahagian daripada tanggungjawab HSE guru turut merangkumi pencegahan penularan penyakit berjangkit biasa dalam kalangan kanak-kanak seperti selesema, cirit-birit atau ruam kulit. Amalan asas termasuk memastikan murid mencuci tangan pada waktu genting (sebelum makan, selepas dari tandas, selepas aktiviti luar), menyediakan tisu dan pelupusan tisu yang betul, serta mengasingkan sementara murid yang menunjukkan tanda-tanda demam atau muntah sehingga ibu bapa tiba untuk mengambil mereka. Guru perlu memaklumkan pengetua/prinsipal dengan segera jika mengesan lebih daripada seorang murid menunjukkan gejala serupa dalam tempoh masa yang singkat, kerana ini mungkin menandakan wabak kecil yang memerlukan tindakan pembersihan menyeluruh bilik darjah atau pemakluman kepada semua ibu bapa kelas tersebut. Rekod kehadiran (rujuk WA2 CU ini) turut menjadi alat berguna untuk mengesan corak ketidakhadiran berkaitan kesihatan yang mungkin memerlukan siasatan lanjut oleh pihak pengurusan tadika.</w:t>
+      </w:r>
+    </w:p>
+    <w:p>
+      <w:pPr>
+        <w:keepNext/>
+      </w:pPr>
+      <w:r>
+        <w:rPr>
+          <w:b/>
+          <w:sz w:val="24"/>
+        </w:rPr>
+        <w:t>15. Nota Tambahan: Budaya Keselamatan Berbanding Sekadar Pematuhan</w:t>
+      </w:r>
+    </w:p>
+    <w:p>
+      <w:r>
+        <w:t>Matlamat akhir pematuhan HSE bukan sekadar lulus pemeriksaan audit, tetapi membina budaya keselamatan (*safety culture*) yang tertanam dalam amalan harian guru dan murid. Guru yang secara konsisten memodelkan tingkah laku selamat — seperti sentiasa mengunci kabinet bahan berbahaya, tidak pernah meninggalkan murid tanpa pengawasan walau seketika, dan sentiasa bertindak segera terhadap bahaya kecil — secara tidak langsung mengajar murid nilai keselamatan yang akan dibawa sepanjang hayat mereka, jauh melangkaui keperluan mematuhi satu senarai semak semata-mata.</w:t>
+      </w:r>
+    </w:p>
+    <w:tbl>
+      <w:tblPr>
+        <w:tblStyle w:val="TableGrid"/>
+        <w:tblW w:type="auto" w:w="0"/>
+        <w:tblLook w:firstColumn="1" w:firstRow="1" w:lastColumn="0" w:lastRow="0" w:noHBand="0" w:noVBand="1" w:val="04A0"/>
+      </w:tblPr>
+      <w:tblGrid>
+        <w:gridCol w:w="9313"/>
+      </w:tblGrid>
+      <w:tr>
+        <w:tc>
+          <w:tcPr>
+            <w:tcW w:type="dxa" w:w="9313"/>
+            <w:shd w:val="clear" w:color="auto" w:fill="F2F2F2"/>
+          </w:tcPr>
+          <w:p>
+            <w:r>
+              <w:rPr>
+                <w:rFonts w:ascii="Arial" w:hAnsi="Arial"/>
+                <w:b/>
+                <w:sz w:val="24"/>
+              </w:rPr>
+              <w:t>16. Rumusan</w:t>
+            </w:r>
+          </w:p>
+          <w:p>
+            <w:r>
+              <w:rPr>
+                <w:rFonts w:ascii="Arial" w:hAnsi="Arial"/>
+                <w:sz w:val="22"/>
+              </w:rPr>
+              <w:t>Pematuhan piawaian dan polisi HSE — disokong dengan dokumentasi pemeriksaan yang kemas kini — bukan sahaja keperluan perundangan tetapi asas kepada tanggungjawab profesional guru dalam memastikan bilik darjah sentiasa selamat untuk murid.</w:t>
+            </w:r>
+          </w:p>
+        </w:tc>
+      </w:tr>
+    </w:tbl>
+    <w:p>
+      <w:pPr>
+        <w:keepNext/>
+      </w:pPr>
+      <w:r>
+        <w:rPr>
+          <w:b/>
+          <w:sz w:val="24"/>
+        </w:rPr>
+        <w:t>Glosari</w:t>
+      </w:r>
+    </w:p>
+    <w:tbl>
+      <w:tblPr>
+        <w:tblStyle w:val="TableGrid"/>
+        <w:tblW w:type="auto" w:w="0"/>
+        <w:tblLook w:firstColumn="1" w:firstRow="1" w:lastColumn="0" w:lastRow="0" w:noHBand="0" w:noVBand="1" w:val="04A0"/>
+      </w:tblPr>
+      <w:tblGrid>
+        <w:gridCol w:w="4656"/>
+        <w:gridCol w:w="4656"/>
+      </w:tblGrid>
+      <w:tr>
+        <w:trPr>
+          <w:tblHeader w:val="true"/>
+        </w:trPr>
+        <w:tc>
+          <w:tcPr>
+            <w:tcW w:type="dxa" w:w="4656"/>
+            <w:shd w:val="clear" w:color="auto" w:fill="D9D9D9"/>
+          </w:tcPr>
+          <w:p>
+            <w:r>
+              <w:rPr>
+                <w:rFonts w:ascii="Arial" w:hAnsi="Arial"/>
+                <w:b/>
+                <w:sz w:val="20"/>
+              </w:rPr>
+              <w:t>Istilah Inggeris</w:t>
+            </w:r>
+          </w:p>
+        </w:tc>
+        <w:tc>
+          <w:tcPr>
+            <w:tcW w:type="dxa" w:w="4656"/>
+            <w:shd w:val="clear" w:color="auto" w:fill="D9D9D9"/>
+          </w:tcPr>
+          <w:p>
+            <w:r>
+              <w:rPr>
+                <w:rFonts w:ascii="Arial" w:hAnsi="Arial"/>
+                <w:b/>
+                <w:sz w:val="20"/>
+              </w:rPr>
+              <w:t>Istilah Bahasa Malaysia</w:t>
+            </w:r>
+          </w:p>
+        </w:tc>
+      </w:tr>
+      <w:tr>
+        <w:tc>
+          <w:tcPr>
+            <w:tcW w:type="dxa" w:w="4656"/>
+          </w:tcPr>
+          <w:p>
+            <w:r>
+              <w:rPr>
+                <w:rFonts w:ascii="Arial" w:hAnsi="Arial"/>
+                <w:sz w:val="20"/>
+              </w:rPr>
+              <w:t>Third teacher</w:t>
+            </w:r>
+          </w:p>
+        </w:tc>
+        <w:tc>
+          <w:tcPr>
+            <w:tcW w:type="dxa" w:w="4656"/>
+          </w:tcPr>
+          <w:p>
+            <w:r>
+              <w:rPr>
+                <w:rFonts w:ascii="Arial" w:hAnsi="Arial"/>
+                <w:sz w:val="20"/>
+              </w:rPr>
+              <w:t>Guru ketiga</w:t>
+            </w:r>
+          </w:p>
+        </w:tc>
+      </w:tr>
+      <w:tr>
+        <w:tc>
+          <w:tcPr>
+            <w:tcW w:type="dxa" w:w="4656"/>
+          </w:tcPr>
+          <w:p>
+            <w:r>
+              <w:rPr>
+                <w:rFonts w:ascii="Arial" w:hAnsi="Arial"/>
+                <w:sz w:val="20"/>
+              </w:rPr>
+              <w:t>Play-based learning</w:t>
+            </w:r>
+          </w:p>
+        </w:tc>
+        <w:tc>
+          <w:tcPr>
+            <w:tcW w:type="dxa" w:w="4656"/>
+          </w:tcPr>
+          <w:p>
+            <w:r>
+              <w:rPr>
+                <w:rFonts w:ascii="Arial" w:hAnsi="Arial"/>
+                <w:sz w:val="20"/>
+              </w:rPr>
+              <w:t>Pembelajaran berasaskan bermain</w:t>
+            </w:r>
+          </w:p>
+        </w:tc>
+      </w:tr>
+      <w:tr>
+        <w:tc>
+          <w:tcPr>
+            <w:tcW w:type="dxa" w:w="4656"/>
+          </w:tcPr>
+          <w:p>
+            <w:r>
+              <w:rPr>
+                <w:rFonts w:ascii="Arial" w:hAnsi="Arial"/>
+                <w:sz w:val="20"/>
+              </w:rPr>
+              <w:t>Child-initiated</w:t>
+            </w:r>
+          </w:p>
+        </w:tc>
+        <w:tc>
+          <w:tcPr>
+            <w:tcW w:type="dxa" w:w="4656"/>
+          </w:tcPr>
+          <w:p>
+            <w:r>
+              <w:rPr>
+                <w:rFonts w:ascii="Arial" w:hAnsi="Arial"/>
+                <w:sz w:val="20"/>
+              </w:rPr>
+              <w:t>Dipimpin murid</w:t>
+            </w:r>
+          </w:p>
+        </w:tc>
+      </w:tr>
+      <w:tr>
+        <w:tc>
+          <w:tcPr>
+            <w:tcW w:type="dxa" w:w="4656"/>
+          </w:tcPr>
+          <w:p>
+            <w:r>
+              <w:rPr>
+                <w:rFonts w:ascii="Arial" w:hAnsi="Arial"/>
+                <w:sz w:val="20"/>
+              </w:rPr>
+              <w:t>Teacher-directed</w:t>
+            </w:r>
+          </w:p>
+        </w:tc>
+        <w:tc>
+          <w:tcPr>
+            <w:tcW w:type="dxa" w:w="4656"/>
+          </w:tcPr>
+          <w:p>
+            <w:r>
+              <w:rPr>
+                <w:rFonts w:ascii="Arial" w:hAnsi="Arial"/>
+                <w:sz w:val="20"/>
+              </w:rPr>
+              <w:t>Dipimpin guru</w:t>
+            </w:r>
+          </w:p>
+        </w:tc>
+      </w:tr>
+      <w:tr>
+        <w:tc>
+          <w:tcPr>
+            <w:tcW w:type="dxa" w:w="4656"/>
+          </w:tcPr>
+          <w:p>
+            <w:r>
+              <w:rPr>
+                <w:rFonts w:ascii="Arial" w:hAnsi="Arial"/>
+                <w:sz w:val="20"/>
+              </w:rPr>
+              <w:t>Attention span</w:t>
+            </w:r>
+          </w:p>
+        </w:tc>
+        <w:tc>
+          <w:tcPr>
+            <w:tcW w:type="dxa" w:w="4656"/>
+          </w:tcPr>
+          <w:p>
+            <w:r>
+              <w:rPr>
+                <w:rFonts w:ascii="Arial" w:hAnsi="Arial"/>
+                <w:sz w:val="20"/>
+              </w:rPr>
+              <w:t>Tempoh tumpuan</w:t>
+            </w:r>
+          </w:p>
+        </w:tc>
+      </w:tr>
+      <w:tr>
+        <w:tc>
+          <w:tcPr>
+            <w:tcW w:type="dxa" w:w="4656"/>
+          </w:tcPr>
+          <w:p>
+            <w:r>
+              <w:rPr>
+                <w:rFonts w:ascii="Arial" w:hAnsi="Arial"/>
+                <w:sz w:val="20"/>
+              </w:rPr>
+              <w:t>Line of sight</w:t>
+            </w:r>
+          </w:p>
+        </w:tc>
+        <w:tc>
+          <w:tcPr>
+            <w:tcW w:type="dxa" w:w="4656"/>
+          </w:tcPr>
+          <w:p>
+            <w:r>
+              <w:rPr>
+                <w:rFonts w:ascii="Arial" w:hAnsi="Arial"/>
+                <w:sz w:val="20"/>
+              </w:rPr>
+              <w:t>Pandangan terbuka</w:t>
+            </w:r>
+          </w:p>
+        </w:tc>
+      </w:tr>
+      <w:tr>
+        <w:tc>
+          <w:tcPr>
+            <w:tcW w:type="dxa" w:w="4656"/>
+          </w:tcPr>
+          <w:p>
+            <w:r>
+              <w:rPr>
+                <w:rFonts w:ascii="Arial" w:hAnsi="Arial"/>
+                <w:sz w:val="20"/>
+              </w:rPr>
+              <w:t>Emergency exit</w:t>
+            </w:r>
+          </w:p>
+        </w:tc>
+        <w:tc>
+          <w:tcPr>
+            <w:tcW w:type="dxa" w:w="4656"/>
+          </w:tcPr>
+          <w:p>
+            <w:r>
+              <w:rPr>
+                <w:rFonts w:ascii="Arial" w:hAnsi="Arial"/>
+                <w:sz w:val="20"/>
+              </w:rPr>
+              <w:t>Laluan kecemasan</w:t>
+            </w:r>
+          </w:p>
+        </w:tc>
+      </w:tr>
+      <w:tr>
+        <w:tc>
+          <w:tcPr>
+            <w:tcW w:type="dxa" w:w="4656"/>
+          </w:tcPr>
+          <w:p>
+            <w:r>
+              <w:rPr>
+                <w:rFonts w:ascii="Arial" w:hAnsi="Arial"/>
+                <w:sz w:val="20"/>
+              </w:rPr>
+              <w:t>Fire drill</w:t>
+            </w:r>
+          </w:p>
+        </w:tc>
+        <w:tc>
+          <w:tcPr>
+            <w:tcW w:type="dxa" w:w="4656"/>
+          </w:tcPr>
+          <w:p>
+            <w:r>
+              <w:rPr>
+                <w:rFonts w:ascii="Arial" w:hAnsi="Arial"/>
+                <w:sz w:val="20"/>
+              </w:rPr>
+              <w:t>Latihan kebakaran</w:t>
+            </w:r>
+          </w:p>
+        </w:tc>
+      </w:tr>
+      <w:tr>
+        <w:tc>
+          <w:tcPr>
+            <w:tcW w:type="dxa" w:w="4656"/>
+          </w:tcPr>
+          <w:p>
+            <w:r>
+              <w:rPr>
+                <w:rFonts w:ascii="Arial" w:hAnsi="Arial"/>
+                <w:sz w:val="20"/>
+              </w:rPr>
+              <w:t>Assembly point</w:t>
+            </w:r>
+          </w:p>
+        </w:tc>
+        <w:tc>
+          <w:tcPr>
+            <w:tcW w:type="dxa" w:w="4656"/>
+          </w:tcPr>
+          <w:p>
+            <w:r>
+              <w:rPr>
+                <w:rFonts w:ascii="Arial" w:hAnsi="Arial"/>
+                <w:sz w:val="20"/>
+              </w:rPr>
+              <w:t>Titik pertemuan</w:t>
+            </w:r>
+          </w:p>
+        </w:tc>
+      </w:tr>
+      <w:tr>
+        <w:tc>
+          <w:tcPr>
+            <w:tcW w:type="dxa" w:w="4656"/>
+          </w:tcPr>
+          <w:p>
+            <w:r>
+              <w:rPr>
+                <w:rFonts w:ascii="Arial" w:hAnsi="Arial"/>
+                <w:sz w:val="20"/>
+              </w:rPr>
+              <w:t>Headcount</w:t>
+            </w:r>
+          </w:p>
+        </w:tc>
+        <w:tc>
+          <w:tcPr>
+            <w:tcW w:type="dxa" w:w="4656"/>
+          </w:tcPr>
+          <w:p>
+            <w:r>
+              <w:rPr>
+                <w:rFonts w:ascii="Arial" w:hAnsi="Arial"/>
+                <w:sz w:val="20"/>
+              </w:rPr>
+              <w:t>Kiraan bilangan murid</w:t>
+            </w:r>
+          </w:p>
+        </w:tc>
+      </w:tr>
+      <w:tr>
+        <w:tc>
+          <w:tcPr>
+            <w:tcW w:type="dxa" w:w="4656"/>
+          </w:tcPr>
+          <w:p>
+            <w:r>
+              <w:rPr>
+                <w:rFonts w:ascii="Arial" w:hAnsi="Arial"/>
+                <w:sz w:val="20"/>
+              </w:rPr>
+              <w:t>Interactive display</w:t>
+            </w:r>
+          </w:p>
+        </w:tc>
+        <w:tc>
+          <w:tcPr>
+            <w:tcW w:type="dxa" w:w="4656"/>
+          </w:tcPr>
+          <w:p>
+            <w:r>
+              <w:rPr>
+                <w:rFonts w:ascii="Arial" w:hAnsi="Arial"/>
+                <w:sz w:val="20"/>
+              </w:rPr>
+              <w:t>Paparan interaktif</w:t>
+            </w:r>
+          </w:p>
+        </w:tc>
+      </w:tr>
+      <w:tr>
+        <w:tc>
+          <w:tcPr>
+            <w:tcW w:type="dxa" w:w="4656"/>
+          </w:tcPr>
+          <w:p>
+            <w:r>
+              <w:rPr>
+                <w:rFonts w:ascii="Arial" w:hAnsi="Arial"/>
+                <w:sz w:val="20"/>
+              </w:rPr>
+              <w:t>Self-help skills</w:t>
+            </w:r>
+          </w:p>
+        </w:tc>
+        <w:tc>
+          <w:tcPr>
+            <w:tcW w:type="dxa" w:w="4656"/>
+          </w:tcPr>
+          <w:p>
+            <w:r>
+              <w:rPr>
+                <w:rFonts w:ascii="Arial" w:hAnsi="Arial"/>
+                <w:sz w:val="20"/>
+              </w:rPr>
+              <w:t>Kemahiran berdikari</w:t>
+            </w:r>
+          </w:p>
+        </w:tc>
+      </w:tr>
+      <w:tr>
+        <w:tc>
+          <w:tcPr>
+            <w:tcW w:type="dxa" w:w="4656"/>
+          </w:tcPr>
+          <w:p>
+            <w:r>
+              <w:rPr>
+                <w:rFonts w:ascii="Arial" w:hAnsi="Arial"/>
+                <w:sz w:val="20"/>
+              </w:rPr>
+              <w:t>Learning corners/centres</w:t>
+            </w:r>
+          </w:p>
+        </w:tc>
+        <w:tc>
+          <w:tcPr>
+            <w:tcW w:type="dxa" w:w="4656"/>
+          </w:tcPr>
+          <w:p>
+            <w:r>
+              <w:rPr>
+                <w:rFonts w:ascii="Arial" w:hAnsi="Arial"/>
+                <w:sz w:val="20"/>
+              </w:rPr>
+              <w:t>Sudut/ruang pembelajaran</w:t>
+            </w:r>
+          </w:p>
+        </w:tc>
+      </w:tr>
+      <w:tr>
+        <w:tc>
+          <w:tcPr>
+            <w:tcW w:type="dxa" w:w="4656"/>
+          </w:tcPr>
+          <w:p>
+            <w:r>
+              <w:rPr>
+                <w:rFonts w:ascii="Arial" w:hAnsi="Arial"/>
+                <w:sz w:val="20"/>
+              </w:rPr>
+              <w:t>Thematic approach</w:t>
+            </w:r>
+          </w:p>
+        </w:tc>
+        <w:tc>
+          <w:tcPr>
+            <w:tcW w:type="dxa" w:w="4656"/>
+          </w:tcPr>
+          <w:p>
+            <w:r>
+              <w:rPr>
+                <w:rFonts w:ascii="Arial" w:hAnsi="Arial"/>
+                <w:sz w:val="20"/>
+              </w:rPr>
+              <w:t>Pendekatan bertema</w:t>
+            </w:r>
+          </w:p>
+        </w:tc>
+      </w:tr>
+      <w:tr>
+        <w:tc>
+          <w:tcPr>
+            <w:tcW w:type="dxa" w:w="4656"/>
+          </w:tcPr>
+          <w:p>
+            <w:r>
+              <w:rPr>
+                <w:rFonts w:ascii="Arial" w:hAnsi="Arial"/>
+                <w:sz w:val="20"/>
+              </w:rPr>
+              <w:t>Project approach</w:t>
+            </w:r>
+          </w:p>
+        </w:tc>
+        <w:tc>
+          <w:tcPr>
+            <w:tcW w:type="dxa" w:w="4656"/>
+          </w:tcPr>
+          <w:p>
+            <w:r>
+              <w:rPr>
+                <w:rFonts w:ascii="Arial" w:hAnsi="Arial"/>
+                <w:sz w:val="20"/>
+              </w:rPr>
+              <w:t>Pendekatan berasaskan projek</w:t>
+            </w:r>
+          </w:p>
+        </w:tc>
+      </w:tr>
+      <w:tr>
+        <w:tc>
+          <w:tcPr>
+            <w:tcW w:type="dxa" w:w="4656"/>
+          </w:tcPr>
+          <w:p>
+            <w:r>
+              <w:rPr>
+                <w:rFonts w:ascii="Arial" w:hAnsi="Arial"/>
+                <w:sz w:val="20"/>
+              </w:rPr>
+              <w:t>Documentation</w:t>
+            </w:r>
+          </w:p>
+        </w:tc>
+        <w:tc>
+          <w:tcPr>
+            <w:tcW w:type="dxa" w:w="4656"/>
+          </w:tcPr>
+          <w:p>
+            <w:r>
+              <w:rPr>
+                <w:rFonts w:ascii="Arial" w:hAnsi="Arial"/>
+                <w:sz w:val="20"/>
+              </w:rPr>
+              <w:t>Pendokumentasian</w:t>
+            </w:r>
+          </w:p>
+        </w:tc>
+      </w:tr>
+      <w:tr>
+        <w:tc>
+          <w:tcPr>
+            <w:tcW w:type="dxa" w:w="4656"/>
+          </w:tcPr>
+          <w:p>
+            <w:r>
+              <w:rPr>
+                <w:rFonts w:ascii="Arial" w:hAnsi="Arial"/>
+                <w:sz w:val="20"/>
+              </w:rPr>
+              <w:t>Scaffolding</w:t>
+            </w:r>
+          </w:p>
+        </w:tc>
+        <w:tc>
+          <w:tcPr>
+            <w:tcW w:type="dxa" w:w="4656"/>
+          </w:tcPr>
+          <w:p>
+            <w:r>
+              <w:rPr>
+                <w:rFonts w:ascii="Arial" w:hAnsi="Arial"/>
+                <w:sz w:val="20"/>
+              </w:rPr>
+              <w:t>Sokongan berperingkat</w:t>
+            </w:r>
+          </w:p>
+        </w:tc>
+      </w:tr>
+      <w:tr>
+        <w:tc>
+          <w:tcPr>
+            <w:tcW w:type="dxa" w:w="4656"/>
+          </w:tcPr>
+          <w:p>
+            <w:r>
+              <w:rPr>
+                <w:rFonts w:ascii="Arial" w:hAnsi="Arial"/>
+                <w:sz w:val="20"/>
+              </w:rPr>
+              <w:t>Checklist</w:t>
+            </w:r>
+          </w:p>
+        </w:tc>
+        <w:tc>
+          <w:tcPr>
+            <w:tcW w:type="dxa" w:w="4656"/>
+          </w:tcPr>
+          <w:p>
+            <w:r>
+              <w:rPr>
+                <w:rFonts w:ascii="Arial" w:hAnsi="Arial"/>
+                <w:sz w:val="20"/>
+              </w:rPr>
+              <w:t>Senarai semak</w:t>
+            </w:r>
+          </w:p>
+        </w:tc>
+      </w:tr>
+      <w:tr>
+        <w:tc>
+          <w:tcPr>
+            <w:tcW w:type="dxa" w:w="4656"/>
+          </w:tcPr>
+          <w:p>
+            <w:r>
+              <w:rPr>
+                <w:rFonts w:ascii="Arial" w:hAnsi="Arial"/>
+                <w:sz w:val="20"/>
+              </w:rPr>
+              <w:t>Ventilation</w:t>
+            </w:r>
+          </w:p>
+        </w:tc>
+        <w:tc>
+          <w:tcPr>
+            <w:tcW w:type="dxa" w:w="4656"/>
+          </w:tcPr>
+          <w:p>
+            <w:r>
+              <w:rPr>
+                <w:rFonts w:ascii="Arial" w:hAnsi="Arial"/>
+                <w:sz w:val="20"/>
+              </w:rPr>
+              <w:t>Pengudaraan</w:t>
+            </w:r>
+          </w:p>
+        </w:tc>
+      </w:tr>
+      <w:tr>
+        <w:tc>
+          <w:tcPr>
+            <w:tcW w:type="dxa" w:w="4656"/>
+          </w:tcPr>
+          <w:p>
+            <w:r>
+              <w:rPr>
+                <w:rFonts w:ascii="Arial" w:hAnsi="Arial"/>
+                <w:sz w:val="20"/>
+              </w:rPr>
+              <w:t>Ergonomics</w:t>
+            </w:r>
+          </w:p>
+        </w:tc>
+        <w:tc>
+          <w:tcPr>
+            <w:tcW w:type="dxa" w:w="4656"/>
+          </w:tcPr>
+          <w:p>
+            <w:r>
+              <w:rPr>
+                <w:rFonts w:ascii="Arial" w:hAnsi="Arial"/>
+                <w:sz w:val="20"/>
+              </w:rPr>
+              <w:t>Ergonomik</w:t>
+            </w:r>
+          </w:p>
+        </w:tc>
+      </w:tr>
+      <w:tr>
+        <w:tc>
+          <w:tcPr>
+            <w:tcW w:type="dxa" w:w="4656"/>
+          </w:tcPr>
+          <w:p>
+            <w:r>
+              <w:rPr>
+                <w:rFonts w:ascii="Arial" w:hAnsi="Arial"/>
+                <w:sz w:val="20"/>
+              </w:rPr>
+              <w:t>Sense of ownership</w:t>
+            </w:r>
+          </w:p>
+        </w:tc>
+        <w:tc>
+          <w:tcPr>
+            <w:tcW w:type="dxa" w:w="4656"/>
+          </w:tcPr>
+          <w:p>
+            <w:r>
+              <w:rPr>
+                <w:rFonts w:ascii="Arial" w:hAnsi="Arial"/>
+                <w:sz w:val="20"/>
+              </w:rPr>
+              <w:t>Rasa kepunyaan</w:t>
+            </w:r>
+          </w:p>
+        </w:tc>
+      </w:tr>
+      <w:tr>
+        <w:tc>
+          <w:tcPr>
+            <w:tcW w:type="dxa" w:w="4656"/>
+          </w:tcPr>
+          <w:p>
+            <w:r>
+              <w:rPr>
+                <w:rFonts w:ascii="Arial" w:hAnsi="Arial"/>
+                <w:sz w:val="20"/>
+              </w:rPr>
+              <w:t>Predictable routine</w:t>
+            </w:r>
+          </w:p>
+        </w:tc>
+        <w:tc>
+          <w:tcPr>
+            <w:tcW w:type="dxa" w:w="4656"/>
+          </w:tcPr>
+          <w:p>
+            <w:r>
+              <w:rPr>
+                <w:rFonts w:ascii="Arial" w:hAnsi="Arial"/>
+                <w:sz w:val="20"/>
+              </w:rPr>
+              <w:t>Rutin boleh diramal</w:t>
+            </w:r>
+          </w:p>
+        </w:tc>
+      </w:tr>
+      <w:tr>
+        <w:tc>
+          <w:tcPr>
+            <w:tcW w:type="dxa" w:w="4656"/>
+          </w:tcPr>
+          <w:p>
+            <w:r>
+              <w:rPr>
+                <w:rFonts w:ascii="Arial" w:hAnsi="Arial"/>
+                <w:sz w:val="20"/>
+              </w:rPr>
+              <w:t>Transition</w:t>
+            </w:r>
+          </w:p>
+        </w:tc>
+        <w:tc>
+          <w:tcPr>
+            <w:tcW w:type="dxa" w:w="4656"/>
+          </w:tcPr>
+          <w:p>
+            <w:r>
+              <w:rPr>
+                <w:rFonts w:ascii="Arial" w:hAnsi="Arial"/>
+                <w:sz w:val="20"/>
+              </w:rPr>
+              <w:t>Peralihan aktiviti</w:t>
+            </w:r>
+          </w:p>
+        </w:tc>
+      </w:tr>
+      <w:tr>
+        <w:tc>
+          <w:tcPr>
+            <w:tcW w:type="dxa" w:w="4656"/>
+          </w:tcPr>
+          <w:p>
+            <w:r>
+              <w:rPr>
+                <w:rFonts w:ascii="Arial" w:hAnsi="Arial"/>
+                <w:sz w:val="20"/>
+              </w:rPr>
+              <w:t>Hazard</w:t>
+            </w:r>
+          </w:p>
+        </w:tc>
+        <w:tc>
+          <w:tcPr>
+            <w:tcW w:type="dxa" w:w="4656"/>
+          </w:tcPr>
+          <w:p>
+            <w:r>
+              <w:rPr>
+                <w:rFonts w:ascii="Arial" w:hAnsi="Arial"/>
+                <w:sz w:val="20"/>
+              </w:rPr>
+              <w:t>Bahaya</w:t>
+            </w:r>
+          </w:p>
+        </w:tc>
+      </w:tr>
+      <w:tr>
+        <w:tc>
+          <w:tcPr>
+            <w:tcW w:type="dxa" w:w="4656"/>
+          </w:tcPr>
+          <w:p>
+            <w:r>
+              <w:rPr>
+                <w:rFonts w:ascii="Arial" w:hAnsi="Arial"/>
+                <w:sz w:val="20"/>
+              </w:rPr>
+              <w:t>Refresher training</w:t>
+            </w:r>
+          </w:p>
+        </w:tc>
+        <w:tc>
+          <w:tcPr>
+            <w:tcW w:type="dxa" w:w="4656"/>
+          </w:tcPr>
+          <w:p>
+            <w:r>
+              <w:rPr>
+                <w:rFonts w:ascii="Arial" w:hAnsi="Arial"/>
+                <w:sz w:val="20"/>
+              </w:rPr>
+              <w:t>Latihan penyegaran</w:t>
+            </w:r>
+          </w:p>
+        </w:tc>
+      </w:tr>
+    </w:tbl>
     <w:p>
       <w:r>
         <w:rPr>
@@ -1985,12 +5737,13 @@
         <w:t>SOALAN:</w:t>
       </w:r>
     </w:p>
+    <w:p/>
     <w:p>
       <w:pPr>
         <w:pStyle w:val="ListParagraph"/>
       </w:pPr>
       <w:r>
-        <w:t>• Mengapakah guru perlu memastikan laluan kecemasan sentiasa tidak terhalang dalam bilik darjah prasekolah?</w:t>
+        <w:t>Mengapakah guru perlu memastikan laluan kecemasan sentiasa tidak terhalang dalam bilik darjah prasekolah?</w:t>
       </w:r>
     </w:p>
     <w:p>
@@ -1998,12 +5751,13 @@
         <w:t>Jawapan model: Laluan kecemasan yang terhalang boleh melambatkan pengungsian murid semasa kejadian kecemasan seperti kebakaran, meningkatkan risiko kecederaan. Ia juga keperluan mandatori di bawah piawaian keselamatan bilik darjah dan Fire Service Act 1988.</w:t>
       </w:r>
     </w:p>
+    <w:p/>
     <w:p>
       <w:pPr>
         <w:pStyle w:val="ListParagraph"/>
       </w:pPr>
       <w:r>
-        <w:t>• Bezakan susun atur bilik darjah bagi pendekatan *learning centre* berbanding pendekatan *thematic*.</w:t>
+        <w:t>Bezakan susun atur bilik darjah bagi pendekatan *learning centre* berbanding pendekatan *thematic*.</w:t>
       </w:r>
     </w:p>
     <w:p>
@@ -2011,12 +5765,13 @@
         <w:t>Jawapan model: Pendekatan *learning centre* memerlukan beberapa sudut aktiviti tetap yang berbeza fungsi (bahasa, sains, matematik, seni) untuk rotasi murid, manakala pendekatan *thematic* menghias keseluruhan bilik darjah mengikut satu tema sepanjang tempoh tertentu, merentas semua tunjang KSPK.</w:t>
       </w:r>
     </w:p>
+    <w:p/>
     <w:p>
       <w:pPr>
         <w:pStyle w:val="ListParagraph"/>
       </w:pPr>
       <w:r>
-        <w:t>• Namakan tiga alat penilaian keberkesanan persekitaran pembelajaran dan terangkan kegunaan masing-masing secara ringkas.</w:t>
+        <w:t>Namakan tiga alat penilaian keberkesanan persekitaran pembelajaran dan terangkan kegunaan masing-masing secara ringkas.</w:t>
       </w:r>
     </w:p>
     <w:p>
@@ -2034,6 +5789,7 @@
     </w:p>
     <w:sectPr>
       <w:headerReference w:type="default" r:id="rId8"/>
+      <w:footerReference w:type="default" r:id="rId11"/>
       <w:pgSz w:w="11909" w:h="16834" w:code="9"/>
       <w:pgMar w:top="720" w:right="1298" w:bottom="720" w:left="1298" w:header="431" w:footer="431" w:gutter="0"/>
       <w:cols w:space="720"/>
@@ -2061,6 +5817,41 @@
     </w:p>
   </w:endnote>
 </w:endnotes>
+</file>
+
+<file path=word/footer1.xml><?xml version="1.0" encoding="utf-8"?>
+<w:ftr xmlns:m="http://schemas.openxmlformats.org/officeDocument/2006/math" xmlns:mc="http://schemas.openxmlformats.org/markup-compatibility/2006" xmlns:mo="http://schemas.microsoft.com/office/mac/office/2008/main" xmlns:mv="urn:schemas-microsoft-com:mac:vml" xmlns:o="urn:schemas-microsoft-com:office:office" xmlns:r="http://schemas.openxmlformats.org/officeDocument/2006/relationships" xmlns:v="urn:schemas-microsoft-com:vml" xmlns:w10="urn:schemas-microsoft-com:office:word" xmlns:w14="http://schemas.microsoft.com/office/word/2010/wordml" xmlns:w="http://schemas.openxmlformats.org/wordprocessingml/2006/main" xmlns:wne="http://schemas.microsoft.com/office/word/2006/wordml" xmlns:wp14="http://schemas.microsoft.com/office/word/2010/wordprocessingDrawing" xmlns:wp="http://schemas.openxmlformats.org/drawingml/2006/wordprocessingDrawing" xmlns:wpc="http://schemas.microsoft.com/office/word/2010/wordprocessingCanvas" xmlns:wpg="http://schemas.microsoft.com/office/word/2010/wordprocessingGroup" xmlns:wpi="http://schemas.microsoft.com/office/word/2010/wordprocessingInk" xmlns:wps="http://schemas.microsoft.com/office/word/2010/wordprocessingShape" mc:Ignorable="w14 wp14">
+  <w:p>
+    <w:pPr>
+      <w:pStyle w:val="Footer"/>
+      <w:jc w:val="center"/>
+    </w:pPr>
+    <w:r>
+      <w:rPr>
+        <w:rFonts w:ascii="Arial" w:hAnsi="Arial"/>
+        <w:sz w:val="18"/>
+      </w:rPr>
+      <w:t xml:space="preserve">Muka surat </w:t>
+    </w:r>
+    <w:r>
+      <w:fldChar w:fldCharType="begin"/>
+      <w:instrText xml:space="preserve">PAGE</w:instrText>
+      <w:fldChar w:fldCharType="end"/>
+    </w:r>
+    <w:r>
+      <w:rPr>
+        <w:rFonts w:ascii="Arial" w:hAnsi="Arial"/>
+        <w:sz w:val="18"/>
+      </w:rPr>
+      <w:t xml:space="preserve"> / </w:t>
+    </w:r>
+    <w:r>
+      <w:fldChar w:fldCharType="begin"/>
+      <w:instrText xml:space="preserve">NUMPAGES</w:instrText>
+      <w:fldChar w:fldCharType="end"/>
+    </w:r>
+  </w:p>
+</w:ftr>
 </file>
 
 <file path=word/footnotes.xml><?xml version="1.0" encoding="utf-8"?>
@@ -2266,7 +6057,15 @@
   <w:p>
     <w:pPr>
       <w:pStyle w:val="Header"/>
+      <w:jc w:val="right"/>
     </w:pPr>
+    <w:r>
+      <w:rPr>
+        <w:rFonts w:ascii="Arial" w:hAnsi="Arial"/>
+        <w:sz w:val="18"/>
+      </w:rPr>
+      <w:t>P851-002-4:2025-C03/NP(1/4)</w:t>
+    </w:r>
   </w:p>
   <w:p>
     <w:pPr>
@@ -17988,9 +21787,12 @@
     <w:name w:val="Normal"/>
     <w:qFormat/>
     <w:rsid w:val="00241010"/>
+    <w:pPr>
+      <w:spacing w:line="276" w:lineRule="auto" w:after="120"/>
+    </w:pPr>
     <w:rPr>
-      <w:rFonts w:ascii="Times New Roman" w:eastAsia="Times New Roman" w:hAnsi="Times New Roman"/>
-      <w:sz w:val="24"/>
+      <w:rFonts w:ascii="Arial" w:eastAsia="Arial" w:hAnsi="Arial"/>
+      <w:sz w:val="22"/>
       <w:szCs w:val="24"/>
       <w:lang w:val="en-US" w:eastAsia="en-US"/>
     </w:rPr>

--- a/preschool-teaching/output/05 3.3b Nota Pembelajaran (Kertas Penerangan)/CU C01-C05/3.3b-10 Nota Pembelajaran C03-W01 Prepare learning environment (P851).docx
+++ b/preschool-teaching/output/05 3.3b Nota Pembelajaran (Kertas Penerangan)/CU C01-C05/3.3b-10 Nota Pembelajaran C03-W01 Prepare learning environment (P851).docx
@@ -689,9 +689,14 @@
       </w:tr>
     </w:tbl>
     <w:p>
+      <w:pPr>
+        <w:spacing w:before="160" w:after="60"/>
+      </w:pPr>
       <w:r>
         <w:rPr>
+          <w:rFonts w:ascii="Arial" w:hAnsi="Arial"/>
           <w:b/>
+          <w:color w:val="1F4E79"/>
         </w:rPr>
         <w:t>PROSES KERJA BERKAITAN:</w:t>
       </w:r>
@@ -702,9 +707,14 @@
       </w:r>
     </w:p>
     <w:p>
+      <w:pPr>
+        <w:spacing w:before="160" w:after="60"/>
+      </w:pPr>
       <w:r>
         <w:rPr>
+          <w:rFonts w:ascii="Arial" w:hAnsi="Arial"/>
           <w:b/>
+          <w:color w:val="1F4E79"/>
         </w:rPr>
         <w:t>JAM PENGETAHUAN:</w:t>
       </w:r>
@@ -716,9 +726,14 @@
     </w:p>
     <w:p/>
     <w:p>
+      <w:pPr>
+        <w:spacing w:before="160" w:after="60"/>
+      </w:pPr>
       <w:r>
         <w:rPr>
+          <w:rFonts w:ascii="Arial" w:hAnsi="Arial"/>
           <w:b/>
+          <w:color w:val="1F4E79"/>
         </w:rPr>
         <w:t>TAJUK:</w:t>
       </w:r>
@@ -730,9 +745,14 @@
     </w:p>
     <w:p/>
     <w:p>
+      <w:pPr>
+        <w:spacing w:before="160" w:after="60"/>
+      </w:pPr>
       <w:r>
         <w:rPr>
+          <w:rFonts w:ascii="Arial" w:hAnsi="Arial"/>
           <w:b/>
+          <w:color w:val="1F4E79"/>
         </w:rPr>
         <w:t>TUJUAN:</w:t>
       </w:r>
@@ -742,49 +762,114 @@
         <w:t>Nota Pembelajaran ini bertujuan untuk membimbing Bakat memahami dan menguasai proses menyediakan persekitaran pembelajaran prasekolah yang selamat, kondusif dan merangsang perkembangan holistik kanak-kanak, merangkumi kandungan *National Preschool Curriculum* (NPC), susun atur bilik darjah, kaedah menyediakan persekitaran pembelajaran, strategi pembelajaran, alat penilaian keberkesanan persekitaran, serta piawaian *Health, Safety and Environment* (HSE). Kefahaman ini penting kerana persekitaran fizikal bilik darjah adalah "guru ketiga" (*the third teacher*) dalam falsafah pendidikan awal kanak-kanak — ia secara langsung mempengaruhi tumpuan, keselamatan dan penglibatan pembelajaran murid. Selepas melalui nota ini, Bakat akan berupaya untuk:</w:t>
       </w:r>
     </w:p>
-    <w:p/>
     <w:p>
       <w:pPr>
-        <w:pStyle w:val="ListParagraph"/>
+        <w:spacing w:after="60"/>
+        <w:ind w:left="360" w:hanging="360"/>
       </w:pPr>
       <w:r>
-        <w:t>• Mengenal pasti kandungan jadual waktu NPC dan kaitannya dengan penyediaan persekitaran.</w:t>
+        <w:rPr>
+          <w:rFonts w:ascii="Arial" w:hAnsi="Arial"/>
+          <w:color w:val="2E75B6"/>
+          <w:sz w:val="22"/>
+        </w:rPr>
+        <w:t>●</w:t>
+        <w:tab/>
+      </w:r>
+      <w:r>
+        <w:rPr>
+          <w:rFonts w:ascii="Arial" w:hAnsi="Arial"/>
+          <w:sz w:val="22"/>
+        </w:rPr>
+        <w:t>Mengenal pasti kandungan jadual waktu NPC dan kaitannya dengan penyediaan persekitaran.</w:t>
       </w:r>
     </w:p>
-    <w:p/>
     <w:p>
       <w:pPr>
-        <w:pStyle w:val="ListParagraph"/>
+        <w:spacing w:after="60"/>
+        <w:ind w:left="360" w:hanging="360"/>
       </w:pPr>
       <w:r>
-        <w:t>• Merancang susun atur bilik darjah yang selamat dan sesuai dengan pendekatan pembelajaran yang dipilih.</w:t>
+        <w:rPr>
+          <w:rFonts w:ascii="Arial" w:hAnsi="Arial"/>
+          <w:color w:val="2E75B6"/>
+          <w:sz w:val="22"/>
+        </w:rPr>
+        <w:t>●</w:t>
+        <w:tab/>
+      </w:r>
+      <w:r>
+        <w:rPr>
+          <w:rFonts w:ascii="Arial" w:hAnsi="Arial"/>
+          <w:sz w:val="22"/>
+        </w:rPr>
+        <w:t>Merancang susun atur bilik darjah yang selamat dan sesuai dengan pendekatan pembelajaran yang dipilih.</w:t>
       </w:r>
     </w:p>
-    <w:p/>
     <w:p>
       <w:pPr>
-        <w:pStyle w:val="ListParagraph"/>
+        <w:spacing w:after="60"/>
+        <w:ind w:left="360" w:hanging="360"/>
       </w:pPr>
       <w:r>
-        <w:t>• Menyediakan sudut/ruang pembelajaran (*learning corners*) mengikut strategi pembelajaran yang bersesuaian.</w:t>
+        <w:rPr>
+          <w:rFonts w:ascii="Arial" w:hAnsi="Arial"/>
+          <w:color w:val="2E75B6"/>
+          <w:sz w:val="22"/>
+        </w:rPr>
+        <w:t>●</w:t>
+        <w:tab/>
+      </w:r>
+      <w:r>
+        <w:rPr>
+          <w:rFonts w:ascii="Arial" w:hAnsi="Arial"/>
+          <w:sz w:val="22"/>
+        </w:rPr>
+        <w:t>Menyediakan sudut/ruang pembelajaran (*learning corners*) mengikut strategi pembelajaran yang bersesuaian.</w:t>
       </w:r>
     </w:p>
-    <w:p/>
     <w:p>
       <w:pPr>
-        <w:pStyle w:val="ListParagraph"/>
+        <w:spacing w:after="60"/>
+        <w:ind w:left="360" w:hanging="360"/>
       </w:pPr>
       <w:r>
-        <w:t>• Menilai keberkesanan persekitaran pembelajaran menggunakan alat penilaian yang sah.</w:t>
+        <w:rPr>
+          <w:rFonts w:ascii="Arial" w:hAnsi="Arial"/>
+          <w:color w:val="2E75B6"/>
+          <w:sz w:val="22"/>
+        </w:rPr>
+        <w:t>●</w:t>
+        <w:tab/>
+      </w:r>
+      <w:r>
+        <w:rPr>
+          <w:rFonts w:ascii="Arial" w:hAnsi="Arial"/>
+          <w:sz w:val="22"/>
+        </w:rPr>
+        <w:t>Menilai keberkesanan persekitaran pembelajaran menggunakan alat penilaian yang sah.</w:t>
       </w:r>
     </w:p>
-    <w:p/>
     <w:p>
       <w:pPr>
-        <w:pStyle w:val="ListParagraph"/>
+        <w:spacing w:after="60"/>
+        <w:ind w:left="360" w:hanging="360"/>
       </w:pPr>
       <w:r>
-        <w:t>• Mematuhi piawaian dan polisi HSE dalam penyediaan bilik darjah.</w:t>
+        <w:rPr>
+          <w:rFonts w:ascii="Arial" w:hAnsi="Arial"/>
+          <w:color w:val="2E75B6"/>
+          <w:sz w:val="22"/>
+        </w:rPr>
+        <w:t>●</w:t>
+        <w:tab/>
+      </w:r>
+      <w:r>
+        <w:rPr>
+          <w:rFonts w:ascii="Arial" w:hAnsi="Arial"/>
+          <w:sz w:val="22"/>
+        </w:rPr>
+        <w:t>Mematuhi piawaian dan polisi HSE dalam penyediaan bilik darjah.</w:t>
       </w:r>
     </w:p>
     <w:p>
@@ -795,75 +880,161 @@
     <w:p>
       <w:pPr>
         <w:keepNext/>
+        <w:spacing w:before="160" w:after="60"/>
       </w:pPr>
       <w:r>
         <w:rPr>
+          <w:rFonts w:ascii="Arial" w:hAnsi="Arial"/>
           <w:b/>
+          <w:color w:val="1F4E79"/>
           <w:sz w:val="24"/>
         </w:rPr>
         <w:t>Kandungan nota ini:</w:t>
       </w:r>
     </w:p>
-    <w:p/>
     <w:p>
       <w:pPr>
-        <w:pStyle w:val="ListParagraph"/>
+        <w:spacing w:after="60"/>
+        <w:ind w:left="360" w:hanging="360"/>
       </w:pPr>
       <w:r>
-        <w:t>• Bab 1: National Preschool Curriculum content (timetable scheduling)</w:t>
+        <w:rPr>
+          <w:rFonts w:ascii="Arial" w:hAnsi="Arial"/>
+          <w:color w:val="2E75B6"/>
+          <w:sz w:val="22"/>
+        </w:rPr>
+        <w:t>●</w:t>
+        <w:tab/>
+      </w:r>
+      <w:r>
+        <w:rPr>
+          <w:rFonts w:ascii="Arial" w:hAnsi="Arial"/>
+          <w:sz w:val="22"/>
+        </w:rPr>
+        <w:t>Bab 1: National Preschool Curriculum content (timetable scheduling)</w:t>
       </w:r>
     </w:p>
-    <w:p/>
     <w:p>
       <w:pPr>
-        <w:pStyle w:val="ListParagraph"/>
+        <w:spacing w:after="60"/>
+        <w:ind w:left="360" w:hanging="360"/>
       </w:pPr>
       <w:r>
-        <w:t>• Bab 2: Classroom environment layout (Classroom layout; Emergency exit)</w:t>
+        <w:rPr>
+          <w:rFonts w:ascii="Arial" w:hAnsi="Arial"/>
+          <w:color w:val="2E75B6"/>
+          <w:sz w:val="22"/>
+        </w:rPr>
+        <w:t>●</w:t>
+        <w:tab/>
+      </w:r>
+      <w:r>
+        <w:rPr>
+          <w:rFonts w:ascii="Arial" w:hAnsi="Arial"/>
+          <w:sz w:val="22"/>
+        </w:rPr>
+        <w:t>Bab 2: Classroom environment layout (Classroom layout; Emergency exit)</w:t>
       </w:r>
     </w:p>
-    <w:p/>
     <w:p>
       <w:pPr>
-        <w:pStyle w:val="ListParagraph"/>
+        <w:spacing w:after="60"/>
+        <w:ind w:left="360" w:hanging="360"/>
       </w:pPr>
       <w:r>
-        <w:t>• Bab 3: Prepare learning environment (Set up interactive display; Resources organisation; Clean, safe and secure area; Type of learning approaches)</w:t>
+        <w:rPr>
+          <w:rFonts w:ascii="Arial" w:hAnsi="Arial"/>
+          <w:color w:val="2E75B6"/>
+          <w:sz w:val="22"/>
+        </w:rPr>
+        <w:t>●</w:t>
+        <w:tab/>
+      </w:r>
+      <w:r>
+        <w:rPr>
+          <w:rFonts w:ascii="Arial" w:hAnsi="Arial"/>
+          <w:sz w:val="22"/>
+        </w:rPr>
+        <w:t>Bab 3: Prepare learning environment (Set up interactive display; Resources organisation; Clean, safe and secure area; Type of learning approaches)</w:t>
       </w:r>
     </w:p>
-    <w:p/>
     <w:p>
       <w:pPr>
-        <w:pStyle w:val="ListParagraph"/>
+        <w:spacing w:after="60"/>
+        <w:ind w:left="360" w:hanging="360"/>
       </w:pPr>
       <w:r>
-        <w:t>• Bab 4: Learning strategies (Thematic; Project approach; Learning centre; Documentation)</w:t>
+        <w:rPr>
+          <w:rFonts w:ascii="Arial" w:hAnsi="Arial"/>
+          <w:color w:val="2E75B6"/>
+          <w:sz w:val="22"/>
+        </w:rPr>
+        <w:t>●</w:t>
+        <w:tab/>
+      </w:r>
+      <w:r>
+        <w:rPr>
+          <w:rFonts w:ascii="Arial" w:hAnsi="Arial"/>
+          <w:sz w:val="22"/>
+        </w:rPr>
+        <w:t>Bab 4: Learning strategies (Thematic; Project approach; Learning centre; Documentation)</w:t>
       </w:r>
     </w:p>
-    <w:p/>
     <w:p>
       <w:pPr>
-        <w:pStyle w:val="ListParagraph"/>
+        <w:spacing w:after="60"/>
+        <w:ind w:left="360" w:hanging="360"/>
       </w:pPr>
       <w:r>
-        <w:t>• Bab 5: Evaluation tools (Checklist — lighting, air ventilation and temperature; Observation; Feedback from colleagues)</w:t>
+        <w:rPr>
+          <w:rFonts w:ascii="Arial" w:hAnsi="Arial"/>
+          <w:color w:val="2E75B6"/>
+          <w:sz w:val="22"/>
+        </w:rPr>
+        <w:t>●</w:t>
+        <w:tab/>
+      </w:r>
+      <w:r>
+        <w:rPr>
+          <w:rFonts w:ascii="Arial" w:hAnsi="Arial"/>
+          <w:sz w:val="22"/>
+        </w:rPr>
+        <w:t>Bab 5: Evaluation tools (Checklist — lighting, air ventilation and temperature; Observation; Feedback from colleagues)</w:t>
       </w:r>
     </w:p>
-    <w:p/>
     <w:p>
       <w:pPr>
-        <w:pStyle w:val="ListParagraph"/>
+        <w:spacing w:after="60"/>
+        <w:ind w:left="360" w:hanging="360"/>
       </w:pPr>
       <w:r>
-        <w:t>• Bab 6: Health, Safety and Environment (HSE) standard and policy</w:t>
+        <w:rPr>
+          <w:rFonts w:ascii="Arial" w:hAnsi="Arial"/>
+          <w:color w:val="2E75B6"/>
+          <w:sz w:val="22"/>
+        </w:rPr>
+        <w:t>●</w:t>
+        <w:tab/>
+      </w:r>
+      <w:r>
+        <w:rPr>
+          <w:rFonts w:ascii="Arial" w:hAnsi="Arial"/>
+          <w:sz w:val="22"/>
+        </w:rPr>
+        <w:t>Bab 6: Health, Safety and Environment (HSE) standard and policy</w:t>
       </w:r>
     </w:p>
     <w:p/>
     <w:p/>
     <w:p>
+      <w:pPr>
+        <w:spacing w:before="160" w:after="60"/>
+      </w:pPr>
       <w:r>
         <w:rPr>
+          <w:rFonts w:ascii="Arial" w:hAnsi="Arial"/>
           <w:b/>
+          <w:color w:val="1F4E79"/>
         </w:rPr>
         <w:t>PENERANGAN:</w:t>
       </w:r>
@@ -871,15 +1042,21 @@
     <w:p>
       <w:pPr>
         <w:pageBreakBefore/>
-        <w:shd w:val="clear" w:color="auto" w:fill="D9D9D9"/>
+        <w:shd w:val="clear" w:color="auto" w:fill="DCE6F1"/>
+        <w:pBdr>
+          <w:left w:val="single" w:sz="24" w:space="4" w:color="1F4E79"/>
+        </w:pBdr>
+        <w:spacing w:before="80" w:after="200"/>
+        <w:ind w:left="120"/>
       </w:pPr>
       <w:r>
         <w:rPr>
           <w:rFonts w:ascii="Arial" w:hAnsi="Arial"/>
           <w:b/>
+          <w:color w:val="1F4E79"/>
           <w:sz w:val="28"/>
         </w:rPr>
-        <w:t>Bab 1: National Preschool Curriculum content (timetable scheduling)</w:t>
+        <w:t xml:space="preserve">  Bab 1: National Preschool Curriculum content (timetable scheduling)</w:t>
       </w:r>
     </w:p>
     <w:tbl>
@@ -895,19 +1072,29 @@
         <w:tc>
           <w:tcPr>
             <w:tcW w:type="dxa" w:w="9313"/>
-            <w:shd w:val="clear" w:color="auto" w:fill="F2F2F2"/>
+            <w:shd w:val="clear" w:color="auto" w:fill="F2F7FC"/>
+            <w:tcBorders>
+              <w:left w:val="single" w:sz="24" w:space="0" w:color="1F4E79"/>
+            </w:tcBorders>
           </w:tcPr>
           <w:p>
+            <w:pPr>
+              <w:spacing w:after="80"/>
+            </w:pPr>
             <w:r>
               <w:rPr>
                 <w:rFonts w:ascii="Arial" w:hAnsi="Arial"/>
                 <w:b/>
+                <w:color w:val="1F4E79"/>
                 <w:sz w:val="24"/>
               </w:rPr>
-              <w:t>Objektif Pembelajaran</w:t>
-            </w:r>
-          </w:p>
-          <w:p>
+              <w:t>🎯  Objektif Pembelajaran</w:t>
+            </w:r>
+          </w:p>
+          <w:p>
+            <w:pPr>
+              <w:spacing w:after="40"/>
+            </w:pPr>
             <w:r>
               <w:rPr>
                 <w:rFonts w:ascii="Arial" w:hAnsi="Arial"/>
@@ -916,34 +1103,70 @@
               <w:t>Selepas mempelajari topik ini, pelatih dapat:</w:t>
             </w:r>
           </w:p>
-          <w:p/>
-          <w:p>
-            <w:r>
-              <w:rPr>
-                <w:rFonts w:ascii="Arial" w:hAnsi="Arial"/>
+          <w:p>
+            <w:pPr>
+              <w:spacing w:after="40"/>
+              <w:ind w:left="320" w:hanging="320"/>
+            </w:pPr>
+            <w:r>
+              <w:rPr>
+                <w:rFonts w:ascii="Arial" w:hAnsi="Arial"/>
+                <w:color w:val="2E75B6"/>
                 <w:sz w:val="22"/>
               </w:rPr>
-              <w:t>• Menjelaskan kandungan *Kurikulum Standard Prasekolah Kebangsaan* (KSPK) yang berkaitan dengan penjadualan waktu.</w:t>
-            </w:r>
-          </w:p>
-          <w:p/>
-          <w:p>
+              <w:t>●</w:t>
+              <w:tab/>
+            </w:r>
             <w:r>
               <w:rPr>
                 <w:rFonts w:ascii="Arial" w:hAnsi="Arial"/>
                 <w:sz w:val="22"/>
               </w:rPr>
-              <w:t>• Mengenal pasti komponen jadual waktu harian prasekolah.</w:t>
-            </w:r>
-          </w:p>
-          <w:p/>
-          <w:p>
-            <w:r>
-              <w:rPr>
-                <w:rFonts w:ascii="Arial" w:hAnsi="Arial"/>
+              <w:t>Menjelaskan kandungan *Kurikulum Standard Prasekolah Kebangsaan* (KSPK) yang berkaitan dengan penjadualan waktu.</w:t>
+            </w:r>
+          </w:p>
+          <w:p>
+            <w:pPr>
+              <w:spacing w:after="40"/>
+              <w:ind w:left="320" w:hanging="320"/>
+            </w:pPr>
+            <w:r>
+              <w:rPr>
+                <w:rFonts w:ascii="Arial" w:hAnsi="Arial"/>
+                <w:color w:val="2E75B6"/>
                 <w:sz w:val="22"/>
               </w:rPr>
-              <w:t>• Menentukan jadual waktu terkini mengikut rancangan pengajaran.</w:t>
+              <w:t>●</w:t>
+              <w:tab/>
+            </w:r>
+            <w:r>
+              <w:rPr>
+                <w:rFonts w:ascii="Arial" w:hAnsi="Arial"/>
+                <w:sz w:val="22"/>
+              </w:rPr>
+              <w:t>Mengenal pasti komponen jadual waktu harian prasekolah.</w:t>
+            </w:r>
+          </w:p>
+          <w:p>
+            <w:pPr>
+              <w:spacing w:after="40"/>
+              <w:ind w:left="320" w:hanging="320"/>
+            </w:pPr>
+            <w:r>
+              <w:rPr>
+                <w:rFonts w:ascii="Arial" w:hAnsi="Arial"/>
+                <w:color w:val="2E75B6"/>
+                <w:sz w:val="22"/>
+              </w:rPr>
+              <w:t>●</w:t>
+              <w:tab/>
+            </w:r>
+            <w:r>
+              <w:rPr>
+                <w:rFonts w:ascii="Arial" w:hAnsi="Arial"/>
+                <w:sz w:val="22"/>
+              </w:rPr>
+              <w:t>Menentukan jadual waktu terkini mengikut rancangan pengajaran.</w:t>
             </w:r>
           </w:p>
         </w:tc>
@@ -952,10 +1175,13 @@
     <w:p>
       <w:pPr>
         <w:keepNext/>
+        <w:spacing w:before="160" w:after="60"/>
       </w:pPr>
       <w:r>
         <w:rPr>
+          <w:rFonts w:ascii="Arial" w:hAnsi="Arial"/>
           <w:b/>
+          <w:color w:val="1F4E79"/>
           <w:sz w:val="24"/>
         </w:rPr>
         <w:t>1. Kandungan KSPK dan Jadual Waktu</w:t>
@@ -969,10 +1195,13 @@
     <w:p>
       <w:pPr>
         <w:keepNext/>
+        <w:spacing w:before="160" w:after="60"/>
       </w:pPr>
       <w:r>
         <w:rPr>
+          <w:rFonts w:ascii="Arial" w:hAnsi="Arial"/>
           <w:b/>
+          <w:color w:val="1F4E79"/>
           <w:sz w:val="24"/>
         </w:rPr>
         <w:t>2. Struktur Jadual Waktu Harian Tadika</w:t>
@@ -982,6 +1211,7 @@
       <w:tblPr>
         <w:tblStyle w:val="TableGrid"/>
         <w:tblW w:type="auto" w:w="0"/>
+        <w:tblLayout w:type="autofit"/>
         <w:tblLook w:firstColumn="1" w:firstRow="1" w:lastColumn="0" w:lastRow="0" w:noHBand="0" w:noVBand="1" w:val="04A0"/>
       </w:tblPr>
       <w:tblGrid>
@@ -995,13 +1225,20 @@
         <w:tc>
           <w:tcPr>
             <w:tcW w:type="dxa" w:w="4656"/>
-            <w:shd w:val="clear" w:color="auto" w:fill="D9D9D9"/>
+            <w:shd w:val="clear" w:color="auto" w:fill="DCE6F1"/>
+            <w:tcBorders>
+              <w:top w:val="single" w:sz="12" w:space="0" w:color="1F4E79"/>
+            </w:tcBorders>
           </w:tcPr>
           <w:p>
+            <w:pPr>
+              <w:spacing w:after="40"/>
+            </w:pPr>
             <w:r>
               <w:rPr>
                 <w:rFonts w:ascii="Arial" w:hAnsi="Arial"/>
                 <w:b/>
+                <w:color w:val="1F4E79"/>
                 <w:sz w:val="20"/>
               </w:rPr>
               <w:t>Slot Masa</w:t>
@@ -1011,13 +1248,17 @@
         <w:tc>
           <w:tcPr>
             <w:tcW w:type="dxa" w:w="4656"/>
-            <w:shd w:val="clear" w:color="auto" w:fill="D9D9D9"/>
+            <w:shd w:val="clear" w:color="auto" w:fill="DCE6F1"/>
           </w:tcPr>
           <w:p>
+            <w:pPr>
+              <w:spacing w:after="40"/>
+            </w:pPr>
             <w:r>
               <w:rPr>
                 <w:rFonts w:ascii="Arial" w:hAnsi="Arial"/>
                 <w:b/>
+                <w:color w:val="1F4E79"/>
                 <w:sz w:val="20"/>
               </w:rPr>
               <w:t>Aktiviti Biasa</w:t>
@@ -1031,6 +1272,9 @@
             <w:tcW w:type="dxa" w:w="4656"/>
           </w:tcPr>
           <w:p>
+            <w:pPr>
+              <w:spacing w:after="40"/>
+            </w:pPr>
             <w:r>
               <w:rPr>
                 <w:rFonts w:ascii="Arial" w:hAnsi="Arial"/>
@@ -1045,6 +1289,9 @@
             <w:tcW w:type="dxa" w:w="4656"/>
           </w:tcPr>
           <w:p>
+            <w:pPr>
+              <w:spacing w:after="40"/>
+            </w:pPr>
             <w:r>
               <w:rPr>
                 <w:rFonts w:ascii="Arial" w:hAnsi="Arial"/>
@@ -1061,6 +1308,9 @@
             <w:tcW w:type="dxa" w:w="4656"/>
           </w:tcPr>
           <w:p>
+            <w:pPr>
+              <w:spacing w:after="40"/>
+            </w:pPr>
             <w:r>
               <w:rPr>
                 <w:rFonts w:ascii="Arial" w:hAnsi="Arial"/>
@@ -1075,6 +1325,9 @@
             <w:tcW w:type="dxa" w:w="4656"/>
           </w:tcPr>
           <w:p>
+            <w:pPr>
+              <w:spacing w:after="40"/>
+            </w:pPr>
             <w:r>
               <w:rPr>
                 <w:rFonts w:ascii="Arial" w:hAnsi="Arial"/>
@@ -1091,6 +1344,9 @@
             <w:tcW w:type="dxa" w:w="4656"/>
           </w:tcPr>
           <w:p>
+            <w:pPr>
+              <w:spacing w:after="40"/>
+            </w:pPr>
             <w:r>
               <w:rPr>
                 <w:rFonts w:ascii="Arial" w:hAnsi="Arial"/>
@@ -1105,6 +1361,9 @@
             <w:tcW w:type="dxa" w:w="4656"/>
           </w:tcPr>
           <w:p>
+            <w:pPr>
+              <w:spacing w:after="40"/>
+            </w:pPr>
             <w:r>
               <w:rPr>
                 <w:rFonts w:ascii="Arial" w:hAnsi="Arial"/>
@@ -1121,6 +1380,9 @@
             <w:tcW w:type="dxa" w:w="4656"/>
           </w:tcPr>
           <w:p>
+            <w:pPr>
+              <w:spacing w:after="40"/>
+            </w:pPr>
             <w:r>
               <w:rPr>
                 <w:rFonts w:ascii="Arial" w:hAnsi="Arial"/>
@@ -1135,6 +1397,9 @@
             <w:tcW w:type="dxa" w:w="4656"/>
           </w:tcPr>
           <w:p>
+            <w:pPr>
+              <w:spacing w:after="40"/>
+            </w:pPr>
             <w:r>
               <w:rPr>
                 <w:rFonts w:ascii="Arial" w:hAnsi="Arial"/>
@@ -1151,6 +1416,9 @@
             <w:tcW w:type="dxa" w:w="4656"/>
           </w:tcPr>
           <w:p>
+            <w:pPr>
+              <w:spacing w:after="40"/>
+            </w:pPr>
             <w:r>
               <w:rPr>
                 <w:rFonts w:ascii="Arial" w:hAnsi="Arial"/>
@@ -1165,6 +1433,9 @@
             <w:tcW w:type="dxa" w:w="4656"/>
           </w:tcPr>
           <w:p>
+            <w:pPr>
+              <w:spacing w:after="40"/>
+            </w:pPr>
             <w:r>
               <w:rPr>
                 <w:rFonts w:ascii="Arial" w:hAnsi="Arial"/>
@@ -1181,6 +1452,9 @@
             <w:tcW w:type="dxa" w:w="4656"/>
           </w:tcPr>
           <w:p>
+            <w:pPr>
+              <w:spacing w:after="40"/>
+            </w:pPr>
             <w:r>
               <w:rPr>
                 <w:rFonts w:ascii="Arial" w:hAnsi="Arial"/>
@@ -1195,6 +1469,9 @@
             <w:tcW w:type="dxa" w:w="4656"/>
           </w:tcPr>
           <w:p>
+            <w:pPr>
+              <w:spacing w:after="40"/>
+            </w:pPr>
             <w:r>
               <w:rPr>
                 <w:rFonts w:ascii="Arial" w:hAnsi="Arial"/>
@@ -1209,10 +1486,13 @@
     <w:p>
       <w:pPr>
         <w:keepNext/>
+        <w:spacing w:before="160" w:after="60"/>
       </w:pPr>
       <w:r>
         <w:rPr>
+          <w:rFonts w:ascii="Arial" w:hAnsi="Arial"/>
           <w:b/>
+          <w:color w:val="1F4E79"/>
           <w:sz w:val="24"/>
         </w:rPr>
         <w:t>3. Papar Jadual Waktu</w:t>
@@ -1226,10 +1506,13 @@
     <w:p>
       <w:pPr>
         <w:keepNext/>
+        <w:spacing w:before="160" w:after="60"/>
       </w:pPr>
       <w:r>
         <w:rPr>
+          <w:rFonts w:ascii="Arial" w:hAnsi="Arial"/>
           <w:b/>
+          <w:color w:val="1F4E79"/>
           <w:sz w:val="24"/>
         </w:rPr>
         <w:t>4. Fleksibiliti dan Penyesuaian Jadual</w:t>
@@ -1243,10 +1526,13 @@
     <w:p>
       <w:pPr>
         <w:keepNext/>
+        <w:spacing w:before="160" w:after="60"/>
       </w:pPr>
       <w:r>
         <w:rPr>
+          <w:rFonts w:ascii="Arial" w:hAnsi="Arial"/>
           <w:b/>
+          <w:color w:val="1F4E79"/>
           <w:sz w:val="24"/>
         </w:rPr>
         <w:t>5. Kaitan Jadual dengan Peralihan Aktiviti (Transitions)</w:t>
@@ -1260,10 +1546,13 @@
     <w:p>
       <w:pPr>
         <w:keepNext/>
+        <w:spacing w:before="160" w:after="60"/>
       </w:pPr>
       <w:r>
         <w:rPr>
+          <w:rFonts w:ascii="Arial" w:hAnsi="Arial"/>
           <w:b/>
+          <w:color w:val="1F4E79"/>
           <w:sz w:val="24"/>
         </w:rPr>
         <w:t>6. Definisi dan Konsep Asas: Pendekatan Berpusatkan Pembelajaran</w:t>
@@ -1277,10 +1566,13 @@
     <w:p>
       <w:pPr>
         <w:keepNext/>
+        <w:spacing w:before="160" w:after="60"/>
       </w:pPr>
       <w:r>
         <w:rPr>
+          <w:rFonts w:ascii="Arial" w:hAnsi="Arial"/>
           <w:b/>
+          <w:color w:val="1F4E79"/>
           <w:sz w:val="24"/>
         </w:rPr>
         <w:t>7. Prosedur Langkah Demi Langkah: Menyediakan Jadual Waktu Harian</w:t>
@@ -1294,10 +1586,13 @@
     <w:p>
       <w:pPr>
         <w:keepNext/>
+        <w:spacing w:before="160" w:after="60"/>
       </w:pPr>
       <w:r>
         <w:rPr>
+          <w:rFonts w:ascii="Arial" w:hAnsi="Arial"/>
           <w:b/>
+          <w:color w:val="1F4E79"/>
           <w:sz w:val="24"/>
         </w:rPr>
         <w:t>8. Jadual: Agihan Masa Mengikut Enam Tunjang KSPK (Contoh Mingguan)</w:t>
@@ -1307,6 +1602,7 @@
       <w:tblPr>
         <w:tblStyle w:val="TableGrid"/>
         <w:tblW w:type="auto" w:w="0"/>
+        <w:tblLayout w:type="autofit"/>
         <w:tblLook w:firstColumn="1" w:firstRow="1" w:lastColumn="0" w:lastRow="0" w:noHBand="0" w:noVBand="1" w:val="04A0"/>
       </w:tblPr>
       <w:tblGrid>
@@ -1321,13 +1617,20 @@
         <w:tc>
           <w:tcPr>
             <w:tcW w:type="dxa" w:w="3104"/>
-            <w:shd w:val="clear" w:color="auto" w:fill="D9D9D9"/>
+            <w:shd w:val="clear" w:color="auto" w:fill="DCE6F1"/>
+            <w:tcBorders>
+              <w:top w:val="single" w:sz="12" w:space="0" w:color="1F4E79"/>
+            </w:tcBorders>
           </w:tcPr>
           <w:p>
+            <w:pPr>
+              <w:spacing w:after="40"/>
+            </w:pPr>
             <w:r>
               <w:rPr>
                 <w:rFonts w:ascii="Arial" w:hAnsi="Arial"/>
                 <w:b/>
+                <w:color w:val="1F4E79"/>
                 <w:sz w:val="20"/>
               </w:rPr>
               <w:t>Tunjang KSPK</w:t>
@@ -1337,13 +1640,17 @@
         <w:tc>
           <w:tcPr>
             <w:tcW w:type="dxa" w:w="3104"/>
-            <w:shd w:val="clear" w:color="auto" w:fill="D9D9D9"/>
+            <w:shd w:val="clear" w:color="auto" w:fill="DCE6F1"/>
           </w:tcPr>
           <w:p>
+            <w:pPr>
+              <w:spacing w:after="40"/>
+            </w:pPr>
             <w:r>
               <w:rPr>
                 <w:rFonts w:ascii="Arial" w:hAnsi="Arial"/>
                 <w:b/>
+                <w:color w:val="1F4E79"/>
                 <w:sz w:val="20"/>
               </w:rPr>
               <w:t>Peruntukan Masa Mingguan (Anggaran)</w:t>
@@ -1353,13 +1660,17 @@
         <w:tc>
           <w:tcPr>
             <w:tcW w:type="dxa" w:w="3104"/>
-            <w:shd w:val="clear" w:color="auto" w:fill="D9D9D9"/>
+            <w:shd w:val="clear" w:color="auto" w:fill="DCE6F1"/>
           </w:tcPr>
           <w:p>
+            <w:pPr>
+              <w:spacing w:after="40"/>
+            </w:pPr>
             <w:r>
               <w:rPr>
                 <w:rFonts w:ascii="Arial" w:hAnsi="Arial"/>
                 <w:b/>
+                <w:color w:val="1F4E79"/>
                 <w:sz w:val="20"/>
               </w:rPr>
               <w:t>Contoh Aktiviti</w:t>
@@ -1373,6 +1684,9 @@
             <w:tcW w:type="dxa" w:w="3104"/>
           </w:tcPr>
           <w:p>
+            <w:pPr>
+              <w:spacing w:after="40"/>
+            </w:pPr>
             <w:r>
               <w:rPr>
                 <w:rFonts w:ascii="Arial" w:hAnsi="Arial"/>
@@ -1387,6 +1701,9 @@
             <w:tcW w:type="dxa" w:w="3104"/>
           </w:tcPr>
           <w:p>
+            <w:pPr>
+              <w:spacing w:after="40"/>
+            </w:pPr>
             <w:r>
               <w:rPr>
                 <w:rFonts w:ascii="Arial" w:hAnsi="Arial"/>
@@ -1401,6 +1718,9 @@
             <w:tcW w:type="dxa" w:w="3104"/>
           </w:tcPr>
           <w:p>
+            <w:pPr>
+              <w:spacing w:after="40"/>
+            </w:pPr>
             <w:r>
               <w:rPr>
                 <w:rFonts w:ascii="Arial" w:hAnsi="Arial"/>
@@ -1417,6 +1737,9 @@
             <w:tcW w:type="dxa" w:w="3104"/>
           </w:tcPr>
           <w:p>
+            <w:pPr>
+              <w:spacing w:after="40"/>
+            </w:pPr>
             <w:r>
               <w:rPr>
                 <w:rFonts w:ascii="Arial" w:hAnsi="Arial"/>
@@ -1431,6 +1754,9 @@
             <w:tcW w:type="dxa" w:w="3104"/>
           </w:tcPr>
           <w:p>
+            <w:pPr>
+              <w:spacing w:after="40"/>
+            </w:pPr>
             <w:r>
               <w:rPr>
                 <w:rFonts w:ascii="Arial" w:hAnsi="Arial"/>
@@ -1445,6 +1771,9 @@
             <w:tcW w:type="dxa" w:w="3104"/>
           </w:tcPr>
           <w:p>
+            <w:pPr>
+              <w:spacing w:after="40"/>
+            </w:pPr>
             <w:r>
               <w:rPr>
                 <w:rFonts w:ascii="Arial" w:hAnsi="Arial"/>
@@ -1461,6 +1790,9 @@
             <w:tcW w:type="dxa" w:w="3104"/>
           </w:tcPr>
           <w:p>
+            <w:pPr>
+              <w:spacing w:after="40"/>
+            </w:pPr>
             <w:r>
               <w:rPr>
                 <w:rFonts w:ascii="Arial" w:hAnsi="Arial"/>
@@ -1475,6 +1807,9 @@
             <w:tcW w:type="dxa" w:w="3104"/>
           </w:tcPr>
           <w:p>
+            <w:pPr>
+              <w:spacing w:after="40"/>
+            </w:pPr>
             <w:r>
               <w:rPr>
                 <w:rFonts w:ascii="Arial" w:hAnsi="Arial"/>
@@ -1489,6 +1824,9 @@
             <w:tcW w:type="dxa" w:w="3104"/>
           </w:tcPr>
           <w:p>
+            <w:pPr>
+              <w:spacing w:after="40"/>
+            </w:pPr>
             <w:r>
               <w:rPr>
                 <w:rFonts w:ascii="Arial" w:hAnsi="Arial"/>
@@ -1505,6 +1843,9 @@
             <w:tcW w:type="dxa" w:w="3104"/>
           </w:tcPr>
           <w:p>
+            <w:pPr>
+              <w:spacing w:after="40"/>
+            </w:pPr>
             <w:r>
               <w:rPr>
                 <w:rFonts w:ascii="Arial" w:hAnsi="Arial"/>
@@ -1519,6 +1860,9 @@
             <w:tcW w:type="dxa" w:w="3104"/>
           </w:tcPr>
           <w:p>
+            <w:pPr>
+              <w:spacing w:after="40"/>
+            </w:pPr>
             <w:r>
               <w:rPr>
                 <w:rFonts w:ascii="Arial" w:hAnsi="Arial"/>
@@ -1533,6 +1877,9 @@
             <w:tcW w:type="dxa" w:w="3104"/>
           </w:tcPr>
           <w:p>
+            <w:pPr>
+              <w:spacing w:after="40"/>
+            </w:pPr>
             <w:r>
               <w:rPr>
                 <w:rFonts w:ascii="Arial" w:hAnsi="Arial"/>
@@ -1549,6 +1896,9 @@
             <w:tcW w:type="dxa" w:w="3104"/>
           </w:tcPr>
           <w:p>
+            <w:pPr>
+              <w:spacing w:after="40"/>
+            </w:pPr>
             <w:r>
               <w:rPr>
                 <w:rFonts w:ascii="Arial" w:hAnsi="Arial"/>
@@ -1563,6 +1913,9 @@
             <w:tcW w:type="dxa" w:w="3104"/>
           </w:tcPr>
           <w:p>
+            <w:pPr>
+              <w:spacing w:after="40"/>
+            </w:pPr>
             <w:r>
               <w:rPr>
                 <w:rFonts w:ascii="Arial" w:hAnsi="Arial"/>
@@ -1577,6 +1930,9 @@
             <w:tcW w:type="dxa" w:w="3104"/>
           </w:tcPr>
           <w:p>
+            <w:pPr>
+              <w:spacing w:after="40"/>
+            </w:pPr>
             <w:r>
               <w:rPr>
                 <w:rFonts w:ascii="Arial" w:hAnsi="Arial"/>
@@ -1593,6 +1949,9 @@
             <w:tcW w:type="dxa" w:w="3104"/>
           </w:tcPr>
           <w:p>
+            <w:pPr>
+              <w:spacing w:after="40"/>
+            </w:pPr>
             <w:r>
               <w:rPr>
                 <w:rFonts w:ascii="Arial" w:hAnsi="Arial"/>
@@ -1607,6 +1966,9 @@
             <w:tcW w:type="dxa" w:w="3104"/>
           </w:tcPr>
           <w:p>
+            <w:pPr>
+              <w:spacing w:after="40"/>
+            </w:pPr>
             <w:r>
               <w:rPr>
                 <w:rFonts w:ascii="Arial" w:hAnsi="Arial"/>
@@ -1621,6 +1983,9 @@
             <w:tcW w:type="dxa" w:w="3104"/>
           </w:tcPr>
           <w:p>
+            <w:pPr>
+              <w:spacing w:after="40"/>
+            </w:pPr>
             <w:r>
               <w:rPr>
                 <w:rFonts w:ascii="Arial" w:hAnsi="Arial"/>
@@ -1645,19 +2010,29 @@
         <w:tc>
           <w:tcPr>
             <w:tcW w:type="dxa" w:w="9313"/>
-            <w:shd w:val="clear" w:color="auto" w:fill="F2F2F2"/>
+            <w:shd w:val="clear" w:color="auto" w:fill="F2F7FC"/>
+            <w:tcBorders>
+              <w:left w:val="single" w:sz="24" w:space="0" w:color="1F4E79"/>
+            </w:tcBorders>
           </w:tcPr>
           <w:p>
+            <w:pPr>
+              <w:spacing w:after="80"/>
+            </w:pPr>
             <w:r>
               <w:rPr>
                 <w:rFonts w:ascii="Arial" w:hAnsi="Arial"/>
                 <w:b/>
+                <w:color w:val="1F4E79"/>
                 <w:sz w:val="24"/>
               </w:rPr>
-              <w:t>9. Kajian Kes Tadika: Jadual Waktu Tidak Dikemas Kini</w:t>
-            </w:r>
-          </w:p>
-          <w:p>
+              <w:t>📋  9. Kajian Kes Tadika: Jadual Waktu Tidak Dikemas Kini</w:t>
+            </w:r>
+          </w:p>
+          <w:p>
+            <w:pPr>
+              <w:spacing w:after="40"/>
+            </w:pPr>
             <w:r>
               <w:rPr>
                 <w:rFonts w:ascii="Arial" w:hAnsi="Arial"/>
@@ -1672,10 +2047,13 @@
     <w:p>
       <w:pPr>
         <w:keepNext/>
+        <w:spacing w:before="160" w:after="60"/>
       </w:pPr>
       <w:r>
         <w:rPr>
+          <w:rFonts w:ascii="Arial" w:hAnsi="Arial"/>
           <w:b/>
+          <w:color w:val="1F4E79"/>
           <w:sz w:val="24"/>
         </w:rPr>
         <w:t>10. Kesilapan Lazim dan Cara Mengelak</w:t>
@@ -1699,19 +2077,29 @@
         <w:tc>
           <w:tcPr>
             <w:tcW w:type="dxa" w:w="9313"/>
-            <w:shd w:val="clear" w:color="auto" w:fill="F2F2F2"/>
+            <w:shd w:val="clear" w:color="auto" w:fill="F2F7FC"/>
+            <w:tcBorders>
+              <w:left w:val="single" w:sz="24" w:space="0" w:color="1F4E79"/>
+            </w:tcBorders>
           </w:tcPr>
           <w:p>
+            <w:pPr>
+              <w:spacing w:after="80"/>
+            </w:pPr>
             <w:r>
               <w:rPr>
                 <w:rFonts w:ascii="Arial" w:hAnsi="Arial"/>
                 <w:b/>
+                <w:color w:val="1F4E79"/>
                 <w:sz w:val="24"/>
               </w:rPr>
-              <w:t>11. Senarai Semak Jadual Waktu (Sedia untuk Difotokopi)</w:t>
-            </w:r>
-          </w:p>
-          <w:p>
+              <w:t>☑  11. Senarai Semak Jadual Waktu (Sedia untuk Difotokopi)</w:t>
+            </w:r>
+          </w:p>
+          <w:p>
+            <w:pPr>
+              <w:spacing w:after="40"/>
+            </w:pPr>
             <w:r>
               <w:rPr>
                 <w:rFonts w:ascii="Arial" w:hAnsi="Arial"/>
@@ -1721,6 +2109,9 @@
             </w:r>
           </w:p>
           <w:p>
+            <w:pPr>
+              <w:spacing w:after="40"/>
+            </w:pPr>
             <w:r>
               <w:rPr>
                 <w:rFonts w:ascii="Arial" w:hAnsi="Arial"/>
@@ -1730,6 +2121,9 @@
             </w:r>
           </w:p>
           <w:p>
+            <w:pPr>
+              <w:spacing w:after="40"/>
+            </w:pPr>
             <w:r>
               <w:rPr>
                 <w:rFonts w:ascii="Arial" w:hAnsi="Arial"/>
@@ -1739,6 +2133,9 @@
             </w:r>
           </w:p>
           <w:p>
+            <w:pPr>
+              <w:spacing w:after="40"/>
+            </w:pPr>
             <w:r>
               <w:rPr>
                 <w:rFonts w:ascii="Arial" w:hAnsi="Arial"/>
@@ -1748,6 +2145,9 @@
             </w:r>
           </w:p>
           <w:p>
+            <w:pPr>
+              <w:spacing w:after="40"/>
+            </w:pPr>
             <w:r>
               <w:rPr>
                 <w:rFonts w:ascii="Arial" w:hAnsi="Arial"/>
@@ -1757,6 +2157,9 @@
             </w:r>
           </w:p>
           <w:p>
+            <w:pPr>
+              <w:spacing w:after="40"/>
+            </w:pPr>
             <w:r>
               <w:rPr>
                 <w:rFonts w:ascii="Arial" w:hAnsi="Arial"/>
@@ -1766,6 +2169,9 @@
             </w:r>
           </w:p>
           <w:p>
+            <w:pPr>
+              <w:spacing w:after="40"/>
+            </w:pPr>
             <w:r>
               <w:rPr>
                 <w:rFonts w:ascii="Arial" w:hAnsi="Arial"/>
@@ -1790,19 +2196,29 @@
         <w:tc>
           <w:tcPr>
             <w:tcW w:type="dxa" w:w="9313"/>
-            <w:shd w:val="clear" w:color="auto" w:fill="F2F2F2"/>
+            <w:shd w:val="clear" w:color="auto" w:fill="F2F7FC"/>
+            <w:tcBorders>
+              <w:left w:val="single" w:sz="24" w:space="0" w:color="1F4E79"/>
+            </w:tcBorders>
           </w:tcPr>
           <w:p>
+            <w:pPr>
+              <w:spacing w:after="80"/>
+            </w:pPr>
             <w:r>
               <w:rPr>
                 <w:rFonts w:ascii="Arial" w:hAnsi="Arial"/>
                 <w:b/>
+                <w:color w:val="1F4E79"/>
                 <w:sz w:val="24"/>
               </w:rPr>
-              <w:t>12. Aktiviti Pengukuhan</w:t>
-            </w:r>
-          </w:p>
-          <w:p>
+              <w:t>✏  12. Aktiviti Pengukuhan</w:t>
+            </w:r>
+          </w:p>
+          <w:p>
+            <w:pPr>
+              <w:spacing w:after="40"/>
+            </w:pPr>
             <w:r>
               <w:rPr>
                 <w:rFonts w:ascii="Arial" w:hAnsi="Arial"/>
@@ -1812,6 +2228,9 @@
             </w:r>
           </w:p>
           <w:p>
+            <w:pPr>
+              <w:spacing w:after="40"/>
+            </w:pPr>
             <w:r>
               <w:rPr>
                 <w:rFonts w:ascii="Arial" w:hAnsi="Arial"/>
@@ -1821,6 +2240,9 @@
             </w:r>
           </w:p>
           <w:p>
+            <w:pPr>
+              <w:spacing w:after="40"/>
+            </w:pPr>
             <w:r>
               <w:rPr>
                 <w:rFonts w:ascii="Arial" w:hAnsi="Arial"/>
@@ -1835,10 +2257,13 @@
     <w:p>
       <w:pPr>
         <w:keepNext/>
+        <w:spacing w:before="160" w:after="60"/>
       </w:pPr>
       <w:r>
         <w:rPr>
+          <w:rFonts w:ascii="Arial" w:hAnsi="Arial"/>
           <w:b/>
+          <w:color w:val="1F4E79"/>
           <w:sz w:val="24"/>
         </w:rPr>
         <w:t>13. Perkaitan dengan Kriteria Prestasi (Performance Criteria)</w:t>
@@ -1862,19 +2287,29 @@
         <w:tc>
           <w:tcPr>
             <w:tcW w:type="dxa" w:w="9313"/>
-            <w:shd w:val="clear" w:color="auto" w:fill="F2F2F2"/>
+            <w:shd w:val="clear" w:color="auto" w:fill="F2F7FC"/>
+            <w:tcBorders>
+              <w:left w:val="single" w:sz="24" w:space="0" w:color="1F4E79"/>
+            </w:tcBorders>
           </w:tcPr>
           <w:p>
+            <w:pPr>
+              <w:spacing w:after="80"/>
+            </w:pPr>
             <w:r>
               <w:rPr>
                 <w:rFonts w:ascii="Arial" w:hAnsi="Arial"/>
                 <w:b/>
+                <w:color w:val="1F4E79"/>
                 <w:sz w:val="24"/>
               </w:rPr>
-              <w:t>14. Rumusan</w:t>
-            </w:r>
-          </w:p>
-          <w:p>
+              <w:t>📌  14. Rumusan</w:t>
+            </w:r>
+          </w:p>
+          <w:p>
+            <w:pPr>
+              <w:spacing w:after="40"/>
+            </w:pPr>
             <w:r>
               <w:rPr>
                 <w:rFonts w:ascii="Arial" w:hAnsi="Arial"/>
@@ -1889,15 +2324,21 @@
     <w:p>
       <w:pPr>
         <w:pageBreakBefore/>
-        <w:shd w:val="clear" w:color="auto" w:fill="D9D9D9"/>
+        <w:shd w:val="clear" w:color="auto" w:fill="DCE6F1"/>
+        <w:pBdr>
+          <w:left w:val="single" w:sz="24" w:space="4" w:color="1F4E79"/>
+        </w:pBdr>
+        <w:spacing w:before="80" w:after="200"/>
+        <w:ind w:left="120"/>
       </w:pPr>
       <w:r>
         <w:rPr>
           <w:rFonts w:ascii="Arial" w:hAnsi="Arial"/>
           <w:b/>
+          <w:color w:val="1F4E79"/>
           <w:sz w:val="28"/>
         </w:rPr>
-        <w:t>Bab 2: Classroom environment layout (Classroom layout; Emergency exit)</w:t>
+        <w:t xml:space="preserve">  Bab 2: Classroom environment layout (Classroom layout; Emergency exit)</w:t>
       </w:r>
     </w:p>
     <w:tbl>
@@ -1913,19 +2354,29 @@
         <w:tc>
           <w:tcPr>
             <w:tcW w:type="dxa" w:w="9313"/>
-            <w:shd w:val="clear" w:color="auto" w:fill="F2F2F2"/>
+            <w:shd w:val="clear" w:color="auto" w:fill="F2F7FC"/>
+            <w:tcBorders>
+              <w:left w:val="single" w:sz="24" w:space="0" w:color="1F4E79"/>
+            </w:tcBorders>
           </w:tcPr>
           <w:p>
+            <w:pPr>
+              <w:spacing w:after="80"/>
+            </w:pPr>
             <w:r>
               <w:rPr>
                 <w:rFonts w:ascii="Arial" w:hAnsi="Arial"/>
                 <w:b/>
+                <w:color w:val="1F4E79"/>
                 <w:sz w:val="24"/>
               </w:rPr>
-              <w:t>Objektif Pembelajaran</w:t>
-            </w:r>
-          </w:p>
-          <w:p>
+              <w:t>🎯  Objektif Pembelajaran</w:t>
+            </w:r>
+          </w:p>
+          <w:p>
+            <w:pPr>
+              <w:spacing w:after="40"/>
+            </w:pPr>
             <w:r>
               <w:rPr>
                 <w:rFonts w:ascii="Arial" w:hAnsi="Arial"/>
@@ -1934,34 +2385,70 @@
               <w:t>Selepas mempelajari topik ini, pelatih dapat:</w:t>
             </w:r>
           </w:p>
-          <w:p/>
-          <w:p>
-            <w:r>
-              <w:rPr>
-                <w:rFonts w:ascii="Arial" w:hAnsi="Arial"/>
+          <w:p>
+            <w:pPr>
+              <w:spacing w:after="40"/>
+              <w:ind w:left="320" w:hanging="320"/>
+            </w:pPr>
+            <w:r>
+              <w:rPr>
+                <w:rFonts w:ascii="Arial" w:hAnsi="Arial"/>
+                <w:color w:val="2E75B6"/>
                 <w:sz w:val="22"/>
               </w:rPr>
-              <w:t>• Menerangkan prinsip susun atur bilik darjah prasekolah yang selamat dan kondusif.</w:t>
-            </w:r>
-          </w:p>
-          <w:p/>
-          <w:p>
+              <w:t>●</w:t>
+              <w:tab/>
+            </w:r>
             <w:r>
               <w:rPr>
                 <w:rFonts w:ascii="Arial" w:hAnsi="Arial"/>
                 <w:sz w:val="22"/>
               </w:rPr>
-              <w:t>• Mengenal pasti keperluan laluan kecemasan (*emergency exit*) dalam bilik darjah.</w:t>
-            </w:r>
-          </w:p>
-          <w:p/>
-          <w:p>
-            <w:r>
-              <w:rPr>
-                <w:rFonts w:ascii="Arial" w:hAnsi="Arial"/>
+              <w:t>Menerangkan prinsip susun atur bilik darjah prasekolah yang selamat dan kondusif.</w:t>
+            </w:r>
+          </w:p>
+          <w:p>
+            <w:pPr>
+              <w:spacing w:after="40"/>
+              <w:ind w:left="320" w:hanging="320"/>
+            </w:pPr>
+            <w:r>
+              <w:rPr>
+                <w:rFonts w:ascii="Arial" w:hAnsi="Arial"/>
+                <w:color w:val="2E75B6"/>
                 <w:sz w:val="22"/>
               </w:rPr>
-              <w:t>• Merancang susun atur bilik darjah mengikut aktiviti pembelajaran.</w:t>
+              <w:t>●</w:t>
+              <w:tab/>
+            </w:r>
+            <w:r>
+              <w:rPr>
+                <w:rFonts w:ascii="Arial" w:hAnsi="Arial"/>
+                <w:sz w:val="22"/>
+              </w:rPr>
+              <w:t>Mengenal pasti keperluan laluan kecemasan (*emergency exit*) dalam bilik darjah.</w:t>
+            </w:r>
+          </w:p>
+          <w:p>
+            <w:pPr>
+              <w:spacing w:after="40"/>
+              <w:ind w:left="320" w:hanging="320"/>
+            </w:pPr>
+            <w:r>
+              <w:rPr>
+                <w:rFonts w:ascii="Arial" w:hAnsi="Arial"/>
+                <w:color w:val="2E75B6"/>
+                <w:sz w:val="22"/>
+              </w:rPr>
+              <w:t>●</w:t>
+              <w:tab/>
+            </w:r>
+            <w:r>
+              <w:rPr>
+                <w:rFonts w:ascii="Arial" w:hAnsi="Arial"/>
+                <w:sz w:val="22"/>
+              </w:rPr>
+              <w:t>Merancang susun atur bilik darjah mengikut aktiviti pembelajaran.</w:t>
             </w:r>
           </w:p>
         </w:tc>
@@ -1970,10 +2457,13 @@
     <w:p>
       <w:pPr>
         <w:keepNext/>
+        <w:spacing w:before="160" w:after="60"/>
       </w:pPr>
       <w:r>
         <w:rPr>
+          <w:rFonts w:ascii="Arial" w:hAnsi="Arial"/>
           <w:b/>
+          <w:color w:val="1F4E79"/>
           <w:sz w:val="24"/>
         </w:rPr>
         <w:t>1. Prinsip Susun Atur Bilik Darjah</w:t>
@@ -1987,10 +2477,13 @@
     <w:p>
       <w:pPr>
         <w:keepNext/>
+        <w:spacing w:before="160" w:after="60"/>
       </w:pPr>
       <w:r>
         <w:rPr>
+          <w:rFonts w:ascii="Arial" w:hAnsi="Arial"/>
           <w:b/>
+          <w:color w:val="1F4E79"/>
           <w:sz w:val="24"/>
         </w:rPr>
         <w:t>2. Laluan Kecemasan</w:t>
@@ -2004,10 +2497,13 @@
     <w:p>
       <w:pPr>
         <w:keepNext/>
+        <w:spacing w:before="160" w:after="60"/>
       </w:pPr>
       <w:r>
         <w:rPr>
+          <w:rFonts w:ascii="Arial" w:hAnsi="Arial"/>
           <w:b/>
+          <w:color w:val="1F4E79"/>
           <w:sz w:val="24"/>
         </w:rPr>
         <w:t>3. Contoh Susun Atur Tadika</w:t>
@@ -2017,6 +2513,7 @@
       <w:tblPr>
         <w:tblStyle w:val="TableGrid"/>
         <w:tblW w:type="auto" w:w="0"/>
+        <w:tblLayout w:type="autofit"/>
         <w:tblLook w:firstColumn="1" w:firstRow="1" w:lastColumn="0" w:lastRow="0" w:noHBand="0" w:noVBand="1" w:val="04A0"/>
       </w:tblPr>
       <w:tblGrid>
@@ -2030,13 +2527,20 @@
         <w:tc>
           <w:tcPr>
             <w:tcW w:type="dxa" w:w="4656"/>
-            <w:shd w:val="clear" w:color="auto" w:fill="D9D9D9"/>
+            <w:shd w:val="clear" w:color="auto" w:fill="DCE6F1"/>
+            <w:tcBorders>
+              <w:top w:val="single" w:sz="12" w:space="0" w:color="1F4E79"/>
+            </w:tcBorders>
           </w:tcPr>
           <w:p>
+            <w:pPr>
+              <w:spacing w:after="40"/>
+            </w:pPr>
             <w:r>
               <w:rPr>
                 <w:rFonts w:ascii="Arial" w:hAnsi="Arial"/>
                 <w:b/>
+                <w:color w:val="1F4E79"/>
                 <w:sz w:val="20"/>
               </w:rPr>
               <w:t>Zon</w:t>
@@ -2046,13 +2550,17 @@
         <w:tc>
           <w:tcPr>
             <w:tcW w:type="dxa" w:w="4656"/>
-            <w:shd w:val="clear" w:color="auto" w:fill="D9D9D9"/>
+            <w:shd w:val="clear" w:color="auto" w:fill="DCE6F1"/>
           </w:tcPr>
           <w:p>
+            <w:pPr>
+              <w:spacing w:after="40"/>
+            </w:pPr>
             <w:r>
               <w:rPr>
                 <w:rFonts w:ascii="Arial" w:hAnsi="Arial"/>
                 <w:b/>
+                <w:color w:val="1F4E79"/>
                 <w:sz w:val="20"/>
               </w:rPr>
               <w:t>Kandungan</w:t>
@@ -2066,6 +2574,9 @@
             <w:tcW w:type="dxa" w:w="4656"/>
           </w:tcPr>
           <w:p>
+            <w:pPr>
+              <w:spacing w:after="40"/>
+            </w:pPr>
             <w:r>
               <w:rPr>
                 <w:rFonts w:ascii="Arial" w:hAnsi="Arial"/>
@@ -2080,6 +2591,9 @@
             <w:tcW w:type="dxa" w:w="4656"/>
           </w:tcPr>
           <w:p>
+            <w:pPr>
+              <w:spacing w:after="40"/>
+            </w:pPr>
             <w:r>
               <w:rPr>
                 <w:rFonts w:ascii="Arial" w:hAnsi="Arial"/>
@@ -2096,6 +2610,9 @@
             <w:tcW w:type="dxa" w:w="4656"/>
           </w:tcPr>
           <w:p>
+            <w:pPr>
+              <w:spacing w:after="40"/>
+            </w:pPr>
             <w:r>
               <w:rPr>
                 <w:rFonts w:ascii="Arial" w:hAnsi="Arial"/>
@@ -2110,6 +2627,9 @@
             <w:tcW w:type="dxa" w:w="4656"/>
           </w:tcPr>
           <w:p>
+            <w:pPr>
+              <w:spacing w:after="40"/>
+            </w:pPr>
             <w:r>
               <w:rPr>
                 <w:rFonts w:ascii="Arial" w:hAnsi="Arial"/>
@@ -2126,6 +2646,9 @@
             <w:tcW w:type="dxa" w:w="4656"/>
           </w:tcPr>
           <w:p>
+            <w:pPr>
+              <w:spacing w:after="40"/>
+            </w:pPr>
             <w:r>
               <w:rPr>
                 <w:rFonts w:ascii="Arial" w:hAnsi="Arial"/>
@@ -2140,6 +2663,9 @@
             <w:tcW w:type="dxa" w:w="4656"/>
           </w:tcPr>
           <w:p>
+            <w:pPr>
+              <w:spacing w:after="40"/>
+            </w:pPr>
             <w:r>
               <w:rPr>
                 <w:rFonts w:ascii="Arial" w:hAnsi="Arial"/>
@@ -2156,6 +2682,9 @@
             <w:tcW w:type="dxa" w:w="4656"/>
           </w:tcPr>
           <w:p>
+            <w:pPr>
+              <w:spacing w:after="40"/>
+            </w:pPr>
             <w:r>
               <w:rPr>
                 <w:rFonts w:ascii="Arial" w:hAnsi="Arial"/>
@@ -2170,6 +2699,9 @@
             <w:tcW w:type="dxa" w:w="4656"/>
           </w:tcPr>
           <w:p>
+            <w:pPr>
+              <w:spacing w:after="40"/>
+            </w:pPr>
             <w:r>
               <w:rPr>
                 <w:rFonts w:ascii="Arial" w:hAnsi="Arial"/>
@@ -2184,10 +2716,13 @@
     <w:p>
       <w:pPr>
         <w:keepNext/>
+        <w:spacing w:before="160" w:after="60"/>
       </w:pPr>
       <w:r>
         <w:rPr>
+          <w:rFonts w:ascii="Arial" w:hAnsi="Arial"/>
           <w:b/>
+          <w:color w:val="1F4E79"/>
           <w:sz w:val="24"/>
         </w:rPr>
         <w:t>4. Latihan Kebakaran dan Kesediaan Kecemasan</w:t>
@@ -2201,10 +2736,13 @@
     <w:p>
       <w:pPr>
         <w:keepNext/>
+        <w:spacing w:before="160" w:after="60"/>
       </w:pPr>
       <w:r>
         <w:rPr>
+          <w:rFonts w:ascii="Arial" w:hAnsi="Arial"/>
           <w:b/>
+          <w:color w:val="1F4E79"/>
           <w:sz w:val="24"/>
         </w:rPr>
         <w:t>5. Pertimbangan Ergonomik dan Keselamatan Perabot</w:t>
@@ -2218,10 +2756,13 @@
     <w:p>
       <w:pPr>
         <w:keepNext/>
+        <w:spacing w:before="160" w:after="60"/>
       </w:pPr>
       <w:r>
         <w:rPr>
+          <w:rFonts w:ascii="Arial" w:hAnsi="Arial"/>
           <w:b/>
+          <w:color w:val="1F4E79"/>
           <w:sz w:val="24"/>
         </w:rPr>
         <w:t>6. Definisi dan Konsep Asas: Prinsip Reka Bentuk Ruang Selamat</w:t>
@@ -2235,10 +2776,13 @@
     <w:p>
       <w:pPr>
         <w:keepNext/>
+        <w:spacing w:before="160" w:after="60"/>
       </w:pPr>
       <w:r>
         <w:rPr>
+          <w:rFonts w:ascii="Arial" w:hAnsi="Arial"/>
           <w:b/>
+          <w:color w:val="1F4E79"/>
           <w:sz w:val="24"/>
         </w:rPr>
         <w:t>7. Prosedur Langkah Demi Langkah: Merancang Susun Atur Bilik Darjah Baharu</w:t>
@@ -2262,19 +2806,29 @@
         <w:tc>
           <w:tcPr>
             <w:tcW w:type="dxa" w:w="9313"/>
-            <w:shd w:val="clear" w:color="auto" w:fill="F2F2F2"/>
+            <w:shd w:val="clear" w:color="auto" w:fill="F2F7FC"/>
+            <w:tcBorders>
+              <w:left w:val="single" w:sz="24" w:space="0" w:color="1F4E79"/>
+            </w:tcBorders>
           </w:tcPr>
           <w:p>
+            <w:pPr>
+              <w:spacing w:after="80"/>
+            </w:pPr>
             <w:r>
               <w:rPr>
                 <w:rFonts w:ascii="Arial" w:hAnsi="Arial"/>
                 <w:b/>
+                <w:color w:val="1F4E79"/>
                 <w:sz w:val="24"/>
               </w:rPr>
-              <w:t>8. Kajian Kes Tadika: Susun Atur Menghalang Laluan Kecemasan</w:t>
-            </w:r>
-          </w:p>
-          <w:p>
+              <w:t>📋  8. Kajian Kes Tadika: Susun Atur Menghalang Laluan Kecemasan</w:t>
+            </w:r>
+          </w:p>
+          <w:p>
+            <w:pPr>
+              <w:spacing w:after="40"/>
+            </w:pPr>
             <w:r>
               <w:rPr>
                 <w:rFonts w:ascii="Arial" w:hAnsi="Arial"/>
@@ -2289,10 +2843,13 @@
     <w:p>
       <w:pPr>
         <w:keepNext/>
+        <w:spacing w:before="160" w:after="60"/>
       </w:pPr>
       <w:r>
         <w:rPr>
+          <w:rFonts w:ascii="Arial" w:hAnsi="Arial"/>
           <w:b/>
+          <w:color w:val="1F4E79"/>
           <w:sz w:val="24"/>
         </w:rPr>
         <w:t>9. Kesilapan Lazim dan Cara Mengelak</w:t>
@@ -2316,19 +2873,29 @@
         <w:tc>
           <w:tcPr>
             <w:tcW w:type="dxa" w:w="9313"/>
-            <w:shd w:val="clear" w:color="auto" w:fill="F2F2F2"/>
+            <w:shd w:val="clear" w:color="auto" w:fill="F2F7FC"/>
+            <w:tcBorders>
+              <w:left w:val="single" w:sz="24" w:space="0" w:color="1F4E79"/>
+            </w:tcBorders>
           </w:tcPr>
           <w:p>
+            <w:pPr>
+              <w:spacing w:after="80"/>
+            </w:pPr>
             <w:r>
               <w:rPr>
                 <w:rFonts w:ascii="Arial" w:hAnsi="Arial"/>
                 <w:b/>
+                <w:color w:val="1F4E79"/>
                 <w:sz w:val="24"/>
               </w:rPr>
-              <w:t>10. Senarai Semak Susun Atur dan Laluan Kecemasan (Sedia untuk Difotokopi)</w:t>
-            </w:r>
-          </w:p>
-          <w:p>
+              <w:t>☑  10. Senarai Semak Susun Atur dan Laluan Kecemasan (Sedia untuk Difotokopi)</w:t>
+            </w:r>
+          </w:p>
+          <w:p>
+            <w:pPr>
+              <w:spacing w:after="40"/>
+            </w:pPr>
             <w:r>
               <w:rPr>
                 <w:rFonts w:ascii="Arial" w:hAnsi="Arial"/>
@@ -2338,6 +2905,9 @@
             </w:r>
           </w:p>
           <w:p>
+            <w:pPr>
+              <w:spacing w:after="40"/>
+            </w:pPr>
             <w:r>
               <w:rPr>
                 <w:rFonts w:ascii="Arial" w:hAnsi="Arial"/>
@@ -2347,6 +2917,9 @@
             </w:r>
           </w:p>
           <w:p>
+            <w:pPr>
+              <w:spacing w:after="40"/>
+            </w:pPr>
             <w:r>
               <w:rPr>
                 <w:rFonts w:ascii="Arial" w:hAnsi="Arial"/>
@@ -2356,6 +2929,9 @@
             </w:r>
           </w:p>
           <w:p>
+            <w:pPr>
+              <w:spacing w:after="40"/>
+            </w:pPr>
             <w:r>
               <w:rPr>
                 <w:rFonts w:ascii="Arial" w:hAnsi="Arial"/>
@@ -2365,6 +2941,9 @@
             </w:r>
           </w:p>
           <w:p>
+            <w:pPr>
+              <w:spacing w:after="40"/>
+            </w:pPr>
             <w:r>
               <w:rPr>
                 <w:rFonts w:ascii="Arial" w:hAnsi="Arial"/>
@@ -2374,6 +2953,9 @@
             </w:r>
           </w:p>
           <w:p>
+            <w:pPr>
+              <w:spacing w:after="40"/>
+            </w:pPr>
             <w:r>
               <w:rPr>
                 <w:rFonts w:ascii="Arial" w:hAnsi="Arial"/>
@@ -2383,6 +2965,9 @@
             </w:r>
           </w:p>
           <w:p>
+            <w:pPr>
+              <w:spacing w:after="40"/>
+            </w:pPr>
             <w:r>
               <w:rPr>
                 <w:rFonts w:ascii="Arial" w:hAnsi="Arial"/>
@@ -2407,19 +2992,29 @@
         <w:tc>
           <w:tcPr>
             <w:tcW w:type="dxa" w:w="9313"/>
-            <w:shd w:val="clear" w:color="auto" w:fill="F2F2F2"/>
+            <w:shd w:val="clear" w:color="auto" w:fill="F2F7FC"/>
+            <w:tcBorders>
+              <w:left w:val="single" w:sz="24" w:space="0" w:color="1F4E79"/>
+            </w:tcBorders>
           </w:tcPr>
           <w:p>
+            <w:pPr>
+              <w:spacing w:after="80"/>
+            </w:pPr>
             <w:r>
               <w:rPr>
                 <w:rFonts w:ascii="Arial" w:hAnsi="Arial"/>
                 <w:b/>
+                <w:color w:val="1F4E79"/>
                 <w:sz w:val="24"/>
               </w:rPr>
-              <w:t>11. Aktiviti Pengukuhan</w:t>
-            </w:r>
-          </w:p>
-          <w:p>
+              <w:t>✏  11. Aktiviti Pengukuhan</w:t>
+            </w:r>
+          </w:p>
+          <w:p>
+            <w:pPr>
+              <w:spacing w:after="40"/>
+            </w:pPr>
             <w:r>
               <w:rPr>
                 <w:rFonts w:ascii="Arial" w:hAnsi="Arial"/>
@@ -2429,6 +3024,9 @@
             </w:r>
           </w:p>
           <w:p>
+            <w:pPr>
+              <w:spacing w:after="40"/>
+            </w:pPr>
             <w:r>
               <w:rPr>
                 <w:rFonts w:ascii="Arial" w:hAnsi="Arial"/>
@@ -2438,6 +3036,9 @@
             </w:r>
           </w:p>
           <w:p>
+            <w:pPr>
+              <w:spacing w:after="40"/>
+            </w:pPr>
             <w:r>
               <w:rPr>
                 <w:rFonts w:ascii="Arial" w:hAnsi="Arial"/>
@@ -2452,10 +3053,13 @@
     <w:p>
       <w:pPr>
         <w:keepNext/>
+        <w:spacing w:before="160" w:after="60"/>
       </w:pPr>
       <w:r>
         <w:rPr>
+          <w:rFonts w:ascii="Arial" w:hAnsi="Arial"/>
           <w:b/>
+          <w:color w:val="1F4E79"/>
           <w:sz w:val="24"/>
         </w:rPr>
         <w:t>12. Perkaitan dengan Kriteria Prestasi (Performance Criteria)</w:t>
@@ -2469,10 +3073,13 @@
     <w:p>
       <w:pPr>
         <w:keepNext/>
+        <w:spacing w:before="160" w:after="60"/>
       </w:pPr>
       <w:r>
         <w:rPr>
+          <w:rFonts w:ascii="Arial" w:hAnsi="Arial"/>
           <w:b/>
+          <w:color w:val="1F4E79"/>
           <w:sz w:val="24"/>
         </w:rPr>
         <w:t>13. Pertimbangan Tambahan: Susun Atur Semasa Latihan Kecemasan Bukan Kebakaran</w:t>
@@ -2486,10 +3093,13 @@
     <w:p>
       <w:pPr>
         <w:keepNext/>
+        <w:spacing w:before="160" w:after="60"/>
       </w:pPr>
       <w:r>
         <w:rPr>
+          <w:rFonts w:ascii="Arial" w:hAnsi="Arial"/>
           <w:b/>
+          <w:color w:val="1F4E79"/>
           <w:sz w:val="24"/>
         </w:rPr>
         <w:t>14. Nota Tambahan: Penyelarasan dengan Pengurusan Fasiliti Tadika</w:t>
@@ -2513,19 +3123,29 @@
         <w:tc>
           <w:tcPr>
             <w:tcW w:type="dxa" w:w="9313"/>
-            <w:shd w:val="clear" w:color="auto" w:fill="F2F2F2"/>
+            <w:shd w:val="clear" w:color="auto" w:fill="F2F7FC"/>
+            <w:tcBorders>
+              <w:left w:val="single" w:sz="24" w:space="0" w:color="1F4E79"/>
+            </w:tcBorders>
           </w:tcPr>
           <w:p>
+            <w:pPr>
+              <w:spacing w:after="80"/>
+            </w:pPr>
             <w:r>
               <w:rPr>
                 <w:rFonts w:ascii="Arial" w:hAnsi="Arial"/>
                 <w:b/>
+                <w:color w:val="1F4E79"/>
                 <w:sz w:val="24"/>
               </w:rPr>
-              <w:t>15. Rumusan</w:t>
-            </w:r>
-          </w:p>
-          <w:p>
+              <w:t>📌  15. Rumusan</w:t>
+            </w:r>
+          </w:p>
+          <w:p>
+            <w:pPr>
+              <w:spacing w:after="40"/>
+            </w:pPr>
             <w:r>
               <w:rPr>
                 <w:rFonts w:ascii="Arial" w:hAnsi="Arial"/>
@@ -2540,15 +3160,21 @@
     <w:p>
       <w:pPr>
         <w:pageBreakBefore/>
-        <w:shd w:val="clear" w:color="auto" w:fill="D9D9D9"/>
+        <w:shd w:val="clear" w:color="auto" w:fill="DCE6F1"/>
+        <w:pBdr>
+          <w:left w:val="single" w:sz="24" w:space="4" w:color="1F4E79"/>
+        </w:pBdr>
+        <w:spacing w:before="80" w:after="200"/>
+        <w:ind w:left="120"/>
       </w:pPr>
       <w:r>
         <w:rPr>
           <w:rFonts w:ascii="Arial" w:hAnsi="Arial"/>
           <w:b/>
+          <w:color w:val="1F4E79"/>
           <w:sz w:val="28"/>
         </w:rPr>
-        <w:t>Bab 3: Prepare learning environment (Set up interactive display; Resources organisation; Clean, safe and secure area; Type of learning approaches)</w:t>
+        <w:t xml:space="preserve">  Bab 3: Prepare learning environment (Set up interactive display; Resources organisation; Clean, safe and secure area; Type of learning approaches)</w:t>
       </w:r>
     </w:p>
     <w:tbl>
@@ -2564,19 +3190,29 @@
         <w:tc>
           <w:tcPr>
             <w:tcW w:type="dxa" w:w="9313"/>
-            <w:shd w:val="clear" w:color="auto" w:fill="F2F2F2"/>
+            <w:shd w:val="clear" w:color="auto" w:fill="F2F7FC"/>
+            <w:tcBorders>
+              <w:left w:val="single" w:sz="24" w:space="0" w:color="1F4E79"/>
+            </w:tcBorders>
           </w:tcPr>
           <w:p>
+            <w:pPr>
+              <w:spacing w:after="80"/>
+            </w:pPr>
             <w:r>
               <w:rPr>
                 <w:rFonts w:ascii="Arial" w:hAnsi="Arial"/>
                 <w:b/>
+                <w:color w:val="1F4E79"/>
                 <w:sz w:val="24"/>
               </w:rPr>
-              <w:t>Objektif Pembelajaran</w:t>
-            </w:r>
-          </w:p>
-          <w:p>
+              <w:t>🎯  Objektif Pembelajaran</w:t>
+            </w:r>
+          </w:p>
+          <w:p>
+            <w:pPr>
+              <w:spacing w:after="40"/>
+            </w:pPr>
             <w:r>
               <w:rPr>
                 <w:rFonts w:ascii="Arial" w:hAnsi="Arial"/>
@@ -2585,44 +3221,92 @@
               <w:t>Selepas mempelajari topik ini, pelatih dapat:</w:t>
             </w:r>
           </w:p>
-          <w:p/>
-          <w:p>
-            <w:r>
-              <w:rPr>
-                <w:rFonts w:ascii="Arial" w:hAnsi="Arial"/>
+          <w:p>
+            <w:pPr>
+              <w:spacing w:after="40"/>
+              <w:ind w:left="320" w:hanging="320"/>
+            </w:pPr>
+            <w:r>
+              <w:rPr>
+                <w:rFonts w:ascii="Arial" w:hAnsi="Arial"/>
+                <w:color w:val="2E75B6"/>
                 <w:sz w:val="22"/>
               </w:rPr>
-              <w:t>• Menyediakan paparan interaktif (*interactive display*) yang sesuai dengan tema pembelajaran.</w:t>
-            </w:r>
-          </w:p>
-          <w:p/>
-          <w:p>
+              <w:t>●</w:t>
+              <w:tab/>
+            </w:r>
             <w:r>
               <w:rPr>
                 <w:rFonts w:ascii="Arial" w:hAnsi="Arial"/>
                 <w:sz w:val="22"/>
               </w:rPr>
-              <w:t>• Mengatur sumber pembelajaran secara sistematik dan mudah dicapai murid.</w:t>
-            </w:r>
-          </w:p>
-          <w:p/>
-          <w:p>
-            <w:r>
-              <w:rPr>
-                <w:rFonts w:ascii="Arial" w:hAnsi="Arial"/>
+              <w:t>Menyediakan paparan interaktif (*interactive display*) yang sesuai dengan tema pembelajaran.</w:t>
+            </w:r>
+          </w:p>
+          <w:p>
+            <w:pPr>
+              <w:spacing w:after="40"/>
+              <w:ind w:left="320" w:hanging="320"/>
+            </w:pPr>
+            <w:r>
+              <w:rPr>
+                <w:rFonts w:ascii="Arial" w:hAnsi="Arial"/>
+                <w:color w:val="2E75B6"/>
                 <w:sz w:val="22"/>
               </w:rPr>
-              <w:t>• Memastikan kawasan pembelajaran bersih, selamat dan terjamin.</w:t>
-            </w:r>
-          </w:p>
-          <w:p/>
-          <w:p>
+              <w:t>●</w:t>
+              <w:tab/>
+            </w:r>
             <w:r>
               <w:rPr>
                 <w:rFonts w:ascii="Arial" w:hAnsi="Arial"/>
                 <w:sz w:val="22"/>
               </w:rPr>
-              <w:t>• Mengaitkan penyediaan persekitaran dengan jenis pendekatan pembelajaran yang dipilih.</w:t>
+              <w:t>Mengatur sumber pembelajaran secara sistematik dan mudah dicapai murid.</w:t>
+            </w:r>
+          </w:p>
+          <w:p>
+            <w:pPr>
+              <w:spacing w:after="40"/>
+              <w:ind w:left="320" w:hanging="320"/>
+            </w:pPr>
+            <w:r>
+              <w:rPr>
+                <w:rFonts w:ascii="Arial" w:hAnsi="Arial"/>
+                <w:color w:val="2E75B6"/>
+                <w:sz w:val="22"/>
+              </w:rPr>
+              <w:t>●</w:t>
+              <w:tab/>
+            </w:r>
+            <w:r>
+              <w:rPr>
+                <w:rFonts w:ascii="Arial" w:hAnsi="Arial"/>
+                <w:sz w:val="22"/>
+              </w:rPr>
+              <w:t>Memastikan kawasan pembelajaran bersih, selamat dan terjamin.</w:t>
+            </w:r>
+          </w:p>
+          <w:p>
+            <w:pPr>
+              <w:spacing w:after="40"/>
+              <w:ind w:left="320" w:hanging="320"/>
+            </w:pPr>
+            <w:r>
+              <w:rPr>
+                <w:rFonts w:ascii="Arial" w:hAnsi="Arial"/>
+                <w:color w:val="2E75B6"/>
+                <w:sz w:val="22"/>
+              </w:rPr>
+              <w:t>●</w:t>
+              <w:tab/>
+            </w:r>
+            <w:r>
+              <w:rPr>
+                <w:rFonts w:ascii="Arial" w:hAnsi="Arial"/>
+                <w:sz w:val="22"/>
+              </w:rPr>
+              <w:t>Mengaitkan penyediaan persekitaran dengan jenis pendekatan pembelajaran yang dipilih.</w:t>
             </w:r>
           </w:p>
         </w:tc>
@@ -2631,10 +3315,13 @@
     <w:p>
       <w:pPr>
         <w:keepNext/>
+        <w:spacing w:before="160" w:after="60"/>
       </w:pPr>
       <w:r>
         <w:rPr>
+          <w:rFonts w:ascii="Arial" w:hAnsi="Arial"/>
           <w:b/>
+          <w:color w:val="1F4E79"/>
           <w:sz w:val="24"/>
         </w:rPr>
         <w:t>1. Paparan Interaktif</w:t>
@@ -2648,10 +3335,13 @@
     <w:p>
       <w:pPr>
         <w:keepNext/>
+        <w:spacing w:before="160" w:after="60"/>
       </w:pPr>
       <w:r>
         <w:rPr>
+          <w:rFonts w:ascii="Arial" w:hAnsi="Arial"/>
           <w:b/>
+          <w:color w:val="1F4E79"/>
           <w:sz w:val="24"/>
         </w:rPr>
         <w:t>2. Pengurusan Sumber</w:t>
@@ -2665,10 +3355,13 @@
     <w:p>
       <w:pPr>
         <w:keepNext/>
+        <w:spacing w:before="160" w:after="60"/>
       </w:pPr>
       <w:r>
         <w:rPr>
+          <w:rFonts w:ascii="Arial" w:hAnsi="Arial"/>
           <w:b/>
+          <w:color w:val="1F4E79"/>
           <w:sz w:val="24"/>
         </w:rPr>
         <w:t>3. Kebersihan dan Keselamatan Kawasan</w:t>
@@ -2682,10 +3375,13 @@
     <w:p>
       <w:pPr>
         <w:keepNext/>
+        <w:spacing w:before="160" w:after="60"/>
       </w:pPr>
       <w:r>
         <w:rPr>
+          <w:rFonts w:ascii="Arial" w:hAnsi="Arial"/>
           <w:b/>
+          <w:color w:val="1F4E79"/>
           <w:sz w:val="24"/>
         </w:rPr>
         <w:t>4. Jenis Pendekatan Pembelajaran</w:t>
@@ -2699,10 +3395,13 @@
     <w:p>
       <w:pPr>
         <w:keepNext/>
+        <w:spacing w:before="160" w:after="60"/>
       </w:pPr>
       <w:r>
         <w:rPr>
+          <w:rFonts w:ascii="Arial" w:hAnsi="Arial"/>
           <w:b/>
+          <w:color w:val="1F4E79"/>
           <w:sz w:val="24"/>
         </w:rPr>
         <w:t>5. Penglibatan Murid dalam Penyediaan Persekitaran</w:t>
@@ -2716,10 +3415,13 @@
     <w:p>
       <w:pPr>
         <w:keepNext/>
+        <w:spacing w:before="160" w:after="60"/>
       </w:pPr>
       <w:r>
         <w:rPr>
+          <w:rFonts w:ascii="Arial" w:hAnsi="Arial"/>
           <w:b/>
+          <w:color w:val="1F4E79"/>
           <w:sz w:val="24"/>
         </w:rPr>
         <w:t>6. Definisi dan Konsep Asas: Persekitaran Responsif dan Prinsip Kebersihan</w:t>
@@ -2733,10 +3435,13 @@
     <w:p>
       <w:pPr>
         <w:keepNext/>
+        <w:spacing w:before="160" w:after="60"/>
       </w:pPr>
       <w:r>
         <w:rPr>
+          <w:rFonts w:ascii="Arial" w:hAnsi="Arial"/>
           <w:b/>
+          <w:color w:val="1F4E79"/>
           <w:sz w:val="24"/>
         </w:rPr>
         <w:t>7. Prosedur Langkah Demi Langkah: Menyediakan Persekitaran Pembelajaran Mengikut Tema Baharu</w:t>
@@ -2750,10 +3455,13 @@
     <w:p>
       <w:pPr>
         <w:keepNext/>
+        <w:spacing w:before="160" w:after="60"/>
       </w:pPr>
       <w:r>
         <w:rPr>
+          <w:rFonts w:ascii="Arial" w:hAnsi="Arial"/>
           <w:b/>
+          <w:color w:val="1F4E79"/>
           <w:sz w:val="24"/>
         </w:rPr>
         <w:t>8. Jadual: Matriks Semakan Kebersihan dan Keselamatan Kawasan Pembelajaran</w:t>
@@ -2763,6 +3471,7 @@
       <w:tblPr>
         <w:tblStyle w:val="TableGrid"/>
         <w:tblW w:type="auto" w:w="0"/>
+        <w:tblLayout w:type="autofit"/>
         <w:tblLook w:firstColumn="1" w:firstRow="1" w:lastColumn="0" w:lastRow="0" w:noHBand="0" w:noVBand="1" w:val="04A0"/>
       </w:tblPr>
       <w:tblGrid>
@@ -2777,13 +3486,20 @@
         <w:tc>
           <w:tcPr>
             <w:tcW w:type="dxa" w:w="3104"/>
-            <w:shd w:val="clear" w:color="auto" w:fill="D9D9D9"/>
+            <w:shd w:val="clear" w:color="auto" w:fill="DCE6F1"/>
+            <w:tcBorders>
+              <w:top w:val="single" w:sz="12" w:space="0" w:color="1F4E79"/>
+            </w:tcBorders>
           </w:tcPr>
           <w:p>
+            <w:pPr>
+              <w:spacing w:after="40"/>
+            </w:pPr>
             <w:r>
               <w:rPr>
                 <w:rFonts w:ascii="Arial" w:hAnsi="Arial"/>
                 <w:b/>
+                <w:color w:val="1F4E79"/>
                 <w:sz w:val="20"/>
               </w:rPr>
               <w:t>Kawasan</w:t>
@@ -2793,13 +3509,17 @@
         <w:tc>
           <w:tcPr>
             <w:tcW w:type="dxa" w:w="3104"/>
-            <w:shd w:val="clear" w:color="auto" w:fill="D9D9D9"/>
+            <w:shd w:val="clear" w:color="auto" w:fill="DCE6F1"/>
           </w:tcPr>
           <w:p>
+            <w:pPr>
+              <w:spacing w:after="40"/>
+            </w:pPr>
             <w:r>
               <w:rPr>
                 <w:rFonts w:ascii="Arial" w:hAnsi="Arial"/>
                 <w:b/>
+                <w:color w:val="1F4E79"/>
                 <w:sz w:val="20"/>
               </w:rPr>
               <w:t>Perkara Disemak</w:t>
@@ -2809,13 +3529,17 @@
         <w:tc>
           <w:tcPr>
             <w:tcW w:type="dxa" w:w="3104"/>
-            <w:shd w:val="clear" w:color="auto" w:fill="D9D9D9"/>
+            <w:shd w:val="clear" w:color="auto" w:fill="DCE6F1"/>
           </w:tcPr>
           <w:p>
+            <w:pPr>
+              <w:spacing w:after="40"/>
+            </w:pPr>
             <w:r>
               <w:rPr>
                 <w:rFonts w:ascii="Arial" w:hAnsi="Arial"/>
                 <w:b/>
+                <w:color w:val="1F4E79"/>
                 <w:sz w:val="20"/>
               </w:rPr>
               <w:t>Kekerapan</w:t>
@@ -2829,6 +3553,9 @@
             <w:tcW w:type="dxa" w:w="3104"/>
           </w:tcPr>
           <w:p>
+            <w:pPr>
+              <w:spacing w:after="40"/>
+            </w:pPr>
             <w:r>
               <w:rPr>
                 <w:rFonts w:ascii="Arial" w:hAnsi="Arial"/>
@@ -2843,6 +3570,9 @@
             <w:tcW w:type="dxa" w:w="3104"/>
           </w:tcPr>
           <w:p>
+            <w:pPr>
+              <w:spacing w:after="40"/>
+            </w:pPr>
             <w:r>
               <w:rPr>
                 <w:rFonts w:ascii="Arial" w:hAnsi="Arial"/>
@@ -2857,6 +3587,9 @@
             <w:tcW w:type="dxa" w:w="3104"/>
           </w:tcPr>
           <w:p>
+            <w:pPr>
+              <w:spacing w:after="40"/>
+            </w:pPr>
             <w:r>
               <w:rPr>
                 <w:rFonts w:ascii="Arial" w:hAnsi="Arial"/>
@@ -2873,6 +3606,9 @@
             <w:tcW w:type="dxa" w:w="3104"/>
           </w:tcPr>
           <w:p>
+            <w:pPr>
+              <w:spacing w:after="40"/>
+            </w:pPr>
             <w:r>
               <w:rPr>
                 <w:rFonts w:ascii="Arial" w:hAnsi="Arial"/>
@@ -2887,6 +3623,9 @@
             <w:tcW w:type="dxa" w:w="3104"/>
           </w:tcPr>
           <w:p>
+            <w:pPr>
+              <w:spacing w:after="40"/>
+            </w:pPr>
             <w:r>
               <w:rPr>
                 <w:rFonts w:ascii="Arial" w:hAnsi="Arial"/>
@@ -2901,6 +3640,9 @@
             <w:tcW w:type="dxa" w:w="3104"/>
           </w:tcPr>
           <w:p>
+            <w:pPr>
+              <w:spacing w:after="40"/>
+            </w:pPr>
             <w:r>
               <w:rPr>
                 <w:rFonts w:ascii="Arial" w:hAnsi="Arial"/>
@@ -2917,6 +3659,9 @@
             <w:tcW w:type="dxa" w:w="3104"/>
           </w:tcPr>
           <w:p>
+            <w:pPr>
+              <w:spacing w:after="40"/>
+            </w:pPr>
             <w:r>
               <w:rPr>
                 <w:rFonts w:ascii="Arial" w:hAnsi="Arial"/>
@@ -2931,6 +3676,9 @@
             <w:tcW w:type="dxa" w:w="3104"/>
           </w:tcPr>
           <w:p>
+            <w:pPr>
+              <w:spacing w:after="40"/>
+            </w:pPr>
             <w:r>
               <w:rPr>
                 <w:rFonts w:ascii="Arial" w:hAnsi="Arial"/>
@@ -2945,6 +3693,9 @@
             <w:tcW w:type="dxa" w:w="3104"/>
           </w:tcPr>
           <w:p>
+            <w:pPr>
+              <w:spacing w:after="40"/>
+            </w:pPr>
             <w:r>
               <w:rPr>
                 <w:rFonts w:ascii="Arial" w:hAnsi="Arial"/>
@@ -2961,6 +3712,9 @@
             <w:tcW w:type="dxa" w:w="3104"/>
           </w:tcPr>
           <w:p>
+            <w:pPr>
+              <w:spacing w:after="40"/>
+            </w:pPr>
             <w:r>
               <w:rPr>
                 <w:rFonts w:ascii="Arial" w:hAnsi="Arial"/>
@@ -2975,6 +3729,9 @@
             <w:tcW w:type="dxa" w:w="3104"/>
           </w:tcPr>
           <w:p>
+            <w:pPr>
+              <w:spacing w:after="40"/>
+            </w:pPr>
             <w:r>
               <w:rPr>
                 <w:rFonts w:ascii="Arial" w:hAnsi="Arial"/>
@@ -2989,6 +3746,9 @@
             <w:tcW w:type="dxa" w:w="3104"/>
           </w:tcPr>
           <w:p>
+            <w:pPr>
+              <w:spacing w:after="40"/>
+            </w:pPr>
             <w:r>
               <w:rPr>
                 <w:rFonts w:ascii="Arial" w:hAnsi="Arial"/>
@@ -3005,6 +3765,9 @@
             <w:tcW w:type="dxa" w:w="3104"/>
           </w:tcPr>
           <w:p>
+            <w:pPr>
+              <w:spacing w:after="40"/>
+            </w:pPr>
             <w:r>
               <w:rPr>
                 <w:rFonts w:ascii="Arial" w:hAnsi="Arial"/>
@@ -3019,6 +3782,9 @@
             <w:tcW w:type="dxa" w:w="3104"/>
           </w:tcPr>
           <w:p>
+            <w:pPr>
+              <w:spacing w:after="40"/>
+            </w:pPr>
             <w:r>
               <w:rPr>
                 <w:rFonts w:ascii="Arial" w:hAnsi="Arial"/>
@@ -3033,6 +3799,9 @@
             <w:tcW w:type="dxa" w:w="3104"/>
           </w:tcPr>
           <w:p>
+            <w:pPr>
+              <w:spacing w:after="40"/>
+            </w:pPr>
             <w:r>
               <w:rPr>
                 <w:rFonts w:ascii="Arial" w:hAnsi="Arial"/>
@@ -3047,10 +3816,13 @@
     <w:p>
       <w:pPr>
         <w:keepNext/>
+        <w:spacing w:before="160" w:after="60"/>
       </w:pPr>
       <w:r>
         <w:rPr>
+          <w:rFonts w:ascii="Arial" w:hAnsi="Arial"/>
           <w:b/>
+          <w:color w:val="1F4E79"/>
           <w:sz w:val="24"/>
         </w:rPr>
         <w:t>9. Kesilapan Lazim dan Cara Mengelak</w:t>
@@ -3074,19 +3846,29 @@
         <w:tc>
           <w:tcPr>
             <w:tcW w:type="dxa" w:w="9313"/>
-            <w:shd w:val="clear" w:color="auto" w:fill="F2F2F2"/>
+            <w:shd w:val="clear" w:color="auto" w:fill="F2F7FC"/>
+            <w:tcBorders>
+              <w:left w:val="single" w:sz="24" w:space="0" w:color="1F4E79"/>
+            </w:tcBorders>
           </w:tcPr>
           <w:p>
+            <w:pPr>
+              <w:spacing w:after="80"/>
+            </w:pPr>
             <w:r>
               <w:rPr>
                 <w:rFonts w:ascii="Arial" w:hAnsi="Arial"/>
                 <w:b/>
+                <w:color w:val="1F4E79"/>
                 <w:sz w:val="24"/>
               </w:rPr>
-              <w:t>10. Senarai Semak Penyediaan Persekitaran (Sedia untuk Difotokopi)</w:t>
-            </w:r>
-          </w:p>
-          <w:p>
+              <w:t>☑  10. Senarai Semak Penyediaan Persekitaran (Sedia untuk Difotokopi)</w:t>
+            </w:r>
+          </w:p>
+          <w:p>
+            <w:pPr>
+              <w:spacing w:after="40"/>
+            </w:pPr>
             <w:r>
               <w:rPr>
                 <w:rFonts w:ascii="Arial" w:hAnsi="Arial"/>
@@ -3096,6 +3878,9 @@
             </w:r>
           </w:p>
           <w:p>
+            <w:pPr>
+              <w:spacing w:after="40"/>
+            </w:pPr>
             <w:r>
               <w:rPr>
                 <w:rFonts w:ascii="Arial" w:hAnsi="Arial"/>
@@ -3105,6 +3890,9 @@
             </w:r>
           </w:p>
           <w:p>
+            <w:pPr>
+              <w:spacing w:after="40"/>
+            </w:pPr>
             <w:r>
               <w:rPr>
                 <w:rFonts w:ascii="Arial" w:hAnsi="Arial"/>
@@ -3114,6 +3902,9 @@
             </w:r>
           </w:p>
           <w:p>
+            <w:pPr>
+              <w:spacing w:after="40"/>
+            </w:pPr>
             <w:r>
               <w:rPr>
                 <w:rFonts w:ascii="Arial" w:hAnsi="Arial"/>
@@ -3123,6 +3914,9 @@
             </w:r>
           </w:p>
           <w:p>
+            <w:pPr>
+              <w:spacing w:after="40"/>
+            </w:pPr>
             <w:r>
               <w:rPr>
                 <w:rFonts w:ascii="Arial" w:hAnsi="Arial"/>
@@ -3147,19 +3941,29 @@
         <w:tc>
           <w:tcPr>
             <w:tcW w:type="dxa" w:w="9313"/>
-            <w:shd w:val="clear" w:color="auto" w:fill="F2F2F2"/>
+            <w:shd w:val="clear" w:color="auto" w:fill="F2F7FC"/>
+            <w:tcBorders>
+              <w:left w:val="single" w:sz="24" w:space="0" w:color="1F4E79"/>
+            </w:tcBorders>
           </w:tcPr>
           <w:p>
+            <w:pPr>
+              <w:spacing w:after="80"/>
+            </w:pPr>
             <w:r>
               <w:rPr>
                 <w:rFonts w:ascii="Arial" w:hAnsi="Arial"/>
                 <w:b/>
+                <w:color w:val="1F4E79"/>
                 <w:sz w:val="24"/>
               </w:rPr>
-              <w:t>11. Aktiviti Pengukuhan</w:t>
-            </w:r>
-          </w:p>
-          <w:p>
+              <w:t>✏  11. Aktiviti Pengukuhan</w:t>
+            </w:r>
+          </w:p>
+          <w:p>
+            <w:pPr>
+              <w:spacing w:after="40"/>
+            </w:pPr>
             <w:r>
               <w:rPr>
                 <w:rFonts w:ascii="Arial" w:hAnsi="Arial"/>
@@ -3169,6 +3973,9 @@
             </w:r>
           </w:p>
           <w:p>
+            <w:pPr>
+              <w:spacing w:after="40"/>
+            </w:pPr>
             <w:r>
               <w:rPr>
                 <w:rFonts w:ascii="Arial" w:hAnsi="Arial"/>
@@ -3178,6 +3985,9 @@
             </w:r>
           </w:p>
           <w:p>
+            <w:pPr>
+              <w:spacing w:after="40"/>
+            </w:pPr>
             <w:r>
               <w:rPr>
                 <w:rFonts w:ascii="Arial" w:hAnsi="Arial"/>
@@ -3192,10 +4002,13 @@
     <w:p>
       <w:pPr>
         <w:keepNext/>
+        <w:spacing w:before="160" w:after="60"/>
       </w:pPr>
       <w:r>
         <w:rPr>
+          <w:rFonts w:ascii="Arial" w:hAnsi="Arial"/>
           <w:b/>
+          <w:color w:val="1F4E79"/>
           <w:sz w:val="24"/>
         </w:rPr>
         <w:t>12. Perkaitan dengan Kriteria Prestasi (Performance Criteria)</w:t>
@@ -3209,10 +4022,13 @@
     <w:p>
       <w:pPr>
         <w:keepNext/>
+        <w:spacing w:before="160" w:after="60"/>
       </w:pPr>
       <w:r>
         <w:rPr>
+          <w:rFonts w:ascii="Arial" w:hAnsi="Arial"/>
           <w:b/>
+          <w:color w:val="1F4E79"/>
           <w:sz w:val="24"/>
         </w:rPr>
         <w:t>13. Pertimbangan Tambahan: Persekitaran Inklusif dan Murid Berkeperluan Tambahan</w:t>
@@ -3226,10 +4042,13 @@
     <w:p>
       <w:pPr>
         <w:keepNext/>
+        <w:spacing w:before="160" w:after="60"/>
       </w:pPr>
       <w:r>
         <w:rPr>
+          <w:rFonts w:ascii="Arial" w:hAnsi="Arial"/>
           <w:b/>
+          <w:color w:val="1F4E79"/>
           <w:sz w:val="24"/>
         </w:rPr>
         <w:t>14. Pertimbangan Tambahan: Kos dan Kemampanan Bahan Persekitaran</w:t>
@@ -3253,19 +4072,29 @@
         <w:tc>
           <w:tcPr>
             <w:tcW w:type="dxa" w:w="9313"/>
-            <w:shd w:val="clear" w:color="auto" w:fill="F2F2F2"/>
+            <w:shd w:val="clear" w:color="auto" w:fill="F2F7FC"/>
+            <w:tcBorders>
+              <w:left w:val="single" w:sz="24" w:space="0" w:color="1F4E79"/>
+            </w:tcBorders>
           </w:tcPr>
           <w:p>
+            <w:pPr>
+              <w:spacing w:after="80"/>
+            </w:pPr>
             <w:r>
               <w:rPr>
                 <w:rFonts w:ascii="Arial" w:hAnsi="Arial"/>
                 <w:b/>
+                <w:color w:val="1F4E79"/>
                 <w:sz w:val="24"/>
               </w:rPr>
-              <w:t>15. Rumusan</w:t>
-            </w:r>
-          </w:p>
-          <w:p>
+              <w:t>📌  15. Rumusan</w:t>
+            </w:r>
+          </w:p>
+          <w:p>
+            <w:pPr>
+              <w:spacing w:after="40"/>
+            </w:pPr>
             <w:r>
               <w:rPr>
                 <w:rFonts w:ascii="Arial" w:hAnsi="Arial"/>
@@ -3280,15 +4109,21 @@
     <w:p>
       <w:pPr>
         <w:pageBreakBefore/>
-        <w:shd w:val="clear" w:color="auto" w:fill="D9D9D9"/>
+        <w:shd w:val="clear" w:color="auto" w:fill="DCE6F1"/>
+        <w:pBdr>
+          <w:left w:val="single" w:sz="24" w:space="4" w:color="1F4E79"/>
+        </w:pBdr>
+        <w:spacing w:before="80" w:after="200"/>
+        <w:ind w:left="120"/>
       </w:pPr>
       <w:r>
         <w:rPr>
           <w:rFonts w:ascii="Arial" w:hAnsi="Arial"/>
           <w:b/>
+          <w:color w:val="1F4E79"/>
           <w:sz w:val="28"/>
         </w:rPr>
-        <w:t>Bab 4: Learning strategies (Thematic; Project approach; Learning centre; Documentation)</w:t>
+        <w:t xml:space="preserve">  Bab 4: Learning strategies (Thematic; Project approach; Learning centre; Documentation)</w:t>
       </w:r>
     </w:p>
     <w:tbl>
@@ -3304,19 +4139,29 @@
         <w:tc>
           <w:tcPr>
             <w:tcW w:type="dxa" w:w="9313"/>
-            <w:shd w:val="clear" w:color="auto" w:fill="F2F2F2"/>
+            <w:shd w:val="clear" w:color="auto" w:fill="F2F7FC"/>
+            <w:tcBorders>
+              <w:left w:val="single" w:sz="24" w:space="0" w:color="1F4E79"/>
+            </w:tcBorders>
           </w:tcPr>
           <w:p>
+            <w:pPr>
+              <w:spacing w:after="80"/>
+            </w:pPr>
             <w:r>
               <w:rPr>
                 <w:rFonts w:ascii="Arial" w:hAnsi="Arial"/>
                 <w:b/>
+                <w:color w:val="1F4E79"/>
                 <w:sz w:val="24"/>
               </w:rPr>
-              <w:t>Objektif Pembelajaran</w:t>
-            </w:r>
-          </w:p>
-          <w:p>
+              <w:t>🎯  Objektif Pembelajaran</w:t>
+            </w:r>
+          </w:p>
+          <w:p>
+            <w:pPr>
+              <w:spacing w:after="40"/>
+            </w:pPr>
             <w:r>
               <w:rPr>
                 <w:rFonts w:ascii="Arial" w:hAnsi="Arial"/>
@@ -3325,34 +4170,70 @@
               <w:t>Selepas mempelajari topik ini, pelatih dapat:</w:t>
             </w:r>
           </w:p>
-          <w:p/>
-          <w:p>
-            <w:r>
-              <w:rPr>
-                <w:rFonts w:ascii="Arial" w:hAnsi="Arial"/>
+          <w:p>
+            <w:pPr>
+              <w:spacing w:after="40"/>
+              <w:ind w:left="320" w:hanging="320"/>
+            </w:pPr>
+            <w:r>
+              <w:rPr>
+                <w:rFonts w:ascii="Arial" w:hAnsi="Arial"/>
+                <w:color w:val="2E75B6"/>
                 <w:sz w:val="22"/>
               </w:rPr>
-              <w:t>• Membezakan empat strategi pembelajaran utama dalam KSPK.</w:t>
-            </w:r>
-          </w:p>
-          <w:p/>
-          <w:p>
+              <w:t>●</w:t>
+              <w:tab/>
+            </w:r>
             <w:r>
               <w:rPr>
                 <w:rFonts w:ascii="Arial" w:hAnsi="Arial"/>
                 <w:sz w:val="22"/>
               </w:rPr>
-              <w:t>• Menjelaskan kesan setiap strategi terhadap reka bentuk persekitaran bilik darjah.</w:t>
-            </w:r>
-          </w:p>
-          <w:p/>
-          <w:p>
-            <w:r>
-              <w:rPr>
-                <w:rFonts w:ascii="Arial" w:hAnsi="Arial"/>
+              <w:t>Membezakan empat strategi pembelajaran utama dalam KSPK.</w:t>
+            </w:r>
+          </w:p>
+          <w:p>
+            <w:pPr>
+              <w:spacing w:after="40"/>
+              <w:ind w:left="320" w:hanging="320"/>
+            </w:pPr>
+            <w:r>
+              <w:rPr>
+                <w:rFonts w:ascii="Arial" w:hAnsi="Arial"/>
+                <w:color w:val="2E75B6"/>
                 <w:sz w:val="22"/>
               </w:rPr>
-              <w:t>• Mencadangkan strategi pembelajaran yang sesuai mengikut tema mingguan.</w:t>
+              <w:t>●</w:t>
+              <w:tab/>
+            </w:r>
+            <w:r>
+              <w:rPr>
+                <w:rFonts w:ascii="Arial" w:hAnsi="Arial"/>
+                <w:sz w:val="22"/>
+              </w:rPr>
+              <w:t>Menjelaskan kesan setiap strategi terhadap reka bentuk persekitaran bilik darjah.</w:t>
+            </w:r>
+          </w:p>
+          <w:p>
+            <w:pPr>
+              <w:spacing w:after="40"/>
+              <w:ind w:left="320" w:hanging="320"/>
+            </w:pPr>
+            <w:r>
+              <w:rPr>
+                <w:rFonts w:ascii="Arial" w:hAnsi="Arial"/>
+                <w:color w:val="2E75B6"/>
+                <w:sz w:val="22"/>
+              </w:rPr>
+              <w:t>●</w:t>
+              <w:tab/>
+            </w:r>
+            <w:r>
+              <w:rPr>
+                <w:rFonts w:ascii="Arial" w:hAnsi="Arial"/>
+                <w:sz w:val="22"/>
+              </w:rPr>
+              <w:t>Mencadangkan strategi pembelajaran yang sesuai mengikut tema mingguan.</w:t>
             </w:r>
           </w:p>
         </w:tc>
@@ -3361,10 +4242,13 @@
     <w:p>
       <w:pPr>
         <w:keepNext/>
+        <w:spacing w:before="160" w:after="60"/>
       </w:pPr>
       <w:r>
         <w:rPr>
+          <w:rFonts w:ascii="Arial" w:hAnsi="Arial"/>
           <w:b/>
+          <w:color w:val="1F4E79"/>
           <w:sz w:val="24"/>
         </w:rPr>
         <w:t>1. Thematic Approach</w:t>
@@ -3378,10 +4262,13 @@
     <w:p>
       <w:pPr>
         <w:keepNext/>
+        <w:spacing w:before="160" w:after="60"/>
       </w:pPr>
       <w:r>
         <w:rPr>
+          <w:rFonts w:ascii="Arial" w:hAnsi="Arial"/>
           <w:b/>
+          <w:color w:val="1F4E79"/>
           <w:sz w:val="24"/>
         </w:rPr>
         <w:t>2. Project Approach</w:t>
@@ -3395,10 +4282,13 @@
     <w:p>
       <w:pPr>
         <w:keepNext/>
+        <w:spacing w:before="160" w:after="60"/>
       </w:pPr>
       <w:r>
         <w:rPr>
+          <w:rFonts w:ascii="Arial" w:hAnsi="Arial"/>
           <w:b/>
+          <w:color w:val="1F4E79"/>
           <w:sz w:val="24"/>
         </w:rPr>
         <w:t>3. Learning Centre</w:t>
@@ -3412,10 +4302,13 @@
     <w:p>
       <w:pPr>
         <w:keepNext/>
+        <w:spacing w:before="160" w:after="60"/>
       </w:pPr>
       <w:r>
         <w:rPr>
+          <w:rFonts w:ascii="Arial" w:hAnsi="Arial"/>
           <w:b/>
+          <w:color w:val="1F4E79"/>
           <w:sz w:val="24"/>
         </w:rPr>
         <w:t>4. Documentation</w:t>
@@ -3429,10 +4322,13 @@
     <w:p>
       <w:pPr>
         <w:keepNext/>
+        <w:spacing w:before="160" w:after="60"/>
       </w:pPr>
       <w:r>
         <w:rPr>
+          <w:rFonts w:ascii="Arial" w:hAnsi="Arial"/>
           <w:b/>
+          <w:color w:val="1F4E79"/>
           <w:sz w:val="24"/>
         </w:rPr>
         <w:t>5. Memilih Strategi Mengikut Konteks Tadika</w:t>
@@ -3446,10 +4342,13 @@
     <w:p>
       <w:pPr>
         <w:keepNext/>
+        <w:spacing w:before="160" w:after="60"/>
       </w:pPr>
       <w:r>
         <w:rPr>
+          <w:rFonts w:ascii="Arial" w:hAnsi="Arial"/>
           <w:b/>
+          <w:color w:val="1F4E79"/>
           <w:sz w:val="24"/>
         </w:rPr>
         <w:t>6. Menggabungkan Lebih Daripada Satu Strategi</w:t>
@@ -3463,10 +4362,13 @@
     <w:p>
       <w:pPr>
         <w:keepNext/>
+        <w:spacing w:before="160" w:after="60"/>
       </w:pPr>
       <w:r>
         <w:rPr>
+          <w:rFonts w:ascii="Arial" w:hAnsi="Arial"/>
           <w:b/>
+          <w:color w:val="1F4E79"/>
           <w:sz w:val="24"/>
         </w:rPr>
         <w:t>7. Definisi dan Konsep Asas: Teori di Sebalik Empat Strategi</w:t>
@@ -3480,10 +4382,13 @@
     <w:p>
       <w:pPr>
         <w:keepNext/>
+        <w:spacing w:before="160" w:after="60"/>
       </w:pPr>
       <w:r>
         <w:rPr>
+          <w:rFonts w:ascii="Arial" w:hAnsi="Arial"/>
           <w:b/>
+          <w:color w:val="1F4E79"/>
           <w:sz w:val="24"/>
         </w:rPr>
         <w:t>8. Prosedur Langkah Demi Langkah: Melaksanakan Pendekatan Project Approach</w:t>
@@ -3507,19 +4412,29 @@
         <w:tc>
           <w:tcPr>
             <w:tcW w:type="dxa" w:w="9313"/>
-            <w:shd w:val="clear" w:color="auto" w:fill="F2F2F2"/>
+            <w:shd w:val="clear" w:color="auto" w:fill="F2F7FC"/>
+            <w:tcBorders>
+              <w:left w:val="single" w:sz="24" w:space="0" w:color="1F4E79"/>
+            </w:tcBorders>
           </w:tcPr>
           <w:p>
+            <w:pPr>
+              <w:spacing w:after="80"/>
+            </w:pPr>
             <w:r>
               <w:rPr>
                 <w:rFonts w:ascii="Arial" w:hAnsi="Arial"/>
                 <w:b/>
+                <w:color w:val="1F4E79"/>
                 <w:sz w:val="24"/>
               </w:rPr>
-              <w:t>9. Kajian Kes Tadika: Menggabungkan Learning Centre dengan Project Approach</w:t>
-            </w:r>
-          </w:p>
-          <w:p>
+              <w:t>📋  9. Kajian Kes Tadika: Menggabungkan Learning Centre dengan Project Approach</w:t>
+            </w:r>
+          </w:p>
+          <w:p>
+            <w:pPr>
+              <w:spacing w:after="40"/>
+            </w:pPr>
             <w:r>
               <w:rPr>
                 <w:rFonts w:ascii="Arial" w:hAnsi="Arial"/>
@@ -3534,10 +4449,13 @@
     <w:p>
       <w:pPr>
         <w:keepNext/>
+        <w:spacing w:before="160" w:after="60"/>
       </w:pPr>
       <w:r>
         <w:rPr>
+          <w:rFonts w:ascii="Arial" w:hAnsi="Arial"/>
           <w:b/>
+          <w:color w:val="1F4E79"/>
           <w:sz w:val="24"/>
         </w:rPr>
         <w:t>10. Kesilapan Lazim dan Cara Mengelak</w:t>
@@ -3561,19 +4479,29 @@
         <w:tc>
           <w:tcPr>
             <w:tcW w:type="dxa" w:w="9313"/>
-            <w:shd w:val="clear" w:color="auto" w:fill="F2F2F2"/>
+            <w:shd w:val="clear" w:color="auto" w:fill="F2F7FC"/>
+            <w:tcBorders>
+              <w:left w:val="single" w:sz="24" w:space="0" w:color="1F4E79"/>
+            </w:tcBorders>
           </w:tcPr>
           <w:p>
+            <w:pPr>
+              <w:spacing w:after="80"/>
+            </w:pPr>
             <w:r>
               <w:rPr>
                 <w:rFonts w:ascii="Arial" w:hAnsi="Arial"/>
                 <w:b/>
+                <w:color w:val="1F4E79"/>
                 <w:sz w:val="24"/>
               </w:rPr>
-              <w:t>11. Senarai Semak Pemilihan Strategi Pembelajaran (Sedia untuk Difotokopi)</w:t>
-            </w:r>
-          </w:p>
-          <w:p>
+              <w:t>☑  11. Senarai Semak Pemilihan Strategi Pembelajaran (Sedia untuk Difotokopi)</w:t>
+            </w:r>
+          </w:p>
+          <w:p>
+            <w:pPr>
+              <w:spacing w:after="40"/>
+            </w:pPr>
             <w:r>
               <w:rPr>
                 <w:rFonts w:ascii="Arial" w:hAnsi="Arial"/>
@@ -3583,6 +4511,9 @@
             </w:r>
           </w:p>
           <w:p>
+            <w:pPr>
+              <w:spacing w:after="40"/>
+            </w:pPr>
             <w:r>
               <w:rPr>
                 <w:rFonts w:ascii="Arial" w:hAnsi="Arial"/>
@@ -3592,6 +4523,9 @@
             </w:r>
           </w:p>
           <w:p>
+            <w:pPr>
+              <w:spacing w:after="40"/>
+            </w:pPr>
             <w:r>
               <w:rPr>
                 <w:rFonts w:ascii="Arial" w:hAnsi="Arial"/>
@@ -3601,6 +4535,9 @@
             </w:r>
           </w:p>
           <w:p>
+            <w:pPr>
+              <w:spacing w:after="40"/>
+            </w:pPr>
             <w:r>
               <w:rPr>
                 <w:rFonts w:ascii="Arial" w:hAnsi="Arial"/>
@@ -3610,6 +4547,9 @@
             </w:r>
           </w:p>
           <w:p>
+            <w:pPr>
+              <w:spacing w:after="40"/>
+            </w:pPr>
             <w:r>
               <w:rPr>
                 <w:rFonts w:ascii="Arial" w:hAnsi="Arial"/>
@@ -3634,19 +4574,29 @@
         <w:tc>
           <w:tcPr>
             <w:tcW w:type="dxa" w:w="9313"/>
-            <w:shd w:val="clear" w:color="auto" w:fill="F2F2F2"/>
+            <w:shd w:val="clear" w:color="auto" w:fill="F2F7FC"/>
+            <w:tcBorders>
+              <w:left w:val="single" w:sz="24" w:space="0" w:color="1F4E79"/>
+            </w:tcBorders>
           </w:tcPr>
           <w:p>
+            <w:pPr>
+              <w:spacing w:after="80"/>
+            </w:pPr>
             <w:r>
               <w:rPr>
                 <w:rFonts w:ascii="Arial" w:hAnsi="Arial"/>
                 <w:b/>
+                <w:color w:val="1F4E79"/>
                 <w:sz w:val="24"/>
               </w:rPr>
-              <w:t>12. Aktiviti Pengukuhan</w:t>
-            </w:r>
-          </w:p>
-          <w:p>
+              <w:t>✏  12. Aktiviti Pengukuhan</w:t>
+            </w:r>
+          </w:p>
+          <w:p>
+            <w:pPr>
+              <w:spacing w:after="40"/>
+            </w:pPr>
             <w:r>
               <w:rPr>
                 <w:rFonts w:ascii="Arial" w:hAnsi="Arial"/>
@@ -3656,6 +4606,9 @@
             </w:r>
           </w:p>
           <w:p>
+            <w:pPr>
+              <w:spacing w:after="40"/>
+            </w:pPr>
             <w:r>
               <w:rPr>
                 <w:rFonts w:ascii="Arial" w:hAnsi="Arial"/>
@@ -3665,6 +4618,9 @@
             </w:r>
           </w:p>
           <w:p>
+            <w:pPr>
+              <w:spacing w:after="40"/>
+            </w:pPr>
             <w:r>
               <w:rPr>
                 <w:rFonts w:ascii="Arial" w:hAnsi="Arial"/>
@@ -3679,10 +4635,13 @@
     <w:p>
       <w:pPr>
         <w:keepNext/>
+        <w:spacing w:before="160" w:after="60"/>
       </w:pPr>
       <w:r>
         <w:rPr>
+          <w:rFonts w:ascii="Arial" w:hAnsi="Arial"/>
           <w:b/>
+          <w:color w:val="1F4E79"/>
           <w:sz w:val="24"/>
         </w:rPr>
         <w:t>13. Perkaitan dengan Kriteria Prestasi (Performance Criteria)</w:t>
@@ -3696,10 +4655,13 @@
     <w:p>
       <w:pPr>
         <w:keepNext/>
+        <w:spacing w:before="160" w:after="60"/>
       </w:pPr>
       <w:r>
         <w:rPr>
+          <w:rFonts w:ascii="Arial" w:hAnsi="Arial"/>
           <w:b/>
+          <w:color w:val="1F4E79"/>
           <w:sz w:val="24"/>
         </w:rPr>
         <w:t>14. Pertimbangan Tambahan: Peranan Ibu Bapa dalam Strategi Pembelajaran</w:t>
@@ -3713,10 +4675,13 @@
     <w:p>
       <w:pPr>
         <w:keepNext/>
+        <w:spacing w:before="160" w:after="60"/>
       </w:pPr>
       <w:r>
         <w:rPr>
+          <w:rFonts w:ascii="Arial" w:hAnsi="Arial"/>
           <w:b/>
+          <w:color w:val="1F4E79"/>
           <w:sz w:val="24"/>
         </w:rPr>
         <w:t>15. Pertimbangan Tambahan: Peralihan Strategi Mengikut Peringkat Umur</w:t>
@@ -3730,10 +4695,13 @@
     <w:p>
       <w:pPr>
         <w:keepNext/>
+        <w:spacing w:before="160" w:after="60"/>
       </w:pPr>
       <w:r>
         <w:rPr>
+          <w:rFonts w:ascii="Arial" w:hAnsi="Arial"/>
           <w:b/>
+          <w:color w:val="1F4E79"/>
           <w:sz w:val="24"/>
         </w:rPr>
         <w:t>16. Nota Tambahan: Pemantauan Berterusan Selepas Pelaksanaan Strategi</w:t>
@@ -3757,19 +4725,29 @@
         <w:tc>
           <w:tcPr>
             <w:tcW w:type="dxa" w:w="9313"/>
-            <w:shd w:val="clear" w:color="auto" w:fill="F2F2F2"/>
+            <w:shd w:val="clear" w:color="auto" w:fill="F2F7FC"/>
+            <w:tcBorders>
+              <w:left w:val="single" w:sz="24" w:space="0" w:color="1F4E79"/>
+            </w:tcBorders>
           </w:tcPr>
           <w:p>
+            <w:pPr>
+              <w:spacing w:after="80"/>
+            </w:pPr>
             <w:r>
               <w:rPr>
                 <w:rFonts w:ascii="Arial" w:hAnsi="Arial"/>
                 <w:b/>
+                <w:color w:val="1F4E79"/>
                 <w:sz w:val="24"/>
               </w:rPr>
-              <w:t>17. Rumusan</w:t>
-            </w:r>
-          </w:p>
-          <w:p>
+              <w:t>📌  17. Rumusan</w:t>
+            </w:r>
+          </w:p>
+          <w:p>
+            <w:pPr>
+              <w:spacing w:after="40"/>
+            </w:pPr>
             <w:r>
               <w:rPr>
                 <w:rFonts w:ascii="Arial" w:hAnsi="Arial"/>
@@ -3784,15 +4762,21 @@
     <w:p>
       <w:pPr>
         <w:pageBreakBefore/>
-        <w:shd w:val="clear" w:color="auto" w:fill="D9D9D9"/>
+        <w:shd w:val="clear" w:color="auto" w:fill="DCE6F1"/>
+        <w:pBdr>
+          <w:left w:val="single" w:sz="24" w:space="4" w:color="1F4E79"/>
+        </w:pBdr>
+        <w:spacing w:before="80" w:after="200"/>
+        <w:ind w:left="120"/>
       </w:pPr>
       <w:r>
         <w:rPr>
           <w:rFonts w:ascii="Arial" w:hAnsi="Arial"/>
           <w:b/>
+          <w:color w:val="1F4E79"/>
           <w:sz w:val="28"/>
         </w:rPr>
-        <w:t>Bab 5: Evaluation tools (Checklist — lighting, air ventilation and temperature; Observation; Feedback from colleagues)</w:t>
+        <w:t xml:space="preserve">  Bab 5: Evaluation tools (Checklist — lighting, air ventilation and temperature; Observation; Feedback from colleagues)</w:t>
       </w:r>
     </w:p>
     <w:tbl>
@@ -3808,19 +4792,29 @@
         <w:tc>
           <w:tcPr>
             <w:tcW w:type="dxa" w:w="9313"/>
-            <w:shd w:val="clear" w:color="auto" w:fill="F2F2F2"/>
+            <w:shd w:val="clear" w:color="auto" w:fill="F2F7FC"/>
+            <w:tcBorders>
+              <w:left w:val="single" w:sz="24" w:space="0" w:color="1F4E79"/>
+            </w:tcBorders>
           </w:tcPr>
           <w:p>
+            <w:pPr>
+              <w:spacing w:after="80"/>
+            </w:pPr>
             <w:r>
               <w:rPr>
                 <w:rFonts w:ascii="Arial" w:hAnsi="Arial"/>
                 <w:b/>
+                <w:color w:val="1F4E79"/>
                 <w:sz w:val="24"/>
               </w:rPr>
-              <w:t>Objektif Pembelajaran</w:t>
-            </w:r>
-          </w:p>
-          <w:p>
+              <w:t>🎯  Objektif Pembelajaran</w:t>
+            </w:r>
+          </w:p>
+          <w:p>
+            <w:pPr>
+              <w:spacing w:after="40"/>
+            </w:pPr>
             <w:r>
               <w:rPr>
                 <w:rFonts w:ascii="Arial" w:hAnsi="Arial"/>
@@ -3829,34 +4823,70 @@
               <w:t>Selepas mempelajari topik ini, pelatih dapat:</w:t>
             </w:r>
           </w:p>
-          <w:p/>
-          <w:p>
-            <w:r>
-              <w:rPr>
-                <w:rFonts w:ascii="Arial" w:hAnsi="Arial"/>
+          <w:p>
+            <w:pPr>
+              <w:spacing w:after="40"/>
+              <w:ind w:left="320" w:hanging="320"/>
+            </w:pPr>
+            <w:r>
+              <w:rPr>
+                <w:rFonts w:ascii="Arial" w:hAnsi="Arial"/>
+                <w:color w:val="2E75B6"/>
                 <w:sz w:val="22"/>
               </w:rPr>
-              <w:t>• Menyenaraikan alat penilaian keberkesanan persekitaran pembelajaran.</w:t>
-            </w:r>
-          </w:p>
-          <w:p/>
-          <w:p>
+              <w:t>●</w:t>
+              <w:tab/>
+            </w:r>
             <w:r>
               <w:rPr>
                 <w:rFonts w:ascii="Arial" w:hAnsi="Arial"/>
                 <w:sz w:val="22"/>
               </w:rPr>
-              <w:t>• Menggunakan senarai semak (*checklist*) untuk menilai pencahayaan, pengudaraan dan suhu bilik darjah.</w:t>
-            </w:r>
-          </w:p>
-          <w:p/>
-          <w:p>
-            <w:r>
-              <w:rPr>
-                <w:rFonts w:ascii="Arial" w:hAnsi="Arial"/>
+              <w:t>Menyenaraikan alat penilaian keberkesanan persekitaran pembelajaran.</w:t>
+            </w:r>
+          </w:p>
+          <w:p>
+            <w:pPr>
+              <w:spacing w:after="40"/>
+              <w:ind w:left="320" w:hanging="320"/>
+            </w:pPr>
+            <w:r>
+              <w:rPr>
+                <w:rFonts w:ascii="Arial" w:hAnsi="Arial"/>
+                <w:color w:val="2E75B6"/>
                 <w:sz w:val="22"/>
               </w:rPr>
-              <w:t>• Menggabungkan pemerhatian dan maklum balas rakan sekerja dalam penambahbaikan persekitaran.</w:t>
+              <w:t>●</w:t>
+              <w:tab/>
+            </w:r>
+            <w:r>
+              <w:rPr>
+                <w:rFonts w:ascii="Arial" w:hAnsi="Arial"/>
+                <w:sz w:val="22"/>
+              </w:rPr>
+              <w:t>Menggunakan senarai semak (*checklist*) untuk menilai pencahayaan, pengudaraan dan suhu bilik darjah.</w:t>
+            </w:r>
+          </w:p>
+          <w:p>
+            <w:pPr>
+              <w:spacing w:after="40"/>
+              <w:ind w:left="320" w:hanging="320"/>
+            </w:pPr>
+            <w:r>
+              <w:rPr>
+                <w:rFonts w:ascii="Arial" w:hAnsi="Arial"/>
+                <w:color w:val="2E75B6"/>
+                <w:sz w:val="22"/>
+              </w:rPr>
+              <w:t>●</w:t>
+              <w:tab/>
+            </w:r>
+            <w:r>
+              <w:rPr>
+                <w:rFonts w:ascii="Arial" w:hAnsi="Arial"/>
+                <w:sz w:val="22"/>
+              </w:rPr>
+              <w:t>Menggabungkan pemerhatian dan maklum balas rakan sekerja dalam penambahbaikan persekitaran.</w:t>
             </w:r>
           </w:p>
         </w:tc>
@@ -3865,10 +4895,13 @@
     <w:p>
       <w:pPr>
         <w:keepNext/>
+        <w:spacing w:before="160" w:after="60"/>
       </w:pPr>
       <w:r>
         <w:rPr>
+          <w:rFonts w:ascii="Arial" w:hAnsi="Arial"/>
           <w:b/>
+          <w:color w:val="1F4E79"/>
           <w:sz w:val="24"/>
         </w:rPr>
         <w:t>1. Checklist Persekitaran Fizikal</w:t>
@@ -3878,6 +4911,7 @@
       <w:tblPr>
         <w:tblStyle w:val="TableGrid"/>
         <w:tblW w:type="auto" w:w="0"/>
+        <w:tblLayout w:type="autofit"/>
         <w:tblLook w:firstColumn="1" w:firstRow="1" w:lastColumn="0" w:lastRow="0" w:noHBand="0" w:noVBand="1" w:val="04A0"/>
       </w:tblPr>
       <w:tblGrid>
@@ -3891,13 +4925,20 @@
         <w:tc>
           <w:tcPr>
             <w:tcW w:type="dxa" w:w="4656"/>
-            <w:shd w:val="clear" w:color="auto" w:fill="D9D9D9"/>
+            <w:shd w:val="clear" w:color="auto" w:fill="DCE6F1"/>
+            <w:tcBorders>
+              <w:top w:val="single" w:sz="12" w:space="0" w:color="1F4E79"/>
+            </w:tcBorders>
           </w:tcPr>
           <w:p>
+            <w:pPr>
+              <w:spacing w:after="40"/>
+            </w:pPr>
             <w:r>
               <w:rPr>
                 <w:rFonts w:ascii="Arial" w:hAnsi="Arial"/>
                 <w:b/>
+                <w:color w:val="1F4E79"/>
                 <w:sz w:val="20"/>
               </w:rPr>
               <w:t>Aspek</w:t>
@@ -3907,13 +4948,17 @@
         <w:tc>
           <w:tcPr>
             <w:tcW w:type="dxa" w:w="4656"/>
-            <w:shd w:val="clear" w:color="auto" w:fill="D9D9D9"/>
+            <w:shd w:val="clear" w:color="auto" w:fill="DCE6F1"/>
           </w:tcPr>
           <w:p>
+            <w:pPr>
+              <w:spacing w:after="40"/>
+            </w:pPr>
             <w:r>
               <w:rPr>
                 <w:rFonts w:ascii="Arial" w:hAnsi="Arial"/>
                 <w:b/>
+                <w:color w:val="1F4E79"/>
                 <w:sz w:val="20"/>
               </w:rPr>
               <w:t>Kriteria Semakan</w:t>
@@ -3927,6 +4972,9 @@
             <w:tcW w:type="dxa" w:w="4656"/>
           </w:tcPr>
           <w:p>
+            <w:pPr>
+              <w:spacing w:after="40"/>
+            </w:pPr>
             <w:r>
               <w:rPr>
                 <w:rFonts w:ascii="Arial" w:hAnsi="Arial"/>
@@ -3941,6 +4989,9 @@
             <w:tcW w:type="dxa" w:w="4656"/>
           </w:tcPr>
           <w:p>
+            <w:pPr>
+              <w:spacing w:after="40"/>
+            </w:pPr>
             <w:r>
               <w:rPr>
                 <w:rFonts w:ascii="Arial" w:hAnsi="Arial"/>
@@ -3957,6 +5008,9 @@
             <w:tcW w:type="dxa" w:w="4656"/>
           </w:tcPr>
           <w:p>
+            <w:pPr>
+              <w:spacing w:after="40"/>
+            </w:pPr>
             <w:r>
               <w:rPr>
                 <w:rFonts w:ascii="Arial" w:hAnsi="Arial"/>
@@ -3971,6 +5025,9 @@
             <w:tcW w:type="dxa" w:w="4656"/>
           </w:tcPr>
           <w:p>
+            <w:pPr>
+              <w:spacing w:after="40"/>
+            </w:pPr>
             <w:r>
               <w:rPr>
                 <w:rFonts w:ascii="Arial" w:hAnsi="Arial"/>
@@ -3987,6 +5044,9 @@
             <w:tcW w:type="dxa" w:w="4656"/>
           </w:tcPr>
           <w:p>
+            <w:pPr>
+              <w:spacing w:after="40"/>
+            </w:pPr>
             <w:r>
               <w:rPr>
                 <w:rFonts w:ascii="Arial" w:hAnsi="Arial"/>
@@ -4001,6 +5061,9 @@
             <w:tcW w:type="dxa" w:w="4656"/>
           </w:tcPr>
           <w:p>
+            <w:pPr>
+              <w:spacing w:after="40"/>
+            </w:pPr>
             <w:r>
               <w:rPr>
                 <w:rFonts w:ascii="Arial" w:hAnsi="Arial"/>
@@ -4017,6 +5080,9 @@
             <w:tcW w:type="dxa" w:w="4656"/>
           </w:tcPr>
           <w:p>
+            <w:pPr>
+              <w:spacing w:after="40"/>
+            </w:pPr>
             <w:r>
               <w:rPr>
                 <w:rFonts w:ascii="Arial" w:hAnsi="Arial"/>
@@ -4031,6 +5097,9 @@
             <w:tcW w:type="dxa" w:w="4656"/>
           </w:tcPr>
           <w:p>
+            <w:pPr>
+              <w:spacing w:after="40"/>
+            </w:pPr>
             <w:r>
               <w:rPr>
                 <w:rFonts w:ascii="Arial" w:hAnsi="Arial"/>
@@ -4045,10 +5114,13 @@
     <w:p>
       <w:pPr>
         <w:keepNext/>
+        <w:spacing w:before="160" w:after="60"/>
       </w:pPr>
       <w:r>
         <w:rPr>
+          <w:rFonts w:ascii="Arial" w:hAnsi="Arial"/>
           <w:b/>
+          <w:color w:val="1F4E79"/>
           <w:sz w:val="24"/>
         </w:rPr>
         <w:t>2. Pemerhatian</w:t>
@@ -4062,10 +5134,13 @@
     <w:p>
       <w:pPr>
         <w:keepNext/>
+        <w:spacing w:before="160" w:after="60"/>
       </w:pPr>
       <w:r>
         <w:rPr>
+          <w:rFonts w:ascii="Arial" w:hAnsi="Arial"/>
           <w:b/>
+          <w:color w:val="1F4E79"/>
           <w:sz w:val="24"/>
         </w:rPr>
         <w:t>3. Maklum Balas Rakan Sekerja</w:t>
@@ -4079,10 +5154,13 @@
     <w:p>
       <w:pPr>
         <w:keepNext/>
+        <w:spacing w:before="160" w:after="60"/>
       </w:pPr>
       <w:r>
         <w:rPr>
+          <w:rFonts w:ascii="Arial" w:hAnsi="Arial"/>
           <w:b/>
+          <w:color w:val="1F4E79"/>
           <w:sz w:val="24"/>
         </w:rPr>
         <w:t>4. Kekerapan Penilaian dan Tindakan Susulan</w:t>
@@ -4096,10 +5174,13 @@
     <w:p>
       <w:pPr>
         <w:keepNext/>
+        <w:spacing w:before="160" w:after="60"/>
       </w:pPr>
       <w:r>
         <w:rPr>
+          <w:rFonts w:ascii="Arial" w:hAnsi="Arial"/>
           <w:b/>
+          <w:color w:val="1F4E79"/>
           <w:sz w:val="24"/>
         </w:rPr>
         <w:t>5. Definisi dan Konsep Asas: Kitaran Penilaian dan Penambahbaikan Berterusan</w:t>
@@ -4113,10 +5194,13 @@
     <w:p>
       <w:pPr>
         <w:keepNext/>
+        <w:spacing w:before="160" w:after="60"/>
       </w:pPr>
       <w:r>
         <w:rPr>
+          <w:rFonts w:ascii="Arial" w:hAnsi="Arial"/>
           <w:b/>
+          <w:color w:val="1F4E79"/>
           <w:sz w:val="24"/>
         </w:rPr>
         <w:t>6. Prosedur Langkah Demi Langkah: Menjalankan Penilaian Persekitaran Mingguan</w:t>
@@ -4140,19 +5224,29 @@
         <w:tc>
           <w:tcPr>
             <w:tcW w:type="dxa" w:w="9313"/>
-            <w:shd w:val="clear" w:color="auto" w:fill="F2F2F2"/>
+            <w:shd w:val="clear" w:color="auto" w:fill="F2F7FC"/>
+            <w:tcBorders>
+              <w:left w:val="single" w:sz="24" w:space="0" w:color="1F4E79"/>
+            </w:tcBorders>
           </w:tcPr>
           <w:p>
+            <w:pPr>
+              <w:spacing w:after="80"/>
+            </w:pPr>
             <w:r>
               <w:rPr>
                 <w:rFonts w:ascii="Arial" w:hAnsi="Arial"/>
                 <w:b/>
+                <w:color w:val="1F4E79"/>
                 <w:sz w:val="24"/>
               </w:rPr>
-              <w:t>7. Kajian Kes Tadika: Sudut Sains Sentiasa Sesak</w:t>
-            </w:r>
-          </w:p>
-          <w:p>
+              <w:t>📋  7. Kajian Kes Tadika: Sudut Sains Sentiasa Sesak</w:t>
+            </w:r>
+          </w:p>
+          <w:p>
+            <w:pPr>
+              <w:spacing w:after="40"/>
+            </w:pPr>
             <w:r>
               <w:rPr>
                 <w:rFonts w:ascii="Arial" w:hAnsi="Arial"/>
@@ -4167,10 +5261,13 @@
     <w:p>
       <w:pPr>
         <w:keepNext/>
+        <w:spacing w:before="160" w:after="60"/>
       </w:pPr>
       <w:r>
         <w:rPr>
+          <w:rFonts w:ascii="Arial" w:hAnsi="Arial"/>
           <w:b/>
+          <w:color w:val="1F4E79"/>
           <w:sz w:val="24"/>
         </w:rPr>
         <w:t>8. Kesilapan Lazim dan Cara Mengelak</w:t>
@@ -4194,19 +5291,29 @@
         <w:tc>
           <w:tcPr>
             <w:tcW w:type="dxa" w:w="9313"/>
-            <w:shd w:val="clear" w:color="auto" w:fill="F2F2F2"/>
+            <w:shd w:val="clear" w:color="auto" w:fill="F2F7FC"/>
+            <w:tcBorders>
+              <w:left w:val="single" w:sz="24" w:space="0" w:color="1F4E79"/>
+            </w:tcBorders>
           </w:tcPr>
           <w:p>
+            <w:pPr>
+              <w:spacing w:after="80"/>
+            </w:pPr>
             <w:r>
               <w:rPr>
                 <w:rFonts w:ascii="Arial" w:hAnsi="Arial"/>
                 <w:b/>
+                <w:color w:val="1F4E79"/>
                 <w:sz w:val="24"/>
               </w:rPr>
-              <w:t>9. Senarai Semak Penilaian Persekitaran Mingguan (Sedia untuk Difotokopi)</w:t>
-            </w:r>
-          </w:p>
-          <w:p>
+              <w:t>☑  9. Senarai Semak Penilaian Persekitaran Mingguan (Sedia untuk Difotokopi)</w:t>
+            </w:r>
+          </w:p>
+          <w:p>
+            <w:pPr>
+              <w:spacing w:after="40"/>
+            </w:pPr>
             <w:r>
               <w:rPr>
                 <w:rFonts w:ascii="Arial" w:hAnsi="Arial"/>
@@ -4216,6 +5323,9 @@
             </w:r>
           </w:p>
           <w:p>
+            <w:pPr>
+              <w:spacing w:after="40"/>
+            </w:pPr>
             <w:r>
               <w:rPr>
                 <w:rFonts w:ascii="Arial" w:hAnsi="Arial"/>
@@ -4225,6 +5335,9 @@
             </w:r>
           </w:p>
           <w:p>
+            <w:pPr>
+              <w:spacing w:after="40"/>
+            </w:pPr>
             <w:r>
               <w:rPr>
                 <w:rFonts w:ascii="Arial" w:hAnsi="Arial"/>
@@ -4234,6 +5347,9 @@
             </w:r>
           </w:p>
           <w:p>
+            <w:pPr>
+              <w:spacing w:after="40"/>
+            </w:pPr>
             <w:r>
               <w:rPr>
                 <w:rFonts w:ascii="Arial" w:hAnsi="Arial"/>
@@ -4243,6 +5359,9 @@
             </w:r>
           </w:p>
           <w:p>
+            <w:pPr>
+              <w:spacing w:after="40"/>
+            </w:pPr>
             <w:r>
               <w:rPr>
                 <w:rFonts w:ascii="Arial" w:hAnsi="Arial"/>
@@ -4267,19 +5386,29 @@
         <w:tc>
           <w:tcPr>
             <w:tcW w:type="dxa" w:w="9313"/>
-            <w:shd w:val="clear" w:color="auto" w:fill="F2F2F2"/>
+            <w:shd w:val="clear" w:color="auto" w:fill="F2F7FC"/>
+            <w:tcBorders>
+              <w:left w:val="single" w:sz="24" w:space="0" w:color="1F4E79"/>
+            </w:tcBorders>
           </w:tcPr>
           <w:p>
+            <w:pPr>
+              <w:spacing w:after="80"/>
+            </w:pPr>
             <w:r>
               <w:rPr>
                 <w:rFonts w:ascii="Arial" w:hAnsi="Arial"/>
                 <w:b/>
+                <w:color w:val="1F4E79"/>
                 <w:sz w:val="24"/>
               </w:rPr>
-              <w:t>10. Aktiviti Pengukuhan</w:t>
-            </w:r>
-          </w:p>
-          <w:p>
+              <w:t>✏  10. Aktiviti Pengukuhan</w:t>
+            </w:r>
+          </w:p>
+          <w:p>
+            <w:pPr>
+              <w:spacing w:after="40"/>
+            </w:pPr>
             <w:r>
               <w:rPr>
                 <w:rFonts w:ascii="Arial" w:hAnsi="Arial"/>
@@ -4289,6 +5418,9 @@
             </w:r>
           </w:p>
           <w:p>
+            <w:pPr>
+              <w:spacing w:after="40"/>
+            </w:pPr>
             <w:r>
               <w:rPr>
                 <w:rFonts w:ascii="Arial" w:hAnsi="Arial"/>
@@ -4298,6 +5430,9 @@
             </w:r>
           </w:p>
           <w:p>
+            <w:pPr>
+              <w:spacing w:after="40"/>
+            </w:pPr>
             <w:r>
               <w:rPr>
                 <w:rFonts w:ascii="Arial" w:hAnsi="Arial"/>
@@ -4312,10 +5447,13 @@
     <w:p>
       <w:pPr>
         <w:keepNext/>
+        <w:spacing w:before="160" w:after="60"/>
       </w:pPr>
       <w:r>
         <w:rPr>
+          <w:rFonts w:ascii="Arial" w:hAnsi="Arial"/>
           <w:b/>
+          <w:color w:val="1F4E79"/>
           <w:sz w:val="24"/>
         </w:rPr>
         <w:t>11. Perkaitan dengan Kriteria Prestasi (Performance Criteria)</w:t>
@@ -4329,10 +5467,13 @@
     <w:p>
       <w:pPr>
         <w:keepNext/>
+        <w:spacing w:before="160" w:after="60"/>
       </w:pPr>
       <w:r>
         <w:rPr>
+          <w:rFonts w:ascii="Arial" w:hAnsi="Arial"/>
           <w:b/>
+          <w:color w:val="1F4E79"/>
           <w:sz w:val="24"/>
         </w:rPr>
         <w:t>12. Pertimbangan Tambahan: Menyimpan dan Menggunakan Rekod Penilaian</w:t>
@@ -4346,10 +5487,13 @@
     <w:p>
       <w:pPr>
         <w:keepNext/>
+        <w:spacing w:before="160" w:after="60"/>
       </w:pPr>
       <w:r>
         <w:rPr>
+          <w:rFonts w:ascii="Arial" w:hAnsi="Arial"/>
           <w:b/>
+          <w:color w:val="1F4E79"/>
           <w:sz w:val="24"/>
         </w:rPr>
         <w:t>13. Pertimbangan Tambahan: Melibatkan Murid dalam Penilaian Ringkas</w:t>
@@ -4363,10 +5507,13 @@
     <w:p>
       <w:pPr>
         <w:keepNext/>
+        <w:spacing w:before="160" w:after="60"/>
       </w:pPr>
       <w:r>
         <w:rPr>
+          <w:rFonts w:ascii="Arial" w:hAnsi="Arial"/>
           <w:b/>
+          <w:color w:val="1F4E79"/>
           <w:sz w:val="24"/>
         </w:rPr>
         <w:t>14. Nota Tambahan: Mengelakkan Bias Semasa Pemerhatian</w:t>
@@ -4390,19 +5537,29 @@
         <w:tc>
           <w:tcPr>
             <w:tcW w:type="dxa" w:w="9313"/>
-            <w:shd w:val="clear" w:color="auto" w:fill="F2F2F2"/>
+            <w:shd w:val="clear" w:color="auto" w:fill="F2F7FC"/>
+            <w:tcBorders>
+              <w:left w:val="single" w:sz="24" w:space="0" w:color="1F4E79"/>
+            </w:tcBorders>
           </w:tcPr>
           <w:p>
+            <w:pPr>
+              <w:spacing w:after="80"/>
+            </w:pPr>
             <w:r>
               <w:rPr>
                 <w:rFonts w:ascii="Arial" w:hAnsi="Arial"/>
                 <w:b/>
+                <w:color w:val="1F4E79"/>
                 <w:sz w:val="24"/>
               </w:rPr>
-              <w:t>15. Rumusan</w:t>
-            </w:r>
-          </w:p>
-          <w:p>
+              <w:t>📌  15. Rumusan</w:t>
+            </w:r>
+          </w:p>
+          <w:p>
+            <w:pPr>
+              <w:spacing w:after="40"/>
+            </w:pPr>
             <w:r>
               <w:rPr>
                 <w:rFonts w:ascii="Arial" w:hAnsi="Arial"/>
@@ -4417,15 +5574,21 @@
     <w:p>
       <w:pPr>
         <w:pageBreakBefore/>
-        <w:shd w:val="clear" w:color="auto" w:fill="D9D9D9"/>
+        <w:shd w:val="clear" w:color="auto" w:fill="DCE6F1"/>
+        <w:pBdr>
+          <w:left w:val="single" w:sz="24" w:space="4" w:color="1F4E79"/>
+        </w:pBdr>
+        <w:spacing w:before="80" w:after="200"/>
+        <w:ind w:left="120"/>
       </w:pPr>
       <w:r>
         <w:rPr>
           <w:rFonts w:ascii="Arial" w:hAnsi="Arial"/>
           <w:b/>
+          <w:color w:val="1F4E79"/>
           <w:sz w:val="28"/>
         </w:rPr>
-        <w:t>Bab 6: Health, Safety and Environment (HSE) standard and policy</w:t>
+        <w:t xml:space="preserve">  Bab 6: Health, Safety and Environment (HSE) standard and policy</w:t>
       </w:r>
     </w:p>
     <w:tbl>
@@ -4441,19 +5604,29 @@
         <w:tc>
           <w:tcPr>
             <w:tcW w:type="dxa" w:w="9313"/>
-            <w:shd w:val="clear" w:color="auto" w:fill="F2F2F2"/>
+            <w:shd w:val="clear" w:color="auto" w:fill="F2F7FC"/>
+            <w:tcBorders>
+              <w:left w:val="single" w:sz="24" w:space="0" w:color="1F4E79"/>
+            </w:tcBorders>
           </w:tcPr>
           <w:p>
+            <w:pPr>
+              <w:spacing w:after="80"/>
+            </w:pPr>
             <w:r>
               <w:rPr>
                 <w:rFonts w:ascii="Arial" w:hAnsi="Arial"/>
                 <w:b/>
+                <w:color w:val="1F4E79"/>
                 <w:sz w:val="24"/>
               </w:rPr>
-              <w:t>Objektif Pembelajaran</w:t>
-            </w:r>
-          </w:p>
-          <w:p>
+              <w:t>🎯  Objektif Pembelajaran</w:t>
+            </w:r>
+          </w:p>
+          <w:p>
+            <w:pPr>
+              <w:spacing w:after="40"/>
+            </w:pPr>
             <w:r>
               <w:rPr>
                 <w:rFonts w:ascii="Arial" w:hAnsi="Arial"/>
@@ -4462,34 +5635,70 @@
               <w:t>Selepas mempelajari topik ini, pelatih dapat:</w:t>
             </w:r>
           </w:p>
-          <w:p/>
-          <w:p>
-            <w:r>
-              <w:rPr>
-                <w:rFonts w:ascii="Arial" w:hAnsi="Arial"/>
+          <w:p>
+            <w:pPr>
+              <w:spacing w:after="40"/>
+              <w:ind w:left="320" w:hanging="320"/>
+            </w:pPr>
+            <w:r>
+              <w:rPr>
+                <w:rFonts w:ascii="Arial" w:hAnsi="Arial"/>
+                <w:color w:val="2E75B6"/>
                 <w:sz w:val="22"/>
               </w:rPr>
-              <w:t>• Menjelaskan piawaian dan polisi HSE yang berkaitan dengan bilik darjah prasekolah.</w:t>
-            </w:r>
-          </w:p>
-          <w:p/>
-          <w:p>
+              <w:t>●</w:t>
+              <w:tab/>
+            </w:r>
             <w:r>
               <w:rPr>
                 <w:rFonts w:ascii="Arial" w:hAnsi="Arial"/>
                 <w:sz w:val="22"/>
               </w:rPr>
-              <w:t>• Mengenal pasti tanggungjawab guru dalam mematuhi keperluan HSE.</w:t>
-            </w:r>
-          </w:p>
-          <w:p/>
-          <w:p>
-            <w:r>
-              <w:rPr>
-                <w:rFonts w:ascii="Arial" w:hAnsi="Arial"/>
+              <w:t>Menjelaskan piawaian dan polisi HSE yang berkaitan dengan bilik darjah prasekolah.</w:t>
+            </w:r>
+          </w:p>
+          <w:p>
+            <w:pPr>
+              <w:spacing w:after="40"/>
+              <w:ind w:left="320" w:hanging="320"/>
+            </w:pPr>
+            <w:r>
+              <w:rPr>
+                <w:rFonts w:ascii="Arial" w:hAnsi="Arial"/>
+                <w:color w:val="2E75B6"/>
                 <w:sz w:val="22"/>
               </w:rPr>
-              <w:t>• Mengaitkan pematuhan HSE dengan akta dan garis panduan berkaitan.</w:t>
+              <w:t>●</w:t>
+              <w:tab/>
+            </w:r>
+            <w:r>
+              <w:rPr>
+                <w:rFonts w:ascii="Arial" w:hAnsi="Arial"/>
+                <w:sz w:val="22"/>
+              </w:rPr>
+              <w:t>Mengenal pasti tanggungjawab guru dalam mematuhi keperluan HSE.</w:t>
+            </w:r>
+          </w:p>
+          <w:p>
+            <w:pPr>
+              <w:spacing w:after="40"/>
+              <w:ind w:left="320" w:hanging="320"/>
+            </w:pPr>
+            <w:r>
+              <w:rPr>
+                <w:rFonts w:ascii="Arial" w:hAnsi="Arial"/>
+                <w:color w:val="2E75B6"/>
+                <w:sz w:val="22"/>
+              </w:rPr>
+              <w:t>●</w:t>
+              <w:tab/>
+            </w:r>
+            <w:r>
+              <w:rPr>
+                <w:rFonts w:ascii="Arial" w:hAnsi="Arial"/>
+                <w:sz w:val="22"/>
+              </w:rPr>
+              <w:t>Mengaitkan pematuhan HSE dengan akta dan garis panduan berkaitan.</w:t>
             </w:r>
           </w:p>
         </w:tc>
@@ -4498,10 +5707,13 @@
     <w:p>
       <w:pPr>
         <w:keepNext/>
+        <w:spacing w:before="160" w:after="60"/>
       </w:pPr>
       <w:r>
         <w:rPr>
+          <w:rFonts w:ascii="Arial" w:hAnsi="Arial"/>
           <w:b/>
+          <w:color w:val="1F4E79"/>
           <w:sz w:val="24"/>
         </w:rPr>
         <w:t>1. Rangka Kerja Polisi HSE</w:t>
@@ -4515,10 +5727,13 @@
     <w:p>
       <w:pPr>
         <w:keepNext/>
+        <w:spacing w:before="160" w:after="60"/>
       </w:pPr>
       <w:r>
         <w:rPr>
+          <w:rFonts w:ascii="Arial" w:hAnsi="Arial"/>
           <w:b/>
+          <w:color w:val="1F4E79"/>
           <w:sz w:val="24"/>
         </w:rPr>
         <w:t>2. Keperluan Praktikal HSE</w:t>
@@ -4532,10 +5747,13 @@
     <w:p>
       <w:pPr>
         <w:keepNext/>
+        <w:spacing w:before="160" w:after="60"/>
       </w:pPr>
       <w:r>
         <w:rPr>
+          <w:rFonts w:ascii="Arial" w:hAnsi="Arial"/>
           <w:b/>
+          <w:color w:val="1F4E79"/>
           <w:sz w:val="24"/>
         </w:rPr>
         <w:t>3. Tanggungjawab Guru</w:t>
@@ -4549,10 +5767,13 @@
     <w:p>
       <w:pPr>
         <w:keepNext/>
+        <w:spacing w:before="160" w:after="60"/>
       </w:pPr>
       <w:r>
         <w:rPr>
+          <w:rFonts w:ascii="Arial" w:hAnsi="Arial"/>
           <w:b/>
+          <w:color w:val="1F4E79"/>
           <w:sz w:val="24"/>
         </w:rPr>
         <w:t>4. Dokumentasi Pematuhan HSE</w:t>
@@ -4566,10 +5787,13 @@
     <w:p>
       <w:pPr>
         <w:keepNext/>
+        <w:spacing w:before="160" w:after="60"/>
       </w:pPr>
       <w:r>
         <w:rPr>
+          <w:rFonts w:ascii="Arial" w:hAnsi="Arial"/>
           <w:b/>
+          <w:color w:val="1F4E79"/>
           <w:sz w:val="24"/>
         </w:rPr>
         <w:t>5. Latihan HSE untuk Guru</w:t>
@@ -4583,10 +5807,13 @@
     <w:p>
       <w:pPr>
         <w:keepNext/>
+        <w:spacing w:before="160" w:after="60"/>
       </w:pPr>
       <w:r>
         <w:rPr>
+          <w:rFonts w:ascii="Arial" w:hAnsi="Arial"/>
           <w:b/>
+          <w:color w:val="1F4E79"/>
           <w:sz w:val="24"/>
         </w:rPr>
         <w:t>6. Definisi dan Konsep Asas: Rangka Perundangan HSE Tadika</w:t>
@@ -4600,10 +5827,13 @@
     <w:p>
       <w:pPr>
         <w:keepNext/>
+        <w:spacing w:before="160" w:after="60"/>
       </w:pPr>
       <w:r>
         <w:rPr>
+          <w:rFonts w:ascii="Arial" w:hAnsi="Arial"/>
           <w:b/>
+          <w:color w:val="1F4E79"/>
           <w:sz w:val="24"/>
         </w:rPr>
         <w:t>7. Prosedur Langkah Demi Langkah: Menjalankan Pemeriksaan HSE Harian</w:t>
@@ -4627,19 +5857,29 @@
         <w:tc>
           <w:tcPr>
             <w:tcW w:type="dxa" w:w="9313"/>
-            <w:shd w:val="clear" w:color="auto" w:fill="F2F2F2"/>
+            <w:shd w:val="clear" w:color="auto" w:fill="F2F7FC"/>
+            <w:tcBorders>
+              <w:left w:val="single" w:sz="24" w:space="0" w:color="1F4E79"/>
+            </w:tcBorders>
           </w:tcPr>
           <w:p>
+            <w:pPr>
+              <w:spacing w:after="80"/>
+            </w:pPr>
             <w:r>
               <w:rPr>
                 <w:rFonts w:ascii="Arial" w:hAnsi="Arial"/>
                 <w:b/>
+                <w:color w:val="1F4E79"/>
                 <w:sz w:val="24"/>
               </w:rPr>
-              <w:t>8. Kajian Kes Tadika: Kotak Pertolongan Cemas Luput Tanpa Disedari</w:t>
-            </w:r>
-          </w:p>
-          <w:p>
+              <w:t>📋  8. Kajian Kes Tadika: Kotak Pertolongan Cemas Luput Tanpa Disedari</w:t>
+            </w:r>
+          </w:p>
+          <w:p>
+            <w:pPr>
+              <w:spacing w:after="40"/>
+            </w:pPr>
             <w:r>
               <w:rPr>
                 <w:rFonts w:ascii="Arial" w:hAnsi="Arial"/>
@@ -4654,10 +5894,13 @@
     <w:p>
       <w:pPr>
         <w:keepNext/>
+        <w:spacing w:before="160" w:after="60"/>
       </w:pPr>
       <w:r>
         <w:rPr>
+          <w:rFonts w:ascii="Arial" w:hAnsi="Arial"/>
           <w:b/>
+          <w:color w:val="1F4E79"/>
           <w:sz w:val="24"/>
         </w:rPr>
         <w:t>9. Kesilapan Lazim dan Cara Mengelak</w:t>
@@ -4681,19 +5924,29 @@
         <w:tc>
           <w:tcPr>
             <w:tcW w:type="dxa" w:w="9313"/>
-            <w:shd w:val="clear" w:color="auto" w:fill="F2F2F2"/>
+            <w:shd w:val="clear" w:color="auto" w:fill="F2F7FC"/>
+            <w:tcBorders>
+              <w:left w:val="single" w:sz="24" w:space="0" w:color="1F4E79"/>
+            </w:tcBorders>
           </w:tcPr>
           <w:p>
+            <w:pPr>
+              <w:spacing w:after="80"/>
+            </w:pPr>
             <w:r>
               <w:rPr>
                 <w:rFonts w:ascii="Arial" w:hAnsi="Arial"/>
                 <w:b/>
+                <w:color w:val="1F4E79"/>
                 <w:sz w:val="24"/>
               </w:rPr>
-              <w:t>10. Senarai Semak Pematuhan HSE Harian (Sedia untuk Difotokopi)</w:t>
-            </w:r>
-          </w:p>
-          <w:p>
+              <w:t>☑  10. Senarai Semak Pematuhan HSE Harian (Sedia untuk Difotokopi)</w:t>
+            </w:r>
+          </w:p>
+          <w:p>
+            <w:pPr>
+              <w:spacing w:after="40"/>
+            </w:pPr>
             <w:r>
               <w:rPr>
                 <w:rFonts w:ascii="Arial" w:hAnsi="Arial"/>
@@ -4703,6 +5956,9 @@
             </w:r>
           </w:p>
           <w:p>
+            <w:pPr>
+              <w:spacing w:after="40"/>
+            </w:pPr>
             <w:r>
               <w:rPr>
                 <w:rFonts w:ascii="Arial" w:hAnsi="Arial"/>
@@ -4712,6 +5968,9 @@
             </w:r>
           </w:p>
           <w:p>
+            <w:pPr>
+              <w:spacing w:after="40"/>
+            </w:pPr>
             <w:r>
               <w:rPr>
                 <w:rFonts w:ascii="Arial" w:hAnsi="Arial"/>
@@ -4721,6 +5980,9 @@
             </w:r>
           </w:p>
           <w:p>
+            <w:pPr>
+              <w:spacing w:after="40"/>
+            </w:pPr>
             <w:r>
               <w:rPr>
                 <w:rFonts w:ascii="Arial" w:hAnsi="Arial"/>
@@ -4730,6 +5992,9 @@
             </w:r>
           </w:p>
           <w:p>
+            <w:pPr>
+              <w:spacing w:after="40"/>
+            </w:pPr>
             <w:r>
               <w:rPr>
                 <w:rFonts w:ascii="Arial" w:hAnsi="Arial"/>
@@ -4739,6 +6004,9 @@
             </w:r>
           </w:p>
           <w:p>
+            <w:pPr>
+              <w:spacing w:after="40"/>
+            </w:pPr>
             <w:r>
               <w:rPr>
                 <w:rFonts w:ascii="Arial" w:hAnsi="Arial"/>
@@ -4748,6 +6016,9 @@
             </w:r>
           </w:p>
           <w:p>
+            <w:pPr>
+              <w:spacing w:after="40"/>
+            </w:pPr>
             <w:r>
               <w:rPr>
                 <w:rFonts w:ascii="Arial" w:hAnsi="Arial"/>
@@ -4772,19 +6043,29 @@
         <w:tc>
           <w:tcPr>
             <w:tcW w:type="dxa" w:w="9313"/>
-            <w:shd w:val="clear" w:color="auto" w:fill="F2F2F2"/>
+            <w:shd w:val="clear" w:color="auto" w:fill="F2F7FC"/>
+            <w:tcBorders>
+              <w:left w:val="single" w:sz="24" w:space="0" w:color="1F4E79"/>
+            </w:tcBorders>
           </w:tcPr>
           <w:p>
+            <w:pPr>
+              <w:spacing w:after="80"/>
+            </w:pPr>
             <w:r>
               <w:rPr>
                 <w:rFonts w:ascii="Arial" w:hAnsi="Arial"/>
                 <w:b/>
+                <w:color w:val="1F4E79"/>
                 <w:sz w:val="24"/>
               </w:rPr>
-              <w:t>11. Aktiviti Pengukuhan</w:t>
-            </w:r>
-          </w:p>
-          <w:p>
+              <w:t>✏  11. Aktiviti Pengukuhan</w:t>
+            </w:r>
+          </w:p>
+          <w:p>
+            <w:pPr>
+              <w:spacing w:after="40"/>
+            </w:pPr>
             <w:r>
               <w:rPr>
                 <w:rFonts w:ascii="Arial" w:hAnsi="Arial"/>
@@ -4794,6 +6075,9 @@
             </w:r>
           </w:p>
           <w:p>
+            <w:pPr>
+              <w:spacing w:after="40"/>
+            </w:pPr>
             <w:r>
               <w:rPr>
                 <w:rFonts w:ascii="Arial" w:hAnsi="Arial"/>
@@ -4803,6 +6087,9 @@
             </w:r>
           </w:p>
           <w:p>
+            <w:pPr>
+              <w:spacing w:after="40"/>
+            </w:pPr>
             <w:r>
               <w:rPr>
                 <w:rFonts w:ascii="Arial" w:hAnsi="Arial"/>
@@ -4817,10 +6104,13 @@
     <w:p>
       <w:pPr>
         <w:keepNext/>
+        <w:spacing w:before="160" w:after="60"/>
       </w:pPr>
       <w:r>
         <w:rPr>
+          <w:rFonts w:ascii="Arial" w:hAnsi="Arial"/>
           <w:b/>
+          <w:color w:val="1F4E79"/>
           <w:sz w:val="24"/>
         </w:rPr>
         <w:t>12. Perkaitan dengan Kriteria Prestasi (Performance Criteria)</w:t>
@@ -4834,10 +6124,13 @@
     <w:p>
       <w:pPr>
         <w:keepNext/>
+        <w:spacing w:before="160" w:after="60"/>
       </w:pPr>
       <w:r>
         <w:rPr>
+          <w:rFonts w:ascii="Arial" w:hAnsi="Arial"/>
           <w:b/>
+          <w:color w:val="1F4E79"/>
           <w:sz w:val="24"/>
         </w:rPr>
         <w:t>13. Pertimbangan Tambahan: HSE Semasa Aktiviti Luar Bilik Darjah</w:t>
@@ -4851,10 +6144,13 @@
     <w:p>
       <w:pPr>
         <w:keepNext/>
+        <w:spacing w:before="160" w:after="60"/>
       </w:pPr>
       <w:r>
         <w:rPr>
+          <w:rFonts w:ascii="Arial" w:hAnsi="Arial"/>
           <w:b/>
+          <w:color w:val="1F4E79"/>
           <w:sz w:val="24"/>
         </w:rPr>
         <w:t>14. Pertimbangan Tambahan: Menguruskan Isu Kesihatan Berjangkit di Bilik Darjah</w:t>
@@ -4868,10 +6164,13 @@
     <w:p>
       <w:pPr>
         <w:keepNext/>
+        <w:spacing w:before="160" w:after="60"/>
       </w:pPr>
       <w:r>
         <w:rPr>
+          <w:rFonts w:ascii="Arial" w:hAnsi="Arial"/>
           <w:b/>
+          <w:color w:val="1F4E79"/>
           <w:sz w:val="24"/>
         </w:rPr>
         <w:t>15. Nota Tambahan: Budaya Keselamatan Berbanding Sekadar Pematuhan</w:t>
@@ -4895,19 +6194,29 @@
         <w:tc>
           <w:tcPr>
             <w:tcW w:type="dxa" w:w="9313"/>
-            <w:shd w:val="clear" w:color="auto" w:fill="F2F2F2"/>
+            <w:shd w:val="clear" w:color="auto" w:fill="F2F7FC"/>
+            <w:tcBorders>
+              <w:left w:val="single" w:sz="24" w:space="0" w:color="1F4E79"/>
+            </w:tcBorders>
           </w:tcPr>
           <w:p>
+            <w:pPr>
+              <w:spacing w:after="80"/>
+            </w:pPr>
             <w:r>
               <w:rPr>
                 <w:rFonts w:ascii="Arial" w:hAnsi="Arial"/>
                 <w:b/>
+                <w:color w:val="1F4E79"/>
                 <w:sz w:val="24"/>
               </w:rPr>
-              <w:t>16. Rumusan</w:t>
-            </w:r>
-          </w:p>
-          <w:p>
+              <w:t>📌  16. Rumusan</w:t>
+            </w:r>
+          </w:p>
+          <w:p>
+            <w:pPr>
+              <w:spacing w:after="40"/>
+            </w:pPr>
             <w:r>
               <w:rPr>
                 <w:rFonts w:ascii="Arial" w:hAnsi="Arial"/>
@@ -4922,10 +6231,13 @@
     <w:p>
       <w:pPr>
         <w:keepNext/>
+        <w:spacing w:before="160" w:after="60"/>
       </w:pPr>
       <w:r>
         <w:rPr>
+          <w:rFonts w:ascii="Arial" w:hAnsi="Arial"/>
           <w:b/>
+          <w:color w:val="1F4E79"/>
           <w:sz w:val="24"/>
         </w:rPr>
         <w:t>Glosari</w:t>
@@ -4935,6 +6247,7 @@
       <w:tblPr>
         <w:tblStyle w:val="TableGrid"/>
         <w:tblW w:type="auto" w:w="0"/>
+        <w:tblLayout w:type="autofit"/>
         <w:tblLook w:firstColumn="1" w:firstRow="1" w:lastColumn="0" w:lastRow="0" w:noHBand="0" w:noVBand="1" w:val="04A0"/>
       </w:tblPr>
       <w:tblGrid>
@@ -4948,13 +6261,20 @@
         <w:tc>
           <w:tcPr>
             <w:tcW w:type="dxa" w:w="4656"/>
-            <w:shd w:val="clear" w:color="auto" w:fill="D9D9D9"/>
+            <w:shd w:val="clear" w:color="auto" w:fill="DCE6F1"/>
+            <w:tcBorders>
+              <w:top w:val="single" w:sz="12" w:space="0" w:color="1F4E79"/>
+            </w:tcBorders>
           </w:tcPr>
           <w:p>
+            <w:pPr>
+              <w:spacing w:after="40"/>
+            </w:pPr>
             <w:r>
               <w:rPr>
                 <w:rFonts w:ascii="Arial" w:hAnsi="Arial"/>
                 <w:b/>
+                <w:color w:val="1F4E79"/>
                 <w:sz w:val="20"/>
               </w:rPr>
               <w:t>Istilah Inggeris</w:t>
@@ -4964,13 +6284,17 @@
         <w:tc>
           <w:tcPr>
             <w:tcW w:type="dxa" w:w="4656"/>
-            <w:shd w:val="clear" w:color="auto" w:fill="D9D9D9"/>
+            <w:shd w:val="clear" w:color="auto" w:fill="DCE6F1"/>
           </w:tcPr>
           <w:p>
+            <w:pPr>
+              <w:spacing w:after="40"/>
+            </w:pPr>
             <w:r>
               <w:rPr>
                 <w:rFonts w:ascii="Arial" w:hAnsi="Arial"/>
                 <w:b/>
+                <w:color w:val="1F4E79"/>
                 <w:sz w:val="20"/>
               </w:rPr>
               <w:t>Istilah Bahasa Malaysia</w:t>
@@ -4984,6 +6308,9 @@
             <w:tcW w:type="dxa" w:w="4656"/>
           </w:tcPr>
           <w:p>
+            <w:pPr>
+              <w:spacing w:after="40"/>
+            </w:pPr>
             <w:r>
               <w:rPr>
                 <w:rFonts w:ascii="Arial" w:hAnsi="Arial"/>
@@ -4998,6 +6325,9 @@
             <w:tcW w:type="dxa" w:w="4656"/>
           </w:tcPr>
           <w:p>
+            <w:pPr>
+              <w:spacing w:after="40"/>
+            </w:pPr>
             <w:r>
               <w:rPr>
                 <w:rFonts w:ascii="Arial" w:hAnsi="Arial"/>
@@ -5014,6 +6344,9 @@
             <w:tcW w:type="dxa" w:w="4656"/>
           </w:tcPr>
           <w:p>
+            <w:pPr>
+              <w:spacing w:after="40"/>
+            </w:pPr>
             <w:r>
               <w:rPr>
                 <w:rFonts w:ascii="Arial" w:hAnsi="Arial"/>
@@ -5028,6 +6361,9 @@
             <w:tcW w:type="dxa" w:w="4656"/>
           </w:tcPr>
           <w:p>
+            <w:pPr>
+              <w:spacing w:after="40"/>
+            </w:pPr>
             <w:r>
               <w:rPr>
                 <w:rFonts w:ascii="Arial" w:hAnsi="Arial"/>
@@ -5044,6 +6380,9 @@
             <w:tcW w:type="dxa" w:w="4656"/>
           </w:tcPr>
           <w:p>
+            <w:pPr>
+              <w:spacing w:after="40"/>
+            </w:pPr>
             <w:r>
               <w:rPr>
                 <w:rFonts w:ascii="Arial" w:hAnsi="Arial"/>
@@ -5058,6 +6397,9 @@
             <w:tcW w:type="dxa" w:w="4656"/>
           </w:tcPr>
           <w:p>
+            <w:pPr>
+              <w:spacing w:after="40"/>
+            </w:pPr>
             <w:r>
               <w:rPr>
                 <w:rFonts w:ascii="Arial" w:hAnsi="Arial"/>
@@ -5074,6 +6416,9 @@
             <w:tcW w:type="dxa" w:w="4656"/>
           </w:tcPr>
           <w:p>
+            <w:pPr>
+              <w:spacing w:after="40"/>
+            </w:pPr>
             <w:r>
               <w:rPr>
                 <w:rFonts w:ascii="Arial" w:hAnsi="Arial"/>
@@ -5088,6 +6433,9 @@
             <w:tcW w:type="dxa" w:w="4656"/>
           </w:tcPr>
           <w:p>
+            <w:pPr>
+              <w:spacing w:after="40"/>
+            </w:pPr>
             <w:r>
               <w:rPr>
                 <w:rFonts w:ascii="Arial" w:hAnsi="Arial"/>
@@ -5104,6 +6452,9 @@
             <w:tcW w:type="dxa" w:w="4656"/>
           </w:tcPr>
           <w:p>
+            <w:pPr>
+              <w:spacing w:after="40"/>
+            </w:pPr>
             <w:r>
               <w:rPr>
                 <w:rFonts w:ascii="Arial" w:hAnsi="Arial"/>
@@ -5118,6 +6469,9 @@
             <w:tcW w:type="dxa" w:w="4656"/>
           </w:tcPr>
           <w:p>
+            <w:pPr>
+              <w:spacing w:after="40"/>
+            </w:pPr>
             <w:r>
               <w:rPr>
                 <w:rFonts w:ascii="Arial" w:hAnsi="Arial"/>
@@ -5134,6 +6488,9 @@
             <w:tcW w:type="dxa" w:w="4656"/>
           </w:tcPr>
           <w:p>
+            <w:pPr>
+              <w:spacing w:after="40"/>
+            </w:pPr>
             <w:r>
               <w:rPr>
                 <w:rFonts w:ascii="Arial" w:hAnsi="Arial"/>
@@ -5148,6 +6505,9 @@
             <w:tcW w:type="dxa" w:w="4656"/>
           </w:tcPr>
           <w:p>
+            <w:pPr>
+              <w:spacing w:after="40"/>
+            </w:pPr>
             <w:r>
               <w:rPr>
                 <w:rFonts w:ascii="Arial" w:hAnsi="Arial"/>
@@ -5164,6 +6524,9 @@
             <w:tcW w:type="dxa" w:w="4656"/>
           </w:tcPr>
           <w:p>
+            <w:pPr>
+              <w:spacing w:after="40"/>
+            </w:pPr>
             <w:r>
               <w:rPr>
                 <w:rFonts w:ascii="Arial" w:hAnsi="Arial"/>
@@ -5178,6 +6541,9 @@
             <w:tcW w:type="dxa" w:w="4656"/>
           </w:tcPr>
           <w:p>
+            <w:pPr>
+              <w:spacing w:after="40"/>
+            </w:pPr>
             <w:r>
               <w:rPr>
                 <w:rFonts w:ascii="Arial" w:hAnsi="Arial"/>
@@ -5194,6 +6560,9 @@
             <w:tcW w:type="dxa" w:w="4656"/>
           </w:tcPr>
           <w:p>
+            <w:pPr>
+              <w:spacing w:after="40"/>
+            </w:pPr>
             <w:r>
               <w:rPr>
                 <w:rFonts w:ascii="Arial" w:hAnsi="Arial"/>
@@ -5208,6 +6577,9 @@
             <w:tcW w:type="dxa" w:w="4656"/>
           </w:tcPr>
           <w:p>
+            <w:pPr>
+              <w:spacing w:after="40"/>
+            </w:pPr>
             <w:r>
               <w:rPr>
                 <w:rFonts w:ascii="Arial" w:hAnsi="Arial"/>
@@ -5224,6 +6596,9 @@
             <w:tcW w:type="dxa" w:w="4656"/>
           </w:tcPr>
           <w:p>
+            <w:pPr>
+              <w:spacing w:after="40"/>
+            </w:pPr>
             <w:r>
               <w:rPr>
                 <w:rFonts w:ascii="Arial" w:hAnsi="Arial"/>
@@ -5238,6 +6613,9 @@
             <w:tcW w:type="dxa" w:w="4656"/>
           </w:tcPr>
           <w:p>
+            <w:pPr>
+              <w:spacing w:after="40"/>
+            </w:pPr>
             <w:r>
               <w:rPr>
                 <w:rFonts w:ascii="Arial" w:hAnsi="Arial"/>
@@ -5254,6 +6632,9 @@
             <w:tcW w:type="dxa" w:w="4656"/>
           </w:tcPr>
           <w:p>
+            <w:pPr>
+              <w:spacing w:after="40"/>
+            </w:pPr>
             <w:r>
               <w:rPr>
                 <w:rFonts w:ascii="Arial" w:hAnsi="Arial"/>
@@ -5268,6 +6649,9 @@
             <w:tcW w:type="dxa" w:w="4656"/>
           </w:tcPr>
           <w:p>
+            <w:pPr>
+              <w:spacing w:after="40"/>
+            </w:pPr>
             <w:r>
               <w:rPr>
                 <w:rFonts w:ascii="Arial" w:hAnsi="Arial"/>
@@ -5284,6 +6668,9 @@
             <w:tcW w:type="dxa" w:w="4656"/>
           </w:tcPr>
           <w:p>
+            <w:pPr>
+              <w:spacing w:after="40"/>
+            </w:pPr>
             <w:r>
               <w:rPr>
                 <w:rFonts w:ascii="Arial" w:hAnsi="Arial"/>
@@ -5298,6 +6685,9 @@
             <w:tcW w:type="dxa" w:w="4656"/>
           </w:tcPr>
           <w:p>
+            <w:pPr>
+              <w:spacing w:after="40"/>
+            </w:pPr>
             <w:r>
               <w:rPr>
                 <w:rFonts w:ascii="Arial" w:hAnsi="Arial"/>
@@ -5314,6 +6704,9 @@
             <w:tcW w:type="dxa" w:w="4656"/>
           </w:tcPr>
           <w:p>
+            <w:pPr>
+              <w:spacing w:after="40"/>
+            </w:pPr>
             <w:r>
               <w:rPr>
                 <w:rFonts w:ascii="Arial" w:hAnsi="Arial"/>
@@ -5328,6 +6721,9 @@
             <w:tcW w:type="dxa" w:w="4656"/>
           </w:tcPr>
           <w:p>
+            <w:pPr>
+              <w:spacing w:after="40"/>
+            </w:pPr>
             <w:r>
               <w:rPr>
                 <w:rFonts w:ascii="Arial" w:hAnsi="Arial"/>
@@ -5344,6 +6740,9 @@
             <w:tcW w:type="dxa" w:w="4656"/>
           </w:tcPr>
           <w:p>
+            <w:pPr>
+              <w:spacing w:after="40"/>
+            </w:pPr>
             <w:r>
               <w:rPr>
                 <w:rFonts w:ascii="Arial" w:hAnsi="Arial"/>
@@ -5358,6 +6757,9 @@
             <w:tcW w:type="dxa" w:w="4656"/>
           </w:tcPr>
           <w:p>
+            <w:pPr>
+              <w:spacing w:after="40"/>
+            </w:pPr>
             <w:r>
               <w:rPr>
                 <w:rFonts w:ascii="Arial" w:hAnsi="Arial"/>
@@ -5374,6 +6776,9 @@
             <w:tcW w:type="dxa" w:w="4656"/>
           </w:tcPr>
           <w:p>
+            <w:pPr>
+              <w:spacing w:after="40"/>
+            </w:pPr>
             <w:r>
               <w:rPr>
                 <w:rFonts w:ascii="Arial" w:hAnsi="Arial"/>
@@ -5388,6 +6793,9 @@
             <w:tcW w:type="dxa" w:w="4656"/>
           </w:tcPr>
           <w:p>
+            <w:pPr>
+              <w:spacing w:after="40"/>
+            </w:pPr>
             <w:r>
               <w:rPr>
                 <w:rFonts w:ascii="Arial" w:hAnsi="Arial"/>
@@ -5404,6 +6812,9 @@
             <w:tcW w:type="dxa" w:w="4656"/>
           </w:tcPr>
           <w:p>
+            <w:pPr>
+              <w:spacing w:after="40"/>
+            </w:pPr>
             <w:r>
               <w:rPr>
                 <w:rFonts w:ascii="Arial" w:hAnsi="Arial"/>
@@ -5418,6 +6829,9 @@
             <w:tcW w:type="dxa" w:w="4656"/>
           </w:tcPr>
           <w:p>
+            <w:pPr>
+              <w:spacing w:after="40"/>
+            </w:pPr>
             <w:r>
               <w:rPr>
                 <w:rFonts w:ascii="Arial" w:hAnsi="Arial"/>
@@ -5434,6 +6848,9 @@
             <w:tcW w:type="dxa" w:w="4656"/>
           </w:tcPr>
           <w:p>
+            <w:pPr>
+              <w:spacing w:after="40"/>
+            </w:pPr>
             <w:r>
               <w:rPr>
                 <w:rFonts w:ascii="Arial" w:hAnsi="Arial"/>
@@ -5448,6 +6865,9 @@
             <w:tcW w:type="dxa" w:w="4656"/>
           </w:tcPr>
           <w:p>
+            <w:pPr>
+              <w:spacing w:after="40"/>
+            </w:pPr>
             <w:r>
               <w:rPr>
                 <w:rFonts w:ascii="Arial" w:hAnsi="Arial"/>
@@ -5464,6 +6884,9 @@
             <w:tcW w:type="dxa" w:w="4656"/>
           </w:tcPr>
           <w:p>
+            <w:pPr>
+              <w:spacing w:after="40"/>
+            </w:pPr>
             <w:r>
               <w:rPr>
                 <w:rFonts w:ascii="Arial" w:hAnsi="Arial"/>
@@ -5478,6 +6901,9 @@
             <w:tcW w:type="dxa" w:w="4656"/>
           </w:tcPr>
           <w:p>
+            <w:pPr>
+              <w:spacing w:after="40"/>
+            </w:pPr>
             <w:r>
               <w:rPr>
                 <w:rFonts w:ascii="Arial" w:hAnsi="Arial"/>
@@ -5494,6 +6920,9 @@
             <w:tcW w:type="dxa" w:w="4656"/>
           </w:tcPr>
           <w:p>
+            <w:pPr>
+              <w:spacing w:after="40"/>
+            </w:pPr>
             <w:r>
               <w:rPr>
                 <w:rFonts w:ascii="Arial" w:hAnsi="Arial"/>
@@ -5508,6 +6937,9 @@
             <w:tcW w:type="dxa" w:w="4656"/>
           </w:tcPr>
           <w:p>
+            <w:pPr>
+              <w:spacing w:after="40"/>
+            </w:pPr>
             <w:r>
               <w:rPr>
                 <w:rFonts w:ascii="Arial" w:hAnsi="Arial"/>
@@ -5524,6 +6956,9 @@
             <w:tcW w:type="dxa" w:w="4656"/>
           </w:tcPr>
           <w:p>
+            <w:pPr>
+              <w:spacing w:after="40"/>
+            </w:pPr>
             <w:r>
               <w:rPr>
                 <w:rFonts w:ascii="Arial" w:hAnsi="Arial"/>
@@ -5538,6 +6973,9 @@
             <w:tcW w:type="dxa" w:w="4656"/>
           </w:tcPr>
           <w:p>
+            <w:pPr>
+              <w:spacing w:after="40"/>
+            </w:pPr>
             <w:r>
               <w:rPr>
                 <w:rFonts w:ascii="Arial" w:hAnsi="Arial"/>
@@ -5554,6 +6992,9 @@
             <w:tcW w:type="dxa" w:w="4656"/>
           </w:tcPr>
           <w:p>
+            <w:pPr>
+              <w:spacing w:after="40"/>
+            </w:pPr>
             <w:r>
               <w:rPr>
                 <w:rFonts w:ascii="Arial" w:hAnsi="Arial"/>
@@ -5568,6 +7009,9 @@
             <w:tcW w:type="dxa" w:w="4656"/>
           </w:tcPr>
           <w:p>
+            <w:pPr>
+              <w:spacing w:after="40"/>
+            </w:pPr>
             <w:r>
               <w:rPr>
                 <w:rFonts w:ascii="Arial" w:hAnsi="Arial"/>
@@ -5584,6 +7028,9 @@
             <w:tcW w:type="dxa" w:w="4656"/>
           </w:tcPr>
           <w:p>
+            <w:pPr>
+              <w:spacing w:after="40"/>
+            </w:pPr>
             <w:r>
               <w:rPr>
                 <w:rFonts w:ascii="Arial" w:hAnsi="Arial"/>
@@ -5598,6 +7045,9 @@
             <w:tcW w:type="dxa" w:w="4656"/>
           </w:tcPr>
           <w:p>
+            <w:pPr>
+              <w:spacing w:after="40"/>
+            </w:pPr>
             <w:r>
               <w:rPr>
                 <w:rFonts w:ascii="Arial" w:hAnsi="Arial"/>
@@ -5614,6 +7064,9 @@
             <w:tcW w:type="dxa" w:w="4656"/>
           </w:tcPr>
           <w:p>
+            <w:pPr>
+              <w:spacing w:after="40"/>
+            </w:pPr>
             <w:r>
               <w:rPr>
                 <w:rFonts w:ascii="Arial" w:hAnsi="Arial"/>
@@ -5628,6 +7081,9 @@
             <w:tcW w:type="dxa" w:w="4656"/>
           </w:tcPr>
           <w:p>
+            <w:pPr>
+              <w:spacing w:after="40"/>
+            </w:pPr>
             <w:r>
               <w:rPr>
                 <w:rFonts w:ascii="Arial" w:hAnsi="Arial"/>
@@ -5644,6 +7100,9 @@
             <w:tcW w:type="dxa" w:w="4656"/>
           </w:tcPr>
           <w:p>
+            <w:pPr>
+              <w:spacing w:after="40"/>
+            </w:pPr>
             <w:r>
               <w:rPr>
                 <w:rFonts w:ascii="Arial" w:hAnsi="Arial"/>
@@ -5658,6 +7117,9 @@
             <w:tcW w:type="dxa" w:w="4656"/>
           </w:tcPr>
           <w:p>
+            <w:pPr>
+              <w:spacing w:after="40"/>
+            </w:pPr>
             <w:r>
               <w:rPr>
                 <w:rFonts w:ascii="Arial" w:hAnsi="Arial"/>
@@ -5674,6 +7136,9 @@
             <w:tcW w:type="dxa" w:w="4656"/>
           </w:tcPr>
           <w:p>
+            <w:pPr>
+              <w:spacing w:after="40"/>
+            </w:pPr>
             <w:r>
               <w:rPr>
                 <w:rFonts w:ascii="Arial" w:hAnsi="Arial"/>
@@ -5688,6 +7153,9 @@
             <w:tcW w:type="dxa" w:w="4656"/>
           </w:tcPr>
           <w:p>
+            <w:pPr>
+              <w:spacing w:after="40"/>
+            </w:pPr>
             <w:r>
               <w:rPr>
                 <w:rFonts w:ascii="Arial" w:hAnsi="Arial"/>
@@ -5704,6 +7172,9 @@
             <w:tcW w:type="dxa" w:w="4656"/>
           </w:tcPr>
           <w:p>
+            <w:pPr>
+              <w:spacing w:after="40"/>
+            </w:pPr>
             <w:r>
               <w:rPr>
                 <w:rFonts w:ascii="Arial" w:hAnsi="Arial"/>
@@ -5718,6 +7189,9 @@
             <w:tcW w:type="dxa" w:w="4656"/>
           </w:tcPr>
           <w:p>
+            <w:pPr>
+              <w:spacing w:after="40"/>
+            </w:pPr>
             <w:r>
               <w:rPr>
                 <w:rFonts w:ascii="Arial" w:hAnsi="Arial"/>
@@ -5730,19 +7204,36 @@
       </w:tr>
     </w:tbl>
     <w:p>
+      <w:pPr>
+        <w:spacing w:before="160" w:after="60"/>
+      </w:pPr>
       <w:r>
         <w:rPr>
+          <w:rFonts w:ascii="Arial" w:hAnsi="Arial"/>
           <w:b/>
+          <w:color w:val="1F4E79"/>
         </w:rPr>
         <w:t>SOALAN:</w:t>
       </w:r>
     </w:p>
-    <w:p/>
     <w:p>
       <w:pPr>
-        <w:pStyle w:val="ListParagraph"/>
+        <w:spacing w:after="60"/>
+        <w:ind w:left="360" w:hanging="360"/>
       </w:pPr>
       <w:r>
+        <w:rPr>
+          <w:rFonts w:ascii="Arial" w:hAnsi="Arial"/>
+          <w:sz w:val="22"/>
+        </w:rPr>
+        <w:t>1.</w:t>
+        <w:tab/>
+      </w:r>
+      <w:r>
+        <w:rPr>
+          <w:rFonts w:ascii="Arial" w:hAnsi="Arial"/>
+          <w:sz w:val="22"/>
+        </w:rPr>
         <w:t>Mengapakah guru perlu memastikan laluan kecemasan sentiasa tidak terhalang dalam bilik darjah prasekolah?</w:t>
       </w:r>
     </w:p>
@@ -5751,12 +7242,24 @@
         <w:t>Jawapan model: Laluan kecemasan yang terhalang boleh melambatkan pengungsian murid semasa kejadian kecemasan seperti kebakaran, meningkatkan risiko kecederaan. Ia juga keperluan mandatori di bawah piawaian keselamatan bilik darjah dan Fire Service Act 1988.</w:t>
       </w:r>
     </w:p>
-    <w:p/>
     <w:p>
       <w:pPr>
-        <w:pStyle w:val="ListParagraph"/>
+        <w:spacing w:after="60"/>
+        <w:ind w:left="360" w:hanging="360"/>
       </w:pPr>
       <w:r>
+        <w:rPr>
+          <w:rFonts w:ascii="Arial" w:hAnsi="Arial"/>
+          <w:sz w:val="22"/>
+        </w:rPr>
+        <w:t>2.</w:t>
+        <w:tab/>
+      </w:r>
+      <w:r>
+        <w:rPr>
+          <w:rFonts w:ascii="Arial" w:hAnsi="Arial"/>
+          <w:sz w:val="22"/>
+        </w:rPr>
         <w:t>Bezakan susun atur bilik darjah bagi pendekatan *learning centre* berbanding pendekatan *thematic*.</w:t>
       </w:r>
     </w:p>
@@ -5765,12 +7268,24 @@
         <w:t>Jawapan model: Pendekatan *learning centre* memerlukan beberapa sudut aktiviti tetap yang berbeza fungsi (bahasa, sains, matematik, seni) untuk rotasi murid, manakala pendekatan *thematic* menghias keseluruhan bilik darjah mengikut satu tema sepanjang tempoh tertentu, merentas semua tunjang KSPK.</w:t>
       </w:r>
     </w:p>
-    <w:p/>
     <w:p>
       <w:pPr>
-        <w:pStyle w:val="ListParagraph"/>
+        <w:spacing w:after="60"/>
+        <w:ind w:left="360" w:hanging="360"/>
       </w:pPr>
       <w:r>
+        <w:rPr>
+          <w:rFonts w:ascii="Arial" w:hAnsi="Arial"/>
+          <w:sz w:val="22"/>
+        </w:rPr>
+        <w:t>3.</w:t>
+        <w:tab/>
+      </w:r>
+      <w:r>
+        <w:rPr>
+          <w:rFonts w:ascii="Arial" w:hAnsi="Arial"/>
+          <w:sz w:val="22"/>
+        </w:rPr>
         <w:t>Namakan tiga alat penilaian keberkesanan persekitaran pembelajaran dan terangkan kegunaan masing-masing secara ringkas.</w:t>
       </w:r>
     </w:p>
@@ -5780,9 +7295,14 @@
       </w:r>
     </w:p>
     <w:p>
+      <w:pPr>
+        <w:spacing w:before="160" w:after="60"/>
+      </w:pPr>
       <w:r>
         <w:rPr>
+          <w:rFonts w:ascii="Arial" w:hAnsi="Arial"/>
           <w:b/>
+          <w:color w:val="1F4E79"/>
         </w:rPr>
         <w:t>RUJUKAN:</w:t>
       </w:r>
@@ -5824,16 +7344,24 @@
   <w:p>
     <w:pPr>
       <w:pStyle w:val="Footer"/>
+      <w:pBdr>
+        <w:top w:val="single" w:sz="6" w:space="4" w:color="2E75B6"/>
+      </w:pBdr>
+      <w:spacing w:before="80"/>
       <w:jc w:val="center"/>
     </w:pPr>
     <w:r>
       <w:rPr>
         <w:rFonts w:ascii="Arial" w:hAnsi="Arial"/>
+        <w:color w:val="1F4E79"/>
         <w:sz w:val="18"/>
       </w:rPr>
       <w:t xml:space="preserve">Muka surat </w:t>
     </w:r>
     <w:r>
+      <w:rPr>
+        <w:color w:val="1F4E79"/>
+      </w:rPr>
       <w:fldChar w:fldCharType="begin"/>
       <w:instrText xml:space="preserve">PAGE</w:instrText>
       <w:fldChar w:fldCharType="end"/>
@@ -5841,11 +7369,15 @@
     <w:r>
       <w:rPr>
         <w:rFonts w:ascii="Arial" w:hAnsi="Arial"/>
+        <w:color w:val="1F4E79"/>
         <w:sz w:val="18"/>
       </w:rPr>
       <w:t xml:space="preserve"> / </w:t>
     </w:r>
     <w:r>
+      <w:rPr>
+        <w:color w:val="1F4E79"/>
+      </w:rPr>
       <w:fldChar w:fldCharType="begin"/>
       <w:instrText xml:space="preserve">NUMPAGES</w:instrText>
       <w:fldChar w:fldCharType="end"/>
@@ -6057,11 +7589,17 @@
   <w:p>
     <w:pPr>
       <w:pStyle w:val="Header"/>
+      <w:pBdr>
+        <w:bottom w:val="single" w:sz="6" w:space="4" w:color="2E75B6"/>
+      </w:pBdr>
+      <w:spacing w:after="80"/>
       <w:jc w:val="right"/>
     </w:pPr>
     <w:r>
       <w:rPr>
         <w:rFonts w:ascii="Arial" w:hAnsi="Arial"/>
+        <w:b/>
+        <w:color w:val="1F4E79"/>
         <w:sz w:val="18"/>
       </w:rPr>
       <w:t>P851-002-4:2025-C03/NP(1/4)</w:t>
